--- a/Handleidingen/Borduren - leerlingenhandleiding v0.1.docx
+++ b/Handleidingen/Borduren - leerlingenhandleiding v0.1.docx
@@ -210,7 +210,14 @@
           <w:sz w:val="42"/>
           <w:szCs w:val="72"/>
         </w:rPr>
-        <w:t xml:space="preserve"> bij de juiste borduurmachine</w:t>
+        <w:t xml:space="preserve"> bij de borduurmachine</w:t>
+      </w:r>
+      <w:r>
+        <w:rPr>
+          <w:sz w:val="42"/>
+          <w:szCs w:val="72"/>
+        </w:rPr>
+        <w:t xml:space="preserve"> met de gekozen kleur garen</w:t>
       </w:r>
     </w:p>
     <w:p>
@@ -252,9 +259,21 @@
         </w:rPr>
         <w:t>Als het borduursel klaar is kun je het ophalen en op iets anders naaien</w:t>
       </w:r>
+      <w:r>
+        <w:rPr>
+          <w:sz w:val="42"/>
+          <w:szCs w:val="72"/>
+        </w:rPr>
+        <w:t xml:space="preserve"> (en alles wat vandaag niet klaar geborduurd is zal er volgende week zijn)</w:t>
+      </w:r>
     </w:p>
     <w:p>
       <w:pPr>
+        <w:pStyle w:val="ListParagraph"/>
+        <w:numPr>
+          <w:ilvl w:val="0"/>
+          <w:numId w:val="7"/>
+        </w:numPr>
         <w:rPr>
           <w:sz w:val="36"/>
           <w:szCs w:val="48"/>
@@ -269,11 +288,16 @@
           <w:szCs w:val="48"/>
         </w:rPr>
         <w:lastRenderedPageBreak/>
-        <w:t>Je kunt deze instructies volgen</w:t>
+        <w:t xml:space="preserve">Volg deze instructies om te leren hoe het werkt. </w:t>
       </w:r>
     </w:p>
     <w:p>
       <w:pPr>
+        <w:pStyle w:val="ListParagraph"/>
+        <w:numPr>
+          <w:ilvl w:val="0"/>
+          <w:numId w:val="7"/>
+        </w:numPr>
         <w:rPr>
           <w:sz w:val="36"/>
           <w:szCs w:val="48"/>
@@ -284,14 +308,75 @@
           <w:sz w:val="36"/>
           <w:szCs w:val="48"/>
         </w:rPr>
-        <w:t>Maar je mag ook zelf iets bedenken</w:t>
-      </w:r>
-      <w:r>
+        <w:t>Je hoeft niet alle opdrachten te doen. Kies uit wat je aanspreekt</w:t>
+      </w:r>
+    </w:p>
+    <w:p>
+      <w:pPr>
+        <w:pStyle w:val="ListParagraph"/>
+        <w:numPr>
+          <w:ilvl w:val="0"/>
+          <w:numId w:val="7"/>
+        </w:numPr>
         <w:rPr>
           <w:sz w:val="36"/>
           <w:szCs w:val="48"/>
         </w:rPr>
-        <w:t>!</w:t>
+      </w:pPr>
+      <w:r>
+        <w:rPr>
+          <w:sz w:val="36"/>
+          <w:szCs w:val="48"/>
+        </w:rPr>
+        <w:t xml:space="preserve">Daarna kies je één van de figuren om te borduren. </w:t>
+      </w:r>
+    </w:p>
+    <w:p>
+      <w:pPr>
+        <w:pStyle w:val="ListParagraph"/>
+        <w:numPr>
+          <w:ilvl w:val="0"/>
+          <w:numId w:val="7"/>
+        </w:numPr>
+        <w:rPr>
+          <w:sz w:val="36"/>
+          <w:szCs w:val="48"/>
+        </w:rPr>
+      </w:pPr>
+      <w:r>
+        <w:rPr>
+          <w:sz w:val="36"/>
+          <w:szCs w:val="48"/>
+        </w:rPr>
+        <w:t>Maar je mag ook zelf iets bedenken!</w:t>
+      </w:r>
+      <w:r>
+        <w:rPr>
+          <w:sz w:val="36"/>
+          <w:szCs w:val="48"/>
+        </w:rPr>
+        <w:t xml:space="preserve"> Kijk voor inspiratie eventueel naar de voorbeelden op de gang</w:t>
+      </w:r>
+      <w:r>
+        <w:rPr>
+          <w:sz w:val="36"/>
+          <w:szCs w:val="48"/>
+        </w:rPr>
+        <w:t>. E</w:t>
+      </w:r>
+      <w:r>
+        <w:rPr>
+          <w:sz w:val="36"/>
+          <w:szCs w:val="48"/>
+        </w:rPr>
+        <w:t>n bedenk dan goed hoe die gemaakt zijn.</w:t>
+      </w:r>
+      <w:r>
+        <w:rPr>
+          <w:sz w:val="36"/>
+          <w:szCs w:val="48"/>
+        </w:rPr>
+        <w:t xml:space="preserve"> Teken op papier wat je maken wilt</w:t>
       </w:r>
     </w:p>
     <w:p>
@@ -326,7 +411,28 @@
           <w:sz w:val="36"/>
           <w:szCs w:val="48"/>
         </w:rPr>
-        <w:t>Gebruik geen kleuren. De kleur garen kies je door de juiste borduurmachine te kiezen</w:t>
+        <w:t>Gebruik geen kleuren</w:t>
+      </w:r>
+      <w:r>
+        <w:rPr>
+          <w:sz w:val="36"/>
+          <w:szCs w:val="48"/>
+        </w:rPr>
+        <w:t xml:space="preserve"> in je ontwerp</w:t>
+      </w:r>
+      <w:r>
+        <w:rPr>
+          <w:sz w:val="36"/>
+          <w:szCs w:val="48"/>
+        </w:rPr>
+        <w:t>. De kleur garen kies je door de juiste borduurmachine te kiezen</w:t>
+      </w:r>
+      <w:r>
+        <w:rPr>
+          <w:sz w:val="36"/>
+          <w:szCs w:val="48"/>
+        </w:rPr>
+        <w:t>. Meer kleuren in een enkel ontwerp kunnen we vandaag niet doen.</w:t>
       </w:r>
     </w:p>
     <w:p>
@@ -447,7 +553,2636 @@
         <w:br w:type="page"/>
       </w:r>
     </w:p>
-    <w:p/>
+    <w:p>
+      <w:pPr>
+        <w:pStyle w:val="Heading1"/>
+      </w:pPr>
+      <w:r>
+        <w:lastRenderedPageBreak/>
+        <w:t>Wat je op het scherm ziet</w:t>
+      </w:r>
+    </w:p>
+    <w:p>
+      <w:r>
+        <w:rPr>
+          <w:noProof/>
+        </w:rPr>
+        <mc:AlternateContent>
+          <mc:Choice Requires="wps">
+            <w:drawing>
+              <wp:anchor distT="0" distB="0" distL="114300" distR="114300" simplePos="0" relativeHeight="251762688" behindDoc="0" locked="0" layoutInCell="1" allowOverlap="1" wp14:anchorId="25A15AB5" wp14:editId="0E59B5EE">
+                <wp:simplePos x="0" y="0"/>
+                <wp:positionH relativeFrom="column">
+                  <wp:posOffset>6073576</wp:posOffset>
+                </wp:positionH>
+                <wp:positionV relativeFrom="paragraph">
+                  <wp:posOffset>2076924</wp:posOffset>
+                </wp:positionV>
+                <wp:extent cx="1749491" cy="545465"/>
+                <wp:effectExtent l="0" t="0" r="22225" b="26035"/>
+                <wp:wrapNone/>
+                <wp:docPr id="1405852433" name="Speech Bubble: Rectangle with Corners Rounded 1"/>
+                <wp:cNvGraphicFramePr/>
+                <a:graphic xmlns:a="http://schemas.openxmlformats.org/drawingml/2006/main">
+                  <a:graphicData uri="http://schemas.microsoft.com/office/word/2010/wordprocessingShape">
+                    <wps:wsp>
+                      <wps:cNvSpPr/>
+                      <wps:spPr>
+                        <a:xfrm>
+                          <a:off x="0" y="0"/>
+                          <a:ext cx="1749491" cy="545465"/>
+                        </a:xfrm>
+                        <a:prstGeom prst="wedgeRoundRectCallout">
+                          <a:avLst>
+                            <a:gd name="adj1" fmla="val 26166"/>
+                            <a:gd name="adj2" fmla="val 37075"/>
+                            <a:gd name="adj3" fmla="val 16667"/>
+                          </a:avLst>
+                        </a:prstGeom>
+                      </wps:spPr>
+                      <wps:style>
+                        <a:lnRef idx="2">
+                          <a:schemeClr val="accent1">
+                            <a:shade val="15000"/>
+                          </a:schemeClr>
+                        </a:lnRef>
+                        <a:fillRef idx="1">
+                          <a:schemeClr val="accent1"/>
+                        </a:fillRef>
+                        <a:effectRef idx="0">
+                          <a:schemeClr val="accent1"/>
+                        </a:effectRef>
+                        <a:fontRef idx="minor">
+                          <a:schemeClr val="lt1"/>
+                        </a:fontRef>
+                      </wps:style>
+                      <wps:txbx>
+                        <w:txbxContent>
+                          <w:p>
+                            <w:pPr>
+                              <w:jc w:val="center"/>
+                            </w:pPr>
+                            <w:r>
+                              <w:t xml:space="preserve">Dit </w:t>
+                            </w:r>
+                            <w:r>
+                              <w:t>heet</w:t>
+                            </w:r>
+                            <w:r>
+                              <w:t xml:space="preserve"> </w:t>
+                            </w:r>
+                            <w:r>
+                              <w:t>het speelveld of podium</w:t>
+                            </w:r>
+                          </w:p>
+                        </w:txbxContent>
+                      </wps:txbx>
+                      <wps:bodyPr rot="0" spcFirstLastPara="0" vertOverflow="overflow" horzOverflow="overflow" vert="horz" wrap="square" lIns="91440" tIns="45720" rIns="91440" bIns="45720" numCol="1" spcCol="0" rtlCol="0" fromWordArt="0" anchor="ctr" anchorCtr="0" forceAA="0" compatLnSpc="1">
+                        <a:prstTxWarp prst="textNoShape">
+                          <a:avLst/>
+                        </a:prstTxWarp>
+                        <a:noAutofit/>
+                      </wps:bodyPr>
+                    </wps:wsp>
+                  </a:graphicData>
+                </a:graphic>
+                <wp14:sizeRelH relativeFrom="margin">
+                  <wp14:pctWidth>0</wp14:pctWidth>
+                </wp14:sizeRelH>
+                <wp14:sizeRelV relativeFrom="margin">
+                  <wp14:pctHeight>0</wp14:pctHeight>
+                </wp14:sizeRelV>
+              </wp:anchor>
+            </w:drawing>
+          </mc:Choice>
+          <mc:Fallback>
+            <w:pict>
+              <v:shapetype w14:anchorId="25A15AB5" id="_x0000_t62" coordsize="21600,21600" o:spt="62" adj="1350,25920" path="m3600,qx,3600l0@8@12@24,0@9,,18000qy3600,21600l@6,21600@15@27@7,21600,18000,21600qx21600,18000l21600@9@18@30,21600@8,21600,3600qy18000,l@7,0@21@33@6,xe">
+                <v:stroke joinstyle="miter"/>
+                <v:formulas>
+                  <v:f eqn="sum 10800 0 #0"/>
+                  <v:f eqn="sum 10800 0 #1"/>
+                  <v:f eqn="sum #0 0 #1"/>
+                  <v:f eqn="sum @0 @1 0"/>
+                  <v:f eqn="sum 21600 0 #0"/>
+                  <v:f eqn="sum 21600 0 #1"/>
+                  <v:f eqn="if @0 3600 12600"/>
+                  <v:f eqn="if @0 9000 18000"/>
+                  <v:f eqn="if @1 3600 12600"/>
+                  <v:f eqn="if @1 9000 18000"/>
+                  <v:f eqn="if @2 0 #0"/>
+                  <v:f eqn="if @3 @10 0"/>
+                  <v:f eqn="if #0 0 @11"/>
+                  <v:f eqn="if @2 @6 #0"/>
+                  <v:f eqn="if @3 @6 @13"/>
+                  <v:f eqn="if @5 @6 @14"/>
+                  <v:f eqn="if @2 #0 21600"/>
+                  <v:f eqn="if @3 21600 @16"/>
+                  <v:f eqn="if @4 21600 @17"/>
+                  <v:f eqn="if @2 #0 @6"/>
+                  <v:f eqn="if @3 @19 @6"/>
+                  <v:f eqn="if #1 @6 @20"/>
+                  <v:f eqn="if @2 @8 #1"/>
+                  <v:f eqn="if @3 @22 @8"/>
+                  <v:f eqn="if #0 @8 @23"/>
+                  <v:f eqn="if @2 21600 #1"/>
+                  <v:f eqn="if @3 21600 @25"/>
+                  <v:f eqn="if @5 21600 @26"/>
+                  <v:f eqn="if @2 #1 @8"/>
+                  <v:f eqn="if @3 @8 @28"/>
+                  <v:f eqn="if @4 @8 @29"/>
+                  <v:f eqn="if @2 #1 0"/>
+                  <v:f eqn="if @3 @31 0"/>
+                  <v:f eqn="if #1 0 @32"/>
+                  <v:f eqn="val #0"/>
+                  <v:f eqn="val #1"/>
+                </v:formulas>
+                <v:path o:connecttype="custom" o:connectlocs="10800,0;0,10800;10800,21600;21600,10800;@34,@35" textboxrect="791,791,20809,20809"/>
+                <v:handles>
+                  <v:h position="#0,#1"/>
+                </v:handles>
+              </v:shapetype>
+              <v:shape id="Speech Bubble: Rectangle with Corners Rounded 1" o:spid="_x0000_s1026" type="#_x0000_t62" style="position:absolute;margin-left:478.25pt;margin-top:163.55pt;width:137.75pt;height:42.95pt;z-index:251762688;visibility:visible;mso-wrap-style:square;mso-width-percent:0;mso-height-percent:0;mso-wrap-distance-left:9pt;mso-wrap-distance-top:0;mso-wrap-distance-right:9pt;mso-wrap-distance-bottom:0;mso-position-horizontal:absolute;mso-position-horizontal-relative:text;mso-position-vertical:absolute;mso-position-vertical-relative:text;mso-width-percent:0;mso-height-percent:0;mso-width-relative:margin;mso-height-relative:margin;v-text-anchor:middle" o:gfxdata="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" adj="16452,18808" fillcolor="#156082 [3204]" strokecolor="#030e13 [484]" strokeweight="1pt">
+                <v:textbox>
+                  <w:txbxContent>
+                    <w:p>
+                      <w:pPr>
+                        <w:jc w:val="center"/>
+                      </w:pPr>
+                      <w:r>
+                        <w:t xml:space="preserve">Dit </w:t>
+                      </w:r>
+                      <w:r>
+                        <w:t>heet</w:t>
+                      </w:r>
+                      <w:r>
+                        <w:t xml:space="preserve"> </w:t>
+                      </w:r>
+                      <w:r>
+                        <w:t>het speelveld of podium</w:t>
+                      </w:r>
+                    </w:p>
+                  </w:txbxContent>
+                </v:textbox>
+              </v:shape>
+            </w:pict>
+          </mc:Fallback>
+        </mc:AlternateContent>
+      </w:r>
+      <w:r>
+        <w:rPr>
+          <w:noProof/>
+        </w:rPr>
+        <mc:AlternateContent>
+          <mc:Choice Requires="wps">
+            <w:drawing>
+              <wp:anchor distT="0" distB="0" distL="114300" distR="114300" simplePos="0" relativeHeight="251760640" behindDoc="0" locked="0" layoutInCell="1" allowOverlap="1" wp14:anchorId="52D0FBE6" wp14:editId="7BD58D27">
+                <wp:simplePos x="0" y="0"/>
+                <wp:positionH relativeFrom="column">
+                  <wp:posOffset>5357069</wp:posOffset>
+                </wp:positionH>
+                <wp:positionV relativeFrom="paragraph">
+                  <wp:posOffset>705324</wp:posOffset>
+                </wp:positionV>
+                <wp:extent cx="1483360" cy="354330"/>
+                <wp:effectExtent l="0" t="0" r="212090" b="502920"/>
+                <wp:wrapNone/>
+                <wp:docPr id="2112071891" name="Speech Bubble: Rectangle with Corners Rounded 1"/>
+                <wp:cNvGraphicFramePr/>
+                <a:graphic xmlns:a="http://schemas.openxmlformats.org/drawingml/2006/main">
+                  <a:graphicData uri="http://schemas.microsoft.com/office/word/2010/wordprocessingShape">
+                    <wps:wsp>
+                      <wps:cNvSpPr/>
+                      <wps:spPr>
+                        <a:xfrm>
+                          <a:off x="0" y="0"/>
+                          <a:ext cx="1483360" cy="354330"/>
+                        </a:xfrm>
+                        <a:prstGeom prst="wedgeRoundRectCallout">
+                          <a:avLst>
+                            <a:gd name="adj1" fmla="val 59748"/>
+                            <a:gd name="adj2" fmla="val 172185"/>
+                            <a:gd name="adj3" fmla="val 16667"/>
+                          </a:avLst>
+                        </a:prstGeom>
+                      </wps:spPr>
+                      <wps:style>
+                        <a:lnRef idx="2">
+                          <a:schemeClr val="accent1">
+                            <a:shade val="15000"/>
+                          </a:schemeClr>
+                        </a:lnRef>
+                        <a:fillRef idx="1">
+                          <a:schemeClr val="accent1"/>
+                        </a:fillRef>
+                        <a:effectRef idx="0">
+                          <a:schemeClr val="accent1"/>
+                        </a:effectRef>
+                        <a:fontRef idx="minor">
+                          <a:schemeClr val="lt1"/>
+                        </a:fontRef>
+                      </wps:style>
+                      <wps:txbx>
+                        <w:txbxContent>
+                          <w:p>
+                            <w:pPr>
+                              <w:jc w:val="center"/>
+                            </w:pPr>
+                            <w:r>
+                              <w:t>Dit is de schildpad</w:t>
+                            </w:r>
+                          </w:p>
+                        </w:txbxContent>
+                      </wps:txbx>
+                      <wps:bodyPr rot="0" spcFirstLastPara="0" vertOverflow="overflow" horzOverflow="overflow" vert="horz" wrap="square" lIns="91440" tIns="45720" rIns="91440" bIns="45720" numCol="1" spcCol="0" rtlCol="0" fromWordArt="0" anchor="ctr" anchorCtr="0" forceAA="0" compatLnSpc="1">
+                        <a:prstTxWarp prst="textNoShape">
+                          <a:avLst/>
+                        </a:prstTxWarp>
+                        <a:noAutofit/>
+                      </wps:bodyPr>
+                    </wps:wsp>
+                  </a:graphicData>
+                </a:graphic>
+                <wp14:sizeRelH relativeFrom="margin">
+                  <wp14:pctWidth>0</wp14:pctWidth>
+                </wp14:sizeRelH>
+                <wp14:sizeRelV relativeFrom="margin">
+                  <wp14:pctHeight>0</wp14:pctHeight>
+                </wp14:sizeRelV>
+              </wp:anchor>
+            </w:drawing>
+          </mc:Choice>
+          <mc:Fallback>
+            <w:pict>
+              <v:shape w14:anchorId="52D0FBE6" id="_x0000_s1027" type="#_x0000_t62" style="position:absolute;margin-left:421.8pt;margin-top:55.55pt;width:116.8pt;height:27.9pt;z-index:251760640;visibility:visible;mso-wrap-style:square;mso-width-percent:0;mso-height-percent:0;mso-wrap-distance-left:9pt;mso-wrap-distance-top:0;mso-wrap-distance-right:9pt;mso-wrap-distance-bottom:0;mso-position-horizontal:absolute;mso-position-horizontal-relative:text;mso-position-vertical:absolute;mso-position-vertical-relative:text;mso-width-percent:0;mso-height-percent:0;mso-width-relative:margin;mso-height-relative:margin;v-text-anchor:middle" o:gfxdata="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" adj="23706,47992" fillcolor="#156082 [3204]" strokecolor="#030e13 [484]" strokeweight="1pt">
+                <v:textbox>
+                  <w:txbxContent>
+                    <w:p>
+                      <w:pPr>
+                        <w:jc w:val="center"/>
+                      </w:pPr>
+                      <w:r>
+                        <w:t>Dit is de schildpad</w:t>
+                      </w:r>
+                    </w:p>
+                  </w:txbxContent>
+                </v:textbox>
+              </v:shape>
+            </w:pict>
+          </mc:Fallback>
+        </mc:AlternateContent>
+      </w:r>
+      <w:r>
+        <w:rPr>
+          <w:noProof/>
+        </w:rPr>
+        <mc:AlternateContent>
+          <mc:Choice Requires="wps">
+            <w:drawing>
+              <wp:anchor distT="0" distB="0" distL="114300" distR="114300" simplePos="0" relativeHeight="251756544" behindDoc="0" locked="0" layoutInCell="1" allowOverlap="1" wp14:anchorId="133DA357" wp14:editId="6DDCEB07">
+                <wp:simplePos x="0" y="0"/>
+                <wp:positionH relativeFrom="column">
+                  <wp:posOffset>2286891</wp:posOffset>
+                </wp:positionH>
+                <wp:positionV relativeFrom="paragraph">
+                  <wp:posOffset>384601</wp:posOffset>
+                </wp:positionV>
+                <wp:extent cx="1855527" cy="579755"/>
+                <wp:effectExtent l="647700" t="0" r="11430" b="10795"/>
+                <wp:wrapNone/>
+                <wp:docPr id="1238638578" name="Speech Bubble: Rectangle with Corners Rounded 1"/>
+                <wp:cNvGraphicFramePr/>
+                <a:graphic xmlns:a="http://schemas.openxmlformats.org/drawingml/2006/main">
+                  <a:graphicData uri="http://schemas.microsoft.com/office/word/2010/wordprocessingShape">
+                    <wps:wsp>
+                      <wps:cNvSpPr/>
+                      <wps:spPr>
+                        <a:xfrm>
+                          <a:off x="0" y="0"/>
+                          <a:ext cx="1855527" cy="579755"/>
+                        </a:xfrm>
+                        <a:prstGeom prst="wedgeRoundRectCallout">
+                          <a:avLst>
+                            <a:gd name="adj1" fmla="val -82735"/>
+                            <a:gd name="adj2" fmla="val 14703"/>
+                            <a:gd name="adj3" fmla="val 16667"/>
+                          </a:avLst>
+                        </a:prstGeom>
+                      </wps:spPr>
+                      <wps:style>
+                        <a:lnRef idx="2">
+                          <a:schemeClr val="accent1">
+                            <a:shade val="15000"/>
+                          </a:schemeClr>
+                        </a:lnRef>
+                        <a:fillRef idx="1">
+                          <a:schemeClr val="accent1"/>
+                        </a:fillRef>
+                        <a:effectRef idx="0">
+                          <a:schemeClr val="accent1"/>
+                        </a:effectRef>
+                        <a:fontRef idx="minor">
+                          <a:schemeClr val="lt1"/>
+                        </a:fontRef>
+                      </wps:style>
+                      <wps:txbx>
+                        <w:txbxContent>
+                          <w:p>
+                            <w:pPr>
+                              <w:pStyle w:val="ListParagraph"/>
+                              <w:numPr>
+                                <w:ilvl w:val="0"/>
+                                <w:numId w:val="6"/>
+                              </w:numPr>
+                              <w:jc w:val="center"/>
+                            </w:pPr>
+                            <w:r>
+                              <w:t>Hier kun je een palet opdrachten kiezen</w:t>
+                            </w:r>
+                          </w:p>
+                        </w:txbxContent>
+                      </wps:txbx>
+                      <wps:bodyPr rot="0" spcFirstLastPara="0" vertOverflow="overflow" horzOverflow="overflow" vert="horz" wrap="square" lIns="91440" tIns="45720" rIns="91440" bIns="45720" numCol="1" spcCol="0" rtlCol="0" fromWordArt="0" anchor="ctr" anchorCtr="0" forceAA="0" compatLnSpc="1">
+                        <a:prstTxWarp prst="textNoShape">
+                          <a:avLst/>
+                        </a:prstTxWarp>
+                        <a:noAutofit/>
+                      </wps:bodyPr>
+                    </wps:wsp>
+                  </a:graphicData>
+                </a:graphic>
+                <wp14:sizeRelH relativeFrom="margin">
+                  <wp14:pctWidth>0</wp14:pctWidth>
+                </wp14:sizeRelH>
+                <wp14:sizeRelV relativeFrom="margin">
+                  <wp14:pctHeight>0</wp14:pctHeight>
+                </wp14:sizeRelV>
+              </wp:anchor>
+            </w:drawing>
+          </mc:Choice>
+          <mc:Fallback>
+            <w:pict>
+              <v:shape w14:anchorId="133DA357" id="_x0000_s1028" type="#_x0000_t62" style="position:absolute;margin-left:180.05pt;margin-top:30.3pt;width:146.1pt;height:45.65pt;z-index:251756544;visibility:visible;mso-wrap-style:square;mso-width-percent:0;mso-height-percent:0;mso-wrap-distance-left:9pt;mso-wrap-distance-top:0;mso-wrap-distance-right:9pt;mso-wrap-distance-bottom:0;mso-position-horizontal:absolute;mso-position-horizontal-relative:text;mso-position-vertical:absolute;mso-position-vertical-relative:text;mso-width-percent:0;mso-height-percent:0;mso-width-relative:margin;mso-height-relative:margin;v-text-anchor:middle" o:gfxdata="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" adj="-7071,13976" fillcolor="#156082 [3204]" strokecolor="#030e13 [484]" strokeweight="1pt">
+                <v:textbox>
+                  <w:txbxContent>
+                    <w:p>
+                      <w:pPr>
+                        <w:pStyle w:val="ListParagraph"/>
+                        <w:numPr>
+                          <w:ilvl w:val="0"/>
+                          <w:numId w:val="6"/>
+                        </w:numPr>
+                        <w:jc w:val="center"/>
+                      </w:pPr>
+                      <w:r>
+                        <w:t>Hier kun je een palet opdrachten kiezen</w:t>
+                      </w:r>
+                    </w:p>
+                  </w:txbxContent>
+                </v:textbox>
+              </v:shape>
+            </w:pict>
+          </mc:Fallback>
+        </mc:AlternateContent>
+      </w:r>
+      <w:r>
+        <w:rPr>
+          <w:noProof/>
+        </w:rPr>
+        <mc:AlternateContent>
+          <mc:Choice Requires="wps">
+            <w:drawing>
+              <wp:anchor distT="0" distB="0" distL="114300" distR="114300" simplePos="0" relativeHeight="251758592" behindDoc="0" locked="0" layoutInCell="1" allowOverlap="1" wp14:anchorId="63C87116" wp14:editId="134B3660">
+                <wp:simplePos x="0" y="0"/>
+                <wp:positionH relativeFrom="column">
+                  <wp:posOffset>2968710</wp:posOffset>
+                </wp:positionH>
+                <wp:positionV relativeFrom="paragraph">
+                  <wp:posOffset>3275084</wp:posOffset>
+                </wp:positionV>
+                <wp:extent cx="2098040" cy="831215"/>
+                <wp:effectExtent l="0" t="1924050" r="16510" b="26035"/>
+                <wp:wrapNone/>
+                <wp:docPr id="1380626930" name="Speech Bubble: Rectangle with Corners Rounded 1"/>
+                <wp:cNvGraphicFramePr/>
+                <a:graphic xmlns:a="http://schemas.openxmlformats.org/drawingml/2006/main">
+                  <a:graphicData uri="http://schemas.microsoft.com/office/word/2010/wordprocessingShape">
+                    <wps:wsp>
+                      <wps:cNvSpPr/>
+                      <wps:spPr>
+                        <a:xfrm>
+                          <a:off x="0" y="0"/>
+                          <a:ext cx="2098040" cy="831215"/>
+                        </a:xfrm>
+                        <a:prstGeom prst="wedgeRoundRectCallout">
+                          <a:avLst>
+                            <a:gd name="adj1" fmla="val 7034"/>
+                            <a:gd name="adj2" fmla="val -275093"/>
+                            <a:gd name="adj3" fmla="val 16667"/>
+                          </a:avLst>
+                        </a:prstGeom>
+                      </wps:spPr>
+                      <wps:style>
+                        <a:lnRef idx="2">
+                          <a:schemeClr val="accent1">
+                            <a:shade val="15000"/>
+                          </a:schemeClr>
+                        </a:lnRef>
+                        <a:fillRef idx="1">
+                          <a:schemeClr val="accent1"/>
+                        </a:fillRef>
+                        <a:effectRef idx="0">
+                          <a:schemeClr val="accent1"/>
+                        </a:effectRef>
+                        <a:fontRef idx="minor">
+                          <a:schemeClr val="lt1"/>
+                        </a:fontRef>
+                      </wps:style>
+                      <wps:txbx>
+                        <w:txbxContent>
+                          <w:p>
+                            <w:pPr>
+                              <w:jc w:val="center"/>
+                            </w:pPr>
+                            <w:r>
+                              <w:t>4. Klik op de blokken om ze door de schildpad te laten uitvoeren</w:t>
+                            </w:r>
+                          </w:p>
+                        </w:txbxContent>
+                      </wps:txbx>
+                      <wps:bodyPr rot="0" spcFirstLastPara="0" vertOverflow="overflow" horzOverflow="overflow" vert="horz" wrap="square" lIns="91440" tIns="45720" rIns="91440" bIns="45720" numCol="1" spcCol="0" rtlCol="0" fromWordArt="0" anchor="ctr" anchorCtr="0" forceAA="0" compatLnSpc="1">
+                        <a:prstTxWarp prst="textNoShape">
+                          <a:avLst/>
+                        </a:prstTxWarp>
+                        <a:noAutofit/>
+                      </wps:bodyPr>
+                    </wps:wsp>
+                  </a:graphicData>
+                </a:graphic>
+                <wp14:sizeRelH relativeFrom="margin">
+                  <wp14:pctWidth>0</wp14:pctWidth>
+                </wp14:sizeRelH>
+                <wp14:sizeRelV relativeFrom="margin">
+                  <wp14:pctHeight>0</wp14:pctHeight>
+                </wp14:sizeRelV>
+              </wp:anchor>
+            </w:drawing>
+          </mc:Choice>
+          <mc:Fallback>
+            <w:pict>
+              <v:shape w14:anchorId="63C87116" id="_x0000_s1029" type="#_x0000_t62" style="position:absolute;margin-left:233.75pt;margin-top:257.9pt;width:165.2pt;height:65.45pt;z-index:251758592;visibility:visible;mso-wrap-style:square;mso-width-percent:0;mso-height-percent:0;mso-wrap-distance-left:9pt;mso-wrap-distance-top:0;mso-wrap-distance-right:9pt;mso-wrap-distance-bottom:0;mso-position-horizontal:absolute;mso-position-horizontal-relative:text;mso-position-vertical:absolute;mso-position-vertical-relative:text;mso-width-percent:0;mso-height-percent:0;mso-width-relative:margin;mso-height-relative:margin;v-text-anchor:middle" o:gfxdata="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" adj="12319,-48620" fillcolor="#156082 [3204]" strokecolor="#030e13 [484]" strokeweight="1pt">
+                <v:textbox>
+                  <w:txbxContent>
+                    <w:p>
+                      <w:pPr>
+                        <w:jc w:val="center"/>
+                      </w:pPr>
+                      <w:r>
+                        <w:t>4. Klik op de blokken om ze door de schildpad te laten uitvoeren</w:t>
+                      </w:r>
+                    </w:p>
+                  </w:txbxContent>
+                </v:textbox>
+              </v:shape>
+            </w:pict>
+          </mc:Fallback>
+        </mc:AlternateContent>
+      </w:r>
+      <w:r>
+        <w:rPr>
+          <w:noProof/>
+        </w:rPr>
+        <mc:AlternateContent>
+          <mc:Choice Requires="wps">
+            <w:drawing>
+              <wp:anchor distT="0" distB="0" distL="114300" distR="114300" simplePos="0" relativeHeight="251754496" behindDoc="0" locked="0" layoutInCell="1" allowOverlap="1" wp14:anchorId="7386C8B3" wp14:editId="67B3FBAD">
+                <wp:simplePos x="0" y="0"/>
+                <wp:positionH relativeFrom="column">
+                  <wp:posOffset>1904185</wp:posOffset>
+                </wp:positionH>
+                <wp:positionV relativeFrom="paragraph">
+                  <wp:posOffset>2041951</wp:posOffset>
+                </wp:positionV>
+                <wp:extent cx="2098040" cy="1123315"/>
+                <wp:effectExtent l="0" t="666750" r="16510" b="19685"/>
+                <wp:wrapNone/>
+                <wp:docPr id="835579324" name="Speech Bubble: Rectangle with Corners Rounded 1"/>
+                <wp:cNvGraphicFramePr/>
+                <a:graphic xmlns:a="http://schemas.openxmlformats.org/drawingml/2006/main">
+                  <a:graphicData uri="http://schemas.microsoft.com/office/word/2010/wordprocessingShape">
+                    <wps:wsp>
+                      <wps:cNvSpPr/>
+                      <wps:spPr>
+                        <a:xfrm>
+                          <a:off x="0" y="0"/>
+                          <a:ext cx="2098040" cy="1123315"/>
+                        </a:xfrm>
+                        <a:prstGeom prst="wedgeRoundRectCallout">
+                          <a:avLst>
+                            <a:gd name="adj1" fmla="val -1097"/>
+                            <a:gd name="adj2" fmla="val -106874"/>
+                            <a:gd name="adj3" fmla="val 16667"/>
+                          </a:avLst>
+                        </a:prstGeom>
+                      </wps:spPr>
+                      <wps:style>
+                        <a:lnRef idx="2">
+                          <a:schemeClr val="accent1">
+                            <a:shade val="15000"/>
+                          </a:schemeClr>
+                        </a:lnRef>
+                        <a:fillRef idx="1">
+                          <a:schemeClr val="accent1"/>
+                        </a:fillRef>
+                        <a:effectRef idx="0">
+                          <a:schemeClr val="accent1"/>
+                        </a:effectRef>
+                        <a:fontRef idx="minor">
+                          <a:schemeClr val="lt1"/>
+                        </a:fontRef>
+                      </wps:style>
+                      <wps:txbx>
+                        <w:txbxContent>
+                          <w:p>
+                            <w:pPr>
+                              <w:jc w:val="center"/>
+                            </w:pPr>
+                            <w:r>
+                              <w:t xml:space="preserve">2. </w:t>
+                            </w:r>
+                            <w:r>
+                              <w:t xml:space="preserve">Sleep </w:t>
+                            </w:r>
+                            <w:r>
+                              <w:t>blokken</w:t>
+                            </w:r>
+                            <w:r>
+                              <w:t xml:space="preserve"> uit het palet naar het codeveld</w:t>
+                            </w:r>
+                            <w:r>
+                              <w:t>.</w:t>
+                            </w:r>
+                          </w:p>
+                          <w:p>
+                            <w:pPr>
+                              <w:jc w:val="center"/>
+                            </w:pPr>
+                            <w:r>
+                              <w:t>3. Klik een volgend blok eraan vast</w:t>
+                            </w:r>
+                          </w:p>
+                        </w:txbxContent>
+                      </wps:txbx>
+                      <wps:bodyPr rot="0" spcFirstLastPara="0" vertOverflow="overflow" horzOverflow="overflow" vert="horz" wrap="square" lIns="91440" tIns="45720" rIns="91440" bIns="45720" numCol="1" spcCol="0" rtlCol="0" fromWordArt="0" anchor="ctr" anchorCtr="0" forceAA="0" compatLnSpc="1">
+                        <a:prstTxWarp prst="textNoShape">
+                          <a:avLst/>
+                        </a:prstTxWarp>
+                        <a:noAutofit/>
+                      </wps:bodyPr>
+                    </wps:wsp>
+                  </a:graphicData>
+                </a:graphic>
+                <wp14:sizeRelH relativeFrom="margin">
+                  <wp14:pctWidth>0</wp14:pctWidth>
+                </wp14:sizeRelH>
+                <wp14:sizeRelV relativeFrom="margin">
+                  <wp14:pctHeight>0</wp14:pctHeight>
+                </wp14:sizeRelV>
+              </wp:anchor>
+            </w:drawing>
+          </mc:Choice>
+          <mc:Fallback>
+            <w:pict>
+              <v:shape w14:anchorId="7386C8B3" id="_x0000_s1030" type="#_x0000_t62" style="position:absolute;margin-left:149.95pt;margin-top:160.8pt;width:165.2pt;height:88.45pt;z-index:251754496;visibility:visible;mso-wrap-style:square;mso-width-percent:0;mso-height-percent:0;mso-wrap-distance-left:9pt;mso-wrap-distance-top:0;mso-wrap-distance-right:9pt;mso-wrap-distance-bottom:0;mso-position-horizontal:absolute;mso-position-horizontal-relative:text;mso-position-vertical:absolute;mso-position-vertical-relative:text;mso-width-percent:0;mso-height-percent:0;mso-width-relative:margin;mso-height-relative:margin;v-text-anchor:middle" o:gfxdata="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" adj="10563,-12285" fillcolor="#156082 [3204]" strokecolor="#030e13 [484]" strokeweight="1pt">
+                <v:textbox>
+                  <w:txbxContent>
+                    <w:p>
+                      <w:pPr>
+                        <w:jc w:val="center"/>
+                      </w:pPr>
+                      <w:r>
+                        <w:t xml:space="preserve">2. </w:t>
+                      </w:r>
+                      <w:r>
+                        <w:t xml:space="preserve">Sleep </w:t>
+                      </w:r>
+                      <w:r>
+                        <w:t>blokken</w:t>
+                      </w:r>
+                      <w:r>
+                        <w:t xml:space="preserve"> uit het palet naar het codeveld</w:t>
+                      </w:r>
+                      <w:r>
+                        <w:t>.</w:t>
+                      </w:r>
+                    </w:p>
+                    <w:p>
+                      <w:pPr>
+                        <w:jc w:val="center"/>
+                      </w:pPr>
+                      <w:r>
+                        <w:t>3. Klik een volgend blok eraan vast</w:t>
+                      </w:r>
+                    </w:p>
+                  </w:txbxContent>
+                </v:textbox>
+              </v:shape>
+            </w:pict>
+          </mc:Fallback>
+        </mc:AlternateContent>
+      </w:r>
+      <w:r>
+        <w:drawing>
+          <wp:inline distT="0" distB="0" distL="0" distR="0" wp14:anchorId="13BADA48" wp14:editId="5089E64B">
+            <wp:extent cx="8905993" cy="4926842"/>
+            <wp:effectExtent l="0" t="0" r="0" b="7620"/>
+            <wp:docPr id="229878080" name="Picture 1"/>
+            <wp:cNvGraphicFramePr>
+              <a:graphicFrameLocks xmlns:a="http://schemas.openxmlformats.org/drawingml/2006/main" noChangeAspect="1"/>
+            </wp:cNvGraphicFramePr>
+            <a:graphic xmlns:a="http://schemas.openxmlformats.org/drawingml/2006/main">
+              <a:graphicData uri="http://schemas.openxmlformats.org/drawingml/2006/picture">
+                <pic:pic xmlns:pic="http://schemas.openxmlformats.org/drawingml/2006/picture">
+                  <pic:nvPicPr>
+                    <pic:cNvPr id="229878080" name=""/>
+                    <pic:cNvPicPr/>
+                  </pic:nvPicPr>
+                  <pic:blipFill rotWithShape="1">
+                    <a:blip r:embed="rId7"/>
+                    <a:srcRect t="812" b="1477"/>
+                    <a:stretch>
+                      <a:fillRect/>
+                    </a:stretch>
+                  </pic:blipFill>
+                  <pic:spPr bwMode="auto">
+                    <a:xfrm>
+                      <a:off x="0" y="0"/>
+                      <a:ext cx="8916567" cy="4932692"/>
+                    </a:xfrm>
+                    <a:prstGeom prst="rect">
+                      <a:avLst/>
+                    </a:prstGeom>
+                    <a:ln>
+                      <a:noFill/>
+                    </a:ln>
+                    <a:extLst>
+                      <a:ext uri="{53640926-AAD7-44D8-BBD7-CCE9431645EC}">
+                        <a14:shadowObscured xmlns:a14="http://schemas.microsoft.com/office/drawing/2010/main"/>
+                      </a:ext>
+                    </a:extLst>
+                  </pic:spPr>
+                </pic:pic>
+              </a:graphicData>
+            </a:graphic>
+          </wp:inline>
+        </w:drawing>
+      </w:r>
+    </w:p>
+    <w:p>
+      <w:r>
+        <w:br w:type="page"/>
+      </w:r>
+    </w:p>
+    <w:p>
+      <w:pPr>
+        <w:pStyle w:val="Heading1"/>
+      </w:pPr>
+      <w:r>
+        <w:lastRenderedPageBreak/>
+        <w:t>Hoe groot is het borduurwerk</w:t>
+      </w:r>
+      <w:r>
+        <w:t xml:space="preserve"> en wat zijn de maten </w:t>
+      </w:r>
+      <w:r>
+        <w:t>in het programma</w:t>
+      </w:r>
+      <w:r>
+        <w:t>?</w:t>
+      </w:r>
+    </w:p>
+    <w:p>
+      <w:r>
+        <w:rPr>
+          <w:noProof/>
+        </w:rPr>
+        <mc:AlternateContent>
+          <mc:Choice Requires="wps">
+            <w:drawing>
+              <wp:anchor distT="0" distB="0" distL="114300" distR="114300" simplePos="0" relativeHeight="251779072" behindDoc="0" locked="0" layoutInCell="1" allowOverlap="1" wp14:anchorId="02BAFD90" wp14:editId="51F719B5">
+                <wp:simplePos x="0" y="0"/>
+                <wp:positionH relativeFrom="column">
+                  <wp:posOffset>1099185</wp:posOffset>
+                </wp:positionH>
+                <wp:positionV relativeFrom="paragraph">
+                  <wp:posOffset>3282950</wp:posOffset>
+                </wp:positionV>
+                <wp:extent cx="1882775" cy="291465"/>
+                <wp:effectExtent l="0" t="0" r="0" b="0"/>
+                <wp:wrapNone/>
+                <wp:docPr id="1620631578" name="Text Box 3"/>
+                <wp:cNvGraphicFramePr/>
+                <a:graphic xmlns:a="http://schemas.openxmlformats.org/drawingml/2006/main">
+                  <a:graphicData uri="http://schemas.microsoft.com/office/word/2010/wordprocessingShape">
+                    <wps:wsp>
+                      <wps:cNvSpPr txBox="1"/>
+                      <wps:spPr>
+                        <a:xfrm rot="16200000">
+                          <a:off x="0" y="0"/>
+                          <a:ext cx="1882775" cy="291465"/>
+                        </a:xfrm>
+                        <a:prstGeom prst="rect">
+                          <a:avLst/>
+                        </a:prstGeom>
+                        <a:noFill/>
+                        <a:ln w="6350">
+                          <a:noFill/>
+                        </a:ln>
+                      </wps:spPr>
+                      <wps:txbx>
+                        <w:txbxContent>
+                          <w:p>
+                            <w:r>
+                              <w:t>10 cm in het borduurwerk</w:t>
+                            </w:r>
+                          </w:p>
+                        </w:txbxContent>
+                      </wps:txbx>
+                      <wps:bodyPr rot="0" spcFirstLastPara="0" vertOverflow="overflow" horzOverflow="overflow" vert="horz" wrap="square" lIns="91440" tIns="45720" rIns="91440" bIns="45720" numCol="1" spcCol="0" rtlCol="0" fromWordArt="0" anchor="t" anchorCtr="0" forceAA="0" compatLnSpc="1">
+                        <a:prstTxWarp prst="textNoShape">
+                          <a:avLst/>
+                        </a:prstTxWarp>
+                        <a:noAutofit/>
+                      </wps:bodyPr>
+                    </wps:wsp>
+                  </a:graphicData>
+                </a:graphic>
+                <wp14:sizeRelH relativeFrom="margin">
+                  <wp14:pctWidth>0</wp14:pctWidth>
+                </wp14:sizeRelH>
+                <wp14:sizeRelV relativeFrom="margin">
+                  <wp14:pctHeight>0</wp14:pctHeight>
+                </wp14:sizeRelV>
+              </wp:anchor>
+            </w:drawing>
+          </mc:Choice>
+          <mc:Fallback>
+            <w:pict>
+              <v:shapetype w14:anchorId="02BAFD90" id="_x0000_t202" coordsize="21600,21600" o:spt="202" path="m,l,21600r21600,l21600,xe">
+                <v:stroke joinstyle="miter"/>
+                <v:path gradientshapeok="t" o:connecttype="rect"/>
+              </v:shapetype>
+              <v:shape id="Text Box 3" o:spid="_x0000_s1031" type="#_x0000_t202" style="position:absolute;margin-left:86.55pt;margin-top:258.5pt;width:148.25pt;height:22.95pt;rotation:-90;z-index:251779072;visibility:visible;mso-wrap-style:square;mso-width-percent:0;mso-height-percent:0;mso-wrap-distance-left:9pt;mso-wrap-distance-top:0;mso-wrap-distance-right:9pt;mso-wrap-distance-bottom:0;mso-position-horizontal:absolute;mso-position-horizontal-relative:text;mso-position-vertical:absolute;mso-position-vertical-relative:text;mso-width-percent:0;mso-height-percent:0;mso-width-relative:margin;mso-height-relative:margin;v-text-anchor:top" o:gfxdata="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" filled="f" stroked="f" strokeweight=".5pt">
+                <v:textbox>
+                  <w:txbxContent>
+                    <w:p>
+                      <w:r>
+                        <w:t>10 cm in het borduurwerk</w:t>
+                      </w:r>
+                    </w:p>
+                  </w:txbxContent>
+                </v:textbox>
+              </v:shape>
+            </w:pict>
+          </mc:Fallback>
+        </mc:AlternateContent>
+      </w:r>
+      <w:r>
+        <w:rPr>
+          <w:noProof/>
+        </w:rPr>
+        <mc:AlternateContent>
+          <mc:Choice Requires="wps">
+            <w:drawing>
+              <wp:anchor distT="0" distB="0" distL="114300" distR="114300" simplePos="0" relativeHeight="251777024" behindDoc="0" locked="0" layoutInCell="1" allowOverlap="1" wp14:anchorId="34574AE8" wp14:editId="5EE9FF61">
+                <wp:simplePos x="0" y="0"/>
+                <wp:positionH relativeFrom="column">
+                  <wp:posOffset>-210981</wp:posOffset>
+                </wp:positionH>
+                <wp:positionV relativeFrom="paragraph">
+                  <wp:posOffset>2564765</wp:posOffset>
+                </wp:positionV>
+                <wp:extent cx="4721860" cy="0"/>
+                <wp:effectExtent l="36830" t="39370" r="58420" b="58420"/>
+                <wp:wrapNone/>
+                <wp:docPr id="63616486" name="Straight Arrow Connector 2"/>
+                <wp:cNvGraphicFramePr/>
+                <a:graphic xmlns:a="http://schemas.openxmlformats.org/drawingml/2006/main">
+                  <a:graphicData uri="http://schemas.microsoft.com/office/word/2010/wordprocessingShape">
+                    <wps:wsp>
+                      <wps:cNvCnPr/>
+                      <wps:spPr>
+                        <a:xfrm rot="5400000">
+                          <a:off x="0" y="0"/>
+                          <a:ext cx="4721860" cy="0"/>
+                        </a:xfrm>
+                        <a:prstGeom prst="straightConnector1">
+                          <a:avLst/>
+                        </a:prstGeom>
+                        <a:ln>
+                          <a:headEnd type="triangle"/>
+                          <a:tailEnd type="triangle"/>
+                        </a:ln>
+                      </wps:spPr>
+                      <wps:style>
+                        <a:lnRef idx="1">
+                          <a:schemeClr val="accent1"/>
+                        </a:lnRef>
+                        <a:fillRef idx="0">
+                          <a:schemeClr val="accent1"/>
+                        </a:fillRef>
+                        <a:effectRef idx="0">
+                          <a:schemeClr val="accent1"/>
+                        </a:effectRef>
+                        <a:fontRef idx="minor">
+                          <a:schemeClr val="tx1"/>
+                        </a:fontRef>
+                      </wps:style>
+                      <wps:bodyPr/>
+                    </wps:wsp>
+                  </a:graphicData>
+                </a:graphic>
+              </wp:anchor>
+            </w:drawing>
+          </mc:Choice>
+          <mc:Fallback>
+            <w:pict>
+              <v:shapetype w14:anchorId="4876E1FE" id="_x0000_t32" coordsize="21600,21600" o:spt="32" o:oned="t" path="m,l21600,21600e" filled="f">
+                <v:path arrowok="t" fillok="f" o:connecttype="none"/>
+                <o:lock v:ext="edit" shapetype="t"/>
+              </v:shapetype>
+              <v:shape id="Straight Arrow Connector 2" o:spid="_x0000_s1026" type="#_x0000_t32" style="position:absolute;margin-left:-16.6pt;margin-top:201.95pt;width:371.8pt;height:0;rotation:90;z-index:251777024;visibility:visible;mso-wrap-style:square;mso-wrap-distance-left:9pt;mso-wrap-distance-top:0;mso-wrap-distance-right:9pt;mso-wrap-distance-bottom:0;mso-position-horizontal:absolute;mso-position-horizontal-relative:text;mso-position-vertical:absolute;mso-position-vertical-relative:text" o:gfxdata="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" strokecolor="#156082 [3204]" strokeweight=".5pt">
+                <v:stroke startarrow="block" endarrow="block" joinstyle="miter"/>
+              </v:shape>
+            </w:pict>
+          </mc:Fallback>
+        </mc:AlternateContent>
+      </w:r>
+      <w:r>
+        <w:rPr>
+          <w:noProof/>
+        </w:rPr>
+        <mc:AlternateContent>
+          <mc:Choice Requires="wps">
+            <w:drawing>
+              <wp:anchor distT="0" distB="0" distL="114300" distR="114300" simplePos="0" relativeHeight="251789312" behindDoc="0" locked="0" layoutInCell="1" allowOverlap="1" wp14:anchorId="4D2C0D82" wp14:editId="10114471">
+                <wp:simplePos x="0" y="0"/>
+                <wp:positionH relativeFrom="column">
+                  <wp:posOffset>2616835</wp:posOffset>
+                </wp:positionH>
+                <wp:positionV relativeFrom="paragraph">
+                  <wp:posOffset>2343184</wp:posOffset>
+                </wp:positionV>
+                <wp:extent cx="948519" cy="444974"/>
+                <wp:effectExtent l="19050" t="19050" r="23495" b="31750"/>
+                <wp:wrapNone/>
+                <wp:docPr id="2106238317" name="Arrow: Right 6"/>
+                <wp:cNvGraphicFramePr/>
+                <a:graphic xmlns:a="http://schemas.openxmlformats.org/drawingml/2006/main">
+                  <a:graphicData uri="http://schemas.microsoft.com/office/word/2010/wordprocessingShape">
+                    <wps:wsp>
+                      <wps:cNvSpPr/>
+                      <wps:spPr>
+                        <a:xfrm rot="10800000">
+                          <a:off x="0" y="0"/>
+                          <a:ext cx="948519" cy="444974"/>
+                        </a:xfrm>
+                        <a:prstGeom prst="rightArrow">
+                          <a:avLst/>
+                        </a:prstGeom>
+                        <a:solidFill>
+                          <a:srgbClr val="FFFF00"/>
+                        </a:solidFill>
+                      </wps:spPr>
+                      <wps:style>
+                        <a:lnRef idx="2">
+                          <a:schemeClr val="accent1">
+                            <a:shade val="15000"/>
+                          </a:schemeClr>
+                        </a:lnRef>
+                        <a:fillRef idx="1">
+                          <a:schemeClr val="accent1"/>
+                        </a:fillRef>
+                        <a:effectRef idx="0">
+                          <a:schemeClr val="accent1"/>
+                        </a:effectRef>
+                        <a:fontRef idx="minor">
+                          <a:schemeClr val="lt1"/>
+                        </a:fontRef>
+                      </wps:style>
+                      <wps:txbx>
+                        <w:txbxContent>
+                          <w:p>
+                            <w:pPr>
+                              <w:jc w:val="center"/>
+                              <w:rPr>
+                                <w:color w:val="000000" w:themeColor="text1"/>
+                              </w:rPr>
+                            </w:pPr>
+                            <w:r>
+                              <w:rPr>
+                                <w:color w:val="000000" w:themeColor="text1"/>
+                              </w:rPr>
+                              <w:t>-9</w:t>
+                            </w:r>
+                            <w:r>
+                              <w:rPr>
+                                <w:color w:val="000000" w:themeColor="text1"/>
+                              </w:rPr>
+                              <w:t>0 graden</w:t>
+                            </w:r>
+                          </w:p>
+                        </w:txbxContent>
+                      </wps:txbx>
+                      <wps:bodyPr rot="0" spcFirstLastPara="0" vertOverflow="overflow" horzOverflow="overflow" vert="horz" wrap="square" lIns="0" tIns="0" rIns="0" bIns="0" numCol="1" spcCol="0" rtlCol="0" fromWordArt="0" anchor="ctr" anchorCtr="0" forceAA="0" upright="1" compatLnSpc="1">
+                        <a:prstTxWarp prst="textNoShape">
+                          <a:avLst/>
+                        </a:prstTxWarp>
+                        <a:noAutofit/>
+                      </wps:bodyPr>
+                    </wps:wsp>
+                  </a:graphicData>
+                </a:graphic>
+                <wp14:sizeRelV relativeFrom="margin">
+                  <wp14:pctHeight>0</wp14:pctHeight>
+                </wp14:sizeRelV>
+              </wp:anchor>
+            </w:drawing>
+          </mc:Choice>
+          <mc:Fallback>
+            <w:pict>
+              <v:shapetype w14:anchorId="4D2C0D82" id="_x0000_t13" coordsize="21600,21600" o:spt="13" adj="16200,5400" path="m@0,l@0@1,0@1,0@2@0@2@0,21600,21600,10800xe">
+                <v:stroke joinstyle="miter"/>
+                <v:formulas>
+                  <v:f eqn="val #0"/>
+                  <v:f eqn="val #1"/>
+                  <v:f eqn="sum height 0 #1"/>
+                  <v:f eqn="sum 10800 0 #1"/>
+                  <v:f eqn="sum width 0 #0"/>
+                  <v:f eqn="prod @4 @3 10800"/>
+                  <v:f eqn="sum width 0 @5"/>
+                </v:formulas>
+                <v:path o:connecttype="custom" o:connectlocs="@0,0;0,10800;@0,21600;21600,10800" o:connectangles="270,180,90,0" textboxrect="0,@1,@6,@2"/>
+                <v:handles>
+                  <v:h position="#0,#1" xrange="0,21600" yrange="0,10800"/>
+                </v:handles>
+              </v:shapetype>
+              <v:shape id="Arrow: Right 6" o:spid="_x0000_s1032" type="#_x0000_t13" style="position:absolute;margin-left:206.05pt;margin-top:184.5pt;width:74.7pt;height:35.05pt;rotation:180;z-index:251789312;visibility:visible;mso-wrap-style:square;mso-height-percent:0;mso-wrap-distance-left:9pt;mso-wrap-distance-top:0;mso-wrap-distance-right:9pt;mso-wrap-distance-bottom:0;mso-position-horizontal:absolute;mso-position-horizontal-relative:text;mso-position-vertical:absolute;mso-position-vertical-relative:text;mso-height-percent:0;mso-height-relative:margin;v-text-anchor:middle" o:gfxdata="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" adj="16533" fillcolor="yellow" strokecolor="#030e13 [484]" strokeweight="1pt">
+                <v:textbox inset="0,0,0,0">
+                  <w:txbxContent>
+                    <w:p>
+                      <w:pPr>
+                        <w:jc w:val="center"/>
+                        <w:rPr>
+                          <w:color w:val="000000" w:themeColor="text1"/>
+                        </w:rPr>
+                      </w:pPr>
+                      <w:r>
+                        <w:rPr>
+                          <w:color w:val="000000" w:themeColor="text1"/>
+                        </w:rPr>
+                        <w:t>-9</w:t>
+                      </w:r>
+                      <w:r>
+                        <w:rPr>
+                          <w:color w:val="000000" w:themeColor="text1"/>
+                        </w:rPr>
+                        <w:t>0 graden</w:t>
+                      </w:r>
+                    </w:p>
+                  </w:txbxContent>
+                </v:textbox>
+              </v:shape>
+            </w:pict>
+          </mc:Fallback>
+        </mc:AlternateContent>
+      </w:r>
+      <w:r>
+        <w:rPr>
+          <w:noProof/>
+        </w:rPr>
+        <mc:AlternateContent>
+          <mc:Choice Requires="wps">
+            <w:drawing>
+              <wp:anchor distT="0" distB="0" distL="114300" distR="114300" simplePos="0" relativeHeight="251787264" behindDoc="0" locked="0" layoutInCell="1" allowOverlap="1" wp14:anchorId="08B2BAB2" wp14:editId="017B4A8B">
+                <wp:simplePos x="0" y="0"/>
+                <wp:positionH relativeFrom="column">
+                  <wp:posOffset>3564165</wp:posOffset>
+                </wp:positionH>
+                <wp:positionV relativeFrom="paragraph">
+                  <wp:posOffset>1388172</wp:posOffset>
+                </wp:positionV>
+                <wp:extent cx="948519" cy="444974"/>
+                <wp:effectExtent l="0" t="14922" r="46672" b="27623"/>
+                <wp:wrapNone/>
+                <wp:docPr id="767470038" name="Arrow: Right 6"/>
+                <wp:cNvGraphicFramePr/>
+                <a:graphic xmlns:a="http://schemas.openxmlformats.org/drawingml/2006/main">
+                  <a:graphicData uri="http://schemas.microsoft.com/office/word/2010/wordprocessingShape">
+                    <wps:wsp>
+                      <wps:cNvSpPr/>
+                      <wps:spPr>
+                        <a:xfrm rot="16200000">
+                          <a:off x="0" y="0"/>
+                          <a:ext cx="948519" cy="444974"/>
+                        </a:xfrm>
+                        <a:prstGeom prst="rightArrow">
+                          <a:avLst/>
+                        </a:prstGeom>
+                        <a:solidFill>
+                          <a:srgbClr val="FFFF00"/>
+                        </a:solidFill>
+                      </wps:spPr>
+                      <wps:style>
+                        <a:lnRef idx="2">
+                          <a:schemeClr val="accent1">
+                            <a:shade val="15000"/>
+                          </a:schemeClr>
+                        </a:lnRef>
+                        <a:fillRef idx="1">
+                          <a:schemeClr val="accent1"/>
+                        </a:fillRef>
+                        <a:effectRef idx="0">
+                          <a:schemeClr val="accent1"/>
+                        </a:effectRef>
+                        <a:fontRef idx="minor">
+                          <a:schemeClr val="lt1"/>
+                        </a:fontRef>
+                      </wps:style>
+                      <wps:txbx>
+                        <w:txbxContent>
+                          <w:p>
+                            <w:pPr>
+                              <w:jc w:val="center"/>
+                              <w:rPr>
+                                <w:color w:val="000000" w:themeColor="text1"/>
+                              </w:rPr>
+                            </w:pPr>
+                            <w:r>
+                              <w:rPr>
+                                <w:color w:val="000000" w:themeColor="text1"/>
+                              </w:rPr>
+                              <w:t>0 graden</w:t>
+                            </w:r>
+                          </w:p>
+                        </w:txbxContent>
+                      </wps:txbx>
+                      <wps:bodyPr rot="0" spcFirstLastPara="0" vertOverflow="overflow" horzOverflow="overflow" vert="horz" wrap="square" lIns="0" tIns="0" rIns="0" bIns="0" numCol="1" spcCol="0" rtlCol="0" fromWordArt="0" anchor="ctr" anchorCtr="0" forceAA="0" compatLnSpc="1">
+                        <a:prstTxWarp prst="textNoShape">
+                          <a:avLst/>
+                        </a:prstTxWarp>
+                        <a:noAutofit/>
+                      </wps:bodyPr>
+                    </wps:wsp>
+                  </a:graphicData>
+                </a:graphic>
+                <wp14:sizeRelV relativeFrom="margin">
+                  <wp14:pctHeight>0</wp14:pctHeight>
+                </wp14:sizeRelV>
+              </wp:anchor>
+            </w:drawing>
+          </mc:Choice>
+          <mc:Fallback>
+            <w:pict>
+              <v:shape w14:anchorId="08B2BAB2" id="_x0000_s1033" type="#_x0000_t13" style="position:absolute;margin-left:280.65pt;margin-top:109.3pt;width:74.7pt;height:35.05pt;rotation:-90;z-index:251787264;visibility:visible;mso-wrap-style:square;mso-height-percent:0;mso-wrap-distance-left:9pt;mso-wrap-distance-top:0;mso-wrap-distance-right:9pt;mso-wrap-distance-bottom:0;mso-position-horizontal:absolute;mso-position-horizontal-relative:text;mso-position-vertical:absolute;mso-position-vertical-relative:text;mso-height-percent:0;mso-height-relative:margin;v-text-anchor:middle" o:gfxdata="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" adj="16533" fillcolor="yellow" strokecolor="#030e13 [484]" strokeweight="1pt">
+                <v:textbox inset="0,0,0,0">
+                  <w:txbxContent>
+                    <w:p>
+                      <w:pPr>
+                        <w:jc w:val="center"/>
+                        <w:rPr>
+                          <w:color w:val="000000" w:themeColor="text1"/>
+                        </w:rPr>
+                      </w:pPr>
+                      <w:r>
+                        <w:rPr>
+                          <w:color w:val="000000" w:themeColor="text1"/>
+                        </w:rPr>
+                        <w:t>0 graden</w:t>
+                      </w:r>
+                    </w:p>
+                  </w:txbxContent>
+                </v:textbox>
+              </v:shape>
+            </w:pict>
+          </mc:Fallback>
+        </mc:AlternateContent>
+      </w:r>
+      <w:r>
+        <w:rPr>
+          <w:noProof/>
+        </w:rPr>
+        <mc:AlternateContent>
+          <mc:Choice Requires="wps">
+            <w:drawing>
+              <wp:anchor distT="0" distB="0" distL="114300" distR="114300" simplePos="0" relativeHeight="251785216" behindDoc="0" locked="0" layoutInCell="1" allowOverlap="1" wp14:anchorId="3A330AB6" wp14:editId="71E75F67">
+                <wp:simplePos x="0" y="0"/>
+                <wp:positionH relativeFrom="column">
+                  <wp:posOffset>3567182</wp:posOffset>
+                </wp:positionH>
+                <wp:positionV relativeFrom="paragraph">
+                  <wp:posOffset>3306952</wp:posOffset>
+                </wp:positionV>
+                <wp:extent cx="946800" cy="446400"/>
+                <wp:effectExtent l="0" t="0" r="46672" b="46673"/>
+                <wp:wrapNone/>
+                <wp:docPr id="1296121731" name="Arrow: Right 6"/>
+                <wp:cNvGraphicFramePr/>
+                <a:graphic xmlns:a="http://schemas.openxmlformats.org/drawingml/2006/main">
+                  <a:graphicData uri="http://schemas.microsoft.com/office/word/2010/wordprocessingShape">
+                    <wps:wsp>
+                      <wps:cNvSpPr/>
+                      <wps:spPr>
+                        <a:xfrm rot="5400000">
+                          <a:off x="0" y="0"/>
+                          <a:ext cx="946800" cy="446400"/>
+                        </a:xfrm>
+                        <a:prstGeom prst="rightArrow">
+                          <a:avLst/>
+                        </a:prstGeom>
+                        <a:solidFill>
+                          <a:srgbClr val="FFFF00"/>
+                        </a:solidFill>
+                      </wps:spPr>
+                      <wps:style>
+                        <a:lnRef idx="2">
+                          <a:schemeClr val="accent1">
+                            <a:shade val="15000"/>
+                          </a:schemeClr>
+                        </a:lnRef>
+                        <a:fillRef idx="1">
+                          <a:schemeClr val="accent1"/>
+                        </a:fillRef>
+                        <a:effectRef idx="0">
+                          <a:schemeClr val="accent1"/>
+                        </a:effectRef>
+                        <a:fontRef idx="minor">
+                          <a:schemeClr val="lt1"/>
+                        </a:fontRef>
+                      </wps:style>
+                      <wps:txbx>
+                        <w:txbxContent>
+                          <w:p>
+                            <w:pPr>
+                              <w:jc w:val="center"/>
+                              <w:rPr>
+                                <w:color w:val="000000" w:themeColor="text1"/>
+                              </w:rPr>
+                            </w:pPr>
+                            <w:r>
+                              <w:rPr>
+                                <w:color w:val="000000" w:themeColor="text1"/>
+                              </w:rPr>
+                              <w:t>18</w:t>
+                            </w:r>
+                            <w:r>
+                              <w:rPr>
+                                <w:color w:val="000000" w:themeColor="text1"/>
+                              </w:rPr>
+                              <w:t>0 graden</w:t>
+                            </w:r>
+                          </w:p>
+                        </w:txbxContent>
+                      </wps:txbx>
+                      <wps:bodyPr rot="0" spcFirstLastPara="0" vertOverflow="overflow" horzOverflow="overflow" vert="horz" wrap="square" lIns="0" tIns="0" rIns="0" bIns="0" numCol="1" spcCol="0" rtlCol="0" fromWordArt="0" anchor="ctr" anchorCtr="0" forceAA="0" compatLnSpc="1">
+                        <a:prstTxWarp prst="textNoShape">
+                          <a:avLst/>
+                        </a:prstTxWarp>
+                        <a:noAutofit/>
+                      </wps:bodyPr>
+                    </wps:wsp>
+                  </a:graphicData>
+                </a:graphic>
+                <wp14:sizeRelH relativeFrom="margin">
+                  <wp14:pctWidth>0</wp14:pctWidth>
+                </wp14:sizeRelH>
+                <wp14:sizeRelV relativeFrom="margin">
+                  <wp14:pctHeight>0</wp14:pctHeight>
+                </wp14:sizeRelV>
+              </wp:anchor>
+            </w:drawing>
+          </mc:Choice>
+          <mc:Fallback>
+            <w:pict>
+              <v:shape w14:anchorId="3A330AB6" id="_x0000_s1034" type="#_x0000_t13" style="position:absolute;margin-left:280.9pt;margin-top:260.4pt;width:74.55pt;height:35.15pt;rotation:90;z-index:251785216;visibility:visible;mso-wrap-style:square;mso-width-percent:0;mso-height-percent:0;mso-wrap-distance-left:9pt;mso-wrap-distance-top:0;mso-wrap-distance-right:9pt;mso-wrap-distance-bottom:0;mso-position-horizontal:absolute;mso-position-horizontal-relative:text;mso-position-vertical:absolute;mso-position-vertical-relative:text;mso-width-percent:0;mso-height-percent:0;mso-width-relative:margin;mso-height-relative:margin;v-text-anchor:middle" o:gfxdata="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" adj="16508" fillcolor="yellow" strokecolor="#030e13 [484]" strokeweight="1pt">
+                <v:textbox inset="0,0,0,0">
+                  <w:txbxContent>
+                    <w:p>
+                      <w:pPr>
+                        <w:jc w:val="center"/>
+                        <w:rPr>
+                          <w:color w:val="000000" w:themeColor="text1"/>
+                        </w:rPr>
+                      </w:pPr>
+                      <w:r>
+                        <w:rPr>
+                          <w:color w:val="000000" w:themeColor="text1"/>
+                        </w:rPr>
+                        <w:t>18</w:t>
+                      </w:r>
+                      <w:r>
+                        <w:rPr>
+                          <w:color w:val="000000" w:themeColor="text1"/>
+                        </w:rPr>
+                        <w:t>0 graden</w:t>
+                      </w:r>
+                    </w:p>
+                  </w:txbxContent>
+                </v:textbox>
+              </v:shape>
+            </w:pict>
+          </mc:Fallback>
+        </mc:AlternateContent>
+      </w:r>
+      <w:r>
+        <w:rPr>
+          <w:noProof/>
+        </w:rPr>
+        <mc:AlternateContent>
+          <mc:Choice Requires="wps">
+            <w:drawing>
+              <wp:anchor distT="0" distB="0" distL="114300" distR="114300" simplePos="0" relativeHeight="251773952" behindDoc="0" locked="0" layoutInCell="1" allowOverlap="1" wp14:anchorId="59AFC73A" wp14:editId="5443F95D">
+                <wp:simplePos x="0" y="0"/>
+                <wp:positionH relativeFrom="column">
+                  <wp:posOffset>1712301</wp:posOffset>
+                </wp:positionH>
+                <wp:positionV relativeFrom="paragraph">
+                  <wp:posOffset>909727</wp:posOffset>
+                </wp:positionV>
+                <wp:extent cx="4722125" cy="0"/>
+                <wp:effectExtent l="38100" t="76200" r="21590" b="95250"/>
+                <wp:wrapNone/>
+                <wp:docPr id="676503402" name="Straight Arrow Connector 2"/>
+                <wp:cNvGraphicFramePr/>
+                <a:graphic xmlns:a="http://schemas.openxmlformats.org/drawingml/2006/main">
+                  <a:graphicData uri="http://schemas.microsoft.com/office/word/2010/wordprocessingShape">
+                    <wps:wsp>
+                      <wps:cNvCnPr/>
+                      <wps:spPr>
+                        <a:xfrm>
+                          <a:off x="0" y="0"/>
+                          <a:ext cx="4722125" cy="0"/>
+                        </a:xfrm>
+                        <a:prstGeom prst="straightConnector1">
+                          <a:avLst/>
+                        </a:prstGeom>
+                        <a:ln>
+                          <a:headEnd type="triangle"/>
+                          <a:tailEnd type="triangle"/>
+                        </a:ln>
+                      </wps:spPr>
+                      <wps:style>
+                        <a:lnRef idx="1">
+                          <a:schemeClr val="accent1"/>
+                        </a:lnRef>
+                        <a:fillRef idx="0">
+                          <a:schemeClr val="accent1"/>
+                        </a:fillRef>
+                        <a:effectRef idx="0">
+                          <a:schemeClr val="accent1"/>
+                        </a:effectRef>
+                        <a:fontRef idx="minor">
+                          <a:schemeClr val="tx1"/>
+                        </a:fontRef>
+                      </wps:style>
+                      <wps:bodyPr/>
+                    </wps:wsp>
+                  </a:graphicData>
+                </a:graphic>
+              </wp:anchor>
+            </w:drawing>
+          </mc:Choice>
+          <mc:Fallback>
+            <w:pict>
+              <v:shape w14:anchorId="1686B6E7" id="Straight Arrow Connector 2" o:spid="_x0000_s1026" type="#_x0000_t32" style="position:absolute;margin-left:134.85pt;margin-top:71.65pt;width:371.8pt;height:0;z-index:251773952;visibility:visible;mso-wrap-style:square;mso-wrap-distance-left:9pt;mso-wrap-distance-top:0;mso-wrap-distance-right:9pt;mso-wrap-distance-bottom:0;mso-position-horizontal:absolute;mso-position-horizontal-relative:text;mso-position-vertical:absolute;mso-position-vertical-relative:text" o:gfxdata="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" strokecolor="#156082 [3204]" strokeweight=".5pt">
+                <v:stroke startarrow="block" endarrow="block" joinstyle="miter"/>
+              </v:shape>
+            </w:pict>
+          </mc:Fallback>
+        </mc:AlternateContent>
+      </w:r>
+      <w:r>
+        <w:rPr>
+          <w:noProof/>
+        </w:rPr>
+        <mc:AlternateContent>
+          <mc:Choice Requires="wps">
+            <w:drawing>
+              <wp:anchor distT="0" distB="0" distL="114300" distR="114300" simplePos="0" relativeHeight="251774976" behindDoc="0" locked="0" layoutInCell="1" allowOverlap="1" wp14:anchorId="761A9C3E" wp14:editId="4EC24F68">
+                <wp:simplePos x="0" y="0"/>
+                <wp:positionH relativeFrom="column">
+                  <wp:posOffset>3214370</wp:posOffset>
+                </wp:positionH>
+                <wp:positionV relativeFrom="paragraph">
+                  <wp:posOffset>674939</wp:posOffset>
+                </wp:positionV>
+                <wp:extent cx="1883391" cy="291560"/>
+                <wp:effectExtent l="0" t="0" r="0" b="0"/>
+                <wp:wrapNone/>
+                <wp:docPr id="593295588" name="Text Box 3"/>
+                <wp:cNvGraphicFramePr/>
+                <a:graphic xmlns:a="http://schemas.openxmlformats.org/drawingml/2006/main">
+                  <a:graphicData uri="http://schemas.microsoft.com/office/word/2010/wordprocessingShape">
+                    <wps:wsp>
+                      <wps:cNvSpPr txBox="1"/>
+                      <wps:spPr>
+                        <a:xfrm>
+                          <a:off x="0" y="0"/>
+                          <a:ext cx="1883391" cy="291560"/>
+                        </a:xfrm>
+                        <a:prstGeom prst="rect">
+                          <a:avLst/>
+                        </a:prstGeom>
+                        <a:noFill/>
+                        <a:ln w="6350">
+                          <a:noFill/>
+                        </a:ln>
+                      </wps:spPr>
+                      <wps:txbx>
+                        <w:txbxContent>
+                          <w:p>
+                            <w:r>
+                              <w:t>10 cm in het borduurwerk</w:t>
+                            </w:r>
+                          </w:p>
+                        </w:txbxContent>
+                      </wps:txbx>
+                      <wps:bodyPr rot="0" spcFirstLastPara="0" vertOverflow="overflow" horzOverflow="overflow" vert="horz" wrap="square" lIns="91440" tIns="45720" rIns="91440" bIns="45720" numCol="1" spcCol="0" rtlCol="0" fromWordArt="0" anchor="t" anchorCtr="0" forceAA="0" compatLnSpc="1">
+                        <a:prstTxWarp prst="textNoShape">
+                          <a:avLst/>
+                        </a:prstTxWarp>
+                        <a:noAutofit/>
+                      </wps:bodyPr>
+                    </wps:wsp>
+                  </a:graphicData>
+                </a:graphic>
+                <wp14:sizeRelH relativeFrom="margin">
+                  <wp14:pctWidth>0</wp14:pctWidth>
+                </wp14:sizeRelH>
+                <wp14:sizeRelV relativeFrom="margin">
+                  <wp14:pctHeight>0</wp14:pctHeight>
+                </wp14:sizeRelV>
+              </wp:anchor>
+            </w:drawing>
+          </mc:Choice>
+          <mc:Fallback>
+            <w:pict>
+              <v:shape w14:anchorId="761A9C3E" id="_x0000_s1035" type="#_x0000_t202" style="position:absolute;margin-left:253.1pt;margin-top:53.15pt;width:148.3pt;height:22.95pt;z-index:251774976;visibility:visible;mso-wrap-style:square;mso-width-percent:0;mso-height-percent:0;mso-wrap-distance-left:9pt;mso-wrap-distance-top:0;mso-wrap-distance-right:9pt;mso-wrap-distance-bottom:0;mso-position-horizontal:absolute;mso-position-horizontal-relative:text;mso-position-vertical:absolute;mso-position-vertical-relative:text;mso-width-percent:0;mso-height-percent:0;mso-width-relative:margin;mso-height-relative:margin;v-text-anchor:top" o:gfxdata="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" filled="f" stroked="f" strokeweight=".5pt">
+                <v:textbox>
+                  <w:txbxContent>
+                    <w:p>
+                      <w:r>
+                        <w:t>10 cm in het borduurwerk</w:t>
+                      </w:r>
+                    </w:p>
+                  </w:txbxContent>
+                </v:textbox>
+              </v:shape>
+            </w:pict>
+          </mc:Fallback>
+        </mc:AlternateContent>
+      </w:r>
+      <w:r>
+        <w:rPr>
+          <w:noProof/>
+        </w:rPr>
+        <mc:AlternateContent>
+          <mc:Choice Requires="wps">
+            <w:drawing>
+              <wp:anchor distT="0" distB="0" distL="114300" distR="114300" simplePos="0" relativeHeight="251783168" behindDoc="0" locked="0" layoutInCell="1" allowOverlap="1" wp14:anchorId="3DC4D6D7" wp14:editId="0F6D34D5">
+                <wp:simplePos x="0" y="0"/>
+                <wp:positionH relativeFrom="column">
+                  <wp:posOffset>4544913</wp:posOffset>
+                </wp:positionH>
+                <wp:positionV relativeFrom="paragraph">
+                  <wp:posOffset>2327944</wp:posOffset>
+                </wp:positionV>
+                <wp:extent cx="948519" cy="444974"/>
+                <wp:effectExtent l="0" t="19050" r="42545" b="31750"/>
+                <wp:wrapNone/>
+                <wp:docPr id="1894128896" name="Arrow: Right 6"/>
+                <wp:cNvGraphicFramePr/>
+                <a:graphic xmlns:a="http://schemas.openxmlformats.org/drawingml/2006/main">
+                  <a:graphicData uri="http://schemas.microsoft.com/office/word/2010/wordprocessingShape">
+                    <wps:wsp>
+                      <wps:cNvSpPr/>
+                      <wps:spPr>
+                        <a:xfrm>
+                          <a:off x="0" y="0"/>
+                          <a:ext cx="948519" cy="444974"/>
+                        </a:xfrm>
+                        <a:prstGeom prst="rightArrow">
+                          <a:avLst/>
+                        </a:prstGeom>
+                        <a:solidFill>
+                          <a:srgbClr val="FFFF00"/>
+                        </a:solidFill>
+                      </wps:spPr>
+                      <wps:style>
+                        <a:lnRef idx="2">
+                          <a:schemeClr val="accent1">
+                            <a:shade val="15000"/>
+                          </a:schemeClr>
+                        </a:lnRef>
+                        <a:fillRef idx="1">
+                          <a:schemeClr val="accent1"/>
+                        </a:fillRef>
+                        <a:effectRef idx="0">
+                          <a:schemeClr val="accent1"/>
+                        </a:effectRef>
+                        <a:fontRef idx="minor">
+                          <a:schemeClr val="lt1"/>
+                        </a:fontRef>
+                      </wps:style>
+                      <wps:txbx>
+                        <w:txbxContent>
+                          <w:p>
+                            <w:pPr>
+                              <w:jc w:val="center"/>
+                              <w:rPr>
+                                <w:color w:val="000000" w:themeColor="text1"/>
+                              </w:rPr>
+                            </w:pPr>
+                            <w:r>
+                              <w:rPr>
+                                <w:color w:val="000000" w:themeColor="text1"/>
+                              </w:rPr>
+                              <w:t>90 graden</w:t>
+                            </w:r>
+                          </w:p>
+                        </w:txbxContent>
+                      </wps:txbx>
+                      <wps:bodyPr rot="0" spcFirstLastPara="0" vertOverflow="overflow" horzOverflow="overflow" vert="horz" wrap="square" lIns="0" tIns="0" rIns="0" bIns="0" numCol="1" spcCol="0" rtlCol="0" fromWordArt="0" anchor="ctr" anchorCtr="0" forceAA="0" compatLnSpc="1">
+                        <a:prstTxWarp prst="textNoShape">
+                          <a:avLst/>
+                        </a:prstTxWarp>
+                        <a:noAutofit/>
+                      </wps:bodyPr>
+                    </wps:wsp>
+                  </a:graphicData>
+                </a:graphic>
+                <wp14:sizeRelV relativeFrom="margin">
+                  <wp14:pctHeight>0</wp14:pctHeight>
+                </wp14:sizeRelV>
+              </wp:anchor>
+            </w:drawing>
+          </mc:Choice>
+          <mc:Fallback>
+            <w:pict>
+              <v:shape w14:anchorId="3DC4D6D7" id="_x0000_s1036" type="#_x0000_t13" style="position:absolute;margin-left:357.85pt;margin-top:183.3pt;width:74.7pt;height:35.05pt;z-index:251783168;visibility:visible;mso-wrap-style:square;mso-height-percent:0;mso-wrap-distance-left:9pt;mso-wrap-distance-top:0;mso-wrap-distance-right:9pt;mso-wrap-distance-bottom:0;mso-position-horizontal:absolute;mso-position-horizontal-relative:text;mso-position-vertical:absolute;mso-position-vertical-relative:text;mso-height-percent:0;mso-height-relative:margin;v-text-anchor:middle" o:gfxdata="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" adj="16533" fillcolor="yellow" strokecolor="#030e13 [484]" strokeweight="1pt">
+                <v:textbox inset="0,0,0,0">
+                  <w:txbxContent>
+                    <w:p>
+                      <w:pPr>
+                        <w:jc w:val="center"/>
+                        <w:rPr>
+                          <w:color w:val="000000" w:themeColor="text1"/>
+                        </w:rPr>
+                      </w:pPr>
+                      <w:r>
+                        <w:rPr>
+                          <w:color w:val="000000" w:themeColor="text1"/>
+                        </w:rPr>
+                        <w:t>90 graden</w:t>
+                      </w:r>
+                    </w:p>
+                  </w:txbxContent>
+                </v:textbox>
+              </v:shape>
+            </w:pict>
+          </mc:Fallback>
+        </mc:AlternateContent>
+      </w:r>
+      <w:r>
+        <w:rPr>
+          <w:noProof/>
+        </w:rPr>
+        <mc:AlternateContent>
+          <mc:Choice Requires="wps">
+            <w:drawing>
+              <wp:anchor distT="0" distB="0" distL="114300" distR="114300" simplePos="0" relativeHeight="251772928" behindDoc="0" locked="0" layoutInCell="1" allowOverlap="1" wp14:anchorId="3D0C7341" wp14:editId="6B908001">
+                <wp:simplePos x="0" y="0"/>
+                <wp:positionH relativeFrom="column">
+                  <wp:posOffset>4672690</wp:posOffset>
+                </wp:positionH>
+                <wp:positionV relativeFrom="paragraph">
+                  <wp:posOffset>3521881</wp:posOffset>
+                </wp:positionV>
+                <wp:extent cx="1586230" cy="514350"/>
+                <wp:effectExtent l="666750" t="1009650" r="13970" b="19050"/>
+                <wp:wrapNone/>
+                <wp:docPr id="48931104" name="Speech Bubble: Rectangle with Corners Rounded 1"/>
+                <wp:cNvGraphicFramePr/>
+                <a:graphic xmlns:a="http://schemas.openxmlformats.org/drawingml/2006/main">
+                  <a:graphicData uri="http://schemas.microsoft.com/office/word/2010/wordprocessingShape">
+                    <wps:wsp>
+                      <wps:cNvSpPr/>
+                      <wps:spPr>
+                        <a:xfrm>
+                          <a:off x="0" y="0"/>
+                          <a:ext cx="1586230" cy="514350"/>
+                        </a:xfrm>
+                        <a:prstGeom prst="wedgeRoundRectCallout">
+                          <a:avLst>
+                            <a:gd name="adj1" fmla="val -88899"/>
+                            <a:gd name="adj2" fmla="val -239179"/>
+                            <a:gd name="adj3" fmla="val 16667"/>
+                          </a:avLst>
+                        </a:prstGeom>
+                      </wps:spPr>
+                      <wps:style>
+                        <a:lnRef idx="2">
+                          <a:schemeClr val="accent1">
+                            <a:shade val="15000"/>
+                          </a:schemeClr>
+                        </a:lnRef>
+                        <a:fillRef idx="1">
+                          <a:schemeClr val="accent1"/>
+                        </a:fillRef>
+                        <a:effectRef idx="0">
+                          <a:schemeClr val="accent1"/>
+                        </a:effectRef>
+                        <a:fontRef idx="minor">
+                          <a:schemeClr val="lt1"/>
+                        </a:fontRef>
+                      </wps:style>
+                      <wps:txbx>
+                        <w:txbxContent>
+                          <w:p>
+                            <w:pPr>
+                              <w:spacing w:after="0"/>
+                              <w:jc w:val="center"/>
+                            </w:pPr>
+                            <w:r>
+                              <w:t>Dit is het midden</w:t>
+                            </w:r>
+                          </w:p>
+                          <w:p>
+                            <w:pPr>
+                              <w:spacing w:after="0"/>
+                              <w:jc w:val="center"/>
+                            </w:pPr>
+                            <w:r>
+                              <w:t>X = 0, Y = 0</w:t>
+                            </w:r>
+                          </w:p>
+                        </w:txbxContent>
+                      </wps:txbx>
+                      <wps:bodyPr rot="0" spcFirstLastPara="0" vertOverflow="overflow" horzOverflow="overflow" vert="horz" wrap="square" lIns="36000" tIns="36000" rIns="36000" bIns="36000" numCol="1" spcCol="0" rtlCol="0" fromWordArt="0" anchor="ctr" anchorCtr="0" forceAA="0" compatLnSpc="1">
+                        <a:prstTxWarp prst="textNoShape">
+                          <a:avLst/>
+                        </a:prstTxWarp>
+                        <a:noAutofit/>
+                      </wps:bodyPr>
+                    </wps:wsp>
+                  </a:graphicData>
+                </a:graphic>
+                <wp14:sizeRelH relativeFrom="margin">
+                  <wp14:pctWidth>0</wp14:pctWidth>
+                </wp14:sizeRelH>
+                <wp14:sizeRelV relativeFrom="margin">
+                  <wp14:pctHeight>0</wp14:pctHeight>
+                </wp14:sizeRelV>
+              </wp:anchor>
+            </w:drawing>
+          </mc:Choice>
+          <mc:Fallback>
+            <w:pict>
+              <v:shape w14:anchorId="3D0C7341" id="_x0000_s1037" type="#_x0000_t62" style="position:absolute;margin-left:367.95pt;margin-top:277.3pt;width:124.9pt;height:40.5pt;z-index:251772928;visibility:visible;mso-wrap-style:square;mso-width-percent:0;mso-height-percent:0;mso-wrap-distance-left:9pt;mso-wrap-distance-top:0;mso-wrap-distance-right:9pt;mso-wrap-distance-bottom:0;mso-position-horizontal:absolute;mso-position-horizontal-relative:text;mso-position-vertical:absolute;mso-position-vertical-relative:text;mso-width-percent:0;mso-height-percent:0;mso-width-relative:margin;mso-height-relative:margin;v-text-anchor:middle" o:gfxdata="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" adj="-8402,-40863" fillcolor="#156082 [3204]" strokecolor="#030e13 [484]" strokeweight="1pt">
+                <v:textbox inset="1mm,1mm,1mm,1mm">
+                  <w:txbxContent>
+                    <w:p>
+                      <w:pPr>
+                        <w:spacing w:after="0"/>
+                        <w:jc w:val="center"/>
+                      </w:pPr>
+                      <w:r>
+                        <w:t>Dit is het midden</w:t>
+                      </w:r>
+                    </w:p>
+                    <w:p>
+                      <w:pPr>
+                        <w:spacing w:after="0"/>
+                        <w:jc w:val="center"/>
+                      </w:pPr>
+                      <w:r>
+                        <w:t>X = 0, Y = 0</w:t>
+                      </w:r>
+                    </w:p>
+                  </w:txbxContent>
+                </v:textbox>
+              </v:shape>
+            </w:pict>
+          </mc:Fallback>
+        </mc:AlternateContent>
+      </w:r>
+      <w:r>
+        <w:rPr>
+          <w:noProof/>
+        </w:rPr>
+        <mc:AlternateContent>
+          <mc:Choice Requires="wps">
+            <w:drawing>
+              <wp:anchor distT="0" distB="0" distL="114300" distR="114300" simplePos="0" relativeHeight="251780096" behindDoc="0" locked="0" layoutInCell="1" allowOverlap="1" wp14:anchorId="0C0A5BFE" wp14:editId="218BA226">
+                <wp:simplePos x="0" y="0"/>
+                <wp:positionH relativeFrom="column">
+                  <wp:posOffset>3814787</wp:posOffset>
+                </wp:positionH>
+                <wp:positionV relativeFrom="paragraph">
+                  <wp:posOffset>4926121</wp:posOffset>
+                </wp:positionV>
+                <wp:extent cx="552735" cy="327546"/>
+                <wp:effectExtent l="0" t="0" r="0" b="0"/>
+                <wp:wrapNone/>
+                <wp:docPr id="1840111683" name="Text Box 5"/>
+                <wp:cNvGraphicFramePr/>
+                <a:graphic xmlns:a="http://schemas.openxmlformats.org/drawingml/2006/main">
+                  <a:graphicData uri="http://schemas.microsoft.com/office/word/2010/wordprocessingShape">
+                    <wps:wsp>
+                      <wps:cNvSpPr txBox="1"/>
+                      <wps:spPr>
+                        <a:xfrm>
+                          <a:off x="0" y="0"/>
+                          <a:ext cx="552735" cy="327546"/>
+                        </a:xfrm>
+                        <a:prstGeom prst="rect">
+                          <a:avLst/>
+                        </a:prstGeom>
+                        <a:noFill/>
+                        <a:ln w="6350">
+                          <a:noFill/>
+                        </a:ln>
+                      </wps:spPr>
+                      <wps:txbx>
+                        <w:txbxContent>
+                          <w:p>
+                            <w:pPr>
+                              <w:rPr>
+                                <w:sz w:val="32"/>
+                                <w:szCs w:val="40"/>
+                              </w:rPr>
+                            </w:pPr>
+                            <w:r>
+                              <w:rPr>
+                                <w:sz w:val="32"/>
+                                <w:szCs w:val="40"/>
+                              </w:rPr>
+                              <w:t>X-as</w:t>
+                            </w:r>
+                          </w:p>
+                        </w:txbxContent>
+                      </wps:txbx>
+                      <wps:bodyPr rot="0" spcFirstLastPara="0" vertOverflow="overflow" horzOverflow="overflow" vert="horz" wrap="square" lIns="91440" tIns="45720" rIns="91440" bIns="45720" numCol="1" spcCol="0" rtlCol="0" fromWordArt="0" anchor="t" anchorCtr="0" forceAA="0" compatLnSpc="1">
+                        <a:prstTxWarp prst="textNoShape">
+                          <a:avLst/>
+                        </a:prstTxWarp>
+                        <a:noAutofit/>
+                      </wps:bodyPr>
+                    </wps:wsp>
+                  </a:graphicData>
+                </a:graphic>
+                <wp14:sizeRelH relativeFrom="margin">
+                  <wp14:pctWidth>0</wp14:pctWidth>
+                </wp14:sizeRelH>
+              </wp:anchor>
+            </w:drawing>
+          </mc:Choice>
+          <mc:Fallback>
+            <w:pict>
+              <v:shape w14:anchorId="0C0A5BFE" id="Text Box 5" o:spid="_x0000_s1038" type="#_x0000_t202" style="position:absolute;margin-left:300.4pt;margin-top:387.9pt;width:43.5pt;height:25.8pt;z-index:251780096;visibility:visible;mso-wrap-style:square;mso-width-percent:0;mso-wrap-distance-left:9pt;mso-wrap-distance-top:0;mso-wrap-distance-right:9pt;mso-wrap-distance-bottom:0;mso-position-horizontal:absolute;mso-position-horizontal-relative:text;mso-position-vertical:absolute;mso-position-vertical-relative:text;mso-width-percent:0;mso-width-relative:margin;v-text-anchor:top" o:gfxdata="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" filled="f" stroked="f" strokeweight=".5pt">
+                <v:textbox>
+                  <w:txbxContent>
+                    <w:p>
+                      <w:pPr>
+                        <w:rPr>
+                          <w:sz w:val="32"/>
+                          <w:szCs w:val="40"/>
+                        </w:rPr>
+                      </w:pPr>
+                      <w:r>
+                        <w:rPr>
+                          <w:sz w:val="32"/>
+                          <w:szCs w:val="40"/>
+                        </w:rPr>
+                        <w:t>X-as</w:t>
+                      </w:r>
+                    </w:p>
+                  </w:txbxContent>
+                </v:textbox>
+              </v:shape>
+            </w:pict>
+          </mc:Fallback>
+        </mc:AlternateContent>
+      </w:r>
+      <w:r>
+        <w:rPr>
+          <w:noProof/>
+        </w:rPr>
+        <mc:AlternateContent>
+          <mc:Choice Requires="wps">
+            <w:drawing>
+              <wp:anchor distT="0" distB="0" distL="114300" distR="114300" simplePos="0" relativeHeight="251782144" behindDoc="0" locked="0" layoutInCell="1" allowOverlap="1" wp14:anchorId="6FD29F64" wp14:editId="04D841FB">
+                <wp:simplePos x="0" y="0"/>
+                <wp:positionH relativeFrom="column">
+                  <wp:posOffset>1161871</wp:posOffset>
+                </wp:positionH>
+                <wp:positionV relativeFrom="paragraph">
+                  <wp:posOffset>2330663</wp:posOffset>
+                </wp:positionV>
+                <wp:extent cx="552735" cy="327546"/>
+                <wp:effectExtent l="0" t="0" r="0" b="0"/>
+                <wp:wrapNone/>
+                <wp:docPr id="489951249" name="Text Box 5"/>
+                <wp:cNvGraphicFramePr/>
+                <a:graphic xmlns:a="http://schemas.openxmlformats.org/drawingml/2006/main">
+                  <a:graphicData uri="http://schemas.microsoft.com/office/word/2010/wordprocessingShape">
+                    <wps:wsp>
+                      <wps:cNvSpPr txBox="1"/>
+                      <wps:spPr>
+                        <a:xfrm rot="16200000">
+                          <a:off x="0" y="0"/>
+                          <a:ext cx="552735" cy="327546"/>
+                        </a:xfrm>
+                        <a:prstGeom prst="rect">
+                          <a:avLst/>
+                        </a:prstGeom>
+                        <a:noFill/>
+                        <a:ln w="6350">
+                          <a:noFill/>
+                        </a:ln>
+                      </wps:spPr>
+                      <wps:txbx>
+                        <w:txbxContent>
+                          <w:p>
+                            <w:pPr>
+                              <w:rPr>
+                                <w:sz w:val="32"/>
+                                <w:szCs w:val="40"/>
+                              </w:rPr>
+                            </w:pPr>
+                            <w:r>
+                              <w:rPr>
+                                <w:sz w:val="32"/>
+                                <w:szCs w:val="40"/>
+                              </w:rPr>
+                              <w:t>Y</w:t>
+                            </w:r>
+                            <w:r>
+                              <w:rPr>
+                                <w:sz w:val="32"/>
+                                <w:szCs w:val="40"/>
+                              </w:rPr>
+                              <w:t>-as</w:t>
+                            </w:r>
+                          </w:p>
+                        </w:txbxContent>
+                      </wps:txbx>
+                      <wps:bodyPr rot="0" spcFirstLastPara="0" vertOverflow="overflow" horzOverflow="overflow" vert="horz" wrap="square" lIns="91440" tIns="45720" rIns="91440" bIns="45720" numCol="1" spcCol="0" rtlCol="0" fromWordArt="0" anchor="t" anchorCtr="0" forceAA="0" compatLnSpc="1">
+                        <a:prstTxWarp prst="textNoShape">
+                          <a:avLst/>
+                        </a:prstTxWarp>
+                        <a:noAutofit/>
+                      </wps:bodyPr>
+                    </wps:wsp>
+                  </a:graphicData>
+                </a:graphic>
+                <wp14:sizeRelH relativeFrom="margin">
+                  <wp14:pctWidth>0</wp14:pctWidth>
+                </wp14:sizeRelH>
+              </wp:anchor>
+            </w:drawing>
+          </mc:Choice>
+          <mc:Fallback>
+            <w:pict>
+              <v:shape w14:anchorId="6FD29F64" id="_x0000_s1039" type="#_x0000_t202" style="position:absolute;margin-left:91.5pt;margin-top:183.5pt;width:43.5pt;height:25.8pt;rotation:-90;z-index:251782144;visibility:visible;mso-wrap-style:square;mso-width-percent:0;mso-wrap-distance-left:9pt;mso-wrap-distance-top:0;mso-wrap-distance-right:9pt;mso-wrap-distance-bottom:0;mso-position-horizontal:absolute;mso-position-horizontal-relative:text;mso-position-vertical:absolute;mso-position-vertical-relative:text;mso-width-percent:0;mso-width-relative:margin;v-text-anchor:top" o:gfxdata="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" filled="f" stroked="f" strokeweight=".5pt">
+                <v:textbox>
+                  <w:txbxContent>
+                    <w:p>
+                      <w:pPr>
+                        <w:rPr>
+                          <w:sz w:val="32"/>
+                          <w:szCs w:val="40"/>
+                        </w:rPr>
+                      </w:pPr>
+                      <w:r>
+                        <w:rPr>
+                          <w:sz w:val="32"/>
+                          <w:szCs w:val="40"/>
+                        </w:rPr>
+                        <w:t>Y</w:t>
+                      </w:r>
+                      <w:r>
+                        <w:rPr>
+                          <w:sz w:val="32"/>
+                          <w:szCs w:val="40"/>
+                        </w:rPr>
+                        <w:t>-as</w:t>
+                      </w:r>
+                    </w:p>
+                  </w:txbxContent>
+                </v:textbox>
+              </v:shape>
+            </w:pict>
+          </mc:Fallback>
+        </mc:AlternateContent>
+      </w:r>
+      <w:r>
+        <w:rPr>
+          <w:noProof/>
+        </w:rPr>
+        <mc:AlternateContent>
+          <mc:Choice Requires="wps">
+            <w:drawing>
+              <wp:anchor distT="0" distB="0" distL="114300" distR="114300" simplePos="0" relativeHeight="251770880" behindDoc="0" locked="0" layoutInCell="1" allowOverlap="1" wp14:anchorId="059BA9E5" wp14:editId="7AAA3765">
+                <wp:simplePos x="0" y="0"/>
+                <wp:positionH relativeFrom="column">
+                  <wp:posOffset>-306752</wp:posOffset>
+                </wp:positionH>
+                <wp:positionV relativeFrom="paragraph">
+                  <wp:posOffset>3550882</wp:posOffset>
+                </wp:positionV>
+                <wp:extent cx="1586230" cy="1006475"/>
+                <wp:effectExtent l="0" t="0" r="471170" b="441325"/>
+                <wp:wrapNone/>
+                <wp:docPr id="381903403" name="Speech Bubble: Rectangle with Corners Rounded 1"/>
+                <wp:cNvGraphicFramePr/>
+                <a:graphic xmlns:a="http://schemas.openxmlformats.org/drawingml/2006/main">
+                  <a:graphicData uri="http://schemas.microsoft.com/office/word/2010/wordprocessingShape">
+                    <wps:wsp>
+                      <wps:cNvSpPr/>
+                      <wps:spPr>
+                        <a:xfrm>
+                          <a:off x="0" y="0"/>
+                          <a:ext cx="1586230" cy="1006475"/>
+                        </a:xfrm>
+                        <a:prstGeom prst="wedgeRoundRectCallout">
+                          <a:avLst>
+                            <a:gd name="adj1" fmla="val 75436"/>
+                            <a:gd name="adj2" fmla="val 87636"/>
+                            <a:gd name="adj3" fmla="val 16667"/>
+                          </a:avLst>
+                        </a:prstGeom>
+                      </wps:spPr>
+                      <wps:style>
+                        <a:lnRef idx="2">
+                          <a:schemeClr val="accent1">
+                            <a:shade val="15000"/>
+                          </a:schemeClr>
+                        </a:lnRef>
+                        <a:fillRef idx="1">
+                          <a:schemeClr val="accent1"/>
+                        </a:fillRef>
+                        <a:effectRef idx="0">
+                          <a:schemeClr val="accent1"/>
+                        </a:effectRef>
+                        <a:fontRef idx="minor">
+                          <a:schemeClr val="lt1"/>
+                        </a:fontRef>
+                      </wps:style>
+                      <wps:txbx>
+                        <w:txbxContent>
+                          <w:p>
+                            <w:pPr>
+                              <w:spacing w:after="0"/>
+                              <w:jc w:val="center"/>
+                            </w:pPr>
+                            <w:r>
+                              <w:t>In het programma:</w:t>
+                            </w:r>
+                          </w:p>
+                          <w:p>
+                            <w:pPr>
+                              <w:spacing w:after="0"/>
+                              <w:jc w:val="center"/>
+                            </w:pPr>
+                            <w:r>
+                              <w:t xml:space="preserve">X = -250, Y = </w:t>
+                            </w:r>
+                            <w:r>
+                              <w:t>-</w:t>
+                            </w:r>
+                            <w:r>
+                              <w:t>250</w:t>
+                            </w:r>
+                          </w:p>
+                          <w:p>
+                            <w:pPr>
+                              <w:spacing w:after="0"/>
+                              <w:jc w:val="center"/>
+                            </w:pPr>
+                            <w:r>
+                              <w:t>Op het borduurwerk:</w:t>
+                            </w:r>
+                          </w:p>
+                          <w:p>
+                            <w:pPr>
+                              <w:spacing w:after="0"/>
+                              <w:jc w:val="center"/>
+                            </w:pPr>
+                            <w:r>
+                              <w:t xml:space="preserve">X = -5 cm, Y = </w:t>
+                            </w:r>
+                            <w:r>
+                              <w:t>-</w:t>
+                            </w:r>
+                            <w:r>
+                              <w:t>5 cm</w:t>
+                            </w:r>
+                          </w:p>
+                        </w:txbxContent>
+                      </wps:txbx>
+                      <wps:bodyPr rot="0" spcFirstLastPara="0" vertOverflow="overflow" horzOverflow="overflow" vert="horz" wrap="square" lIns="36000" tIns="36000" rIns="36000" bIns="36000" numCol="1" spcCol="0" rtlCol="0" fromWordArt="0" anchor="ctr" anchorCtr="0" forceAA="0" compatLnSpc="1">
+                        <a:prstTxWarp prst="textNoShape">
+                          <a:avLst/>
+                        </a:prstTxWarp>
+                        <a:noAutofit/>
+                      </wps:bodyPr>
+                    </wps:wsp>
+                  </a:graphicData>
+                </a:graphic>
+                <wp14:sizeRelH relativeFrom="margin">
+                  <wp14:pctWidth>0</wp14:pctWidth>
+                </wp14:sizeRelH>
+                <wp14:sizeRelV relativeFrom="margin">
+                  <wp14:pctHeight>0</wp14:pctHeight>
+                </wp14:sizeRelV>
+              </wp:anchor>
+            </w:drawing>
+          </mc:Choice>
+          <mc:Fallback>
+            <w:pict>
+              <v:shape w14:anchorId="059BA9E5" id="_x0000_s1040" type="#_x0000_t62" style="position:absolute;margin-left:-24.15pt;margin-top:279.6pt;width:124.9pt;height:79.25pt;z-index:251770880;visibility:visible;mso-wrap-style:square;mso-width-percent:0;mso-height-percent:0;mso-wrap-distance-left:9pt;mso-wrap-distance-top:0;mso-wrap-distance-right:9pt;mso-wrap-distance-bottom:0;mso-position-horizontal:absolute;mso-position-horizontal-relative:text;mso-position-vertical:absolute;mso-position-vertical-relative:text;mso-width-percent:0;mso-height-percent:0;mso-width-relative:margin;mso-height-relative:margin;v-text-anchor:middle" o:gfxdata="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" adj="27094,29729" fillcolor="#156082 [3204]" strokecolor="#030e13 [484]" strokeweight="1pt">
+                <v:textbox inset="1mm,1mm,1mm,1mm">
+                  <w:txbxContent>
+                    <w:p>
+                      <w:pPr>
+                        <w:spacing w:after="0"/>
+                        <w:jc w:val="center"/>
+                      </w:pPr>
+                      <w:r>
+                        <w:t>In het programma:</w:t>
+                      </w:r>
+                    </w:p>
+                    <w:p>
+                      <w:pPr>
+                        <w:spacing w:after="0"/>
+                        <w:jc w:val="center"/>
+                      </w:pPr>
+                      <w:r>
+                        <w:t xml:space="preserve">X = -250, Y = </w:t>
+                      </w:r>
+                      <w:r>
+                        <w:t>-</w:t>
+                      </w:r>
+                      <w:r>
+                        <w:t>250</w:t>
+                      </w:r>
+                    </w:p>
+                    <w:p>
+                      <w:pPr>
+                        <w:spacing w:after="0"/>
+                        <w:jc w:val="center"/>
+                      </w:pPr>
+                      <w:r>
+                        <w:t>Op het borduurwerk:</w:t>
+                      </w:r>
+                    </w:p>
+                    <w:p>
+                      <w:pPr>
+                        <w:spacing w:after="0"/>
+                        <w:jc w:val="center"/>
+                      </w:pPr>
+                      <w:r>
+                        <w:t xml:space="preserve">X = -5 cm, Y = </w:t>
+                      </w:r>
+                      <w:r>
+                        <w:t>-</w:t>
+                      </w:r>
+                      <w:r>
+                        <w:t>5 cm</w:t>
+                      </w:r>
+                    </w:p>
+                  </w:txbxContent>
+                </v:textbox>
+              </v:shape>
+            </w:pict>
+          </mc:Fallback>
+        </mc:AlternateContent>
+      </w:r>
+      <w:r>
+        <w:rPr>
+          <w:noProof/>
+        </w:rPr>
+        <mc:AlternateContent>
+          <mc:Choice Requires="wps">
+            <w:drawing>
+              <wp:anchor distT="0" distB="0" distL="114300" distR="114300" simplePos="0" relativeHeight="251768832" behindDoc="0" locked="0" layoutInCell="1" allowOverlap="1" wp14:anchorId="560B75B9" wp14:editId="3E7EE318">
+                <wp:simplePos x="0" y="0"/>
+                <wp:positionH relativeFrom="column">
+                  <wp:posOffset>6911492</wp:posOffset>
+                </wp:positionH>
+                <wp:positionV relativeFrom="paragraph">
+                  <wp:posOffset>3550882</wp:posOffset>
+                </wp:positionV>
+                <wp:extent cx="1586230" cy="1006475"/>
+                <wp:effectExtent l="533400" t="0" r="13970" b="441325"/>
+                <wp:wrapNone/>
+                <wp:docPr id="652573205" name="Speech Bubble: Rectangle with Corners Rounded 1"/>
+                <wp:cNvGraphicFramePr/>
+                <a:graphic xmlns:a="http://schemas.openxmlformats.org/drawingml/2006/main">
+                  <a:graphicData uri="http://schemas.microsoft.com/office/word/2010/wordprocessingShape">
+                    <wps:wsp>
+                      <wps:cNvSpPr/>
+                      <wps:spPr>
+                        <a:xfrm>
+                          <a:off x="0" y="0"/>
+                          <a:ext cx="1586230" cy="1006475"/>
+                        </a:xfrm>
+                        <a:prstGeom prst="wedgeRoundRectCallout">
+                          <a:avLst>
+                            <a:gd name="adj1" fmla="val -80724"/>
+                            <a:gd name="adj2" fmla="val 87637"/>
+                            <a:gd name="adj3" fmla="val 16667"/>
+                          </a:avLst>
+                        </a:prstGeom>
+                      </wps:spPr>
+                      <wps:style>
+                        <a:lnRef idx="2">
+                          <a:schemeClr val="accent1">
+                            <a:shade val="15000"/>
+                          </a:schemeClr>
+                        </a:lnRef>
+                        <a:fillRef idx="1">
+                          <a:schemeClr val="accent1"/>
+                        </a:fillRef>
+                        <a:effectRef idx="0">
+                          <a:schemeClr val="accent1"/>
+                        </a:effectRef>
+                        <a:fontRef idx="minor">
+                          <a:schemeClr val="lt1"/>
+                        </a:fontRef>
+                      </wps:style>
+                      <wps:txbx>
+                        <w:txbxContent>
+                          <w:p>
+                            <w:pPr>
+                              <w:spacing w:after="0"/>
+                              <w:jc w:val="center"/>
+                            </w:pPr>
+                            <w:r>
+                              <w:t>In het programma:</w:t>
+                            </w:r>
+                          </w:p>
+                          <w:p>
+                            <w:pPr>
+                              <w:spacing w:after="0"/>
+                              <w:jc w:val="center"/>
+                            </w:pPr>
+                            <w:r>
+                              <w:t xml:space="preserve">X = 250, Y = </w:t>
+                            </w:r>
+                            <w:r>
+                              <w:t>-</w:t>
+                            </w:r>
+                            <w:r>
+                              <w:t>250</w:t>
+                            </w:r>
+                          </w:p>
+                          <w:p>
+                            <w:pPr>
+                              <w:spacing w:after="0"/>
+                              <w:jc w:val="center"/>
+                            </w:pPr>
+                            <w:r>
+                              <w:t>Op het borduurwerk:</w:t>
+                            </w:r>
+                          </w:p>
+                          <w:p>
+                            <w:pPr>
+                              <w:spacing w:after="0"/>
+                              <w:jc w:val="center"/>
+                            </w:pPr>
+                            <w:r>
+                              <w:t xml:space="preserve">X = 5 cm, Y = </w:t>
+                            </w:r>
+                            <w:r>
+                              <w:t>-</w:t>
+                            </w:r>
+                            <w:r>
+                              <w:t>5 cm</w:t>
+                            </w:r>
+                          </w:p>
+                        </w:txbxContent>
+                      </wps:txbx>
+                      <wps:bodyPr rot="0" spcFirstLastPara="0" vertOverflow="overflow" horzOverflow="overflow" vert="horz" wrap="square" lIns="36000" tIns="36000" rIns="36000" bIns="36000" numCol="1" spcCol="0" rtlCol="0" fromWordArt="0" anchor="ctr" anchorCtr="0" forceAA="0" compatLnSpc="1">
+                        <a:prstTxWarp prst="textNoShape">
+                          <a:avLst/>
+                        </a:prstTxWarp>
+                        <a:noAutofit/>
+                      </wps:bodyPr>
+                    </wps:wsp>
+                  </a:graphicData>
+                </a:graphic>
+                <wp14:sizeRelH relativeFrom="margin">
+                  <wp14:pctWidth>0</wp14:pctWidth>
+                </wp14:sizeRelH>
+                <wp14:sizeRelV relativeFrom="margin">
+                  <wp14:pctHeight>0</wp14:pctHeight>
+                </wp14:sizeRelV>
+              </wp:anchor>
+            </w:drawing>
+          </mc:Choice>
+          <mc:Fallback>
+            <w:pict>
+              <v:shape w14:anchorId="560B75B9" id="_x0000_s1041" type="#_x0000_t62" style="position:absolute;margin-left:544.2pt;margin-top:279.6pt;width:124.9pt;height:79.25pt;z-index:251768832;visibility:visible;mso-wrap-style:square;mso-width-percent:0;mso-height-percent:0;mso-wrap-distance-left:9pt;mso-wrap-distance-top:0;mso-wrap-distance-right:9pt;mso-wrap-distance-bottom:0;mso-position-horizontal:absolute;mso-position-horizontal-relative:text;mso-position-vertical:absolute;mso-position-vertical-relative:text;mso-width-percent:0;mso-height-percent:0;mso-width-relative:margin;mso-height-relative:margin;v-text-anchor:middle" o:gfxdata="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" adj="-6636,29730" fillcolor="#156082 [3204]" strokecolor="#030e13 [484]" strokeweight="1pt">
+                <v:textbox inset="1mm,1mm,1mm,1mm">
+                  <w:txbxContent>
+                    <w:p>
+                      <w:pPr>
+                        <w:spacing w:after="0"/>
+                        <w:jc w:val="center"/>
+                      </w:pPr>
+                      <w:r>
+                        <w:t>In het programma:</w:t>
+                      </w:r>
+                    </w:p>
+                    <w:p>
+                      <w:pPr>
+                        <w:spacing w:after="0"/>
+                        <w:jc w:val="center"/>
+                      </w:pPr>
+                      <w:r>
+                        <w:t xml:space="preserve">X = 250, Y = </w:t>
+                      </w:r>
+                      <w:r>
+                        <w:t>-</w:t>
+                      </w:r>
+                      <w:r>
+                        <w:t>250</w:t>
+                      </w:r>
+                    </w:p>
+                    <w:p>
+                      <w:pPr>
+                        <w:spacing w:after="0"/>
+                        <w:jc w:val="center"/>
+                      </w:pPr>
+                      <w:r>
+                        <w:t>Op het borduurwerk:</w:t>
+                      </w:r>
+                    </w:p>
+                    <w:p>
+                      <w:pPr>
+                        <w:spacing w:after="0"/>
+                        <w:jc w:val="center"/>
+                      </w:pPr>
+                      <w:r>
+                        <w:t xml:space="preserve">X = 5 cm, Y = </w:t>
+                      </w:r>
+                      <w:r>
+                        <w:t>-</w:t>
+                      </w:r>
+                      <w:r>
+                        <w:t>5 cm</w:t>
+                      </w:r>
+                    </w:p>
+                  </w:txbxContent>
+                </v:textbox>
+              </v:shape>
+            </w:pict>
+          </mc:Fallback>
+        </mc:AlternateContent>
+      </w:r>
+      <w:r>
+        <w:rPr>
+          <w:noProof/>
+        </w:rPr>
+        <mc:AlternateContent>
+          <mc:Choice Requires="wps">
+            <w:drawing>
+              <wp:anchor distT="0" distB="0" distL="114300" distR="114300" simplePos="0" relativeHeight="251766784" behindDoc="0" locked="0" layoutInCell="1" allowOverlap="1" wp14:anchorId="3C866BB5" wp14:editId="6037D825">
+                <wp:simplePos x="0" y="0"/>
+                <wp:positionH relativeFrom="column">
+                  <wp:posOffset>6906089</wp:posOffset>
+                </wp:positionH>
+                <wp:positionV relativeFrom="paragraph">
+                  <wp:posOffset>586475</wp:posOffset>
+                </wp:positionV>
+                <wp:extent cx="1586230" cy="1006475"/>
+                <wp:effectExtent l="533400" t="400050" r="13970" b="22225"/>
+                <wp:wrapNone/>
+                <wp:docPr id="1024379381" name="Speech Bubble: Rectangle with Corners Rounded 1"/>
+                <wp:cNvGraphicFramePr/>
+                <a:graphic xmlns:a="http://schemas.openxmlformats.org/drawingml/2006/main">
+                  <a:graphicData uri="http://schemas.microsoft.com/office/word/2010/wordprocessingShape">
+                    <wps:wsp>
+                      <wps:cNvSpPr/>
+                      <wps:spPr>
+                        <a:xfrm>
+                          <a:off x="0" y="0"/>
+                          <a:ext cx="1586230" cy="1006475"/>
+                        </a:xfrm>
+                        <a:prstGeom prst="wedgeRoundRectCallout">
+                          <a:avLst>
+                            <a:gd name="adj1" fmla="val -80725"/>
+                            <a:gd name="adj2" fmla="val -86609"/>
+                            <a:gd name="adj3" fmla="val 16667"/>
+                          </a:avLst>
+                        </a:prstGeom>
+                      </wps:spPr>
+                      <wps:style>
+                        <a:lnRef idx="2">
+                          <a:schemeClr val="accent1">
+                            <a:shade val="15000"/>
+                          </a:schemeClr>
+                        </a:lnRef>
+                        <a:fillRef idx="1">
+                          <a:schemeClr val="accent1"/>
+                        </a:fillRef>
+                        <a:effectRef idx="0">
+                          <a:schemeClr val="accent1"/>
+                        </a:effectRef>
+                        <a:fontRef idx="minor">
+                          <a:schemeClr val="lt1"/>
+                        </a:fontRef>
+                      </wps:style>
+                      <wps:txbx>
+                        <w:txbxContent>
+                          <w:p>
+                            <w:pPr>
+                              <w:spacing w:after="0"/>
+                              <w:jc w:val="center"/>
+                            </w:pPr>
+                            <w:r>
+                              <w:t>In het programma:</w:t>
+                            </w:r>
+                          </w:p>
+                          <w:p>
+                            <w:pPr>
+                              <w:spacing w:after="0"/>
+                              <w:jc w:val="center"/>
+                            </w:pPr>
+                            <w:r>
+                              <w:t>X = 250, Y = 250</w:t>
+                            </w:r>
+                          </w:p>
+                          <w:p>
+                            <w:pPr>
+                              <w:spacing w:after="0"/>
+                              <w:jc w:val="center"/>
+                            </w:pPr>
+                            <w:r>
+                              <w:t>Op het borduurwerk:</w:t>
+                            </w:r>
+                          </w:p>
+                          <w:p>
+                            <w:pPr>
+                              <w:spacing w:after="0"/>
+                              <w:jc w:val="center"/>
+                            </w:pPr>
+                            <w:r>
+                              <w:t>X = 5 cm, Y = 5 cm</w:t>
+                            </w:r>
+                          </w:p>
+                        </w:txbxContent>
+                      </wps:txbx>
+                      <wps:bodyPr rot="0" spcFirstLastPara="0" vertOverflow="overflow" horzOverflow="overflow" vert="horz" wrap="square" lIns="36000" tIns="36000" rIns="36000" bIns="36000" numCol="1" spcCol="0" rtlCol="0" fromWordArt="0" anchor="ctr" anchorCtr="0" forceAA="0" compatLnSpc="1">
+                        <a:prstTxWarp prst="textNoShape">
+                          <a:avLst/>
+                        </a:prstTxWarp>
+                        <a:noAutofit/>
+                      </wps:bodyPr>
+                    </wps:wsp>
+                  </a:graphicData>
+                </a:graphic>
+                <wp14:sizeRelH relativeFrom="margin">
+                  <wp14:pctWidth>0</wp14:pctWidth>
+                </wp14:sizeRelH>
+                <wp14:sizeRelV relativeFrom="margin">
+                  <wp14:pctHeight>0</wp14:pctHeight>
+                </wp14:sizeRelV>
+              </wp:anchor>
+            </w:drawing>
+          </mc:Choice>
+          <mc:Fallback>
+            <w:pict>
+              <v:shape w14:anchorId="3C866BB5" id="_x0000_s1042" type="#_x0000_t62" style="position:absolute;margin-left:543.8pt;margin-top:46.2pt;width:124.9pt;height:79.25pt;z-index:251766784;visibility:visible;mso-wrap-style:square;mso-width-percent:0;mso-height-percent:0;mso-wrap-distance-left:9pt;mso-wrap-distance-top:0;mso-wrap-distance-right:9pt;mso-wrap-distance-bottom:0;mso-position-horizontal:absolute;mso-position-horizontal-relative:text;mso-position-vertical:absolute;mso-position-vertical-relative:text;mso-width-percent:0;mso-height-percent:0;mso-width-relative:margin;mso-height-relative:margin;v-text-anchor:middle" o:gfxdata="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" adj="-6637,-7908" fillcolor="#156082 [3204]" strokecolor="#030e13 [484]" strokeweight="1pt">
+                <v:textbox inset="1mm,1mm,1mm,1mm">
+                  <w:txbxContent>
+                    <w:p>
+                      <w:pPr>
+                        <w:spacing w:after="0"/>
+                        <w:jc w:val="center"/>
+                      </w:pPr>
+                      <w:r>
+                        <w:t>In het programma:</w:t>
+                      </w:r>
+                    </w:p>
+                    <w:p>
+                      <w:pPr>
+                        <w:spacing w:after="0"/>
+                        <w:jc w:val="center"/>
+                      </w:pPr>
+                      <w:r>
+                        <w:t>X = 250, Y = 250</w:t>
+                      </w:r>
+                    </w:p>
+                    <w:p>
+                      <w:pPr>
+                        <w:spacing w:after="0"/>
+                        <w:jc w:val="center"/>
+                      </w:pPr>
+                      <w:r>
+                        <w:t>Op het borduurwerk:</w:t>
+                      </w:r>
+                    </w:p>
+                    <w:p>
+                      <w:pPr>
+                        <w:spacing w:after="0"/>
+                        <w:jc w:val="center"/>
+                      </w:pPr>
+                      <w:r>
+                        <w:t>X = 5 cm, Y = 5 cm</w:t>
+                      </w:r>
+                    </w:p>
+                  </w:txbxContent>
+                </v:textbox>
+              </v:shape>
+            </w:pict>
+          </mc:Fallback>
+        </mc:AlternateContent>
+      </w:r>
+      <w:r>
+        <w:rPr>
+          <w:noProof/>
+        </w:rPr>
+        <mc:AlternateContent>
+          <mc:Choice Requires="wps">
+            <w:drawing>
+              <wp:anchor distT="0" distB="0" distL="114300" distR="114300" simplePos="0" relativeHeight="251764736" behindDoc="0" locked="0" layoutInCell="1" allowOverlap="1" wp14:anchorId="036A3DD1" wp14:editId="71F5D979">
+                <wp:simplePos x="0" y="0"/>
+                <wp:positionH relativeFrom="column">
+                  <wp:posOffset>-306752</wp:posOffset>
+                </wp:positionH>
+                <wp:positionV relativeFrom="paragraph">
+                  <wp:posOffset>673763</wp:posOffset>
+                </wp:positionV>
+                <wp:extent cx="1586230" cy="1006475"/>
+                <wp:effectExtent l="0" t="495300" r="471170" b="22225"/>
+                <wp:wrapNone/>
+                <wp:docPr id="1133999863" name="Speech Bubble: Rectangle with Corners Rounded 1"/>
+                <wp:cNvGraphicFramePr/>
+                <a:graphic xmlns:a="http://schemas.openxmlformats.org/drawingml/2006/main">
+                  <a:graphicData uri="http://schemas.microsoft.com/office/word/2010/wordprocessingShape">
+                    <wps:wsp>
+                      <wps:cNvSpPr/>
+                      <wps:spPr>
+                        <a:xfrm>
+                          <a:off x="0" y="0"/>
+                          <a:ext cx="1586230" cy="1006475"/>
+                        </a:xfrm>
+                        <a:prstGeom prst="wedgeRoundRectCallout">
+                          <a:avLst>
+                            <a:gd name="adj1" fmla="val 76296"/>
+                            <a:gd name="adj2" fmla="val -96101"/>
+                            <a:gd name="adj3" fmla="val 16667"/>
+                          </a:avLst>
+                        </a:prstGeom>
+                      </wps:spPr>
+                      <wps:style>
+                        <a:lnRef idx="2">
+                          <a:schemeClr val="accent1">
+                            <a:shade val="15000"/>
+                          </a:schemeClr>
+                        </a:lnRef>
+                        <a:fillRef idx="1">
+                          <a:schemeClr val="accent1"/>
+                        </a:fillRef>
+                        <a:effectRef idx="0">
+                          <a:schemeClr val="accent1"/>
+                        </a:effectRef>
+                        <a:fontRef idx="minor">
+                          <a:schemeClr val="lt1"/>
+                        </a:fontRef>
+                      </wps:style>
+                      <wps:txbx>
+                        <w:txbxContent>
+                          <w:p>
+                            <w:pPr>
+                              <w:spacing w:after="0"/>
+                              <w:jc w:val="center"/>
+                            </w:pPr>
+                            <w:r>
+                              <w:t>In het programma:</w:t>
+                            </w:r>
+                          </w:p>
+                          <w:p>
+                            <w:pPr>
+                              <w:spacing w:after="0"/>
+                              <w:jc w:val="center"/>
+                            </w:pPr>
+                            <w:r>
+                              <w:t>X</w:t>
+                            </w:r>
+                            <w:r>
+                              <w:t xml:space="preserve"> </w:t>
+                            </w:r>
+                            <w:r>
+                              <w:t>=</w:t>
+                            </w:r>
+                            <w:r>
+                              <w:t xml:space="preserve"> </w:t>
+                            </w:r>
+                            <w:r>
+                              <w:t>-250, Y</w:t>
+                            </w:r>
+                            <w:r>
+                              <w:t xml:space="preserve"> </w:t>
+                            </w:r>
+                            <w:r>
+                              <w:t>=</w:t>
+                            </w:r>
+                            <w:r>
+                              <w:t xml:space="preserve"> </w:t>
+                            </w:r>
+                            <w:r>
+                              <w:t>250</w:t>
+                            </w:r>
+                          </w:p>
+                          <w:p>
+                            <w:pPr>
+                              <w:spacing w:after="0"/>
+                              <w:jc w:val="center"/>
+                            </w:pPr>
+                            <w:r>
+                              <w:t>Op het borduurwerk:</w:t>
+                            </w:r>
+                          </w:p>
+                          <w:p>
+                            <w:pPr>
+                              <w:spacing w:after="0"/>
+                              <w:jc w:val="center"/>
+                            </w:pPr>
+                            <w:r>
+                              <w:t>X = -5 cm, Y = 5 cm</w:t>
+                            </w:r>
+                          </w:p>
+                        </w:txbxContent>
+                      </wps:txbx>
+                      <wps:bodyPr rot="0" spcFirstLastPara="0" vertOverflow="overflow" horzOverflow="overflow" vert="horz" wrap="square" lIns="36000" tIns="36000" rIns="36000" bIns="36000" numCol="1" spcCol="0" rtlCol="0" fromWordArt="0" anchor="ctr" anchorCtr="0" forceAA="0" compatLnSpc="1">
+                        <a:prstTxWarp prst="textNoShape">
+                          <a:avLst/>
+                        </a:prstTxWarp>
+                        <a:noAutofit/>
+                      </wps:bodyPr>
+                    </wps:wsp>
+                  </a:graphicData>
+                </a:graphic>
+                <wp14:sizeRelH relativeFrom="margin">
+                  <wp14:pctWidth>0</wp14:pctWidth>
+                </wp14:sizeRelH>
+                <wp14:sizeRelV relativeFrom="margin">
+                  <wp14:pctHeight>0</wp14:pctHeight>
+                </wp14:sizeRelV>
+              </wp:anchor>
+            </w:drawing>
+          </mc:Choice>
+          <mc:Fallback>
+            <w:pict>
+              <v:shape w14:anchorId="036A3DD1" id="_x0000_s1043" type="#_x0000_t62" style="position:absolute;margin-left:-24.15pt;margin-top:53.05pt;width:124.9pt;height:79.25pt;z-index:251764736;visibility:visible;mso-wrap-style:square;mso-width-percent:0;mso-height-percent:0;mso-wrap-distance-left:9pt;mso-wrap-distance-top:0;mso-wrap-distance-right:9pt;mso-wrap-distance-bottom:0;mso-position-horizontal:absolute;mso-position-horizontal-relative:text;mso-position-vertical:absolute;mso-position-vertical-relative:text;mso-width-percent:0;mso-height-percent:0;mso-width-relative:margin;mso-height-relative:margin;v-text-anchor:middle" o:gfxdata="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" adj="27280,-9958" fillcolor="#156082 [3204]" strokecolor="#030e13 [484]" strokeweight="1pt">
+                <v:textbox inset="1mm,1mm,1mm,1mm">
+                  <w:txbxContent>
+                    <w:p>
+                      <w:pPr>
+                        <w:spacing w:after="0"/>
+                        <w:jc w:val="center"/>
+                      </w:pPr>
+                      <w:r>
+                        <w:t>In het programma:</w:t>
+                      </w:r>
+                    </w:p>
+                    <w:p>
+                      <w:pPr>
+                        <w:spacing w:after="0"/>
+                        <w:jc w:val="center"/>
+                      </w:pPr>
+                      <w:r>
+                        <w:t>X</w:t>
+                      </w:r>
+                      <w:r>
+                        <w:t xml:space="preserve"> </w:t>
+                      </w:r>
+                      <w:r>
+                        <w:t>=</w:t>
+                      </w:r>
+                      <w:r>
+                        <w:t xml:space="preserve"> </w:t>
+                      </w:r>
+                      <w:r>
+                        <w:t>-250, Y</w:t>
+                      </w:r>
+                      <w:r>
+                        <w:t xml:space="preserve"> </w:t>
+                      </w:r>
+                      <w:r>
+                        <w:t>=</w:t>
+                      </w:r>
+                      <w:r>
+                        <w:t xml:space="preserve"> </w:t>
+                      </w:r>
+                      <w:r>
+                        <w:t>250</w:t>
+                      </w:r>
+                    </w:p>
+                    <w:p>
+                      <w:pPr>
+                        <w:spacing w:after="0"/>
+                        <w:jc w:val="center"/>
+                      </w:pPr>
+                      <w:r>
+                        <w:t>Op het borduurwerk:</w:t>
+                      </w:r>
+                    </w:p>
+                    <w:p>
+                      <w:pPr>
+                        <w:spacing w:after="0"/>
+                        <w:jc w:val="center"/>
+                      </w:pPr>
+                      <w:r>
+                        <w:t>X = -5 cm, Y = 5 cm</w:t>
+                      </w:r>
+                    </w:p>
+                  </w:txbxContent>
+                </v:textbox>
+              </v:shape>
+            </w:pict>
+          </mc:Fallback>
+        </mc:AlternateContent>
+      </w:r>
+      <w:r>
+        <w:t xml:space="preserve">                                     </w:t>
+      </w:r>
+      <w:r>
+        <w:drawing>
+          <wp:inline distT="0" distB="0" distL="0" distR="0" wp14:anchorId="0EC9593F" wp14:editId="0F3BF8BA">
+            <wp:extent cx="5595326" cy="5076639"/>
+            <wp:effectExtent l="0" t="0" r="5715" b="0"/>
+            <wp:docPr id="747346009" name="Picture 1"/>
+            <wp:cNvGraphicFramePr>
+              <a:graphicFrameLocks xmlns:a="http://schemas.openxmlformats.org/drawingml/2006/main" noChangeAspect="1"/>
+            </wp:cNvGraphicFramePr>
+            <a:graphic xmlns:a="http://schemas.openxmlformats.org/drawingml/2006/main">
+              <a:graphicData uri="http://schemas.openxmlformats.org/drawingml/2006/picture">
+                <pic:pic xmlns:pic="http://schemas.openxmlformats.org/drawingml/2006/picture">
+                  <pic:nvPicPr>
+                    <pic:cNvPr id="747346009" name=""/>
+                    <pic:cNvPicPr/>
+                  </pic:nvPicPr>
+                  <pic:blipFill rotWithShape="1">
+                    <a:blip r:embed="rId8"/>
+                    <a:srcRect l="1205"/>
+                    <a:stretch>
+                      <a:fillRect/>
+                    </a:stretch>
+                  </pic:blipFill>
+                  <pic:spPr bwMode="auto">
+                    <a:xfrm>
+                      <a:off x="0" y="0"/>
+                      <a:ext cx="5601416" cy="5082164"/>
+                    </a:xfrm>
+                    <a:prstGeom prst="rect">
+                      <a:avLst/>
+                    </a:prstGeom>
+                    <a:ln>
+                      <a:noFill/>
+                    </a:ln>
+                    <a:extLst>
+                      <a:ext uri="{53640926-AAD7-44D8-BBD7-CCE9431645EC}">
+                        <a14:shadowObscured xmlns:a14="http://schemas.microsoft.com/office/drawing/2010/main"/>
+                      </a:ext>
+                    </a:extLst>
+                  </pic:spPr>
+                </pic:pic>
+              </a:graphicData>
+            </a:graphic>
+          </wp:inline>
+        </w:drawing>
+      </w:r>
+    </w:p>
+    <w:p>
+      <w:pPr>
+        <w:rPr>
+          <w:b/>
+          <w:bCs/>
+        </w:rPr>
+      </w:pPr>
+      <w:r>
+        <w:rPr>
+          <w:b/>
+          <w:bCs/>
+        </w:rPr>
+        <w:br w:type="page"/>
+      </w:r>
+    </w:p>
     <w:p>
       <w:pPr>
         <w:ind w:left="-851"/>
@@ -523,10 +3258,10 @@
                 <w:lang w:eastAsia="nl-NL"/>
               </w:rPr>
               <w:drawing>
-                <wp:inline distT="0" distB="0" distL="0" distR="0" wp14:anchorId="6C1A1E58" wp14:editId="1A03B6E0">
-                  <wp:extent cx="5351641" cy="2579427"/>
+                <wp:inline distT="0" distB="0" distL="0" distR="0" wp14:anchorId="07298F05" wp14:editId="5896AA8A">
+                  <wp:extent cx="5180278" cy="2231408"/>
                   <wp:effectExtent l="0" t="0" r="1905" b="0"/>
-                  <wp:docPr id="1937226659" name="Afbeelding 13"/>
+                  <wp:docPr id="420034932" name="Picture 1"/>
                   <wp:cNvGraphicFramePr>
                     <a:graphicFrameLocks xmlns:a="http://schemas.openxmlformats.org/drawingml/2006/main" noChangeAspect="1"/>
                   </wp:cNvGraphicFramePr>
@@ -534,36 +3269,23 @@
                     <a:graphicData uri="http://schemas.openxmlformats.org/drawingml/2006/picture">
                       <pic:pic xmlns:pic="http://schemas.openxmlformats.org/drawingml/2006/picture">
                         <pic:nvPicPr>
-                          <pic:cNvPr id="0" name="Picture 28"/>
-                          <pic:cNvPicPr>
-                            <a:picLocks noChangeAspect="1" noChangeArrowheads="1"/>
-                          </pic:cNvPicPr>
+                          <pic:cNvPr id="420034932" name=""/>
+                          <pic:cNvPicPr/>
                         </pic:nvPicPr>
                         <pic:blipFill>
-                          <a:blip r:embed="rId7">
-                            <a:extLst>
-                              <a:ext uri="{28A0092B-C50C-407E-A947-70E740481C1C}">
-                                <a14:useLocalDpi xmlns:a14="http://schemas.microsoft.com/office/drawing/2010/main" val="0"/>
-                              </a:ext>
-                            </a:extLst>
-                          </a:blip>
-                          <a:srcRect/>
+                          <a:blip r:embed="rId9"/>
                           <a:stretch>
                             <a:fillRect/>
                           </a:stretch>
                         </pic:blipFill>
-                        <pic:spPr bwMode="auto">
+                        <pic:spPr>
                           <a:xfrm>
                             <a:off x="0" y="0"/>
-                            <a:ext cx="5389120" cy="2597492"/>
+                            <a:ext cx="5210680" cy="2244504"/>
                           </a:xfrm>
                           <a:prstGeom prst="rect">
                             <a:avLst/>
                           </a:prstGeom>
-                          <a:noFill/>
-                          <a:ln>
-                            <a:noFill/>
-                          </a:ln>
                         </pic:spPr>
                       </pic:pic>
                     </a:graphicData>
@@ -622,7 +3344,13 @@
               <w:ind w:left="318" w:hanging="284"/>
             </w:pPr>
             <w:r>
-              <w:t>Reset gaat alles weg</w:t>
+              <w:t xml:space="preserve">Reset </w:t>
+            </w:r>
+            <w:r>
+              <w:t>maakt</w:t>
+            </w:r>
+            <w:r>
+              <w:t xml:space="preserve"> alles weg</w:t>
             </w:r>
           </w:p>
           <w:p>
@@ -645,7 +3373,7 @@
               <w:t xml:space="preserve"> en </w:t>
             </w:r>
             <w:r>
-              <w:t xml:space="preserve"> y = 0 </w:t>
+              <w:t xml:space="preserve"> y = 0</w:t>
             </w:r>
           </w:p>
           <w:p>
@@ -659,7 +3387,10 @@
               <w:ind w:left="318" w:hanging="284"/>
             </w:pPr>
             <w:r>
-              <w:t xml:space="preserve">Dit is het midden </w:t>
+              <w:t>Dit is het midden</w:t>
+            </w:r>
+            <w:r>
+              <w:t xml:space="preserve"> </w:t>
             </w:r>
           </w:p>
           <w:p>
@@ -673,7 +3404,35 @@
               <w:ind w:left="318" w:hanging="284"/>
             </w:pPr>
             <w:r>
+              <w:t>Een knoopsteek zorgt dat het borduurwerk goed in elkaar blijft zitten</w:t>
+            </w:r>
+          </w:p>
+          <w:p>
+            <w:pPr>
+              <w:pStyle w:val="ListParagraph"/>
+              <w:numPr>
+                <w:ilvl w:val="0"/>
+                <w:numId w:val="1"/>
+              </w:numPr>
+              <w:spacing w:after="160" w:line="278" w:lineRule="auto"/>
+              <w:ind w:left="318" w:hanging="284"/>
+            </w:pPr>
+            <w:r>
               <w:t>Je kiest een soort steek</w:t>
+            </w:r>
+          </w:p>
+          <w:p>
+            <w:pPr>
+              <w:pStyle w:val="ListParagraph"/>
+              <w:numPr>
+                <w:ilvl w:val="0"/>
+                <w:numId w:val="1"/>
+              </w:numPr>
+              <w:spacing w:after="160" w:line="278" w:lineRule="auto"/>
+              <w:ind w:left="318" w:hanging="284"/>
+            </w:pPr>
+            <w:r>
+              <w:t>10 = 10 * 0,2 mm = steken om de 2 mm</w:t>
             </w:r>
           </w:p>
           <w:p>
@@ -736,7 +3495,7 @@
                           <pic:cNvPicPr/>
                         </pic:nvPicPr>
                         <pic:blipFill>
-                          <a:blip r:embed="rId8">
+                          <a:blip r:embed="rId10">
                             <a:extLst>
                               <a:ext uri="{28A0092B-C50C-407E-A947-70E740481C1C}">
                                 <a14:useLocalDpi xmlns:a14="http://schemas.microsoft.com/office/drawing/2010/main" val="0"/>
@@ -798,7 +3557,10 @@
         </w:numPr>
       </w:pPr>
       <w:r>
-        <w:t>Steeds aan het begin van je nieuwe opdracht, klik je op reset</w:t>
+        <w:t xml:space="preserve">Steeds aan het begin van je nieuwe opdracht, </w:t>
+      </w:r>
+      <w:r>
+        <w:t>hang je deze blokken erboven</w:t>
       </w:r>
     </w:p>
     <w:p>
@@ -810,7 +3572,13 @@
         </w:numPr>
       </w:pPr>
       <w:r>
-        <w:t>Je kunt in een groot scherm kijken wat hij doet</w:t>
+        <w:t xml:space="preserve">Je kunt in een groot scherm kijken wat </w:t>
+      </w:r>
+      <w:r>
+        <w:t>de schildpad</w:t>
+      </w:r>
+      <w:r>
+        <w:t xml:space="preserve"> doet</w:t>
       </w:r>
     </w:p>
     <w:p>
@@ -822,7 +3590,22 @@
         </w:numPr>
       </w:pPr>
       <w:r>
-        <w:t>Klik op het blok om het te kijken wat het blok doet</w:t>
+        <w:t xml:space="preserve">Klik op </w:t>
+      </w:r>
+      <w:r>
+        <w:t>de stapel</w:t>
+      </w:r>
+      <w:r>
+        <w:t xml:space="preserve"> blok</w:t>
+      </w:r>
+      <w:r>
+        <w:t>ken</w:t>
+      </w:r>
+      <w:r>
+        <w:t xml:space="preserve"> om het </w:t>
+      </w:r>
+      <w:r>
+        <w:t>te laten lopen</w:t>
       </w:r>
     </w:p>
     <w:p>
@@ -834,12 +3617,99 @@
         </w:numPr>
       </w:pPr>
       <w:r>
-        <w:t>Hierna op reset en een nieuw blok proberen</w:t>
+        <w:t xml:space="preserve">En kijk wat dit doet </w:t>
       </w:r>
     </w:p>
     <w:p>
-      <w:r>
-        <w:lastRenderedPageBreak/>
+      <w:pPr>
+        <w:pStyle w:val="ListParagraph"/>
+      </w:pPr>
+      <w:r>
+        <w:drawing>
+          <wp:inline distT="0" distB="0" distL="0" distR="0" wp14:anchorId="3A369B4F" wp14:editId="5BF0F1E6">
+            <wp:extent cx="962159" cy="276264"/>
+            <wp:effectExtent l="0" t="0" r="0" b="9525"/>
+            <wp:docPr id="1748761563" name="Picture 1"/>
+            <wp:cNvGraphicFramePr>
+              <a:graphicFrameLocks xmlns:a="http://schemas.openxmlformats.org/drawingml/2006/main" noChangeAspect="1"/>
+            </wp:cNvGraphicFramePr>
+            <a:graphic xmlns:a="http://schemas.openxmlformats.org/drawingml/2006/main">
+              <a:graphicData uri="http://schemas.openxmlformats.org/drawingml/2006/picture">
+                <pic:pic xmlns:pic="http://schemas.openxmlformats.org/drawingml/2006/picture">
+                  <pic:nvPicPr>
+                    <pic:cNvPr id="1748761563" name=""/>
+                    <pic:cNvPicPr/>
+                  </pic:nvPicPr>
+                  <pic:blipFill>
+                    <a:blip r:embed="rId11"/>
+                    <a:stretch>
+                      <a:fillRect/>
+                    </a:stretch>
+                  </pic:blipFill>
+                  <pic:spPr>
+                    <a:xfrm>
+                      <a:off x="0" y="0"/>
+                      <a:ext cx="962159" cy="276264"/>
+                    </a:xfrm>
+                    <a:prstGeom prst="rect">
+                      <a:avLst/>
+                    </a:prstGeom>
+                  </pic:spPr>
+                </pic:pic>
+              </a:graphicData>
+            </a:graphic>
+          </wp:inline>
+        </w:drawing>
+      </w:r>
+      <w:r>
+        <w:rPr>
+          <w:noProof/>
+        </w:rPr>
+        <w:t xml:space="preserve"> </w:t>
+      </w:r>
+      <w:r>
+        <w:t xml:space="preserve">        </w:t>
+      </w:r>
+      <w:r>
+        <w:drawing>
+          <wp:inline distT="0" distB="0" distL="0" distR="0" wp14:anchorId="53268B02" wp14:editId="08AFAC8A">
+            <wp:extent cx="457264" cy="285790"/>
+            <wp:effectExtent l="0" t="0" r="0" b="0"/>
+            <wp:docPr id="1235553705" name="Picture 1"/>
+            <wp:cNvGraphicFramePr>
+              <a:graphicFrameLocks xmlns:a="http://schemas.openxmlformats.org/drawingml/2006/main" noChangeAspect="1"/>
+            </wp:cNvGraphicFramePr>
+            <a:graphic xmlns:a="http://schemas.openxmlformats.org/drawingml/2006/main">
+              <a:graphicData uri="http://schemas.openxmlformats.org/drawingml/2006/picture">
+                <pic:pic xmlns:pic="http://schemas.openxmlformats.org/drawingml/2006/picture">
+                  <pic:nvPicPr>
+                    <pic:cNvPr id="1235553705" name=""/>
+                    <pic:cNvPicPr/>
+                  </pic:nvPicPr>
+                  <pic:blipFill>
+                    <a:blip r:embed="rId12"/>
+                    <a:stretch>
+                      <a:fillRect/>
+                    </a:stretch>
+                  </pic:blipFill>
+                  <pic:spPr>
+                    <a:xfrm>
+                      <a:off x="0" y="0"/>
+                      <a:ext cx="457264" cy="285790"/>
+                    </a:xfrm>
+                    <a:prstGeom prst="rect">
+                      <a:avLst/>
+                    </a:prstGeom>
+                  </pic:spPr>
+                </pic:pic>
+              </a:graphicData>
+            </a:graphic>
+          </wp:inline>
+        </w:drawing>
+      </w:r>
+    </w:p>
+    <w:p>
+      <w:r>
         <w:br w:type="page"/>
       </w:r>
     </w:p>
@@ -867,9 +3737,9 @@
         <w:tblLook w:val="04A0" w:firstRow="1" w:lastRow="0" w:firstColumn="1" w:lastColumn="0" w:noHBand="0" w:noVBand="1"/>
       </w:tblPr>
       <w:tblGrid>
-        <w:gridCol w:w="8046"/>
-        <w:gridCol w:w="3295"/>
-        <w:gridCol w:w="4397"/>
+        <w:gridCol w:w="8061"/>
+        <w:gridCol w:w="3283"/>
+        <w:gridCol w:w="4394"/>
       </w:tblGrid>
       <w:tr>
         <w:tc>
@@ -917,18 +3787,10 @@
                 <w:lang w:eastAsia="nl-NL"/>
               </w:rPr>
               <w:drawing>
-                <wp:anchor distT="0" distB="0" distL="114300" distR="114300" simplePos="0" relativeHeight="251706368" behindDoc="0" locked="0" layoutInCell="1" allowOverlap="1" wp14:anchorId="19DF5906" wp14:editId="5EEF9690">
-                  <wp:simplePos x="0" y="0"/>
-                  <wp:positionH relativeFrom="column">
-                    <wp:posOffset>62865</wp:posOffset>
-                  </wp:positionH>
-                  <wp:positionV relativeFrom="paragraph">
-                    <wp:posOffset>287655</wp:posOffset>
-                  </wp:positionV>
-                  <wp:extent cx="4962525" cy="2374265"/>
-                  <wp:effectExtent l="0" t="0" r="9525" b="6985"/>
-                  <wp:wrapSquare wrapText="bothSides"/>
-                  <wp:docPr id="1224601452" name="Afbeelding 3"/>
+                <wp:inline distT="0" distB="0" distL="0" distR="0" wp14:anchorId="68F85E6E" wp14:editId="293BAEAB">
+                  <wp:extent cx="4981612" cy="2224585"/>
+                  <wp:effectExtent l="0" t="0" r="0" b="4445"/>
+                  <wp:docPr id="697272180" name="Picture 1"/>
                   <wp:cNvGraphicFramePr>
                     <a:graphicFrameLocks xmlns:a="http://schemas.openxmlformats.org/drawingml/2006/main" noChangeAspect="1"/>
                   </wp:cNvGraphicFramePr>
@@ -936,180 +3798,11 @@
                     <a:graphicData uri="http://schemas.openxmlformats.org/drawingml/2006/picture">
                       <pic:pic xmlns:pic="http://schemas.openxmlformats.org/drawingml/2006/picture">
                         <pic:nvPicPr>
-                          <pic:cNvPr id="0" name="Picture 5"/>
-                          <pic:cNvPicPr>
-                            <a:picLocks noChangeAspect="1" noChangeArrowheads="1"/>
-                          </pic:cNvPicPr>
-                        </pic:nvPicPr>
-                        <pic:blipFill>
-                          <a:blip r:embed="rId9">
-                            <a:extLst>
-                              <a:ext uri="{28A0092B-C50C-407E-A947-70E740481C1C}">
-                                <a14:useLocalDpi xmlns:a14="http://schemas.microsoft.com/office/drawing/2010/main" val="0"/>
-                              </a:ext>
-                            </a:extLst>
-                          </a:blip>
-                          <a:srcRect/>
-                          <a:stretch>
-                            <a:fillRect/>
-                          </a:stretch>
-                        </pic:blipFill>
-                        <pic:spPr bwMode="auto">
-                          <a:xfrm>
-                            <a:off x="0" y="0"/>
-                            <a:ext cx="4962525" cy="2374265"/>
-                          </a:xfrm>
-                          <a:prstGeom prst="rect">
-                            <a:avLst/>
-                          </a:prstGeom>
-                          <a:noFill/>
-                          <a:ln>
-                            <a:noFill/>
-                          </a:ln>
-                        </pic:spPr>
-                      </pic:pic>
-                    </a:graphicData>
-                  </a:graphic>
-                  <wp14:sizeRelV relativeFrom="margin">
-                    <wp14:pctHeight>0</wp14:pctHeight>
-                  </wp14:sizeRelV>
-                </wp:anchor>
-              </w:drawing>
-            </w:r>
-          </w:p>
-          <w:p>
-            <w:pPr>
-              <w:rPr>
-                <w:b/>
-                <w:bCs/>
-              </w:rPr>
-            </w:pPr>
-          </w:p>
-          <w:p>
-            <w:pPr>
-              <w:rPr>
-                <w:b/>
-                <w:bCs/>
-              </w:rPr>
-            </w:pPr>
-          </w:p>
-        </w:tc>
-        <w:tc>
-          <w:tcPr>
-            <w:tcW w:w="3295" w:type="dxa"/>
-          </w:tcPr>
-          <w:p>
-            <w:pPr>
-              <w:pStyle w:val="ListParagraph"/>
-            </w:pPr>
-          </w:p>
-          <w:p>
-            <w:pPr>
-              <w:pStyle w:val="ListParagraph"/>
-            </w:pPr>
-          </w:p>
-          <w:p>
-            <w:pPr>
-              <w:pStyle w:val="ListParagraph"/>
-              <w:numPr>
-                <w:ilvl w:val="0"/>
-                <w:numId w:val="1"/>
-              </w:numPr>
-              <w:ind w:left="318" w:hanging="284"/>
-            </w:pPr>
-            <w:r>
-              <w:t>Herhaal 12 keer</w:t>
-            </w:r>
-          </w:p>
-          <w:p>
-            <w:pPr>
-              <w:pStyle w:val="ListParagraph"/>
-              <w:numPr>
-                <w:ilvl w:val="0"/>
-                <w:numId w:val="1"/>
-              </w:numPr>
-              <w:ind w:left="318" w:hanging="284"/>
-            </w:pPr>
-            <w:r>
-              <w:t xml:space="preserve">Neem 20 stappen </w:t>
-            </w:r>
-          </w:p>
-          <w:p>
-            <w:pPr>
-              <w:pStyle w:val="ListParagraph"/>
-              <w:numPr>
-                <w:ilvl w:val="0"/>
-                <w:numId w:val="1"/>
-              </w:numPr>
-              <w:ind w:left="318" w:hanging="284"/>
-            </w:pPr>
-            <w:r>
-              <w:t>Dit zijn pixels</w:t>
-            </w:r>
-          </w:p>
-          <w:p>
-            <w:pPr>
-              <w:pStyle w:val="ListParagraph"/>
-            </w:pPr>
-          </w:p>
-        </w:tc>
-        <w:tc>
-          <w:tcPr>
-            <w:tcW w:w="4394" w:type="dxa"/>
-          </w:tcPr>
-          <w:p>
-            <w:pPr>
-              <w:pStyle w:val="ListParagraph"/>
-            </w:pPr>
-          </w:p>
-          <w:p>
-            <w:pPr>
-              <w:pStyle w:val="ListParagraph"/>
-            </w:pPr>
-          </w:p>
-          <w:p>
-            <w:pPr>
-              <w:rPr>
-                <w:b/>
-                <w:bCs/>
-              </w:rPr>
-            </w:pPr>
-            <w:r>
-              <w:rPr>
-                <w:noProof/>
-                <w:lang w:eastAsia="nl-NL"/>
-              </w:rPr>
-              <w:drawing>
-                <wp:anchor distT="0" distB="0" distL="114300" distR="114300" simplePos="0" relativeHeight="251666432" behindDoc="0" locked="0" layoutInCell="1" allowOverlap="1" wp14:anchorId="1996103E" wp14:editId="3F8E1436">
-                  <wp:simplePos x="0" y="0"/>
-                  <wp:positionH relativeFrom="column">
-                    <wp:posOffset>224790</wp:posOffset>
-                  </wp:positionH>
-                  <wp:positionV relativeFrom="paragraph">
-                    <wp:posOffset>428625</wp:posOffset>
-                  </wp:positionV>
-                  <wp:extent cx="2152950" cy="752580"/>
-                  <wp:effectExtent l="0" t="0" r="0" b="9525"/>
-                  <wp:wrapSquare wrapText="bothSides"/>
-                  <wp:docPr id="1587403608" name="Afbeelding 1"/>
-                  <wp:cNvGraphicFramePr>
-                    <a:graphicFrameLocks xmlns:a="http://schemas.openxmlformats.org/drawingml/2006/main" noChangeAspect="1"/>
-                  </wp:cNvGraphicFramePr>
-                  <a:graphic xmlns:a="http://schemas.openxmlformats.org/drawingml/2006/main">
-                    <a:graphicData uri="http://schemas.openxmlformats.org/drawingml/2006/picture">
-                      <pic:pic xmlns:pic="http://schemas.openxmlformats.org/drawingml/2006/picture">
-                        <pic:nvPicPr>
-                          <pic:cNvPr id="1587403608" name="Afbeelding 1"/>
+                          <pic:cNvPr id="697272180" name=""/>
                           <pic:cNvPicPr/>
                         </pic:nvPicPr>
                         <pic:blipFill>
-                          <a:blip r:embed="rId10">
-                            <a:extLst>
-                              <a:ext uri="{28A0092B-C50C-407E-A947-70E740481C1C}">
-                                <a14:useLocalDpi xmlns:a14="http://schemas.microsoft.com/office/drawing/2010/main" val="0"/>
-                              </a:ext>
-                            </a:extLst>
-                          </a:blip>
+                          <a:blip r:embed="rId13"/>
                           <a:stretch>
                             <a:fillRect/>
                           </a:stretch>
@@ -1117,7 +3810,7 @@
                         <pic:spPr>
                           <a:xfrm>
                             <a:off x="0" y="0"/>
-                            <a:ext cx="2152950" cy="752580"/>
+                            <a:ext cx="5010535" cy="2237501"/>
                           </a:xfrm>
                           <a:prstGeom prst="rect">
                             <a:avLst/>
@@ -1126,7 +3819,172 @@
                       </pic:pic>
                     </a:graphicData>
                   </a:graphic>
-                </wp:anchor>
+                </wp:inline>
+              </w:drawing>
+            </w:r>
+          </w:p>
+          <w:p>
+            <w:pPr>
+              <w:rPr>
+                <w:b/>
+                <w:bCs/>
+              </w:rPr>
+            </w:pPr>
+          </w:p>
+          <w:p>
+            <w:pPr>
+              <w:rPr>
+                <w:b/>
+                <w:bCs/>
+              </w:rPr>
+            </w:pPr>
+          </w:p>
+        </w:tc>
+        <w:tc>
+          <w:tcPr>
+            <w:tcW w:w="3295" w:type="dxa"/>
+          </w:tcPr>
+          <w:p>
+            <w:pPr>
+              <w:pStyle w:val="ListParagraph"/>
+            </w:pPr>
+          </w:p>
+          <w:p>
+            <w:pPr>
+              <w:pStyle w:val="ListParagraph"/>
+            </w:pPr>
+          </w:p>
+          <w:p>
+            <w:pPr>
+              <w:pStyle w:val="ListParagraph"/>
+              <w:numPr>
+                <w:ilvl w:val="0"/>
+                <w:numId w:val="1"/>
+              </w:numPr>
+              <w:ind w:left="318" w:hanging="284"/>
+            </w:pPr>
+            <w:r>
+              <w:t>Herhaal 12 keer</w:t>
+            </w:r>
+          </w:p>
+          <w:p>
+            <w:pPr>
+              <w:pStyle w:val="ListParagraph"/>
+              <w:numPr>
+                <w:ilvl w:val="0"/>
+                <w:numId w:val="1"/>
+              </w:numPr>
+              <w:ind w:left="318" w:hanging="284"/>
+            </w:pPr>
+            <w:r>
+              <w:t xml:space="preserve">Neem 20 stappen </w:t>
+            </w:r>
+          </w:p>
+          <w:p>
+            <w:pPr>
+              <w:pStyle w:val="ListParagraph"/>
+              <w:numPr>
+                <w:ilvl w:val="0"/>
+                <w:numId w:val="1"/>
+              </w:numPr>
+              <w:ind w:left="318" w:hanging="284"/>
+            </w:pPr>
+            <w:r>
+              <w:t>20 * 12 = 240</w:t>
+            </w:r>
+          </w:p>
+          <w:p>
+            <w:pPr>
+              <w:pStyle w:val="ListParagraph"/>
+              <w:numPr>
+                <w:ilvl w:val="0"/>
+                <w:numId w:val="1"/>
+              </w:numPr>
+              <w:ind w:left="318" w:hanging="284"/>
+            </w:pPr>
+            <w:r>
+              <w:t>De rechterkant is 250</w:t>
+            </w:r>
+          </w:p>
+          <w:p>
+            <w:pPr>
+              <w:pStyle w:val="ListParagraph"/>
+              <w:numPr>
+                <w:ilvl w:val="0"/>
+                <w:numId w:val="1"/>
+              </w:numPr>
+              <w:ind w:left="318" w:hanging="284"/>
+            </w:pPr>
+            <w:r>
+              <w:t>De schildpad staat dus bijna helemaal rechts</w:t>
+            </w:r>
+          </w:p>
+          <w:p>
+            <w:pPr>
+              <w:pStyle w:val="ListParagraph"/>
+            </w:pPr>
+          </w:p>
+        </w:tc>
+        <w:tc>
+          <w:tcPr>
+            <w:tcW w:w="4394" w:type="dxa"/>
+          </w:tcPr>
+          <w:p>
+            <w:pPr>
+              <w:pStyle w:val="ListParagraph"/>
+            </w:pPr>
+          </w:p>
+          <w:p>
+            <w:pPr>
+              <w:pStyle w:val="ListParagraph"/>
+            </w:pPr>
+          </w:p>
+          <w:p>
+            <w:pPr>
+              <w:rPr>
+                <w:b/>
+                <w:bCs/>
+              </w:rPr>
+            </w:pPr>
+            <w:r>
+              <w:rPr>
+                <w:b/>
+                <w:bCs/>
+              </w:rPr>
+              <w:drawing>
+                <wp:inline distT="0" distB="0" distL="0" distR="0" wp14:anchorId="55764676" wp14:editId="3579FEF4">
+                  <wp:extent cx="2410161" cy="590632"/>
+                  <wp:effectExtent l="0" t="0" r="9525" b="0"/>
+                  <wp:docPr id="1609861484" name="Picture 1"/>
+                  <wp:cNvGraphicFramePr>
+                    <a:graphicFrameLocks xmlns:a="http://schemas.openxmlformats.org/drawingml/2006/main" noChangeAspect="1"/>
+                  </wp:cNvGraphicFramePr>
+                  <a:graphic xmlns:a="http://schemas.openxmlformats.org/drawingml/2006/main">
+                    <a:graphicData uri="http://schemas.openxmlformats.org/drawingml/2006/picture">
+                      <pic:pic xmlns:pic="http://schemas.openxmlformats.org/drawingml/2006/picture">
+                        <pic:nvPicPr>
+                          <pic:cNvPr id="1609861484" name=""/>
+                          <pic:cNvPicPr/>
+                        </pic:nvPicPr>
+                        <pic:blipFill>
+                          <a:blip r:embed="rId14"/>
+                          <a:stretch>
+                            <a:fillRect/>
+                          </a:stretch>
+                        </pic:blipFill>
+                        <pic:spPr>
+                          <a:xfrm>
+                            <a:off x="0" y="0"/>
+                            <a:ext cx="2410161" cy="590632"/>
+                          </a:xfrm>
+                          <a:prstGeom prst="rect">
+                            <a:avLst/>
+                          </a:prstGeom>
+                        </pic:spPr>
+                      </pic:pic>
+                    </a:graphicData>
+                  </a:graphic>
+                </wp:inline>
               </w:drawing>
             </w:r>
           </w:p>
@@ -1183,7 +4041,7 @@
         </w:numPr>
       </w:pPr>
       <w:r>
-        <w:t>Verander de herhaal</w:t>
+        <w:t>Verander herhaal</w:t>
       </w:r>
     </w:p>
     <w:p>
@@ -1207,9 +4065,9 @@
         <w:tblLook w:val="04A0" w:firstRow="1" w:lastRow="0" w:firstColumn="1" w:lastColumn="0" w:noHBand="0" w:noVBand="1"/>
       </w:tblPr>
       <w:tblGrid>
-        <w:gridCol w:w="8075"/>
-        <w:gridCol w:w="3260"/>
-        <w:gridCol w:w="3969"/>
+        <w:gridCol w:w="8196"/>
+        <w:gridCol w:w="2752"/>
+        <w:gridCol w:w="4356"/>
       </w:tblGrid>
       <w:tr>
         <w:tc>
@@ -1241,6 +4099,9 @@
         </w:tc>
       </w:tr>
       <w:tr>
+        <w:trPr>
+          <w:trHeight w:val="5349"/>
+        </w:trPr>
         <w:tc>
           <w:tcPr>
             <w:tcW w:w="8075" w:type="dxa"/>
@@ -1258,18 +4119,10 @@
                 <w:lang w:eastAsia="nl-NL"/>
               </w:rPr>
               <w:drawing>
-                <wp:anchor distT="0" distB="0" distL="114300" distR="114300" simplePos="0" relativeHeight="251737088" behindDoc="0" locked="0" layoutInCell="1" allowOverlap="1" wp14:anchorId="197DFE74" wp14:editId="5EA43AC2">
-                  <wp:simplePos x="0" y="0"/>
-                  <wp:positionH relativeFrom="column">
-                    <wp:posOffset>80010</wp:posOffset>
-                  </wp:positionH>
-                  <wp:positionV relativeFrom="paragraph">
-                    <wp:posOffset>187960</wp:posOffset>
-                  </wp:positionV>
-                  <wp:extent cx="4199890" cy="3889375"/>
-                  <wp:effectExtent l="0" t="0" r="0" b="0"/>
-                  <wp:wrapSquare wrapText="bothSides"/>
-                  <wp:docPr id="1440866997" name="Afbeelding 4" descr="Afbeelding met tekst, schermopname, Lettertype, nummer&#10;&#10;Automatisch gegenereerde beschrijving"/>
+                <wp:inline distT="0" distB="0" distL="0" distR="0" wp14:anchorId="549D7E28" wp14:editId="091BC881">
+                  <wp:extent cx="5063319" cy="1862249"/>
+                  <wp:effectExtent l="0" t="0" r="4445" b="5080"/>
+                  <wp:docPr id="2041725009" name="Picture 1"/>
                   <wp:cNvGraphicFramePr>
                     <a:graphicFrameLocks xmlns:a="http://schemas.openxmlformats.org/drawingml/2006/main" noChangeAspect="1"/>
                   </wp:cNvGraphicFramePr>
@@ -1277,291 +4130,11 @@
                     <a:graphicData uri="http://schemas.openxmlformats.org/drawingml/2006/picture">
                       <pic:pic xmlns:pic="http://schemas.openxmlformats.org/drawingml/2006/picture">
                         <pic:nvPicPr>
-                          <pic:cNvPr id="1440866997" name="Afbeelding 4" descr="Afbeelding met tekst, schermopname, Lettertype, nummer&#10;&#10;Automatisch gegenereerde beschrijving"/>
-                          <pic:cNvPicPr>
-                            <a:picLocks noChangeAspect="1" noChangeArrowheads="1"/>
-                          </pic:cNvPicPr>
-                        </pic:nvPicPr>
-                        <pic:blipFill>
-                          <a:blip r:embed="rId11">
-                            <a:extLst>
-                              <a:ext uri="{28A0092B-C50C-407E-A947-70E740481C1C}">
-                                <a14:useLocalDpi xmlns:a14="http://schemas.microsoft.com/office/drawing/2010/main" val="0"/>
-                              </a:ext>
-                            </a:extLst>
-                          </a:blip>
-                          <a:srcRect/>
-                          <a:stretch>
-                            <a:fillRect/>
-                          </a:stretch>
-                        </pic:blipFill>
-                        <pic:spPr bwMode="auto">
-                          <a:xfrm>
-                            <a:off x="0" y="0"/>
-                            <a:ext cx="4199890" cy="3889375"/>
-                          </a:xfrm>
-                          <a:prstGeom prst="rect">
-                            <a:avLst/>
-                          </a:prstGeom>
-                          <a:noFill/>
-                          <a:ln>
-                            <a:noFill/>
-                          </a:ln>
-                        </pic:spPr>
-                      </pic:pic>
-                    </a:graphicData>
-                  </a:graphic>
-                  <wp14:sizeRelV relativeFrom="margin">
-                    <wp14:pctHeight>0</wp14:pctHeight>
-                  </wp14:sizeRelV>
-                </wp:anchor>
-              </w:drawing>
-            </w:r>
-          </w:p>
-          <w:p>
-            <w:pPr>
-              <w:rPr>
-                <w:b/>
-                <w:bCs/>
-              </w:rPr>
-            </w:pPr>
-          </w:p>
-          <w:p>
-            <w:pPr>
-              <w:rPr>
-                <w:b/>
-                <w:bCs/>
-              </w:rPr>
-            </w:pPr>
-          </w:p>
-          <w:p>
-            <w:pPr>
-              <w:rPr>
-                <w:b/>
-                <w:bCs/>
-              </w:rPr>
-            </w:pPr>
-          </w:p>
-          <w:p>
-            <w:pPr>
-              <w:rPr>
-                <w:b/>
-                <w:bCs/>
-              </w:rPr>
-            </w:pPr>
-          </w:p>
-          <w:p>
-            <w:pPr>
-              <w:rPr>
-                <w:b/>
-                <w:bCs/>
-              </w:rPr>
-            </w:pPr>
-          </w:p>
-          <w:p>
-            <w:pPr>
-              <w:rPr>
-                <w:b/>
-                <w:bCs/>
-              </w:rPr>
-            </w:pPr>
-          </w:p>
-          <w:p>
-            <w:pPr>
-              <w:rPr>
-                <w:b/>
-                <w:bCs/>
-              </w:rPr>
-            </w:pPr>
-          </w:p>
-          <w:p>
-            <w:pPr>
-              <w:rPr>
-                <w:b/>
-                <w:bCs/>
-              </w:rPr>
-            </w:pPr>
-          </w:p>
-          <w:p>
-            <w:pPr>
-              <w:rPr>
-                <w:b/>
-                <w:bCs/>
-              </w:rPr>
-            </w:pPr>
-          </w:p>
-          <w:p>
-            <w:pPr>
-              <w:rPr>
-                <w:b/>
-                <w:bCs/>
-              </w:rPr>
-            </w:pPr>
-          </w:p>
-          <w:p>
-            <w:pPr>
-              <w:rPr>
-                <w:b/>
-                <w:bCs/>
-              </w:rPr>
-            </w:pPr>
-          </w:p>
-          <w:p>
-            <w:pPr>
-              <w:rPr>
-                <w:b/>
-                <w:bCs/>
-              </w:rPr>
-            </w:pPr>
-          </w:p>
-          <w:p>
-            <w:pPr>
-              <w:rPr>
-                <w:b/>
-                <w:bCs/>
-              </w:rPr>
-            </w:pPr>
-          </w:p>
-          <w:p>
-            <w:pPr>
-              <w:rPr>
-                <w:b/>
-                <w:bCs/>
-              </w:rPr>
-            </w:pPr>
-          </w:p>
-          <w:p>
-            <w:pPr>
-              <w:rPr>
-                <w:b/>
-                <w:bCs/>
-              </w:rPr>
-            </w:pPr>
-          </w:p>
-        </w:tc>
-        <w:tc>
-          <w:tcPr>
-            <w:tcW w:w="3260" w:type="dxa"/>
-          </w:tcPr>
-          <w:p>
-            <w:pPr>
-              <w:pStyle w:val="ListParagraph"/>
-            </w:pPr>
-          </w:p>
-          <w:p>
-            <w:pPr>
-              <w:pStyle w:val="ListParagraph"/>
-            </w:pPr>
-          </w:p>
-          <w:p>
-            <w:pPr>
-              <w:pStyle w:val="ListParagraph"/>
-            </w:pPr>
-          </w:p>
-          <w:p>
-            <w:pPr>
-              <w:pStyle w:val="ListParagraph"/>
-              <w:numPr>
-                <w:ilvl w:val="0"/>
-                <w:numId w:val="1"/>
-              </w:numPr>
-              <w:ind w:left="318" w:hanging="284"/>
-            </w:pPr>
-            <w:r>
-              <w:t>Herhaal 72 keer</w:t>
-            </w:r>
-          </w:p>
-          <w:p>
-            <w:pPr>
-              <w:pStyle w:val="ListParagraph"/>
-              <w:numPr>
-                <w:ilvl w:val="0"/>
-                <w:numId w:val="1"/>
-              </w:numPr>
-              <w:ind w:left="318" w:hanging="284"/>
-            </w:pPr>
-            <w:r>
-              <w:t xml:space="preserve">Neem 10 stappen </w:t>
-            </w:r>
-          </w:p>
-          <w:p>
-            <w:pPr>
-              <w:pStyle w:val="ListParagraph"/>
-              <w:numPr>
-                <w:ilvl w:val="0"/>
-                <w:numId w:val="1"/>
-              </w:numPr>
-              <w:ind w:left="318" w:hanging="284"/>
-            </w:pPr>
-            <w:r>
-              <w:t>Draai 5 graden</w:t>
-            </w:r>
-          </w:p>
-          <w:p>
-            <w:pPr>
-              <w:pStyle w:val="ListParagraph"/>
-            </w:pPr>
-          </w:p>
-        </w:tc>
-        <w:tc>
-          <w:tcPr>
-            <w:tcW w:w="3969" w:type="dxa"/>
-          </w:tcPr>
-          <w:p>
-            <w:pPr>
-              <w:pStyle w:val="ListParagraph"/>
-            </w:pPr>
-          </w:p>
-          <w:p>
-            <w:pPr>
-              <w:pStyle w:val="ListParagraph"/>
-            </w:pPr>
-          </w:p>
-          <w:p>
-            <w:pPr>
-              <w:rPr>
-                <w:b/>
-                <w:bCs/>
-              </w:rPr>
-            </w:pPr>
-            <w:r>
-              <w:rPr>
-                <w:b/>
-                <w:bCs/>
-                <w:noProof/>
-                <w:lang w:eastAsia="nl-NL"/>
-              </w:rPr>
-              <w:drawing>
-                <wp:anchor distT="0" distB="0" distL="114300" distR="114300" simplePos="0" relativeHeight="251736064" behindDoc="0" locked="0" layoutInCell="1" allowOverlap="1" wp14:anchorId="789C774E" wp14:editId="1DB7FEF1">
-                  <wp:simplePos x="0" y="0"/>
-                  <wp:positionH relativeFrom="column">
-                    <wp:posOffset>251460</wp:posOffset>
-                  </wp:positionH>
-                  <wp:positionV relativeFrom="paragraph">
-                    <wp:posOffset>268645</wp:posOffset>
-                  </wp:positionV>
-                  <wp:extent cx="2000250" cy="1771650"/>
-                  <wp:effectExtent l="0" t="0" r="0" b="0"/>
-                  <wp:wrapSquare wrapText="bothSides"/>
-                  <wp:docPr id="1339391689" name="Afbeelding 1" descr="Afbeelding met cirkel, Kleurrijkheid&#10;&#10;Automatisch gegenereerde beschrijving"/>
-                  <wp:cNvGraphicFramePr>
-                    <a:graphicFrameLocks xmlns:a="http://schemas.openxmlformats.org/drawingml/2006/main" noChangeAspect="1"/>
-                  </wp:cNvGraphicFramePr>
-                  <a:graphic xmlns:a="http://schemas.openxmlformats.org/drawingml/2006/main">
-                    <a:graphicData uri="http://schemas.openxmlformats.org/drawingml/2006/picture">
-                      <pic:pic xmlns:pic="http://schemas.openxmlformats.org/drawingml/2006/picture">
-                        <pic:nvPicPr>
-                          <pic:cNvPr id="1339391689" name="Afbeelding 1" descr="Afbeelding met cirkel, Kleurrijkheid&#10;&#10;Automatisch gegenereerde beschrijving"/>
+                          <pic:cNvPr id="2041725009" name=""/>
                           <pic:cNvPicPr/>
                         </pic:nvPicPr>
                         <pic:blipFill>
-                          <a:blip r:embed="rId12">
-                            <a:extLst>
-                              <a:ext uri="{28A0092B-C50C-407E-A947-70E740481C1C}">
-                                <a14:useLocalDpi xmlns:a14="http://schemas.microsoft.com/office/drawing/2010/main" val="0"/>
-                              </a:ext>
-                            </a:extLst>
-                          </a:blip>
+                          <a:blip r:embed="rId15"/>
                           <a:stretch>
                             <a:fillRect/>
                           </a:stretch>
@@ -1569,7 +4142,7 @@
                         <pic:spPr>
                           <a:xfrm>
                             <a:off x="0" y="0"/>
-                            <a:ext cx="2000250" cy="1771650"/>
+                            <a:ext cx="5102810" cy="1876773"/>
                           </a:xfrm>
                           <a:prstGeom prst="rect">
                             <a:avLst/>
@@ -1578,7 +4151,196 @@
                       </pic:pic>
                     </a:graphicData>
                   </a:graphic>
-                </wp:anchor>
+                </wp:inline>
+              </w:drawing>
+            </w:r>
+          </w:p>
+          <w:p>
+            <w:pPr>
+              <w:rPr>
+                <w:b/>
+                <w:bCs/>
+              </w:rPr>
+            </w:pPr>
+          </w:p>
+          <w:p>
+            <w:pPr>
+              <w:rPr>
+                <w:b/>
+                <w:bCs/>
+              </w:rPr>
+            </w:pPr>
+          </w:p>
+          <w:p>
+            <w:pPr>
+              <w:rPr>
+                <w:b/>
+                <w:bCs/>
+              </w:rPr>
+            </w:pPr>
+          </w:p>
+          <w:p>
+            <w:pPr>
+              <w:rPr>
+                <w:b/>
+                <w:bCs/>
+              </w:rPr>
+            </w:pPr>
+          </w:p>
+          <w:p>
+            <w:pPr>
+              <w:rPr>
+                <w:b/>
+                <w:bCs/>
+              </w:rPr>
+            </w:pPr>
+          </w:p>
+          <w:p>
+            <w:pPr>
+              <w:rPr>
+                <w:b/>
+                <w:bCs/>
+              </w:rPr>
+            </w:pPr>
+          </w:p>
+        </w:tc>
+        <w:tc>
+          <w:tcPr>
+            <w:tcW w:w="3260" w:type="dxa"/>
+          </w:tcPr>
+          <w:p>
+            <w:pPr>
+              <w:pStyle w:val="ListParagraph"/>
+            </w:pPr>
+          </w:p>
+          <w:p>
+            <w:pPr>
+              <w:pStyle w:val="ListParagraph"/>
+            </w:pPr>
+          </w:p>
+          <w:p>
+            <w:pPr>
+              <w:pStyle w:val="ListParagraph"/>
+            </w:pPr>
+          </w:p>
+          <w:p>
+            <w:pPr>
+              <w:pStyle w:val="ListParagraph"/>
+              <w:numPr>
+                <w:ilvl w:val="0"/>
+                <w:numId w:val="1"/>
+              </w:numPr>
+              <w:ind w:left="318" w:hanging="284"/>
+            </w:pPr>
+            <w:r>
+              <w:t>We proberen een satijnsteek om te zien hoe dat eruit ziet</w:t>
+            </w:r>
+          </w:p>
+          <w:p>
+            <w:pPr>
+              <w:pStyle w:val="ListParagraph"/>
+              <w:numPr>
+                <w:ilvl w:val="0"/>
+                <w:numId w:val="1"/>
+              </w:numPr>
+              <w:ind w:left="318" w:hanging="284"/>
+            </w:pPr>
+            <w:r>
+              <w:t>Herhaal 72 keer</w:t>
+            </w:r>
+          </w:p>
+          <w:p>
+            <w:pPr>
+              <w:pStyle w:val="ListParagraph"/>
+              <w:numPr>
+                <w:ilvl w:val="0"/>
+                <w:numId w:val="1"/>
+              </w:numPr>
+              <w:ind w:left="318" w:hanging="284"/>
+            </w:pPr>
+            <w:r>
+              <w:t xml:space="preserve">Neem 10 stappen </w:t>
+            </w:r>
+          </w:p>
+          <w:p>
+            <w:pPr>
+              <w:pStyle w:val="ListParagraph"/>
+              <w:numPr>
+                <w:ilvl w:val="0"/>
+                <w:numId w:val="1"/>
+              </w:numPr>
+              <w:ind w:left="318" w:hanging="284"/>
+            </w:pPr>
+            <w:r>
+              <w:t>Draai 5 graden</w:t>
+            </w:r>
+          </w:p>
+          <w:p>
+            <w:pPr>
+              <w:pStyle w:val="ListParagraph"/>
+            </w:pPr>
+          </w:p>
+        </w:tc>
+        <w:tc>
+          <w:tcPr>
+            <w:tcW w:w="3969" w:type="dxa"/>
+          </w:tcPr>
+          <w:p>
+            <w:pPr>
+              <w:pStyle w:val="ListParagraph"/>
+            </w:pPr>
+          </w:p>
+          <w:p>
+            <w:pPr>
+              <w:pStyle w:val="ListParagraph"/>
+            </w:pPr>
+          </w:p>
+          <w:p>
+            <w:pPr>
+              <w:rPr>
+                <w:b/>
+                <w:bCs/>
+              </w:rPr>
+            </w:pPr>
+            <w:r>
+              <w:rPr>
+                <w:b/>
+                <w:bCs/>
+              </w:rPr>
+              <w:drawing>
+                <wp:inline distT="0" distB="0" distL="0" distR="0" wp14:anchorId="3EC50C61" wp14:editId="7B95B044">
+                  <wp:extent cx="2621365" cy="2525656"/>
+                  <wp:effectExtent l="0" t="0" r="7620" b="8255"/>
+                  <wp:docPr id="715338705" name="Picture 1"/>
+                  <wp:cNvGraphicFramePr>
+                    <a:graphicFrameLocks xmlns:a="http://schemas.openxmlformats.org/drawingml/2006/main" noChangeAspect="1"/>
+                  </wp:cNvGraphicFramePr>
+                  <a:graphic xmlns:a="http://schemas.openxmlformats.org/drawingml/2006/main">
+                    <a:graphicData uri="http://schemas.openxmlformats.org/drawingml/2006/picture">
+                      <pic:pic xmlns:pic="http://schemas.openxmlformats.org/drawingml/2006/picture">
+                        <pic:nvPicPr>
+                          <pic:cNvPr id="715338705" name=""/>
+                          <pic:cNvPicPr/>
+                        </pic:nvPicPr>
+                        <pic:blipFill>
+                          <a:blip r:embed="rId16"/>
+                          <a:stretch>
+                            <a:fillRect/>
+                          </a:stretch>
+                        </pic:blipFill>
+                        <pic:spPr>
+                          <a:xfrm>
+                            <a:off x="0" y="0"/>
+                            <a:ext cx="2659456" cy="2562356"/>
+                          </a:xfrm>
+                          <a:prstGeom prst="rect">
+                            <a:avLst/>
+                          </a:prstGeom>
+                        </pic:spPr>
+                      </pic:pic>
+                    </a:graphicData>
+                  </a:graphic>
+                </wp:inline>
               </w:drawing>
             </w:r>
           </w:p>
@@ -1646,9 +4408,9 @@
         <w:tblLook w:val="04A0" w:firstRow="1" w:lastRow="0" w:firstColumn="1" w:lastColumn="0" w:noHBand="0" w:noVBand="1"/>
       </w:tblPr>
       <w:tblGrid>
-        <w:gridCol w:w="7508"/>
-        <w:gridCol w:w="2964"/>
-        <w:gridCol w:w="4691"/>
+        <w:gridCol w:w="7504"/>
+        <w:gridCol w:w="2913"/>
+        <w:gridCol w:w="4746"/>
       </w:tblGrid>
       <w:tr>
         <w:tc>
@@ -1673,6 +4435,7 @@
                 <w:sz w:val="48"/>
                 <w:szCs w:val="48"/>
               </w:rPr>
+              <w:lastRenderedPageBreak/>
               <w:t>Opdracht 2: Een Bloem</w:t>
             </w:r>
           </w:p>
@@ -1692,22 +4455,14 @@
             </w:pPr>
             <w:r>
               <w:rPr>
-                <w:noProof/>
-                <w:lang w:eastAsia="nl-NL"/>
+                <w:b/>
+                <w:bCs/>
               </w:rPr>
               <w:drawing>
-                <wp:anchor distT="0" distB="0" distL="114300" distR="114300" simplePos="0" relativeHeight="251717632" behindDoc="0" locked="0" layoutInCell="1" allowOverlap="1" wp14:anchorId="303D6463" wp14:editId="3E40F412">
-                  <wp:simplePos x="0" y="0"/>
-                  <wp:positionH relativeFrom="column">
-                    <wp:posOffset>260350</wp:posOffset>
-                  </wp:positionH>
-                  <wp:positionV relativeFrom="paragraph">
-                    <wp:posOffset>100965</wp:posOffset>
-                  </wp:positionV>
-                  <wp:extent cx="3952875" cy="3672840"/>
-                  <wp:effectExtent l="0" t="0" r="9525" b="3810"/>
-                  <wp:wrapSquare wrapText="bothSides"/>
-                  <wp:docPr id="2089731900" name="Afbeelding 5" descr="Afbeelding met tekst, schermopname, Lettertype, nummer&#10;&#10;Automatisch gegenereerde beschrijving"/>
+                <wp:inline distT="0" distB="0" distL="0" distR="0" wp14:anchorId="37A88392" wp14:editId="294267FB">
+                  <wp:extent cx="4575416" cy="2477069"/>
+                  <wp:effectExtent l="0" t="0" r="0" b="0"/>
+                  <wp:docPr id="311420534" name="Picture 1"/>
                   <wp:cNvGraphicFramePr>
                     <a:graphicFrameLocks xmlns:a="http://schemas.openxmlformats.org/drawingml/2006/main" noChangeAspect="1"/>
                   </wp:cNvGraphicFramePr>
@@ -1715,364 +4470,11 @@
                     <a:graphicData uri="http://schemas.openxmlformats.org/drawingml/2006/picture">
                       <pic:pic xmlns:pic="http://schemas.openxmlformats.org/drawingml/2006/picture">
                         <pic:nvPicPr>
-                          <pic:cNvPr id="2089731900" name="Afbeelding 5" descr="Afbeelding met tekst, schermopname, Lettertype, nummer&#10;&#10;Automatisch gegenereerde beschrijving"/>
-                          <pic:cNvPicPr>
-                            <a:picLocks noChangeAspect="1" noChangeArrowheads="1"/>
-                          </pic:cNvPicPr>
-                        </pic:nvPicPr>
-                        <pic:blipFill>
-                          <a:blip r:embed="rId13">
-                            <a:extLst>
-                              <a:ext uri="{28A0092B-C50C-407E-A947-70E740481C1C}">
-                                <a14:useLocalDpi xmlns:a14="http://schemas.microsoft.com/office/drawing/2010/main" val="0"/>
-                              </a:ext>
-                            </a:extLst>
-                          </a:blip>
-                          <a:srcRect/>
-                          <a:stretch>
-                            <a:fillRect/>
-                          </a:stretch>
-                        </pic:blipFill>
-                        <pic:spPr bwMode="auto">
-                          <a:xfrm>
-                            <a:off x="0" y="0"/>
-                            <a:ext cx="3952875" cy="3672840"/>
-                          </a:xfrm>
-                          <a:prstGeom prst="rect">
-                            <a:avLst/>
-                          </a:prstGeom>
-                          <a:noFill/>
-                          <a:ln>
-                            <a:noFill/>
-                          </a:ln>
-                        </pic:spPr>
-                      </pic:pic>
-                    </a:graphicData>
-                  </a:graphic>
-                  <wp14:sizeRelH relativeFrom="margin">
-                    <wp14:pctWidth>0</wp14:pctWidth>
-                  </wp14:sizeRelH>
-                  <wp14:sizeRelV relativeFrom="margin">
-                    <wp14:pctHeight>0</wp14:pctHeight>
-                  </wp14:sizeRelV>
-                </wp:anchor>
-              </w:drawing>
-            </w:r>
-          </w:p>
-          <w:p>
-            <w:pPr>
-              <w:rPr>
-                <w:b/>
-                <w:bCs/>
-              </w:rPr>
-            </w:pPr>
-          </w:p>
-          <w:p>
-            <w:pPr>
-              <w:rPr>
-                <w:b/>
-                <w:bCs/>
-              </w:rPr>
-            </w:pPr>
-          </w:p>
-          <w:p>
-            <w:pPr>
-              <w:rPr>
-                <w:b/>
-                <w:bCs/>
-              </w:rPr>
-            </w:pPr>
-          </w:p>
-          <w:p>
-            <w:pPr>
-              <w:rPr>
-                <w:b/>
-                <w:bCs/>
-              </w:rPr>
-            </w:pPr>
-          </w:p>
-          <w:p>
-            <w:pPr>
-              <w:rPr>
-                <w:b/>
-                <w:bCs/>
-              </w:rPr>
-            </w:pPr>
-          </w:p>
-          <w:p>
-            <w:pPr>
-              <w:rPr>
-                <w:b/>
-                <w:bCs/>
-              </w:rPr>
-            </w:pPr>
-          </w:p>
-          <w:p>
-            <w:pPr>
-              <w:rPr>
-                <w:b/>
-                <w:bCs/>
-              </w:rPr>
-            </w:pPr>
-          </w:p>
-          <w:p>
-            <w:pPr>
-              <w:rPr>
-                <w:b/>
-                <w:bCs/>
-              </w:rPr>
-            </w:pPr>
-          </w:p>
-          <w:p>
-            <w:pPr>
-              <w:rPr>
-                <w:b/>
-                <w:bCs/>
-              </w:rPr>
-            </w:pPr>
-          </w:p>
-          <w:p>
-            <w:pPr>
-              <w:rPr>
-                <w:b/>
-                <w:bCs/>
-              </w:rPr>
-            </w:pPr>
-          </w:p>
-          <w:p>
-            <w:pPr>
-              <w:rPr>
-                <w:b/>
-                <w:bCs/>
-              </w:rPr>
-            </w:pPr>
-          </w:p>
-          <w:p>
-            <w:pPr>
-              <w:rPr>
-                <w:b/>
-                <w:bCs/>
-              </w:rPr>
-            </w:pPr>
-          </w:p>
-          <w:p>
-            <w:pPr>
-              <w:rPr>
-                <w:b/>
-                <w:bCs/>
-              </w:rPr>
-            </w:pPr>
-          </w:p>
-          <w:p>
-            <w:pPr>
-              <w:rPr>
-                <w:b/>
-                <w:bCs/>
-              </w:rPr>
-            </w:pPr>
-          </w:p>
-          <w:p>
-            <w:pPr>
-              <w:rPr>
-                <w:b/>
-                <w:bCs/>
-              </w:rPr>
-            </w:pPr>
-          </w:p>
-          <w:p>
-            <w:pPr>
-              <w:rPr>
-                <w:b/>
-                <w:bCs/>
-              </w:rPr>
-            </w:pPr>
-          </w:p>
-          <w:p>
-            <w:pPr>
-              <w:rPr>
-                <w:b/>
-                <w:bCs/>
-              </w:rPr>
-            </w:pPr>
-          </w:p>
-          <w:p>
-            <w:pPr>
-              <w:rPr>
-                <w:b/>
-                <w:bCs/>
-              </w:rPr>
-            </w:pPr>
-          </w:p>
-          <w:p>
-            <w:pPr>
-              <w:rPr>
-                <w:b/>
-                <w:bCs/>
-              </w:rPr>
-            </w:pPr>
-          </w:p>
-          <w:p>
-            <w:pPr>
-              <w:rPr>
-                <w:b/>
-                <w:bCs/>
-              </w:rPr>
-            </w:pPr>
-          </w:p>
-        </w:tc>
-        <w:tc>
-          <w:tcPr>
-            <w:tcW w:w="2964" w:type="dxa"/>
-          </w:tcPr>
-          <w:p>
-            <w:pPr>
-              <w:pStyle w:val="ListParagraph"/>
-            </w:pPr>
-          </w:p>
-          <w:p>
-            <w:pPr>
-              <w:pStyle w:val="ListParagraph"/>
-            </w:pPr>
-          </w:p>
-          <w:p>
-            <w:pPr>
-              <w:pStyle w:val="ListParagraph"/>
-            </w:pPr>
-          </w:p>
-          <w:p>
-            <w:pPr>
-              <w:pStyle w:val="ListParagraph"/>
-              <w:numPr>
-                <w:ilvl w:val="0"/>
-                <w:numId w:val="1"/>
-              </w:numPr>
-              <w:spacing w:after="160" w:line="278" w:lineRule="auto"/>
-              <w:ind w:left="318" w:hanging="284"/>
-            </w:pPr>
-            <w:r>
-              <w:t>Herhaal 5 keer</w:t>
-            </w:r>
-          </w:p>
-          <w:p>
-            <w:pPr>
-              <w:pStyle w:val="ListParagraph"/>
-              <w:spacing w:after="160" w:line="278" w:lineRule="auto"/>
-              <w:ind w:left="318"/>
-            </w:pPr>
-          </w:p>
-          <w:p>
-            <w:pPr>
-              <w:pStyle w:val="ListParagraph"/>
-              <w:numPr>
-                <w:ilvl w:val="0"/>
-                <w:numId w:val="1"/>
-              </w:numPr>
-              <w:spacing w:after="160" w:line="278" w:lineRule="auto"/>
-              <w:ind w:left="318" w:hanging="284"/>
-            </w:pPr>
-            <w:r>
-              <w:t>Herhaal 72 keer</w:t>
-            </w:r>
-          </w:p>
-          <w:p>
-            <w:pPr>
-              <w:pStyle w:val="ListParagraph"/>
-              <w:numPr>
-                <w:ilvl w:val="0"/>
-                <w:numId w:val="1"/>
-              </w:numPr>
-              <w:spacing w:after="160" w:line="278" w:lineRule="auto"/>
-              <w:ind w:left="318" w:hanging="284"/>
-            </w:pPr>
-            <w:r>
-              <w:t xml:space="preserve">Neem 10 stappen </w:t>
-            </w:r>
-          </w:p>
-          <w:p>
-            <w:pPr>
-              <w:pStyle w:val="ListParagraph"/>
-              <w:numPr>
-                <w:ilvl w:val="0"/>
-                <w:numId w:val="1"/>
-              </w:numPr>
-              <w:spacing w:after="160" w:line="278" w:lineRule="auto"/>
-              <w:ind w:left="318" w:hanging="284"/>
-            </w:pPr>
-            <w:r>
-              <w:t>Draai 5 graden</w:t>
-            </w:r>
-          </w:p>
-          <w:p>
-            <w:pPr>
-              <w:pStyle w:val="ListParagraph"/>
-              <w:spacing w:after="160" w:line="278" w:lineRule="auto"/>
-              <w:ind w:left="318"/>
-            </w:pPr>
-          </w:p>
-          <w:p>
-            <w:pPr>
-              <w:pStyle w:val="ListParagraph"/>
-              <w:numPr>
-                <w:ilvl w:val="0"/>
-                <w:numId w:val="1"/>
-              </w:numPr>
-              <w:spacing w:after="160" w:line="278" w:lineRule="auto"/>
-              <w:ind w:left="318" w:hanging="284"/>
-            </w:pPr>
-            <w:r>
-              <w:t>Draai 72 graden</w:t>
-            </w:r>
-          </w:p>
-          <w:p>
-            <w:pPr>
-              <w:pStyle w:val="ListParagraph"/>
-            </w:pPr>
-          </w:p>
-        </w:tc>
-        <w:tc>
-          <w:tcPr>
-            <w:tcW w:w="4691" w:type="dxa"/>
-          </w:tcPr>
-          <w:p>
-            <w:pPr>
-              <w:pStyle w:val="ListParagraph"/>
-            </w:pPr>
-            <w:r>
-              <w:rPr>
-                <w:noProof/>
-                <w:lang w:eastAsia="nl-NL"/>
-              </w:rPr>
-              <w:drawing>
-                <wp:anchor distT="0" distB="0" distL="114300" distR="114300" simplePos="0" relativeHeight="251716608" behindDoc="0" locked="0" layoutInCell="1" allowOverlap="1" wp14:anchorId="5CE022AA" wp14:editId="77B5C8E4">
-                  <wp:simplePos x="0" y="0"/>
-                  <wp:positionH relativeFrom="column">
-                    <wp:posOffset>158292</wp:posOffset>
-                  </wp:positionH>
-                  <wp:positionV relativeFrom="paragraph">
-                    <wp:posOffset>208489</wp:posOffset>
-                  </wp:positionV>
-                  <wp:extent cx="2590800" cy="2470110"/>
-                  <wp:effectExtent l="0" t="0" r="0" b="6985"/>
-                  <wp:wrapSquare wrapText="bothSides"/>
-                  <wp:docPr id="231549671" name="Afbeelding 1" descr="Afbeelding met cirkel, patroon, Symmetrie&#10;&#10;Automatisch gegenereerde beschrijving"/>
-                  <wp:cNvGraphicFramePr>
-                    <a:graphicFrameLocks xmlns:a="http://schemas.openxmlformats.org/drawingml/2006/main" noChangeAspect="1"/>
-                  </wp:cNvGraphicFramePr>
-                  <a:graphic xmlns:a="http://schemas.openxmlformats.org/drawingml/2006/main">
-                    <a:graphicData uri="http://schemas.openxmlformats.org/drawingml/2006/picture">
-                      <pic:pic xmlns:pic="http://schemas.openxmlformats.org/drawingml/2006/picture">
-                        <pic:nvPicPr>
-                          <pic:cNvPr id="879695529" name="Afbeelding 1" descr="Afbeelding met cirkel, patroon, Symmetrie&#10;&#10;Automatisch gegenereerde beschrijving"/>
+                          <pic:cNvPr id="311420534" name=""/>
                           <pic:cNvPicPr/>
                         </pic:nvPicPr>
                         <pic:blipFill>
-                          <a:blip r:embed="rId14">
-                            <a:extLst>
-                              <a:ext uri="{28A0092B-C50C-407E-A947-70E740481C1C}">
-                                <a14:useLocalDpi xmlns:a14="http://schemas.microsoft.com/office/drawing/2010/main" val="0"/>
-                              </a:ext>
-                            </a:extLst>
-                          </a:blip>
+                          <a:blip r:embed="rId17"/>
                           <a:stretch>
                             <a:fillRect/>
                           </a:stretch>
@@ -2080,7 +4482,7 @@
                         <pic:spPr>
                           <a:xfrm>
                             <a:off x="0" y="0"/>
-                            <a:ext cx="2590800" cy="2470110"/>
+                            <a:ext cx="4619844" cy="2501122"/>
                           </a:xfrm>
                           <a:prstGeom prst="rect">
                             <a:avLst/>
@@ -2089,7 +4491,211 @@
                       </pic:pic>
                     </a:graphicData>
                   </a:graphic>
-                </wp:anchor>
+                </wp:inline>
+              </w:drawing>
+            </w:r>
+          </w:p>
+          <w:p>
+            <w:pPr>
+              <w:rPr>
+                <w:b/>
+                <w:bCs/>
+              </w:rPr>
+            </w:pPr>
+          </w:p>
+          <w:p>
+            <w:pPr>
+              <w:rPr>
+                <w:b/>
+                <w:bCs/>
+              </w:rPr>
+            </w:pPr>
+          </w:p>
+          <w:p>
+            <w:pPr>
+              <w:rPr>
+                <w:b/>
+                <w:bCs/>
+              </w:rPr>
+            </w:pPr>
+          </w:p>
+          <w:p>
+            <w:pPr>
+              <w:rPr>
+                <w:b/>
+                <w:bCs/>
+              </w:rPr>
+            </w:pPr>
+          </w:p>
+          <w:p>
+            <w:pPr>
+              <w:rPr>
+                <w:b/>
+                <w:bCs/>
+              </w:rPr>
+            </w:pPr>
+          </w:p>
+          <w:p>
+            <w:pPr>
+              <w:rPr>
+                <w:b/>
+                <w:bCs/>
+              </w:rPr>
+            </w:pPr>
+          </w:p>
+        </w:tc>
+        <w:tc>
+          <w:tcPr>
+            <w:tcW w:w="2964" w:type="dxa"/>
+          </w:tcPr>
+          <w:p>
+            <w:pPr>
+              <w:pStyle w:val="ListParagraph"/>
+            </w:pPr>
+          </w:p>
+          <w:p>
+            <w:pPr>
+              <w:pStyle w:val="ListParagraph"/>
+            </w:pPr>
+          </w:p>
+          <w:p>
+            <w:pPr>
+              <w:pStyle w:val="ListParagraph"/>
+            </w:pPr>
+          </w:p>
+          <w:p>
+            <w:pPr>
+              <w:pStyle w:val="ListParagraph"/>
+              <w:numPr>
+                <w:ilvl w:val="0"/>
+                <w:numId w:val="1"/>
+              </w:numPr>
+              <w:spacing w:after="160" w:line="278" w:lineRule="auto"/>
+              <w:ind w:left="318" w:hanging="284"/>
+            </w:pPr>
+            <w:r>
+              <w:t>Herhaal 5 keer</w:t>
+            </w:r>
+          </w:p>
+          <w:p>
+            <w:pPr>
+              <w:pStyle w:val="ListParagraph"/>
+              <w:spacing w:after="160" w:line="278" w:lineRule="auto"/>
+              <w:ind w:left="318"/>
+            </w:pPr>
+          </w:p>
+          <w:p>
+            <w:pPr>
+              <w:pStyle w:val="ListParagraph"/>
+              <w:numPr>
+                <w:ilvl w:val="0"/>
+                <w:numId w:val="1"/>
+              </w:numPr>
+              <w:spacing w:after="160" w:line="278" w:lineRule="auto"/>
+              <w:ind w:left="604" w:hanging="284"/>
+            </w:pPr>
+            <w:r>
+              <w:t>Herhaal 72 keer</w:t>
+            </w:r>
+          </w:p>
+          <w:p>
+            <w:pPr>
+              <w:pStyle w:val="ListParagraph"/>
+              <w:numPr>
+                <w:ilvl w:val="0"/>
+                <w:numId w:val="1"/>
+              </w:numPr>
+              <w:spacing w:after="160" w:line="278" w:lineRule="auto"/>
+              <w:ind w:left="887" w:hanging="284"/>
+            </w:pPr>
+            <w:r>
+              <w:t xml:space="preserve">Neem 10 stappen </w:t>
+            </w:r>
+          </w:p>
+          <w:p>
+            <w:pPr>
+              <w:pStyle w:val="ListParagraph"/>
+              <w:numPr>
+                <w:ilvl w:val="0"/>
+                <w:numId w:val="1"/>
+              </w:numPr>
+              <w:spacing w:after="160" w:line="278" w:lineRule="auto"/>
+              <w:ind w:left="887" w:hanging="284"/>
+            </w:pPr>
+            <w:r>
+              <w:t>Draai 5 graden</w:t>
+            </w:r>
+          </w:p>
+          <w:p>
+            <w:pPr>
+              <w:pStyle w:val="ListParagraph"/>
+              <w:spacing w:after="160" w:line="278" w:lineRule="auto"/>
+              <w:ind w:left="318"/>
+            </w:pPr>
+          </w:p>
+          <w:p>
+            <w:pPr>
+              <w:pStyle w:val="ListParagraph"/>
+              <w:numPr>
+                <w:ilvl w:val="0"/>
+                <w:numId w:val="1"/>
+              </w:numPr>
+              <w:spacing w:after="160" w:line="278" w:lineRule="auto"/>
+              <w:ind w:left="604" w:hanging="284"/>
+            </w:pPr>
+            <w:r>
+              <w:t>Draai 72 graden</w:t>
+            </w:r>
+          </w:p>
+          <w:p>
+            <w:pPr>
+              <w:pStyle w:val="ListParagraph"/>
+            </w:pPr>
+          </w:p>
+        </w:tc>
+        <w:tc>
+          <w:tcPr>
+            <w:tcW w:w="4691" w:type="dxa"/>
+          </w:tcPr>
+          <w:p>
+            <w:pPr>
+              <w:pStyle w:val="ListParagraph"/>
+            </w:pPr>
+            <w:r>
+              <w:drawing>
+                <wp:inline distT="0" distB="0" distL="0" distR="0" wp14:anchorId="04414A8B" wp14:editId="1F6278EB">
+                  <wp:extent cx="2418687" cy="2374711"/>
+                  <wp:effectExtent l="0" t="0" r="1270" b="6985"/>
+                  <wp:docPr id="839600207" name="Picture 1"/>
+                  <wp:cNvGraphicFramePr>
+                    <a:graphicFrameLocks xmlns:a="http://schemas.openxmlformats.org/drawingml/2006/main" noChangeAspect="1"/>
+                  </wp:cNvGraphicFramePr>
+                  <a:graphic xmlns:a="http://schemas.openxmlformats.org/drawingml/2006/main">
+                    <a:graphicData uri="http://schemas.openxmlformats.org/drawingml/2006/picture">
+                      <pic:pic xmlns:pic="http://schemas.openxmlformats.org/drawingml/2006/picture">
+                        <pic:nvPicPr>
+                          <pic:cNvPr id="839600207" name=""/>
+                          <pic:cNvPicPr/>
+                        </pic:nvPicPr>
+                        <pic:blipFill>
+                          <a:blip r:embed="rId18"/>
+                          <a:stretch>
+                            <a:fillRect/>
+                          </a:stretch>
+                        </pic:blipFill>
+                        <pic:spPr>
+                          <a:xfrm>
+                            <a:off x="0" y="0"/>
+                            <a:ext cx="2460089" cy="2415361"/>
+                          </a:xfrm>
+                          <a:prstGeom prst="rect">
+                            <a:avLst/>
+                          </a:prstGeom>
+                        </pic:spPr>
+                      </pic:pic>
+                    </a:graphicData>
+                  </a:graphic>
+                </wp:inline>
               </w:drawing>
             </w:r>
           </w:p>
@@ -2178,14 +4784,13 @@
       <w:tblGrid>
         <w:gridCol w:w="8197"/>
         <w:gridCol w:w="2687"/>
-        <w:gridCol w:w="4566"/>
-        <w:gridCol w:w="44"/>
+        <w:gridCol w:w="4610"/>
       </w:tblGrid>
       <w:tr>
         <w:tc>
           <w:tcPr>
             <w:tcW w:w="15494" w:type="dxa"/>
-            <w:gridSpan w:val="4"/>
+            <w:gridSpan w:val="3"/>
           </w:tcPr>
           <w:p>
             <w:pPr>
@@ -2211,10 +4816,6 @@
         </w:tc>
       </w:tr>
       <w:tr>
-        <w:trPr>
-          <w:gridAfter w:val="1"/>
-          <w:wAfter w:w="44" w:type="dxa"/>
-        </w:trPr>
         <w:tc>
           <w:tcPr>
             <w:tcW w:w="8197" w:type="dxa"/>
@@ -2228,22 +4829,14 @@
             </w:pPr>
             <w:r>
               <w:rPr>
-                <w:noProof/>
-                <w:lang w:eastAsia="nl-NL"/>
+                <w:b/>
+                <w:bCs/>
               </w:rPr>
               <w:drawing>
-                <wp:anchor distT="0" distB="0" distL="114300" distR="114300" simplePos="0" relativeHeight="251734016" behindDoc="0" locked="0" layoutInCell="1" allowOverlap="1" wp14:anchorId="40AE0DEB" wp14:editId="05771E56">
-                  <wp:simplePos x="0" y="0"/>
-                  <wp:positionH relativeFrom="column">
-                    <wp:posOffset>302260</wp:posOffset>
-                  </wp:positionH>
-                  <wp:positionV relativeFrom="paragraph">
-                    <wp:posOffset>92710</wp:posOffset>
-                  </wp:positionV>
-                  <wp:extent cx="4161790" cy="3752850"/>
-                  <wp:effectExtent l="0" t="0" r="0" b="0"/>
-                  <wp:wrapSquare wrapText="bothSides"/>
-                  <wp:docPr id="1307708565" name="Afbeelding 6" descr="Afbeelding met tekst, schermopname, Lettertype, nummer&#10;&#10;Automatisch gegenereerde beschrijving"/>
+                <wp:inline distT="0" distB="0" distL="0" distR="0" wp14:anchorId="7829A9DA" wp14:editId="5F3DEEAE">
+                  <wp:extent cx="4970372" cy="3916908"/>
+                  <wp:effectExtent l="0" t="0" r="1905" b="7620"/>
+                  <wp:docPr id="1339496792" name="Picture 1"/>
                   <wp:cNvGraphicFramePr>
                     <a:graphicFrameLocks xmlns:a="http://schemas.openxmlformats.org/drawingml/2006/main" noChangeAspect="1"/>
                   </wp:cNvGraphicFramePr>
@@ -2251,330 +4844,11 @@
                     <a:graphicData uri="http://schemas.openxmlformats.org/drawingml/2006/picture">
                       <pic:pic xmlns:pic="http://schemas.openxmlformats.org/drawingml/2006/picture">
                         <pic:nvPicPr>
-                          <pic:cNvPr id="1307708565" name="Afbeelding 6" descr="Afbeelding met tekst, schermopname, Lettertype, nummer&#10;&#10;Automatisch gegenereerde beschrijving"/>
-                          <pic:cNvPicPr>
-                            <a:picLocks noChangeAspect="1" noChangeArrowheads="1"/>
-                          </pic:cNvPicPr>
-                        </pic:nvPicPr>
-                        <pic:blipFill>
-                          <a:blip r:embed="rId15">
-                            <a:extLst>
-                              <a:ext uri="{28A0092B-C50C-407E-A947-70E740481C1C}">
-                                <a14:useLocalDpi xmlns:a14="http://schemas.microsoft.com/office/drawing/2010/main" val="0"/>
-                              </a:ext>
-                            </a:extLst>
-                          </a:blip>
-                          <a:srcRect/>
-                          <a:stretch>
-                            <a:fillRect/>
-                          </a:stretch>
-                        </pic:blipFill>
-                        <pic:spPr bwMode="auto">
-                          <a:xfrm>
-                            <a:off x="0" y="0"/>
-                            <a:ext cx="4161790" cy="3752850"/>
-                          </a:xfrm>
-                          <a:prstGeom prst="rect">
-                            <a:avLst/>
-                          </a:prstGeom>
-                          <a:noFill/>
-                          <a:ln>
-                            <a:noFill/>
-                          </a:ln>
-                        </pic:spPr>
-                      </pic:pic>
-                    </a:graphicData>
-                  </a:graphic>
-                  <wp14:sizeRelV relativeFrom="margin">
-                    <wp14:pctHeight>0</wp14:pctHeight>
-                  </wp14:sizeRelV>
-                </wp:anchor>
-              </w:drawing>
-            </w:r>
-          </w:p>
-          <w:p>
-            <w:pPr>
-              <w:rPr>
-                <w:b/>
-                <w:bCs/>
-              </w:rPr>
-            </w:pPr>
-          </w:p>
-          <w:p>
-            <w:pPr>
-              <w:rPr>
-                <w:b/>
-                <w:bCs/>
-              </w:rPr>
-            </w:pPr>
-          </w:p>
-          <w:p>
-            <w:pPr>
-              <w:rPr>
-                <w:b/>
-                <w:bCs/>
-              </w:rPr>
-            </w:pPr>
-          </w:p>
-          <w:p>
-            <w:pPr>
-              <w:rPr>
-                <w:b/>
-                <w:bCs/>
-              </w:rPr>
-            </w:pPr>
-          </w:p>
-          <w:p>
-            <w:pPr>
-              <w:rPr>
-                <w:b/>
-                <w:bCs/>
-              </w:rPr>
-            </w:pPr>
-          </w:p>
-          <w:p>
-            <w:pPr>
-              <w:rPr>
-                <w:b/>
-                <w:bCs/>
-              </w:rPr>
-            </w:pPr>
-          </w:p>
-          <w:p>
-            <w:pPr>
-              <w:rPr>
-                <w:b/>
-                <w:bCs/>
-              </w:rPr>
-            </w:pPr>
-          </w:p>
-          <w:p>
-            <w:pPr>
-              <w:rPr>
-                <w:b/>
-                <w:bCs/>
-              </w:rPr>
-            </w:pPr>
-          </w:p>
-          <w:p>
-            <w:pPr>
-              <w:rPr>
-                <w:b/>
-                <w:bCs/>
-              </w:rPr>
-            </w:pPr>
-          </w:p>
-          <w:p>
-            <w:pPr>
-              <w:rPr>
-                <w:b/>
-                <w:bCs/>
-              </w:rPr>
-            </w:pPr>
-          </w:p>
-          <w:p>
-            <w:pPr>
-              <w:rPr>
-                <w:b/>
-                <w:bCs/>
-              </w:rPr>
-            </w:pPr>
-          </w:p>
-          <w:p>
-            <w:pPr>
-              <w:rPr>
-                <w:b/>
-                <w:bCs/>
-              </w:rPr>
-            </w:pPr>
-          </w:p>
-          <w:p>
-            <w:pPr>
-              <w:rPr>
-                <w:b/>
-                <w:bCs/>
-              </w:rPr>
-            </w:pPr>
-          </w:p>
-          <w:p>
-            <w:pPr>
-              <w:rPr>
-                <w:b/>
-                <w:bCs/>
-              </w:rPr>
-            </w:pPr>
-          </w:p>
-          <w:p>
-            <w:pPr>
-              <w:rPr>
-                <w:b/>
-                <w:bCs/>
-              </w:rPr>
-            </w:pPr>
-          </w:p>
-          <w:p>
-            <w:pPr>
-              <w:rPr>
-                <w:b/>
-                <w:bCs/>
-              </w:rPr>
-            </w:pPr>
-          </w:p>
-          <w:p>
-            <w:pPr>
-              <w:rPr>
-                <w:b/>
-                <w:bCs/>
-              </w:rPr>
-            </w:pPr>
-          </w:p>
-          <w:p>
-            <w:pPr>
-              <w:rPr>
-                <w:b/>
-                <w:bCs/>
-              </w:rPr>
-            </w:pPr>
-          </w:p>
-        </w:tc>
-        <w:tc>
-          <w:tcPr>
-            <w:tcW w:w="2687" w:type="dxa"/>
-          </w:tcPr>
-          <w:p>
-            <w:pPr>
-              <w:pStyle w:val="ListParagraph"/>
-            </w:pPr>
-          </w:p>
-          <w:p>
-            <w:pPr>
-              <w:pStyle w:val="ListParagraph"/>
-            </w:pPr>
-          </w:p>
-          <w:p>
-            <w:pPr>
-              <w:pStyle w:val="ListParagraph"/>
-            </w:pPr>
-          </w:p>
-          <w:p>
-            <w:pPr>
-              <w:pStyle w:val="ListParagraph"/>
-              <w:numPr>
-                <w:ilvl w:val="0"/>
-                <w:numId w:val="1"/>
-              </w:numPr>
-              <w:spacing w:after="160" w:line="278" w:lineRule="auto"/>
-              <w:ind w:left="318" w:hanging="284"/>
-            </w:pPr>
-            <w:r>
-              <w:t>Herhaal 4 keer</w:t>
-            </w:r>
-          </w:p>
-          <w:p>
-            <w:pPr>
-              <w:pStyle w:val="ListParagraph"/>
-              <w:spacing w:after="160" w:line="278" w:lineRule="auto"/>
-              <w:ind w:left="318"/>
-            </w:pPr>
-          </w:p>
-          <w:p>
-            <w:pPr>
-              <w:pStyle w:val="ListParagraph"/>
-              <w:numPr>
-                <w:ilvl w:val="0"/>
-                <w:numId w:val="1"/>
-              </w:numPr>
-              <w:ind w:left="318" w:hanging="284"/>
-            </w:pPr>
-            <w:r>
-              <w:t>Herhaal 20 keer</w:t>
-            </w:r>
-          </w:p>
-          <w:p>
-            <w:pPr>
-              <w:pStyle w:val="ListParagraph"/>
-              <w:numPr>
-                <w:ilvl w:val="0"/>
-                <w:numId w:val="1"/>
-              </w:numPr>
-              <w:spacing w:after="160" w:line="278" w:lineRule="auto"/>
-              <w:ind w:left="318" w:hanging="284"/>
-            </w:pPr>
-            <w:r>
-              <w:t xml:space="preserve">Neem 8 stappen </w:t>
-            </w:r>
-          </w:p>
-          <w:p>
-            <w:pPr>
-              <w:pStyle w:val="ListParagraph"/>
-              <w:spacing w:after="160" w:line="278" w:lineRule="auto"/>
-              <w:ind w:left="318"/>
-            </w:pPr>
-          </w:p>
-          <w:p>
-            <w:pPr>
-              <w:pStyle w:val="ListParagraph"/>
-              <w:numPr>
-                <w:ilvl w:val="0"/>
-                <w:numId w:val="1"/>
-              </w:numPr>
-              <w:spacing w:after="160" w:line="278" w:lineRule="auto"/>
-              <w:ind w:left="318" w:hanging="284"/>
-            </w:pPr>
-            <w:r>
-              <w:t>Draai 90 graden</w:t>
-            </w:r>
-          </w:p>
-        </w:tc>
-        <w:tc>
-          <w:tcPr>
-            <w:tcW w:w="4566" w:type="dxa"/>
-          </w:tcPr>
-          <w:p>
-            <w:pPr>
-              <w:pStyle w:val="ListParagraph"/>
-            </w:pPr>
-          </w:p>
-          <w:p>
-            <w:pPr>
-              <w:pStyle w:val="ListParagraph"/>
-            </w:pPr>
-            <w:r>
-              <w:rPr>
-                <w:noProof/>
-                <w:lang w:eastAsia="nl-NL"/>
-              </w:rPr>
-              <w:drawing>
-                <wp:anchor distT="0" distB="0" distL="114300" distR="114300" simplePos="0" relativeHeight="251738112" behindDoc="0" locked="0" layoutInCell="1" allowOverlap="1" wp14:anchorId="16D707DF" wp14:editId="62F989DE">
-                  <wp:simplePos x="0" y="0"/>
-                  <wp:positionH relativeFrom="column">
-                    <wp:posOffset>168123</wp:posOffset>
-                  </wp:positionH>
-                  <wp:positionV relativeFrom="paragraph">
-                    <wp:posOffset>246011</wp:posOffset>
-                  </wp:positionV>
-                  <wp:extent cx="2301240" cy="2209800"/>
-                  <wp:effectExtent l="0" t="0" r="3810" b="0"/>
-                  <wp:wrapSquare wrapText="bothSides"/>
-                  <wp:docPr id="118667261" name="Afbeelding 1" descr="Afbeelding met Rechthoek, lijn, patroon, plein&#10;&#10;Automatisch gegenereerde beschrijving"/>
-                  <wp:cNvGraphicFramePr>
-                    <a:graphicFrameLocks xmlns:a="http://schemas.openxmlformats.org/drawingml/2006/main" noChangeAspect="1"/>
-                  </wp:cNvGraphicFramePr>
-                  <a:graphic xmlns:a="http://schemas.openxmlformats.org/drawingml/2006/main">
-                    <a:graphicData uri="http://schemas.openxmlformats.org/drawingml/2006/picture">
-                      <pic:pic xmlns:pic="http://schemas.openxmlformats.org/drawingml/2006/picture">
-                        <pic:nvPicPr>
-                          <pic:cNvPr id="118667261" name="Afbeelding 1" descr="Afbeelding met Rechthoek, lijn, patroon, plein&#10;&#10;Automatisch gegenereerde beschrijving"/>
+                          <pic:cNvPr id="1339496792" name=""/>
                           <pic:cNvPicPr/>
                         </pic:nvPicPr>
                         <pic:blipFill>
-                          <a:blip r:embed="rId16">
-                            <a:extLst>
-                              <a:ext uri="{28A0092B-C50C-407E-A947-70E740481C1C}">
-                                <a14:useLocalDpi xmlns:a14="http://schemas.microsoft.com/office/drawing/2010/main" val="0"/>
-                              </a:ext>
-                            </a:extLst>
-                          </a:blip>
+                          <a:blip r:embed="rId19"/>
                           <a:stretch>
                             <a:fillRect/>
                           </a:stretch>
@@ -2582,7 +4856,7 @@
                         <pic:spPr>
                           <a:xfrm>
                             <a:off x="0" y="0"/>
-                            <a:ext cx="2301240" cy="2209800"/>
+                            <a:ext cx="4982150" cy="3926190"/>
                           </a:xfrm>
                           <a:prstGeom prst="rect">
                             <a:avLst/>
@@ -2591,7 +4865,165 @@
                       </pic:pic>
                     </a:graphicData>
                   </a:graphic>
-                </wp:anchor>
+                </wp:inline>
+              </w:drawing>
+            </w:r>
+          </w:p>
+          <w:p>
+            <w:pPr>
+              <w:rPr>
+                <w:b/>
+                <w:bCs/>
+              </w:rPr>
+            </w:pPr>
+          </w:p>
+        </w:tc>
+        <w:tc>
+          <w:tcPr>
+            <w:tcW w:w="2687" w:type="dxa"/>
+          </w:tcPr>
+          <w:p>
+            <w:pPr>
+              <w:pStyle w:val="ListParagraph"/>
+            </w:pPr>
+          </w:p>
+          <w:p>
+            <w:pPr>
+              <w:pStyle w:val="ListParagraph"/>
+            </w:pPr>
+          </w:p>
+          <w:p>
+            <w:pPr>
+              <w:pStyle w:val="ListParagraph"/>
+              <w:ind w:left="58"/>
+            </w:pPr>
+            <w:r>
+              <w:t>Zet er de opdracht voor Satijnsteek nog boven</w:t>
+            </w:r>
+          </w:p>
+          <w:p>
+            <w:pPr>
+              <w:pStyle w:val="ListParagraph"/>
+            </w:pPr>
+          </w:p>
+          <w:p>
+            <w:pPr>
+              <w:pStyle w:val="ListParagraph"/>
+              <w:numPr>
+                <w:ilvl w:val="0"/>
+                <w:numId w:val="1"/>
+              </w:numPr>
+              <w:spacing w:after="160" w:line="278" w:lineRule="auto"/>
+              <w:ind w:left="318" w:hanging="284"/>
+            </w:pPr>
+            <w:r>
+              <w:t>Herhaal 4 keer</w:t>
+            </w:r>
+          </w:p>
+          <w:p>
+            <w:pPr>
+              <w:pStyle w:val="ListParagraph"/>
+              <w:spacing w:after="160" w:line="278" w:lineRule="auto"/>
+              <w:ind w:left="318"/>
+            </w:pPr>
+          </w:p>
+          <w:p>
+            <w:pPr>
+              <w:pStyle w:val="ListParagraph"/>
+              <w:numPr>
+                <w:ilvl w:val="0"/>
+                <w:numId w:val="1"/>
+              </w:numPr>
+              <w:ind w:left="625" w:hanging="284"/>
+            </w:pPr>
+            <w:r>
+              <w:t>Herhaal 20 keer</w:t>
+            </w:r>
+          </w:p>
+          <w:p>
+            <w:pPr>
+              <w:pStyle w:val="ListParagraph"/>
+              <w:numPr>
+                <w:ilvl w:val="0"/>
+                <w:numId w:val="1"/>
+              </w:numPr>
+              <w:spacing w:after="160" w:line="278" w:lineRule="auto"/>
+              <w:ind w:left="891" w:hanging="284"/>
+            </w:pPr>
+            <w:r>
+              <w:t xml:space="preserve">Neem 8 stappen </w:t>
+            </w:r>
+          </w:p>
+          <w:p>
+            <w:pPr>
+              <w:pStyle w:val="ListParagraph"/>
+              <w:spacing w:after="160" w:line="278" w:lineRule="auto"/>
+              <w:ind w:left="318"/>
+            </w:pPr>
+          </w:p>
+          <w:p>
+            <w:pPr>
+              <w:pStyle w:val="ListParagraph"/>
+              <w:numPr>
+                <w:ilvl w:val="0"/>
+                <w:numId w:val="1"/>
+              </w:numPr>
+              <w:spacing w:after="160" w:line="278" w:lineRule="auto"/>
+              <w:ind w:left="625" w:hanging="284"/>
+            </w:pPr>
+            <w:r>
+              <w:t>Draai 90 graden</w:t>
+            </w:r>
+          </w:p>
+        </w:tc>
+        <w:tc>
+          <w:tcPr>
+            <w:tcW w:w="4566" w:type="dxa"/>
+          </w:tcPr>
+          <w:p>
+            <w:pPr>
+              <w:pStyle w:val="ListParagraph"/>
+            </w:pPr>
+          </w:p>
+          <w:p>
+            <w:pPr>
+              <w:pStyle w:val="ListParagraph"/>
+            </w:pPr>
+            <w:r>
+              <w:drawing>
+                <wp:inline distT="0" distB="0" distL="0" distR="0" wp14:anchorId="44512573" wp14:editId="6DF9EE73">
+                  <wp:extent cx="2121121" cy="2176818"/>
+                  <wp:effectExtent l="0" t="0" r="0" b="0"/>
+                  <wp:docPr id="1025415623" name="Picture 1"/>
+                  <wp:cNvGraphicFramePr>
+                    <a:graphicFrameLocks xmlns:a="http://schemas.openxmlformats.org/drawingml/2006/main" noChangeAspect="1"/>
+                  </wp:cNvGraphicFramePr>
+                  <a:graphic xmlns:a="http://schemas.openxmlformats.org/drawingml/2006/main">
+                    <a:graphicData uri="http://schemas.openxmlformats.org/drawingml/2006/picture">
+                      <pic:pic xmlns:pic="http://schemas.openxmlformats.org/drawingml/2006/picture">
+                        <pic:nvPicPr>
+                          <pic:cNvPr id="1025415623" name=""/>
+                          <pic:cNvPicPr/>
+                        </pic:nvPicPr>
+                        <pic:blipFill>
+                          <a:blip r:embed="rId20"/>
+                          <a:stretch>
+                            <a:fillRect/>
+                          </a:stretch>
+                        </pic:blipFill>
+                        <pic:spPr>
+                          <a:xfrm>
+                            <a:off x="0" y="0"/>
+                            <a:ext cx="2138051" cy="2194192"/>
+                          </a:xfrm>
+                          <a:prstGeom prst="rect">
+                            <a:avLst/>
+                          </a:prstGeom>
+                        </pic:spPr>
+                      </pic:pic>
+                    </a:graphicData>
+                  </a:graphic>
+                </wp:inline>
               </w:drawing>
             </w:r>
           </w:p>
@@ -2616,7 +5048,6 @@
         </w:tc>
       </w:tr>
     </w:tbl>
-    <w:p/>
     <w:p/>
     <w:p>
       <w:pPr>
@@ -2705,7 +5136,25 @@
                 <w:szCs w:val="48"/>
               </w:rPr>
               <w:lastRenderedPageBreak/>
-              <w:t>Opdracht 5: Een Vierkant wat draait</w:t>
+              <w:t xml:space="preserve">Opdracht 5: Een Vierkant </w:t>
+            </w:r>
+            <w:r>
+              <w:rPr>
+                <w:b/>
+                <w:bCs/>
+                <w:sz w:val="48"/>
+                <w:szCs w:val="48"/>
+              </w:rPr>
+              <w:t>d</w:t>
+            </w:r>
+            <w:r>
+              <w:rPr>
+                <w:b/>
+                <w:bCs/>
+                <w:sz w:val="48"/>
+                <w:szCs w:val="48"/>
+              </w:rPr>
+              <w:t>at draait</w:t>
             </w:r>
           </w:p>
         </w:tc>
@@ -2724,22 +5173,14 @@
             </w:pPr>
             <w:r>
               <w:rPr>
-                <w:noProof/>
-                <w:lang w:eastAsia="nl-NL"/>
+                <w:b/>
+                <w:bCs/>
               </w:rPr>
               <w:drawing>
-                <wp:anchor distT="0" distB="0" distL="114300" distR="114300" simplePos="0" relativeHeight="251725824" behindDoc="0" locked="0" layoutInCell="1" allowOverlap="1" wp14:anchorId="2F904CC2" wp14:editId="299A7A19">
-                  <wp:simplePos x="0" y="0"/>
-                  <wp:positionH relativeFrom="column">
-                    <wp:posOffset>55880</wp:posOffset>
-                  </wp:positionH>
-                  <wp:positionV relativeFrom="paragraph">
-                    <wp:posOffset>635</wp:posOffset>
-                  </wp:positionV>
-                  <wp:extent cx="4524375" cy="3698240"/>
-                  <wp:effectExtent l="0" t="0" r="9525" b="0"/>
-                  <wp:wrapSquare wrapText="bothSides"/>
-                  <wp:docPr id="353142637" name="Afbeelding 14"/>
+                <wp:inline distT="0" distB="0" distL="0" distR="0" wp14:anchorId="77225929" wp14:editId="4B669E5A">
+                  <wp:extent cx="4988257" cy="3252612"/>
+                  <wp:effectExtent l="0" t="0" r="3175" b="5080"/>
+                  <wp:docPr id="590038246" name="Picture 1"/>
                   <wp:cNvGraphicFramePr>
                     <a:graphicFrameLocks xmlns:a="http://schemas.openxmlformats.org/drawingml/2006/main" noChangeAspect="1"/>
                   </wp:cNvGraphicFramePr>
@@ -2747,251 +5188,11 @@
                     <a:graphicData uri="http://schemas.openxmlformats.org/drawingml/2006/picture">
                       <pic:pic xmlns:pic="http://schemas.openxmlformats.org/drawingml/2006/picture">
                         <pic:nvPicPr>
-                          <pic:cNvPr id="0" name="Picture 30"/>
-                          <pic:cNvPicPr>
-                            <a:picLocks noChangeAspect="1" noChangeArrowheads="1"/>
-                          </pic:cNvPicPr>
-                        </pic:nvPicPr>
-                        <pic:blipFill>
-                          <a:blip r:embed="rId17" cstate="print">
-                            <a:extLst>
-                              <a:ext uri="{28A0092B-C50C-407E-A947-70E740481C1C}">
-                                <a14:useLocalDpi xmlns:a14="http://schemas.microsoft.com/office/drawing/2010/main" val="0"/>
-                              </a:ext>
-                            </a:extLst>
-                          </a:blip>
-                          <a:srcRect/>
-                          <a:stretch>
-                            <a:fillRect/>
-                          </a:stretch>
-                        </pic:blipFill>
-                        <pic:spPr bwMode="auto">
-                          <a:xfrm>
-                            <a:off x="0" y="0"/>
-                            <a:ext cx="4524375" cy="3698240"/>
-                          </a:xfrm>
-                          <a:prstGeom prst="rect">
-                            <a:avLst/>
-                          </a:prstGeom>
-                          <a:noFill/>
-                          <a:ln>
-                            <a:noFill/>
-                          </a:ln>
-                        </pic:spPr>
-                      </pic:pic>
-                    </a:graphicData>
-                  </a:graphic>
-                  <wp14:sizeRelH relativeFrom="margin">
-                    <wp14:pctWidth>0</wp14:pctWidth>
-                  </wp14:sizeRelH>
-                  <wp14:sizeRelV relativeFrom="margin">
-                    <wp14:pctHeight>0</wp14:pctHeight>
-                  </wp14:sizeRelV>
-                </wp:anchor>
-              </w:drawing>
-            </w:r>
-          </w:p>
-        </w:tc>
-        <w:tc>
-          <w:tcPr>
-            <w:tcW w:w="2835" w:type="dxa"/>
-          </w:tcPr>
-          <w:p>
-            <w:pPr>
-              <w:pStyle w:val="ListParagraph"/>
-            </w:pPr>
-          </w:p>
-          <w:p>
-            <w:pPr>
-              <w:pStyle w:val="ListParagraph"/>
-            </w:pPr>
-          </w:p>
-          <w:p>
-            <w:pPr>
-              <w:pStyle w:val="ListParagraph"/>
-            </w:pPr>
-          </w:p>
-          <w:p>
-            <w:pPr>
-              <w:pStyle w:val="ListParagraph"/>
-              <w:numPr>
-                <w:ilvl w:val="0"/>
-                <w:numId w:val="1"/>
-              </w:numPr>
-              <w:spacing w:after="160" w:line="278" w:lineRule="auto"/>
-              <w:ind w:left="318" w:hanging="284"/>
-            </w:pPr>
-            <w:r>
-              <w:t>Lijnsteek 10</w:t>
-            </w:r>
-          </w:p>
-          <w:p>
-            <w:pPr>
-              <w:pStyle w:val="ListParagraph"/>
-              <w:spacing w:after="160" w:line="278" w:lineRule="auto"/>
-              <w:ind w:left="318"/>
-            </w:pPr>
-          </w:p>
-          <w:p>
-            <w:pPr>
-              <w:pStyle w:val="ListParagraph"/>
-              <w:numPr>
-                <w:ilvl w:val="0"/>
-                <w:numId w:val="1"/>
-              </w:numPr>
-              <w:spacing w:after="160" w:line="278" w:lineRule="auto"/>
-              <w:ind w:left="318" w:hanging="284"/>
-            </w:pPr>
-            <w:r>
-              <w:t>Herhaal 12 keer</w:t>
-            </w:r>
-          </w:p>
-          <w:p>
-            <w:pPr>
-              <w:pStyle w:val="ListParagraph"/>
-              <w:spacing w:after="160" w:line="278" w:lineRule="auto"/>
-              <w:ind w:left="318"/>
-            </w:pPr>
-          </w:p>
-          <w:p>
-            <w:pPr>
-              <w:pStyle w:val="ListParagraph"/>
-              <w:numPr>
-                <w:ilvl w:val="0"/>
-                <w:numId w:val="1"/>
-              </w:numPr>
-              <w:ind w:left="318" w:hanging="284"/>
-            </w:pPr>
-            <w:r>
-              <w:t>Herhaal 4 keer</w:t>
-            </w:r>
-          </w:p>
-          <w:p>
-            <w:pPr>
-              <w:pStyle w:val="ListParagraph"/>
-            </w:pPr>
-          </w:p>
-          <w:p>
-            <w:pPr>
-              <w:pStyle w:val="ListParagraph"/>
-              <w:numPr>
-                <w:ilvl w:val="0"/>
-                <w:numId w:val="1"/>
-              </w:numPr>
-              <w:ind w:left="318" w:hanging="284"/>
-            </w:pPr>
-            <w:r>
-              <w:t xml:space="preserve">Herhaal </w:t>
-            </w:r>
-            <w:r>
-              <w:t>20 keer</w:t>
-            </w:r>
-          </w:p>
-          <w:p>
-            <w:pPr>
-              <w:pStyle w:val="ListParagraph"/>
-              <w:numPr>
-                <w:ilvl w:val="0"/>
-                <w:numId w:val="1"/>
-              </w:numPr>
-              <w:spacing w:after="160" w:line="278" w:lineRule="auto"/>
-              <w:ind w:left="318" w:hanging="284"/>
-            </w:pPr>
-            <w:r>
-              <w:t xml:space="preserve">Neem 8 stappen </w:t>
-            </w:r>
-          </w:p>
-          <w:p>
-            <w:pPr>
-              <w:pStyle w:val="ListParagraph"/>
-              <w:numPr>
-                <w:ilvl w:val="0"/>
-                <w:numId w:val="1"/>
-              </w:numPr>
-              <w:spacing w:after="160" w:line="278" w:lineRule="auto"/>
-              <w:ind w:left="318" w:hanging="284"/>
-            </w:pPr>
-            <w:r>
-              <w:t>Draai 90 graden</w:t>
-            </w:r>
-          </w:p>
-          <w:p>
-            <w:pPr>
-              <w:pStyle w:val="ListParagraph"/>
-              <w:spacing w:after="160" w:line="278" w:lineRule="auto"/>
-              <w:ind w:left="318"/>
-            </w:pPr>
-          </w:p>
-          <w:p>
-            <w:pPr>
-              <w:pStyle w:val="ListParagraph"/>
-              <w:numPr>
-                <w:ilvl w:val="0"/>
-                <w:numId w:val="1"/>
-              </w:numPr>
-              <w:spacing w:after="160" w:line="278" w:lineRule="auto"/>
-              <w:ind w:left="318" w:hanging="284"/>
-            </w:pPr>
-            <w:r>
-              <w:t>Draai 3</w:t>
-            </w:r>
-            <w:r>
-              <w:t xml:space="preserve">0 </w:t>
-            </w:r>
-            <w:r>
-              <w:t>graden</w:t>
-            </w:r>
-          </w:p>
-        </w:tc>
-        <w:tc>
-          <w:tcPr>
-            <w:tcW w:w="4252" w:type="dxa"/>
-          </w:tcPr>
-          <w:p>
-            <w:pPr>
-              <w:pStyle w:val="ListParagraph"/>
-            </w:pPr>
-          </w:p>
-          <w:p>
-            <w:pPr>
-              <w:pStyle w:val="ListParagraph"/>
-            </w:pPr>
-            <w:r>
-              <w:rPr>
-                <w:noProof/>
-                <w:lang w:eastAsia="nl-NL"/>
-              </w:rPr>
-              <w:drawing>
-                <wp:anchor distT="0" distB="0" distL="114300" distR="114300" simplePos="0" relativeHeight="251722752" behindDoc="0" locked="0" layoutInCell="1" allowOverlap="1" wp14:anchorId="4E875767" wp14:editId="2C1E36D1">
-                  <wp:simplePos x="0" y="0"/>
-                  <wp:positionH relativeFrom="column">
-                    <wp:posOffset>147036</wp:posOffset>
-                  </wp:positionH>
-                  <wp:positionV relativeFrom="paragraph">
-                    <wp:posOffset>255118</wp:posOffset>
-                  </wp:positionV>
-                  <wp:extent cx="2275232" cy="2343150"/>
-                  <wp:effectExtent l="0" t="0" r="0" b="0"/>
-                  <wp:wrapSquare wrapText="bothSides"/>
-                  <wp:docPr id="707324775" name="Afbeelding 1" descr="Afbeelding met patroon, Symmetrie, Creatieve kunsten, cirkel&#10;&#10;Automatisch gegenereerde beschrijving"/>
-                  <wp:cNvGraphicFramePr>
-                    <a:graphicFrameLocks xmlns:a="http://schemas.openxmlformats.org/drawingml/2006/main" noChangeAspect="1"/>
-                  </wp:cNvGraphicFramePr>
-                  <a:graphic xmlns:a="http://schemas.openxmlformats.org/drawingml/2006/main">
-                    <a:graphicData uri="http://schemas.openxmlformats.org/drawingml/2006/picture">
-                      <pic:pic xmlns:pic="http://schemas.openxmlformats.org/drawingml/2006/picture">
-                        <pic:nvPicPr>
-                          <pic:cNvPr id="707324775" name="Afbeelding 1" descr="Afbeelding met patroon, Symmetrie, Creatieve kunsten, cirkel&#10;&#10;Automatisch gegenereerde beschrijving"/>
+                          <pic:cNvPr id="590038246" name=""/>
                           <pic:cNvPicPr/>
                         </pic:nvPicPr>
                         <pic:blipFill>
-                          <a:blip r:embed="rId18">
-                            <a:extLst>
-                              <a:ext uri="{28A0092B-C50C-407E-A947-70E740481C1C}">
-                                <a14:useLocalDpi xmlns:a14="http://schemas.microsoft.com/office/drawing/2010/main" val="0"/>
-                              </a:ext>
-                            </a:extLst>
-                          </a:blip>
+                          <a:blip r:embed="rId21"/>
                           <a:stretch>
                             <a:fillRect/>
                           </a:stretch>
@@ -2999,7 +5200,7 @@
                         <pic:spPr>
                           <a:xfrm>
                             <a:off x="0" y="0"/>
-                            <a:ext cx="2275232" cy="2343150"/>
+                            <a:ext cx="5015520" cy="3270389"/>
                           </a:xfrm>
                           <a:prstGeom prst="rect">
                             <a:avLst/>
@@ -3008,23 +5209,231 @@
                       </pic:pic>
                     </a:graphicData>
                   </a:graphic>
-                  <wp14:sizeRelH relativeFrom="margin">
-                    <wp14:pctWidth>0</wp14:pctWidth>
-                  </wp14:sizeRelH>
-                  <wp14:sizeRelV relativeFrom="margin">
-                    <wp14:pctHeight>0</wp14:pctHeight>
-                  </wp14:sizeRelV>
-                </wp:anchor>
+                </wp:inline>
               </w:drawing>
             </w:r>
           </w:p>
-          <w:p>
-            <w:pPr>
-              <w:rPr>
-                <w:b/>
-                <w:bCs/>
-              </w:rPr>
-            </w:pPr>
+        </w:tc>
+        <w:tc>
+          <w:tcPr>
+            <w:tcW w:w="2835" w:type="dxa"/>
+          </w:tcPr>
+          <w:p>
+            <w:pPr>
+              <w:pStyle w:val="ListParagraph"/>
+            </w:pPr>
+          </w:p>
+          <w:p>
+            <w:pPr>
+              <w:pStyle w:val="ListParagraph"/>
+            </w:pPr>
+          </w:p>
+          <w:p>
+            <w:pPr>
+              <w:pStyle w:val="ListParagraph"/>
+            </w:pPr>
+          </w:p>
+          <w:p>
+            <w:pPr>
+              <w:pStyle w:val="ListParagraph"/>
+              <w:numPr>
+                <w:ilvl w:val="0"/>
+                <w:numId w:val="1"/>
+              </w:numPr>
+              <w:spacing w:after="160" w:line="278" w:lineRule="auto"/>
+              <w:ind w:left="318" w:hanging="284"/>
+            </w:pPr>
+            <w:r>
+              <w:t>Kruissteek</w:t>
+            </w:r>
+            <w:r>
+              <w:t xml:space="preserve"> 10</w:t>
+            </w:r>
+            <w:r>
+              <w:t xml:space="preserve"> x 10</w:t>
+            </w:r>
+          </w:p>
+          <w:p>
+            <w:pPr>
+              <w:pStyle w:val="ListParagraph"/>
+              <w:spacing w:after="160" w:line="278" w:lineRule="auto"/>
+              <w:ind w:left="318"/>
+            </w:pPr>
+          </w:p>
+          <w:p>
+            <w:pPr>
+              <w:pStyle w:val="ListParagraph"/>
+              <w:numPr>
+                <w:ilvl w:val="0"/>
+                <w:numId w:val="1"/>
+              </w:numPr>
+              <w:spacing w:after="160" w:line="278" w:lineRule="auto"/>
+              <w:ind w:left="318" w:hanging="284"/>
+            </w:pPr>
+            <w:r>
+              <w:t>Herhaal 12 keer</w:t>
+            </w:r>
+          </w:p>
+          <w:p>
+            <w:pPr>
+              <w:pStyle w:val="ListParagraph"/>
+              <w:spacing w:after="160" w:line="278" w:lineRule="auto"/>
+              <w:ind w:left="318"/>
+            </w:pPr>
+          </w:p>
+          <w:p>
+            <w:pPr>
+              <w:pStyle w:val="ListParagraph"/>
+              <w:numPr>
+                <w:ilvl w:val="0"/>
+                <w:numId w:val="1"/>
+              </w:numPr>
+              <w:ind w:left="605" w:hanging="284"/>
+            </w:pPr>
+            <w:r>
+              <w:t>Herhaal 4 keer</w:t>
+            </w:r>
+          </w:p>
+          <w:p>
+            <w:pPr>
+              <w:pStyle w:val="ListParagraph"/>
+              <w:ind w:left="605"/>
+            </w:pPr>
+          </w:p>
+          <w:p>
+            <w:pPr>
+              <w:pStyle w:val="ListParagraph"/>
+              <w:numPr>
+                <w:ilvl w:val="0"/>
+                <w:numId w:val="1"/>
+              </w:numPr>
+              <w:ind w:left="889" w:hanging="284"/>
+            </w:pPr>
+            <w:r>
+              <w:t xml:space="preserve">Herhaal </w:t>
+            </w:r>
+            <w:r>
+              <w:t>20 keer</w:t>
+            </w:r>
+          </w:p>
+          <w:p>
+            <w:pPr>
+              <w:pStyle w:val="ListParagraph"/>
+              <w:numPr>
+                <w:ilvl w:val="0"/>
+                <w:numId w:val="1"/>
+              </w:numPr>
+              <w:spacing w:after="160" w:line="278" w:lineRule="auto"/>
+              <w:ind w:left="1172" w:hanging="284"/>
+            </w:pPr>
+            <w:r>
+              <w:t xml:space="preserve">Neem 8 stappen </w:t>
+            </w:r>
+          </w:p>
+          <w:p>
+            <w:pPr>
+              <w:pStyle w:val="ListParagraph"/>
+              <w:numPr>
+                <w:ilvl w:val="0"/>
+                <w:numId w:val="1"/>
+              </w:numPr>
+              <w:spacing w:after="160" w:line="278" w:lineRule="auto"/>
+              <w:ind w:left="1172" w:hanging="284"/>
+            </w:pPr>
+            <w:r>
+              <w:t>Draai 90 graden</w:t>
+            </w:r>
+          </w:p>
+          <w:p>
+            <w:pPr>
+              <w:pStyle w:val="ListParagraph"/>
+              <w:spacing w:after="160" w:line="278" w:lineRule="auto"/>
+              <w:ind w:left="889"/>
+            </w:pPr>
+          </w:p>
+          <w:p>
+            <w:pPr>
+              <w:pStyle w:val="ListParagraph"/>
+              <w:numPr>
+                <w:ilvl w:val="0"/>
+                <w:numId w:val="1"/>
+              </w:numPr>
+              <w:spacing w:after="160" w:line="278" w:lineRule="auto"/>
+              <w:ind w:left="889" w:hanging="284"/>
+            </w:pPr>
+            <w:r>
+              <w:t>Draai 3</w:t>
+            </w:r>
+            <w:r>
+              <w:t xml:space="preserve">0 </w:t>
+            </w:r>
+            <w:r>
+              <w:t>graden</w:t>
+            </w:r>
+          </w:p>
+        </w:tc>
+        <w:tc>
+          <w:tcPr>
+            <w:tcW w:w="4252" w:type="dxa"/>
+          </w:tcPr>
+          <w:p>
+            <w:pPr>
+              <w:pStyle w:val="ListParagraph"/>
+            </w:pPr>
+          </w:p>
+          <w:p>
+            <w:pPr>
+              <w:pStyle w:val="ListParagraph"/>
+            </w:pPr>
+          </w:p>
+          <w:p>
+            <w:pPr>
+              <w:rPr>
+                <w:b/>
+                <w:bCs/>
+              </w:rPr>
+            </w:pPr>
+            <w:r>
+              <w:rPr>
+                <w:b/>
+                <w:bCs/>
+              </w:rPr>
+              <w:drawing>
+                <wp:inline distT="0" distB="0" distL="0" distR="0" wp14:anchorId="59DCFBC1" wp14:editId="44451A15">
+                  <wp:extent cx="2433068" cy="2483892"/>
+                  <wp:effectExtent l="0" t="0" r="5715" b="0"/>
+                  <wp:docPr id="1730265366" name="Picture 1"/>
+                  <wp:cNvGraphicFramePr>
+                    <a:graphicFrameLocks xmlns:a="http://schemas.openxmlformats.org/drawingml/2006/main" noChangeAspect="1"/>
+                  </wp:cNvGraphicFramePr>
+                  <a:graphic xmlns:a="http://schemas.openxmlformats.org/drawingml/2006/main">
+                    <a:graphicData uri="http://schemas.openxmlformats.org/drawingml/2006/picture">
+                      <pic:pic xmlns:pic="http://schemas.openxmlformats.org/drawingml/2006/picture">
+                        <pic:nvPicPr>
+                          <pic:cNvPr id="1730265366" name=""/>
+                          <pic:cNvPicPr/>
+                        </pic:nvPicPr>
+                        <pic:blipFill>
+                          <a:blip r:embed="rId22"/>
+                          <a:stretch>
+                            <a:fillRect/>
+                          </a:stretch>
+                        </pic:blipFill>
+                        <pic:spPr>
+                          <a:xfrm>
+                            <a:off x="0" y="0"/>
+                            <a:ext cx="2463790" cy="2515256"/>
+                          </a:xfrm>
+                          <a:prstGeom prst="rect">
+                            <a:avLst/>
+                          </a:prstGeom>
+                        </pic:spPr>
+                      </pic:pic>
+                    </a:graphicData>
+                  </a:graphic>
+                </wp:inline>
+              </w:drawing>
+            </w:r>
           </w:p>
         </w:tc>
       </w:tr>
@@ -3043,7 +5452,21 @@
           <w:b/>
           <w:bCs/>
         </w:rPr>
-        <w:t>Probeer zelf uit:</w:t>
+        <w:t>Probeer zelf uit</w:t>
+      </w:r>
+      <w:r>
+        <w:rPr>
+          <w:b/>
+          <w:bCs/>
+        </w:rPr>
+        <w:t xml:space="preserve"> en let steeds op de grootte en het aantal steken</w:t>
+      </w:r>
+      <w:r>
+        <w:rPr>
+          <w:b/>
+          <w:bCs/>
+        </w:rPr>
+        <w:t>:</w:t>
       </w:r>
     </w:p>
     <w:p>
@@ -3073,7 +5496,43 @@
         </w:numPr>
       </w:pPr>
       <w:r>
-        <w:t>Verander bij draai 360/12 dit in 45 graden</w:t>
+        <w:t xml:space="preserve">Verander </w:t>
+      </w:r>
+      <w:r>
+        <w:t xml:space="preserve">de bovenste </w:t>
+      </w:r>
+      <w:r>
+        <w:t xml:space="preserve">draai </w:t>
+      </w:r>
+      <w:r>
+        <w:t xml:space="preserve">in </w:t>
+      </w:r>
+      <w:r>
+        <w:t>360/</w:t>
+      </w:r>
+      <w:r>
+        <w:t>8</w:t>
+      </w:r>
+      <w:r>
+        <w:t xml:space="preserve"> </w:t>
+      </w:r>
+      <w:r>
+        <w:t>(</w:t>
+      </w:r>
+      <w:r>
+        <w:t>dit i</w:t>
+      </w:r>
+      <w:r>
+        <w:t>s</w:t>
+      </w:r>
+      <w:r>
+        <w:t xml:space="preserve"> 45</w:t>
+      </w:r>
+      <w:r>
+        <w:t>)</w:t>
+      </w:r>
+      <w:r>
+        <w:t xml:space="preserve"> graden</w:t>
       </w:r>
     </w:p>
     <w:p>
@@ -3085,7 +5544,7 @@
         </w:numPr>
       </w:pPr>
       <w:r>
-        <w:t>Verander de lijnsteek (donkergroene blokken, er zijn er 7)</w:t>
+        <w:t>Verander de steek (donkergroene blokken, er zijn er 7)</w:t>
       </w:r>
     </w:p>
     <w:p>
@@ -3097,7 +5556,10 @@
         </w:numPr>
       </w:pPr>
       <w:r>
-        <w:t>Verander de grote van de lijnsteek</w:t>
+        <w:t>Verander de grote van de ste</w:t>
+      </w:r>
+      <w:r>
+        <w:t>ken</w:t>
       </w:r>
     </w:p>
     <w:tbl>
@@ -3184,7 +5646,7 @@
                           </pic:cNvPicPr>
                         </pic:nvPicPr>
                         <pic:blipFill>
-                          <a:blip r:embed="rId19">
+                          <a:blip r:embed="rId23">
                             <a:extLst>
                               <a:ext uri="{28A0092B-C50C-407E-A947-70E740481C1C}">
                                 <a14:useLocalDpi xmlns:a14="http://schemas.microsoft.com/office/drawing/2010/main" val="0"/>
@@ -3216,22 +5678,6 @@
               </w:drawing>
             </w:r>
           </w:p>
-          <w:p>
-            <w:pPr>
-              <w:rPr>
-                <w:b/>
-                <w:bCs/>
-              </w:rPr>
-            </w:pPr>
-          </w:p>
-          <w:p>
-            <w:pPr>
-              <w:rPr>
-                <w:b/>
-                <w:bCs/>
-              </w:rPr>
-            </w:pPr>
-          </w:p>
         </w:tc>
         <w:tc>
           <w:tcPr>
@@ -3249,6 +5695,11 @@
           </w:p>
           <w:p/>
           <w:p/>
+          <w:p>
+            <w:r>
+              <w:t>Kies zelf welke groen blok voor steken je er boven zet (in dit voorbeeld: Satijnsteek)</w:t>
+            </w:r>
+          </w:p>
           <w:p/>
           <w:p>
             <w:pPr>
@@ -3272,7 +5723,7 @@
                 <w:numId w:val="1"/>
               </w:numPr>
               <w:spacing w:after="160" w:line="278" w:lineRule="auto"/>
-              <w:ind w:left="318" w:hanging="284"/>
+              <w:ind w:left="655" w:hanging="284"/>
             </w:pPr>
             <w:r>
               <w:t>Neem 200 stappen</w:t>
@@ -3286,7 +5737,7 @@
                 <w:numId w:val="1"/>
               </w:numPr>
               <w:spacing w:after="160" w:line="278" w:lineRule="auto"/>
-              <w:ind w:left="318" w:hanging="284"/>
+              <w:ind w:left="655" w:hanging="284"/>
             </w:pPr>
             <w:r>
               <w:t>Draai 120 graden</w:t>
@@ -3336,7 +5787,7 @@
                           <pic:cNvPicPr/>
                         </pic:nvPicPr>
                         <pic:blipFill>
-                          <a:blip r:embed="rId20">
+                          <a:blip r:embed="rId24">
                             <a:extLst>
                               <a:ext uri="{28A0092B-C50C-407E-A947-70E740481C1C}">
                                 <a14:useLocalDpi xmlns:a14="http://schemas.microsoft.com/office/drawing/2010/main" val="0"/>
@@ -3407,7 +5858,28 @@
           <w:b/>
           <w:bCs/>
         </w:rPr>
-        <w:t>Probeer zelf uit:</w:t>
+        <w:t>Probeer zelf uit</w:t>
+      </w:r>
+      <w:r>
+        <w:rPr>
+          <w:b/>
+          <w:bCs/>
+        </w:rPr>
+        <w:t xml:space="preserve"> </w:t>
+      </w:r>
+      <w:r>
+        <w:rPr>
+          <w:b/>
+          <w:bCs/>
+        </w:rPr>
+        <w:t>en let steeds op de grootte en het aantal steken</w:t>
+      </w:r>
+      <w:r>
+        <w:rPr>
+          <w:b/>
+          <w:bCs/>
+        </w:rPr>
+        <w:t>:</w:t>
       </w:r>
     </w:p>
     <w:p>
@@ -3502,22 +5974,14 @@
             </w:pPr>
             <w:r>
               <w:rPr>
-                <w:noProof/>
-                <w:lang w:eastAsia="nl-NL"/>
+                <w:b/>
+                <w:bCs/>
               </w:rPr>
               <w:drawing>
-                <wp:anchor distT="0" distB="0" distL="114300" distR="114300" simplePos="0" relativeHeight="251726848" behindDoc="0" locked="0" layoutInCell="1" allowOverlap="1" wp14:anchorId="0BF939A3" wp14:editId="67CEA429">
-                  <wp:simplePos x="0" y="0"/>
-                  <wp:positionH relativeFrom="column">
-                    <wp:posOffset>52070</wp:posOffset>
-                  </wp:positionH>
-                  <wp:positionV relativeFrom="paragraph">
-                    <wp:posOffset>129540</wp:posOffset>
-                  </wp:positionV>
-                  <wp:extent cx="5530850" cy="3619500"/>
+                <wp:inline distT="0" distB="0" distL="0" distR="0" wp14:anchorId="2B0C4F41" wp14:editId="3121E7C7">
+                  <wp:extent cx="4599295" cy="3933955"/>
                   <wp:effectExtent l="0" t="0" r="0" b="0"/>
-                  <wp:wrapSquare wrapText="bothSides"/>
-                  <wp:docPr id="1670180074" name="Afbeelding 15"/>
+                  <wp:docPr id="1134424486" name="Picture 1"/>
                   <wp:cNvGraphicFramePr>
                     <a:graphicFrameLocks xmlns:a="http://schemas.openxmlformats.org/drawingml/2006/main" noChangeAspect="1"/>
                   </wp:cNvGraphicFramePr>
@@ -3525,44 +5989,28 @@
                     <a:graphicData uri="http://schemas.openxmlformats.org/drawingml/2006/picture">
                       <pic:pic xmlns:pic="http://schemas.openxmlformats.org/drawingml/2006/picture">
                         <pic:nvPicPr>
-                          <pic:cNvPr id="0" name="Picture 32"/>
-                          <pic:cNvPicPr>
-                            <a:picLocks noChangeAspect="1" noChangeArrowheads="1"/>
-                          </pic:cNvPicPr>
+                          <pic:cNvPr id="1134424486" name=""/>
+                          <pic:cNvPicPr/>
                         </pic:nvPicPr>
                         <pic:blipFill>
-                          <a:blip r:embed="rId21">
-                            <a:extLst>
-                              <a:ext uri="{28A0092B-C50C-407E-A947-70E740481C1C}">
-                                <a14:useLocalDpi xmlns:a14="http://schemas.microsoft.com/office/drawing/2010/main" val="0"/>
-                              </a:ext>
-                            </a:extLst>
-                          </a:blip>
-                          <a:srcRect/>
+                          <a:blip r:embed="rId25"/>
                           <a:stretch>
                             <a:fillRect/>
                           </a:stretch>
                         </pic:blipFill>
-                        <pic:spPr bwMode="auto">
+                        <pic:spPr>
                           <a:xfrm>
                             <a:off x="0" y="0"/>
-                            <a:ext cx="5530850" cy="3619500"/>
+                            <a:ext cx="4611393" cy="3944303"/>
                           </a:xfrm>
                           <a:prstGeom prst="rect">
                             <a:avLst/>
                           </a:prstGeom>
-                          <a:noFill/>
-                          <a:ln>
-                            <a:noFill/>
-                          </a:ln>
                         </pic:spPr>
                       </pic:pic>
                     </a:graphicData>
                   </a:graphic>
-                  <wp14:sizeRelV relativeFrom="margin">
-                    <wp14:pctHeight>0</wp14:pctHeight>
-                  </wp14:sizeRelV>
-                </wp:anchor>
+                </wp:inline>
               </w:drawing>
             </w:r>
           </w:p>
@@ -3581,6 +6029,7 @@
               <w:pStyle w:val="ListParagraph"/>
             </w:pPr>
           </w:p>
+          <w:p/>
           <w:p/>
           <w:p>
             <w:pPr>
@@ -3593,8 +6042,15 @@
               <w:ind w:left="318" w:hanging="284"/>
             </w:pPr>
             <w:r>
-              <w:t>Kruissteek</w:t>
-            </w:r>
+              <w:t>Herhaal 8 keer</w:t>
+            </w:r>
+          </w:p>
+          <w:p>
+            <w:pPr>
+              <w:pStyle w:val="ListParagraph"/>
+              <w:spacing w:after="160" w:line="278" w:lineRule="auto"/>
+              <w:ind w:left="318"/>
+            </w:pPr>
           </w:p>
           <w:p>
             <w:pPr>
@@ -3604,18 +6060,11 @@
                 <w:numId w:val="1"/>
               </w:numPr>
               <w:spacing w:after="160" w:line="278" w:lineRule="auto"/>
-              <w:ind w:left="318" w:hanging="284"/>
-            </w:pPr>
-            <w:r>
-              <w:t>Herhaal 8 keer</w:t>
-            </w:r>
-          </w:p>
-          <w:p>
-            <w:pPr>
-              <w:pStyle w:val="ListParagraph"/>
-              <w:spacing w:after="160" w:line="278" w:lineRule="auto"/>
-              <w:ind w:left="318"/>
-            </w:pPr>
+              <w:ind w:left="603" w:hanging="284"/>
+            </w:pPr>
+            <w:r>
+              <w:t>Herhaal 3 keer</w:t>
+            </w:r>
           </w:p>
           <w:p>
             <w:pPr>
@@ -3625,10 +6074,10 @@
                 <w:numId w:val="1"/>
               </w:numPr>
               <w:spacing w:after="160" w:line="278" w:lineRule="auto"/>
-              <w:ind w:left="318" w:hanging="284"/>
-            </w:pPr>
-            <w:r>
-              <w:t>Herhaal 3 keer</w:t>
+              <w:ind w:left="887" w:hanging="284"/>
+            </w:pPr>
+            <w:r>
+              <w:t>Neem 200 stappen</w:t>
             </w:r>
           </w:p>
           <w:p>
@@ -3639,11 +6088,18 @@
                 <w:numId w:val="1"/>
               </w:numPr>
               <w:spacing w:after="160" w:line="278" w:lineRule="auto"/>
-              <w:ind w:left="318" w:hanging="284"/>
-            </w:pPr>
-            <w:r>
-              <w:t>Neem 200 stappen</w:t>
-            </w:r>
+              <w:ind w:left="887" w:hanging="284"/>
+            </w:pPr>
+            <w:r>
+              <w:t>Draai 120 graden</w:t>
+            </w:r>
+          </w:p>
+          <w:p>
+            <w:pPr>
+              <w:pStyle w:val="ListParagraph"/>
+              <w:spacing w:after="160" w:line="278" w:lineRule="auto"/>
+              <w:ind w:left="603"/>
+            </w:pPr>
           </w:p>
           <w:p>
             <w:pPr>
@@ -3653,28 +6109,7 @@
                 <w:numId w:val="1"/>
               </w:numPr>
               <w:spacing w:after="160" w:line="278" w:lineRule="auto"/>
-              <w:ind w:left="318" w:hanging="284"/>
-            </w:pPr>
-            <w:r>
-              <w:t>Draai 120 graden</w:t>
-            </w:r>
-          </w:p>
-          <w:p>
-            <w:pPr>
-              <w:pStyle w:val="ListParagraph"/>
-              <w:spacing w:after="160" w:line="278" w:lineRule="auto"/>
-              <w:ind w:left="318"/>
-            </w:pPr>
-          </w:p>
-          <w:p>
-            <w:pPr>
-              <w:pStyle w:val="ListParagraph"/>
-              <w:numPr>
-                <w:ilvl w:val="0"/>
-                <w:numId w:val="1"/>
-              </w:numPr>
-              <w:spacing w:after="160" w:line="278" w:lineRule="auto"/>
-              <w:ind w:left="318" w:hanging="284"/>
+              <w:ind w:left="603" w:hanging="284"/>
             </w:pPr>
             <w:r>
               <w:t>Draai 45 graden</w:t>
@@ -3701,13 +6136,13 @@
                 <w:lang w:eastAsia="nl-NL"/>
               </w:rPr>
               <w:drawing>
-                <wp:anchor distT="0" distB="0" distL="114300" distR="114300" simplePos="0" relativeHeight="251724800" behindDoc="0" locked="0" layoutInCell="1" allowOverlap="1" wp14:anchorId="0D0CAC70" wp14:editId="0F3CAECE">
+                <wp:anchor distT="0" distB="0" distL="114300" distR="114300" simplePos="0" relativeHeight="251791360" behindDoc="0" locked="0" layoutInCell="1" allowOverlap="1" wp14:anchorId="6190B0F0" wp14:editId="06E0CAFF">
                   <wp:simplePos x="0" y="0"/>
                   <wp:positionH relativeFrom="column">
-                    <wp:posOffset>-9525</wp:posOffset>
+                    <wp:posOffset>-6350</wp:posOffset>
                   </wp:positionH>
                   <wp:positionV relativeFrom="paragraph">
-                    <wp:posOffset>172085</wp:posOffset>
+                    <wp:posOffset>191770</wp:posOffset>
                   </wp:positionV>
                   <wp:extent cx="2563495" cy="2384425"/>
                   <wp:effectExtent l="0" t="0" r="8255" b="0"/>
@@ -3724,7 +6159,7 @@
                           <pic:cNvPicPr/>
                         </pic:nvPicPr>
                         <pic:blipFill>
-                          <a:blip r:embed="rId22">
+                          <a:blip r:embed="rId26">
                             <a:extLst>
                               <a:ext uri="{28A0092B-C50C-407E-A947-70E740481C1C}">
                                 <a14:useLocalDpi xmlns:a14="http://schemas.microsoft.com/office/drawing/2010/main" val="0"/>
@@ -3762,20 +6197,33 @@
           <w:bCs/>
         </w:rPr>
       </w:pPr>
-    </w:p>
-    <w:p>
-      <w:pPr>
+      <w:r>
         <w:rPr>
           <w:b/>
           <w:bCs/>
         </w:rPr>
-      </w:pPr>
+        <w:t>Probeer zelf uit</w:t>
+      </w:r>
       <w:r>
         <w:rPr>
           <w:b/>
           <w:bCs/>
         </w:rPr>
-        <w:t>Probeer zelf uit:</w:t>
+        <w:t xml:space="preserve"> </w:t>
+      </w:r>
+      <w:r>
+        <w:rPr>
+          <w:b/>
+          <w:bCs/>
+        </w:rPr>
+        <w:t>en let steeds op de grootte en het aantal steken</w:t>
+      </w:r>
+      <w:r>
+        <w:rPr>
+          <w:b/>
+          <w:bCs/>
+        </w:rPr>
+        <w:t>:</w:t>
       </w:r>
     </w:p>
     <w:p>
@@ -3825,9 +6273,9 @@
         <w:tblLook w:val="04A0" w:firstRow="1" w:lastRow="0" w:firstColumn="1" w:lastColumn="0" w:noHBand="0" w:noVBand="1"/>
       </w:tblPr>
       <w:tblGrid>
-        <w:gridCol w:w="8136"/>
-        <w:gridCol w:w="2916"/>
-        <w:gridCol w:w="4394"/>
+        <w:gridCol w:w="8066"/>
+        <w:gridCol w:w="2561"/>
+        <w:gridCol w:w="4819"/>
       </w:tblGrid>
       <w:tr>
         <w:tc>
@@ -3861,7 +6309,7 @@
       <w:tr>
         <w:tc>
           <w:tcPr>
-            <w:tcW w:w="8136" w:type="dxa"/>
+            <w:tcW w:w="8066" w:type="dxa"/>
           </w:tcPr>
           <w:p>
             <w:pPr>
@@ -3872,22 +6320,14 @@
             </w:pPr>
             <w:r>
               <w:rPr>
-                <w:noProof/>
-                <w:lang w:eastAsia="nl-NL"/>
+                <w:b/>
+                <w:bCs/>
               </w:rPr>
               <w:drawing>
-                <wp:anchor distT="0" distB="0" distL="114300" distR="114300" simplePos="0" relativeHeight="251731968" behindDoc="0" locked="0" layoutInCell="1" allowOverlap="1" wp14:anchorId="288846A8" wp14:editId="466A60D3">
-                  <wp:simplePos x="0" y="0"/>
-                  <wp:positionH relativeFrom="column">
-                    <wp:posOffset>54610</wp:posOffset>
-                  </wp:positionH>
-                  <wp:positionV relativeFrom="paragraph">
-                    <wp:posOffset>187960</wp:posOffset>
-                  </wp:positionV>
-                  <wp:extent cx="4965065" cy="3302635"/>
-                  <wp:effectExtent l="0" t="0" r="6985" b="0"/>
-                  <wp:wrapSquare wrapText="bothSides"/>
-                  <wp:docPr id="1081242654" name="Afbeelding 16" descr="Afbeelding met tekst, schermopname, Lettertype, nummer&#10;&#10;Automatisch gegenereerde beschrijving"/>
+                <wp:inline distT="0" distB="0" distL="0" distR="0" wp14:anchorId="039E1698" wp14:editId="5136771B">
+                  <wp:extent cx="4817660" cy="1805103"/>
+                  <wp:effectExtent l="0" t="0" r="2540" b="5080"/>
+                  <wp:docPr id="1655037139" name="Picture 1"/>
                   <wp:cNvGraphicFramePr>
                     <a:graphicFrameLocks xmlns:a="http://schemas.openxmlformats.org/drawingml/2006/main" noChangeAspect="1"/>
                   </wp:cNvGraphicFramePr>
@@ -3895,271 +6335,11 @@
                     <a:graphicData uri="http://schemas.openxmlformats.org/drawingml/2006/picture">
                       <pic:pic xmlns:pic="http://schemas.openxmlformats.org/drawingml/2006/picture">
                         <pic:nvPicPr>
-                          <pic:cNvPr id="1081242654" name="Afbeelding 16" descr="Afbeelding met tekst, schermopname, Lettertype, nummer&#10;&#10;Automatisch gegenereerde beschrijving"/>
-                          <pic:cNvPicPr>
-                            <a:picLocks noChangeAspect="1" noChangeArrowheads="1"/>
-                          </pic:cNvPicPr>
-                        </pic:nvPicPr>
-                        <pic:blipFill>
-                          <a:blip r:embed="rId23">
-                            <a:extLst>
-                              <a:ext uri="{28A0092B-C50C-407E-A947-70E740481C1C}">
-                                <a14:useLocalDpi xmlns:a14="http://schemas.microsoft.com/office/drawing/2010/main" val="0"/>
-                              </a:ext>
-                            </a:extLst>
-                          </a:blip>
-                          <a:srcRect/>
-                          <a:stretch>
-                            <a:fillRect/>
-                          </a:stretch>
-                        </pic:blipFill>
-                        <pic:spPr bwMode="auto">
-                          <a:xfrm>
-                            <a:off x="0" y="0"/>
-                            <a:ext cx="4965065" cy="3302635"/>
-                          </a:xfrm>
-                          <a:prstGeom prst="rect">
-                            <a:avLst/>
-                          </a:prstGeom>
-                          <a:noFill/>
-                          <a:ln>
-                            <a:noFill/>
-                          </a:ln>
-                        </pic:spPr>
-                      </pic:pic>
-                    </a:graphicData>
-                  </a:graphic>
-                  <wp14:sizeRelH relativeFrom="margin">
-                    <wp14:pctWidth>0</wp14:pctWidth>
-                  </wp14:sizeRelH>
-                  <wp14:sizeRelV relativeFrom="margin">
-                    <wp14:pctHeight>0</wp14:pctHeight>
-                  </wp14:sizeRelV>
-                </wp:anchor>
-              </w:drawing>
-            </w:r>
-          </w:p>
-          <w:p>
-            <w:pPr>
-              <w:rPr>
-                <w:b/>
-                <w:bCs/>
-              </w:rPr>
-            </w:pPr>
-          </w:p>
-        </w:tc>
-        <w:tc>
-          <w:tcPr>
-            <w:tcW w:w="2916" w:type="dxa"/>
-          </w:tcPr>
-          <w:p>
-            <w:pPr>
-              <w:pStyle w:val="ListParagraph"/>
-            </w:pPr>
-          </w:p>
-          <w:p>
-            <w:pPr>
-              <w:pStyle w:val="ListParagraph"/>
-            </w:pPr>
-          </w:p>
-          <w:p/>
-          <w:p>
-            <w:pPr>
-              <w:pStyle w:val="ListParagraph"/>
-              <w:numPr>
-                <w:ilvl w:val="0"/>
-                <w:numId w:val="1"/>
-              </w:numPr>
-              <w:spacing w:after="160" w:line="278" w:lineRule="auto"/>
-              <w:ind w:left="318" w:hanging="284"/>
-            </w:pPr>
-            <w:r>
-              <w:t>Springsteek groen</w:t>
-            </w:r>
-          </w:p>
-          <w:p>
-            <w:pPr>
-              <w:pStyle w:val="ListParagraph"/>
-              <w:numPr>
-                <w:ilvl w:val="0"/>
-                <w:numId w:val="1"/>
-              </w:numPr>
-              <w:spacing w:after="160" w:line="278" w:lineRule="auto"/>
-              <w:ind w:left="318" w:hanging="284"/>
-            </w:pPr>
-            <w:r>
-              <w:t>= draad omhoog</w:t>
-            </w:r>
-          </w:p>
-          <w:p>
-            <w:pPr>
-              <w:pStyle w:val="ListParagraph"/>
-              <w:numPr>
-                <w:ilvl w:val="0"/>
-                <w:numId w:val="1"/>
-              </w:numPr>
-              <w:spacing w:after="160" w:line="278" w:lineRule="auto"/>
-              <w:ind w:left="318" w:hanging="284"/>
-            </w:pPr>
-            <w:r>
-              <w:t xml:space="preserve">Ga naar </w:t>
-            </w:r>
-          </w:p>
-          <w:p>
-            <w:pPr>
-              <w:pStyle w:val="ListParagraph"/>
-              <w:numPr>
-                <w:ilvl w:val="0"/>
-                <w:numId w:val="1"/>
-              </w:numPr>
-              <w:spacing w:after="160" w:line="278" w:lineRule="auto"/>
-              <w:ind w:left="318" w:hanging="284"/>
-            </w:pPr>
-            <w:r>
-              <w:t>x=-175 en y=175</w:t>
-            </w:r>
-          </w:p>
-          <w:p>
-            <w:pPr>
-              <w:pStyle w:val="ListParagraph"/>
-              <w:numPr>
-                <w:ilvl w:val="0"/>
-                <w:numId w:val="1"/>
-              </w:numPr>
-              <w:spacing w:after="160" w:line="278" w:lineRule="auto"/>
-              <w:ind w:left="318" w:hanging="284"/>
-            </w:pPr>
-            <w:r>
-              <w:t>Springsteek rood</w:t>
-            </w:r>
-          </w:p>
-          <w:p>
-            <w:pPr>
-              <w:pStyle w:val="ListParagraph"/>
-              <w:numPr>
-                <w:ilvl w:val="0"/>
-                <w:numId w:val="1"/>
-              </w:numPr>
-              <w:spacing w:after="160" w:line="278" w:lineRule="auto"/>
-              <w:ind w:left="318" w:hanging="284"/>
-            </w:pPr>
-            <w:r>
-              <w:t>= draad omlaag</w:t>
-            </w:r>
-          </w:p>
-          <w:p>
-            <w:pPr>
-              <w:pStyle w:val="ListParagraph"/>
-              <w:spacing w:after="160" w:line="278" w:lineRule="auto"/>
-              <w:ind w:left="318"/>
-            </w:pPr>
-          </w:p>
-          <w:p>
-            <w:pPr>
-              <w:pStyle w:val="ListParagraph"/>
-              <w:numPr>
-                <w:ilvl w:val="0"/>
-                <w:numId w:val="1"/>
-              </w:numPr>
-              <w:spacing w:after="160" w:line="278" w:lineRule="auto"/>
-              <w:ind w:left="318" w:hanging="284"/>
-            </w:pPr>
-            <w:r>
-              <w:t>Herhaal 4 keer</w:t>
-            </w:r>
-          </w:p>
-          <w:p>
-            <w:pPr>
-              <w:pStyle w:val="ListParagraph"/>
-              <w:numPr>
-                <w:ilvl w:val="0"/>
-                <w:numId w:val="1"/>
-              </w:numPr>
-              <w:spacing w:after="160" w:line="278" w:lineRule="auto"/>
-              <w:ind w:left="318" w:hanging="284"/>
-            </w:pPr>
-            <w:r>
-              <w:t>Schrijftekst</w:t>
-            </w:r>
-          </w:p>
-          <w:p>
-            <w:pPr>
-              <w:pStyle w:val="ListParagraph"/>
-              <w:numPr>
-                <w:ilvl w:val="0"/>
-                <w:numId w:val="1"/>
-              </w:numPr>
-              <w:spacing w:after="160" w:line="278" w:lineRule="auto"/>
-              <w:ind w:left="318" w:hanging="284"/>
-            </w:pPr>
-            <w:r>
-              <w:t>Met grote 45</w:t>
-            </w:r>
-          </w:p>
-          <w:p>
-            <w:pPr>
-              <w:pStyle w:val="ListParagraph"/>
-              <w:numPr>
-                <w:ilvl w:val="0"/>
-                <w:numId w:val="1"/>
-              </w:numPr>
-              <w:spacing w:after="160" w:line="278" w:lineRule="auto"/>
-              <w:ind w:left="318" w:hanging="284"/>
-            </w:pPr>
-            <w:r>
-              <w:t>Draai 45</w:t>
-            </w:r>
-          </w:p>
-        </w:tc>
-        <w:tc>
-          <w:tcPr>
-            <w:tcW w:w="4394" w:type="dxa"/>
-          </w:tcPr>
-          <w:p>
-            <w:pPr>
-              <w:pStyle w:val="ListParagraph"/>
-            </w:pPr>
-          </w:p>
-          <w:p>
-            <w:pPr>
-              <w:pStyle w:val="ListParagraph"/>
-            </w:pPr>
-            <w:r>
-              <w:rPr>
-                <w:noProof/>
-                <w:lang w:eastAsia="nl-NL"/>
-              </w:rPr>
-              <w:drawing>
-                <wp:anchor distT="0" distB="0" distL="114300" distR="114300" simplePos="0" relativeHeight="251745280" behindDoc="0" locked="0" layoutInCell="1" allowOverlap="1" wp14:anchorId="41A9ED8F" wp14:editId="3F63D589">
-                  <wp:simplePos x="0" y="0"/>
-                  <wp:positionH relativeFrom="column">
-                    <wp:posOffset>249476</wp:posOffset>
-                  </wp:positionH>
-                  <wp:positionV relativeFrom="paragraph">
-                    <wp:posOffset>288508</wp:posOffset>
-                  </wp:positionV>
-                  <wp:extent cx="2619375" cy="2442182"/>
-                  <wp:effectExtent l="0" t="0" r="0" b="0"/>
-                  <wp:wrapSquare wrapText="bothSides"/>
-                  <wp:docPr id="2020746464" name="Afbeelding 1" descr="Afbeelding met tekst, lijn, Lettertype, Perceel&#10;&#10;Automatisch gegenereerde beschrijving"/>
-                  <wp:cNvGraphicFramePr>
-                    <a:graphicFrameLocks xmlns:a="http://schemas.openxmlformats.org/drawingml/2006/main" noChangeAspect="1"/>
-                  </wp:cNvGraphicFramePr>
-                  <a:graphic xmlns:a="http://schemas.openxmlformats.org/drawingml/2006/main">
-                    <a:graphicData uri="http://schemas.openxmlformats.org/drawingml/2006/picture">
-                      <pic:pic xmlns:pic="http://schemas.openxmlformats.org/drawingml/2006/picture">
-                        <pic:nvPicPr>
-                          <pic:cNvPr id="2020746464" name="Afbeelding 1" descr="Afbeelding met tekst, lijn, Lettertype, Perceel&#10;&#10;Automatisch gegenereerde beschrijving"/>
+                          <pic:cNvPr id="1655037139" name=""/>
                           <pic:cNvPicPr/>
                         </pic:nvPicPr>
                         <pic:blipFill>
-                          <a:blip r:embed="rId24">
-                            <a:extLst>
-                              <a:ext uri="{28A0092B-C50C-407E-A947-70E740481C1C}">
-                                <a14:useLocalDpi xmlns:a14="http://schemas.microsoft.com/office/drawing/2010/main" val="0"/>
-                              </a:ext>
-                            </a:extLst>
-                          </a:blip>
+                          <a:blip r:embed="rId27"/>
                           <a:stretch>
                             <a:fillRect/>
                           </a:stretch>
@@ -4167,7 +6347,7 @@
                         <pic:spPr>
                           <a:xfrm>
                             <a:off x="0" y="0"/>
-                            <a:ext cx="2619375" cy="2442182"/>
+                            <a:ext cx="4859564" cy="1820804"/>
                           </a:xfrm>
                           <a:prstGeom prst="rect">
                             <a:avLst/>
@@ -4176,148 +6356,126 @@
                       </pic:pic>
                     </a:graphicData>
                   </a:graphic>
-                </wp:anchor>
+                </wp:inline>
               </w:drawing>
             </w:r>
           </w:p>
           <w:p>
             <w:pPr>
-              <w:pStyle w:val="ListParagraph"/>
+              <w:rPr>
+                <w:b/>
+                <w:bCs/>
+              </w:rPr>
             </w:pPr>
           </w:p>
         </w:tc>
-      </w:tr>
-    </w:tbl>
-    <w:p/>
-    <w:p>
-      <w:pPr>
-        <w:rPr>
-          <w:b/>
-          <w:bCs/>
-        </w:rPr>
-      </w:pPr>
-      <w:r>
-        <w:rPr>
-          <w:b/>
-          <w:bCs/>
-        </w:rPr>
-        <w:t>Probeer zelf uit:</w:t>
-      </w:r>
-    </w:p>
-    <w:p>
-      <w:pPr>
-        <w:pStyle w:val="ListParagraph"/>
-        <w:numPr>
-          <w:ilvl w:val="0"/>
-          <w:numId w:val="2"/>
-        </w:numPr>
-      </w:pPr>
-      <w:r>
-        <w:t>Verander de steek</w:t>
-      </w:r>
-    </w:p>
-    <w:p>
-      <w:pPr>
-        <w:pStyle w:val="ListParagraph"/>
-        <w:numPr>
-          <w:ilvl w:val="0"/>
-          <w:numId w:val="2"/>
-        </w:numPr>
-      </w:pPr>
-      <w:r>
-        <w:t>Verander de tekst</w:t>
-      </w:r>
-    </w:p>
-    <w:p>
-      <w:pPr>
-        <w:pStyle w:val="ListParagraph"/>
-        <w:numPr>
-          <w:ilvl w:val="0"/>
-          <w:numId w:val="2"/>
-        </w:numPr>
-      </w:pPr>
-      <w:r>
-        <w:t>Verander de grote van de tekst</w:t>
-      </w:r>
-    </w:p>
-    <w:p>
-      <w:pPr>
-        <w:pStyle w:val="ListParagraph"/>
-        <w:numPr>
-          <w:ilvl w:val="0"/>
-          <w:numId w:val="2"/>
-        </w:numPr>
-      </w:pPr>
-      <w:r>
-        <w:t>Verander de graden</w:t>
-      </w:r>
-      <w:r>
-        <w:br w:type="page"/>
-      </w:r>
-    </w:p>
-    <w:tbl>
-      <w:tblPr>
-        <w:tblStyle w:val="TableGrid"/>
-        <w:tblpPr w:leftFromText="141" w:rightFromText="141" w:vertAnchor="page" w:horzAnchor="margin" w:tblpXSpec="center" w:tblpY="1441"/>
-        <w:tblW w:w="15446" w:type="dxa"/>
-        <w:tblLook w:val="04A0" w:firstRow="1" w:lastRow="0" w:firstColumn="1" w:lastColumn="0" w:noHBand="0" w:noVBand="1"/>
-      </w:tblPr>
-      <w:tblGrid>
-        <w:gridCol w:w="7508"/>
-        <w:gridCol w:w="3192"/>
-        <w:gridCol w:w="4746"/>
-      </w:tblGrid>
-      <w:tr>
         <w:tc>
           <w:tcPr>
-            <w:tcW w:w="15446" w:type="dxa"/>
-            <w:gridSpan w:val="3"/>
+            <w:tcW w:w="2561" w:type="dxa"/>
           </w:tcPr>
           <w:p>
             <w:pPr>
-              <w:jc w:val="center"/>
-              <w:rPr>
-                <w:b/>
-                <w:bCs/>
-                <w:sz w:val="48"/>
-                <w:szCs w:val="48"/>
-              </w:rPr>
-            </w:pPr>
-            <w:r>
-              <w:rPr>
-                <w:b/>
-                <w:bCs/>
-                <w:sz w:val="48"/>
-                <w:szCs w:val="48"/>
-              </w:rPr>
-              <w:lastRenderedPageBreak/>
-              <w:t>Opdracht 9: Spiraal</w:t>
+              <w:pStyle w:val="ListParagraph"/>
+            </w:pPr>
+          </w:p>
+          <w:p>
+            <w:pPr>
+              <w:pStyle w:val="ListParagraph"/>
+            </w:pPr>
+          </w:p>
+          <w:p/>
+          <w:p>
+            <w:pPr>
+              <w:pStyle w:val="ListParagraph"/>
+              <w:spacing w:after="160" w:line="278" w:lineRule="auto"/>
+              <w:ind w:left="318"/>
+            </w:pPr>
+          </w:p>
+          <w:p>
+            <w:pPr>
+              <w:pStyle w:val="ListParagraph"/>
+              <w:numPr>
+                <w:ilvl w:val="0"/>
+                <w:numId w:val="1"/>
+              </w:numPr>
+              <w:spacing w:after="160" w:line="278" w:lineRule="auto"/>
+              <w:ind w:left="318" w:hanging="284"/>
+            </w:pPr>
+            <w:r>
+              <w:t>Herhaal 4 keer</w:t>
+            </w:r>
+          </w:p>
+          <w:p>
+            <w:pPr>
+              <w:pStyle w:val="ListParagraph"/>
+              <w:numPr>
+                <w:ilvl w:val="0"/>
+                <w:numId w:val="1"/>
+              </w:numPr>
+              <w:spacing w:after="160" w:line="278" w:lineRule="auto"/>
+              <w:ind w:left="602" w:hanging="284"/>
+            </w:pPr>
+            <w:r>
+              <w:t>Schrijftekst</w:t>
+            </w:r>
+          </w:p>
+          <w:p>
+            <w:pPr>
+              <w:pStyle w:val="ListParagraph"/>
+              <w:numPr>
+                <w:ilvl w:val="0"/>
+                <w:numId w:val="1"/>
+              </w:numPr>
+              <w:spacing w:after="160" w:line="278" w:lineRule="auto"/>
+              <w:ind w:left="602" w:hanging="284"/>
+            </w:pPr>
+            <w:r>
+              <w:t>Met gro</w:t>
+            </w:r>
+            <w:r>
+              <w:t>ot</w:t>
+            </w:r>
+            <w:r>
+              <w:t>te 45</w:t>
+            </w:r>
+          </w:p>
+          <w:p>
+            <w:pPr>
+              <w:pStyle w:val="ListParagraph"/>
+              <w:numPr>
+                <w:ilvl w:val="0"/>
+                <w:numId w:val="1"/>
+              </w:numPr>
+              <w:spacing w:after="160" w:line="278" w:lineRule="auto"/>
+              <w:ind w:left="602" w:hanging="284"/>
+            </w:pPr>
+            <w:r>
+              <w:t xml:space="preserve">Draai </w:t>
+            </w:r>
+            <w:r>
+              <w:t>90</w:t>
             </w:r>
           </w:p>
         </w:tc>
-      </w:tr>
-      <w:tr>
         <w:tc>
           <w:tcPr>
-            <w:tcW w:w="7508" w:type="dxa"/>
+            <w:tcW w:w="4819" w:type="dxa"/>
           </w:tcPr>
           <w:p>
             <w:pPr>
-              <w:rPr>
-                <w:b/>
-                <w:bCs/>
-              </w:rPr>
-            </w:pPr>
-            <w:r>
-              <w:rPr>
-                <w:noProof/>
-                <w:lang w:eastAsia="nl-NL"/>
-              </w:rPr>
+              <w:pStyle w:val="ListParagraph"/>
+            </w:pPr>
+          </w:p>
+          <w:p>
+            <w:pPr>
+              <w:pStyle w:val="ListParagraph"/>
+            </w:pPr>
+            <w:r>
               <w:drawing>
-                <wp:inline distT="0" distB="0" distL="0" distR="0" wp14:anchorId="4444779F" wp14:editId="6BCD2A11">
-                  <wp:extent cx="4629874" cy="3684270"/>
-                  <wp:effectExtent l="0" t="0" r="0" b="0"/>
-                  <wp:docPr id="1647132133" name="Afbeelding 17" descr="Afbeelding met tekst, schermopname, Lettertype, nummer&#10;&#10;Automatisch gegenereerde beschrijving"/>
+                <wp:inline distT="0" distB="0" distL="0" distR="0" wp14:anchorId="3592B1B2" wp14:editId="104493BC">
+                  <wp:extent cx="2281574" cy="2276068"/>
+                  <wp:effectExtent l="0" t="0" r="4445" b="0"/>
+                  <wp:docPr id="1200554078" name="Picture 1"/>
                   <wp:cNvGraphicFramePr>
                     <a:graphicFrameLocks xmlns:a="http://schemas.openxmlformats.org/drawingml/2006/main" noChangeAspect="1"/>
                   </wp:cNvGraphicFramePr>
@@ -4325,232 +6483,11 @@
                     <a:graphicData uri="http://schemas.openxmlformats.org/drawingml/2006/picture">
                       <pic:pic xmlns:pic="http://schemas.openxmlformats.org/drawingml/2006/picture">
                         <pic:nvPicPr>
-                          <pic:cNvPr id="1647132133" name="Afbeelding 17" descr="Afbeelding met tekst, schermopname, Lettertype, nummer&#10;&#10;Automatisch gegenereerde beschrijving"/>
-                          <pic:cNvPicPr>
-                            <a:picLocks noChangeAspect="1" noChangeArrowheads="1"/>
-                          </pic:cNvPicPr>
-                        </pic:nvPicPr>
-                        <pic:blipFill>
-                          <a:blip r:embed="rId25">
-                            <a:extLst>
-                              <a:ext uri="{28A0092B-C50C-407E-A947-70E740481C1C}">
-                                <a14:useLocalDpi xmlns:a14="http://schemas.microsoft.com/office/drawing/2010/main" val="0"/>
-                              </a:ext>
-                            </a:extLst>
-                          </a:blip>
-                          <a:srcRect/>
-                          <a:stretch>
-                            <a:fillRect/>
-                          </a:stretch>
-                        </pic:blipFill>
-                        <pic:spPr bwMode="auto">
-                          <a:xfrm>
-                            <a:off x="0" y="0"/>
-                            <a:ext cx="4653260" cy="3702880"/>
-                          </a:xfrm>
-                          <a:prstGeom prst="rect">
-                            <a:avLst/>
-                          </a:prstGeom>
-                          <a:noFill/>
-                          <a:ln>
-                            <a:noFill/>
-                          </a:ln>
-                        </pic:spPr>
-                      </pic:pic>
-                    </a:graphicData>
-                  </a:graphic>
-                </wp:inline>
-              </w:drawing>
-            </w:r>
-          </w:p>
-          <w:p>
-            <w:pPr>
-              <w:rPr>
-                <w:b/>
-                <w:bCs/>
-              </w:rPr>
-            </w:pPr>
-          </w:p>
-        </w:tc>
-        <w:tc>
-          <w:tcPr>
-            <w:tcW w:w="3192" w:type="dxa"/>
-          </w:tcPr>
-          <w:p>
-            <w:pPr>
-              <w:pStyle w:val="ListParagraph"/>
-            </w:pPr>
-          </w:p>
-          <w:p>
-            <w:pPr>
-              <w:pStyle w:val="ListParagraph"/>
-            </w:pPr>
-          </w:p>
-          <w:p/>
-          <w:p>
-            <w:pPr>
-              <w:pStyle w:val="ListParagraph"/>
-              <w:numPr>
-                <w:ilvl w:val="0"/>
-                <w:numId w:val="1"/>
-              </w:numPr>
-              <w:spacing w:after="160" w:line="278" w:lineRule="auto"/>
-              <w:ind w:left="318" w:hanging="284"/>
-            </w:pPr>
-            <w:r>
-              <w:t>Start met de steek 1</w:t>
-            </w:r>
-          </w:p>
-          <w:p>
-            <w:pPr>
-              <w:pStyle w:val="ListParagraph"/>
-              <w:numPr>
-                <w:ilvl w:val="0"/>
-                <w:numId w:val="1"/>
-              </w:numPr>
-              <w:spacing w:after="160" w:line="278" w:lineRule="auto"/>
-              <w:ind w:left="318" w:hanging="284"/>
-            </w:pPr>
-            <w:r>
-              <w:t>Herhaal 23 keer</w:t>
-            </w:r>
-          </w:p>
-          <w:p>
-            <w:pPr>
-              <w:pStyle w:val="ListParagraph"/>
-              <w:spacing w:after="160" w:line="278" w:lineRule="auto"/>
-              <w:ind w:left="318"/>
-            </w:pPr>
-          </w:p>
-          <w:p>
-            <w:pPr>
-              <w:pStyle w:val="ListParagraph"/>
-              <w:numPr>
-                <w:ilvl w:val="0"/>
-                <w:numId w:val="1"/>
-              </w:numPr>
-              <w:spacing w:after="160" w:line="278" w:lineRule="auto"/>
-              <w:ind w:left="318" w:hanging="284"/>
-            </w:pPr>
-            <w:r>
-              <w:t xml:space="preserve">Herhaal </w:t>
-            </w:r>
-            <w:proofErr w:type="spellStart"/>
-            <w:r>
-              <w:t>stitches</w:t>
-            </w:r>
-            <w:proofErr w:type="spellEnd"/>
-            <w:r>
-              <w:t xml:space="preserve"> keer</w:t>
-            </w:r>
-          </w:p>
-          <w:p>
-            <w:pPr>
-              <w:pStyle w:val="ListParagraph"/>
-              <w:numPr>
-                <w:ilvl w:val="0"/>
-                <w:numId w:val="1"/>
-              </w:numPr>
-              <w:spacing w:after="160" w:line="278" w:lineRule="auto"/>
-              <w:ind w:left="318" w:hanging="284"/>
-            </w:pPr>
-            <w:r>
-              <w:t>Neem 20 stappen</w:t>
-            </w:r>
-          </w:p>
-          <w:p>
-            <w:pPr>
-              <w:pStyle w:val="ListParagraph"/>
-              <w:spacing w:after="160" w:line="278" w:lineRule="auto"/>
-              <w:ind w:left="318"/>
-            </w:pPr>
-          </w:p>
-          <w:p>
-            <w:pPr>
-              <w:pStyle w:val="ListParagraph"/>
-              <w:numPr>
-                <w:ilvl w:val="0"/>
-                <w:numId w:val="1"/>
-              </w:numPr>
-              <w:spacing w:after="160" w:line="278" w:lineRule="auto"/>
-              <w:ind w:left="318" w:hanging="284"/>
-            </w:pPr>
-            <w:r>
-              <w:t>Draai 120 graden</w:t>
-            </w:r>
-          </w:p>
-          <w:p>
-            <w:pPr>
-              <w:pStyle w:val="ListParagraph"/>
-              <w:numPr>
-                <w:ilvl w:val="0"/>
-                <w:numId w:val="1"/>
-              </w:numPr>
-              <w:spacing w:after="160" w:line="278" w:lineRule="auto"/>
-              <w:ind w:left="318" w:hanging="284"/>
-            </w:pPr>
-            <w:r>
-              <w:t xml:space="preserve">Verander </w:t>
-            </w:r>
-            <w:proofErr w:type="spellStart"/>
-            <w:r>
-              <w:t>stitches</w:t>
-            </w:r>
-            <w:proofErr w:type="spellEnd"/>
-            <w:r>
-              <w:t xml:space="preserve"> met 1</w:t>
-            </w:r>
-          </w:p>
-          <w:p>
-            <w:pPr>
-              <w:ind w:left="34"/>
-            </w:pPr>
-          </w:p>
-        </w:tc>
-        <w:tc>
-          <w:tcPr>
-            <w:tcW w:w="4746" w:type="dxa"/>
-          </w:tcPr>
-          <w:p>
-            <w:pPr>
-              <w:pStyle w:val="ListParagraph"/>
-            </w:pPr>
-            <w:r>
-              <w:rPr>
-                <w:noProof/>
-                <w:lang w:eastAsia="nl-NL"/>
-              </w:rPr>
-              <w:drawing>
-                <wp:anchor distT="0" distB="0" distL="114300" distR="114300" simplePos="0" relativeHeight="251729920" behindDoc="1" locked="0" layoutInCell="1" allowOverlap="1" wp14:anchorId="593F7C6A" wp14:editId="3325B33D">
-                  <wp:simplePos x="0" y="0"/>
-                  <wp:positionH relativeFrom="column">
-                    <wp:posOffset>20320</wp:posOffset>
-                  </wp:positionH>
-                  <wp:positionV relativeFrom="paragraph">
-                    <wp:posOffset>624679</wp:posOffset>
-                  </wp:positionV>
-                  <wp:extent cx="2876951" cy="2781688"/>
-                  <wp:effectExtent l="0" t="0" r="0" b="0"/>
-                  <wp:wrapSquare wrapText="bothSides"/>
-                  <wp:docPr id="1942379230" name="Afbeelding 1" descr="Afbeelding met patroon, lijn, Symmetrie, Rechthoek&#10;&#10;Automatisch gegenereerde beschrijving"/>
-                  <wp:cNvGraphicFramePr>
-                    <a:graphicFrameLocks xmlns:a="http://schemas.openxmlformats.org/drawingml/2006/main" noChangeAspect="1"/>
-                  </wp:cNvGraphicFramePr>
-                  <a:graphic xmlns:a="http://schemas.openxmlformats.org/drawingml/2006/main">
-                    <a:graphicData uri="http://schemas.openxmlformats.org/drawingml/2006/picture">
-                      <pic:pic xmlns:pic="http://schemas.openxmlformats.org/drawingml/2006/picture">
-                        <pic:nvPicPr>
-                          <pic:cNvPr id="1942379230" name="Afbeelding 1" descr="Afbeelding met patroon, lijn, Symmetrie, Rechthoek&#10;&#10;Automatisch gegenereerde beschrijving"/>
+                          <pic:cNvPr id="1200554078" name=""/>
                           <pic:cNvPicPr/>
                         </pic:nvPicPr>
                         <pic:blipFill>
-                          <a:blip r:embed="rId26">
-                            <a:extLst>
-                              <a:ext uri="{28A0092B-C50C-407E-A947-70E740481C1C}">
-                                <a14:useLocalDpi xmlns:a14="http://schemas.microsoft.com/office/drawing/2010/main" val="0"/>
-                              </a:ext>
-                            </a:extLst>
-                          </a:blip>
+                          <a:blip r:embed="rId28"/>
                           <a:stretch>
                             <a:fillRect/>
                           </a:stretch>
@@ -4558,7 +6495,7 @@
                         <pic:spPr>
                           <a:xfrm>
                             <a:off x="0" y="0"/>
-                            <a:ext cx="2876951" cy="2781688"/>
+                            <a:ext cx="2302574" cy="2297017"/>
                           </a:xfrm>
                           <a:prstGeom prst="rect">
                             <a:avLst/>
@@ -4567,13 +6504,19 @@
                       </pic:pic>
                     </a:graphicData>
                   </a:graphic>
-                </wp:anchor>
+                </wp:inline>
               </w:drawing>
             </w:r>
+          </w:p>
+          <w:p>
+            <w:pPr>
+              <w:pStyle w:val="ListParagraph"/>
+            </w:pPr>
           </w:p>
         </w:tc>
       </w:tr>
     </w:tbl>
+    <w:p/>
     <w:p>
       <w:pPr>
         <w:rPr>
@@ -4581,20 +6524,33 @@
           <w:bCs/>
         </w:rPr>
       </w:pPr>
-    </w:p>
-    <w:p>
-      <w:pPr>
+      <w:r>
         <w:rPr>
           <w:b/>
           <w:bCs/>
         </w:rPr>
-      </w:pPr>
+        <w:t>Probeer zelf uit</w:t>
+      </w:r>
       <w:r>
         <w:rPr>
           <w:b/>
           <w:bCs/>
         </w:rPr>
-        <w:t>Probeer zelf uit:</w:t>
+        <w:t xml:space="preserve"> </w:t>
+      </w:r>
+      <w:r>
+        <w:rPr>
+          <w:b/>
+          <w:bCs/>
+        </w:rPr>
+        <w:t>en let steeds op de grootte en het aantal steken</w:t>
+      </w:r>
+      <w:r>
+        <w:rPr>
+          <w:b/>
+          <w:bCs/>
+        </w:rPr>
+        <w:t>:</w:t>
       </w:r>
     </w:p>
     <w:p>
@@ -4606,18 +6562,7 @@
         </w:numPr>
       </w:pPr>
       <w:r>
-        <w:t xml:space="preserve">Start met </w:t>
-      </w:r>
-      <w:r>
-        <w:t xml:space="preserve">maak </w:t>
-      </w:r>
-      <w:proofErr w:type="spellStart"/>
-      <w:r>
-        <w:t>stitches</w:t>
-      </w:r>
-      <w:proofErr w:type="spellEnd"/>
-      <w:r>
-        <w:t xml:space="preserve"> = 5</w:t>
+        <w:t>Verander de steek</w:t>
       </w:r>
     </w:p>
     <w:p>
@@ -4629,7 +6574,7 @@
         </w:numPr>
       </w:pPr>
       <w:r>
-        <w:t>Verander de draai van 120 graden</w:t>
+        <w:t>Verander de tekst</w:t>
       </w:r>
     </w:p>
     <w:p>
@@ -4641,17 +6586,1961 @@
         </w:numPr>
       </w:pPr>
       <w:r>
+        <w:t>Verander de gro</w:t>
+      </w:r>
+      <w:r>
+        <w:t>ot</w:t>
+      </w:r>
+      <w:r>
+        <w:t>te van de tekst</w:t>
+      </w:r>
+    </w:p>
+    <w:p>
+      <w:pPr>
+        <w:pStyle w:val="ListParagraph"/>
+        <w:numPr>
+          <w:ilvl w:val="0"/>
+          <w:numId w:val="2"/>
+        </w:numPr>
+      </w:pPr>
+      <w:r>
+        <w:t>Verander de graden</w:t>
+      </w:r>
+    </w:p>
+    <w:p>
+      <w:r>
+        <w:t>Merk op dat het borduurwerk gedeeltelijk buiten het podium valt. Dat is geen probleem zolang de afmeting maar binnen 10x10 cm is. De borduurmachine zet het zelf in het midden.</w:t>
+      </w:r>
+      <w:r>
+        <w:br w:type="page"/>
+      </w:r>
+    </w:p>
+    <w:tbl>
+      <w:tblPr>
+        <w:tblStyle w:val="TableGrid"/>
+        <w:tblpPr w:leftFromText="141" w:rightFromText="141" w:vertAnchor="page" w:horzAnchor="margin" w:tblpXSpec="center" w:tblpY="1441"/>
+        <w:tblW w:w="15586" w:type="dxa"/>
+        <w:tblLook w:val="04A0" w:firstRow="1" w:lastRow="0" w:firstColumn="1" w:lastColumn="0" w:noHBand="0" w:noVBand="1"/>
+      </w:tblPr>
+      <w:tblGrid>
+        <w:gridCol w:w="6091"/>
+        <w:gridCol w:w="9495"/>
+      </w:tblGrid>
+      <w:tr>
+        <w:tc>
+          <w:tcPr>
+            <w:tcW w:w="15586" w:type="dxa"/>
+            <w:gridSpan w:val="2"/>
+          </w:tcPr>
+          <w:p>
+            <w:pPr>
+              <w:jc w:val="center"/>
+              <w:rPr>
+                <w:b/>
+                <w:bCs/>
+                <w:sz w:val="48"/>
+                <w:szCs w:val="48"/>
+              </w:rPr>
+            </w:pPr>
+            <w:r>
+              <w:rPr>
+                <w:b/>
+                <w:bCs/>
+                <w:sz w:val="48"/>
+                <w:szCs w:val="48"/>
+              </w:rPr>
+              <w:lastRenderedPageBreak/>
+              <w:t>Opdracht 9</w:t>
+            </w:r>
+            <w:r>
+              <w:rPr>
+                <w:b/>
+                <w:bCs/>
+                <w:sz w:val="48"/>
+                <w:szCs w:val="48"/>
+              </w:rPr>
+              <w:t>A</w:t>
+            </w:r>
+            <w:r>
+              <w:rPr>
+                <w:b/>
+                <w:bCs/>
+                <w:sz w:val="48"/>
+                <w:szCs w:val="48"/>
+              </w:rPr>
+              <w:t xml:space="preserve">: </w:t>
+            </w:r>
+            <w:r>
+              <w:rPr>
+                <w:b/>
+                <w:bCs/>
+                <w:sz w:val="48"/>
+                <w:szCs w:val="48"/>
+              </w:rPr>
+              <w:t>Maak een variabele</w:t>
+            </w:r>
+          </w:p>
+        </w:tc>
+      </w:tr>
+      <w:tr>
+        <w:tc>
+          <w:tcPr>
+            <w:tcW w:w="6091" w:type="dxa"/>
+          </w:tcPr>
+          <w:p>
+            <w:pPr>
+              <w:rPr>
+                <w:b/>
+                <w:bCs/>
+              </w:rPr>
+            </w:pPr>
+            <w:r>
+              <w:rPr>
+                <w:b/>
+                <w:bCs/>
+                <w:noProof/>
+              </w:rPr>
+              <mc:AlternateContent>
+                <mc:Choice Requires="wps">
+                  <w:drawing>
+                    <wp:anchor distT="0" distB="0" distL="114300" distR="114300" simplePos="0" relativeHeight="251813888" behindDoc="0" locked="0" layoutInCell="1" allowOverlap="1" wp14:anchorId="6A6585FE" wp14:editId="3A5E601B">
+                      <wp:simplePos x="0" y="0"/>
+                      <wp:positionH relativeFrom="column">
+                        <wp:posOffset>1712216</wp:posOffset>
+                      </wp:positionH>
+                      <wp:positionV relativeFrom="paragraph">
+                        <wp:posOffset>612112</wp:posOffset>
+                      </wp:positionV>
+                      <wp:extent cx="694557" cy="171099"/>
+                      <wp:effectExtent l="19050" t="76200" r="29845" b="38735"/>
+                      <wp:wrapNone/>
+                      <wp:docPr id="1709105320" name="Straight Arrow Connector 13"/>
+                      <wp:cNvGraphicFramePr>
+                        <a:graphicFrameLocks xmlns:a="http://schemas.openxmlformats.org/drawingml/2006/main"/>
+                      </wp:cNvGraphicFramePr>
+                      <a:graphic xmlns:a="http://schemas.openxmlformats.org/drawingml/2006/main">
+                        <a:graphicData uri="http://schemas.microsoft.com/office/word/2010/wordprocessingShape">
+                          <wps:wsp>
+                            <wps:cNvCnPr>
+                              <a:cxnSpLocks noChangeShapeType="1"/>
+                            </wps:cNvCnPr>
+                            <wps:spPr bwMode="auto">
+                              <a:xfrm flipH="1" flipV="1">
+                                <a:off x="0" y="0"/>
+                                <a:ext cx="694557" cy="171099"/>
+                              </a:xfrm>
+                              <a:prstGeom prst="straightConnector1">
+                                <a:avLst/>
+                              </a:prstGeom>
+                              <a:noFill/>
+                              <a:ln w="50800">
+                                <a:solidFill>
+                                  <a:srgbClr val="FF0000"/>
+                                </a:solidFill>
+                                <a:round/>
+                                <a:headEnd/>
+                                <a:tailEnd type="triangle" w="med" len="med"/>
+                              </a:ln>
+                              <a:extLst>
+                                <a:ext uri="{909E8E84-426E-40DD-AFC4-6F175D3DCCD1}">
+                                  <a14:hiddenFill xmlns:a14="http://schemas.microsoft.com/office/drawing/2010/main">
+                                    <a:noFill/>
+                                  </a14:hiddenFill>
+                                </a:ext>
+                              </a:extLst>
+                            </wps:spPr>
+                            <wps:bodyPr/>
+                          </wps:wsp>
+                        </a:graphicData>
+                      </a:graphic>
+                      <wp14:sizeRelH relativeFrom="page">
+                        <wp14:pctWidth>0</wp14:pctWidth>
+                      </wp14:sizeRelH>
+                      <wp14:sizeRelV relativeFrom="page">
+                        <wp14:pctHeight>0</wp14:pctHeight>
+                      </wp14:sizeRelV>
+                    </wp:anchor>
+                  </w:drawing>
+                </mc:Choice>
+                <mc:Fallback>
+                  <w:pict>
+                    <v:shape w14:anchorId="4759019C" id="Straight Arrow Connector 13" o:spid="_x0000_s1026" type="#_x0000_t32" style="position:absolute;margin-left:134.8pt;margin-top:48.2pt;width:54.7pt;height:13.45pt;flip:x y;z-index:251813888;visibility:visible;mso-wrap-style:square;mso-width-percent:0;mso-height-percent:0;mso-wrap-distance-left:9pt;mso-wrap-distance-top:0;mso-wrap-distance-right:9pt;mso-wrap-distance-bottom:0;mso-position-horizontal:absolute;mso-position-horizontal-relative:text;mso-position-vertical:absolute;mso-position-vertical-relative:text;mso-width-percent:0;mso-height-percent:0;mso-width-relative:page;mso-height-relative:page" o:gfxdata="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" strokecolor="red" strokeweight="4pt">
+                      <v:stroke endarrow="block"/>
+                    </v:shape>
+                  </w:pict>
+                </mc:Fallback>
+              </mc:AlternateContent>
+            </w:r>
+            <w:r>
+              <w:rPr>
+                <w:b/>
+                <w:bCs/>
+                <w:noProof/>
+              </w:rPr>
+              <mc:AlternateContent>
+                <mc:Choice Requires="wpg">
+                  <w:drawing>
+                    <wp:anchor distT="0" distB="0" distL="114300" distR="114300" simplePos="0" relativeHeight="251811840" behindDoc="0" locked="0" layoutInCell="1" allowOverlap="1" wp14:anchorId="24E34BBE" wp14:editId="55D9550E">
+                      <wp:simplePos x="0" y="0"/>
+                      <wp:positionH relativeFrom="column">
+                        <wp:posOffset>2056130</wp:posOffset>
+                      </wp:positionH>
+                      <wp:positionV relativeFrom="paragraph">
+                        <wp:posOffset>1290510</wp:posOffset>
+                      </wp:positionV>
+                      <wp:extent cx="341630" cy="382270"/>
+                      <wp:effectExtent l="23495" t="635" r="25400" b="26670"/>
+                      <wp:wrapNone/>
+                      <wp:docPr id="986554270" name="Group 14"/>
+                      <wp:cNvGraphicFramePr>
+                        <a:graphicFrameLocks xmlns:a="http://schemas.openxmlformats.org/drawingml/2006/main"/>
+                      </wp:cNvGraphicFramePr>
+                      <a:graphic xmlns:a="http://schemas.openxmlformats.org/drawingml/2006/main">
+                        <a:graphicData uri="http://schemas.microsoft.com/office/word/2010/wordprocessingGroup">
+                          <wpg:wgp>
+                            <wpg:cNvGrpSpPr>
+                              <a:grpSpLocks/>
+                            </wpg:cNvGrpSpPr>
+                            <wpg:grpSpPr bwMode="auto">
+                              <a:xfrm>
+                                <a:off x="0" y="0"/>
+                                <a:ext cx="341630" cy="382270"/>
+                                <a:chOff x="1429" y="719"/>
+                                <a:chExt cx="538" cy="602"/>
+                              </a:xfrm>
+                            </wpg:grpSpPr>
+                            <wps:wsp>
+                              <wps:cNvPr id="1844358926" name="Oval 16"/>
+                              <wps:cNvSpPr>
+                                <a:spLocks noChangeArrowheads="1"/>
+                              </wps:cNvSpPr>
+                              <wps:spPr bwMode="auto">
+                                <a:xfrm>
+                                  <a:off x="1429" y="763"/>
+                                  <a:ext cx="516" cy="516"/>
+                                </a:xfrm>
+                                <a:prstGeom prst="ellipse">
+                                  <a:avLst/>
+                                </a:prstGeom>
+                                <a:solidFill>
+                                  <a:schemeClr val="accent1">
+                                    <a:lumMod val="100000"/>
+                                    <a:lumOff val="0"/>
+                                  </a:schemeClr>
+                                </a:solidFill>
+                                <a:ln w="38100">
+                                  <a:solidFill>
+                                    <a:schemeClr val="lt1">
+                                      <a:lumMod val="95000"/>
+                                      <a:lumOff val="0"/>
+                                    </a:schemeClr>
+                                  </a:solidFill>
+                                  <a:round/>
+                                  <a:headEnd/>
+                                  <a:tailEnd/>
+                                </a:ln>
+                                <a:effectLst>
+                                  <a:outerShdw dist="28398" dir="3806097" algn="ctr" rotWithShape="0">
+                                    <a:schemeClr val="accent1">
+                                      <a:lumMod val="50000"/>
+                                      <a:lumOff val="0"/>
+                                      <a:alpha val="50000"/>
+                                    </a:schemeClr>
+                                  </a:outerShdw>
+                                </a:effectLst>
+                              </wps:spPr>
+                              <wps:bodyPr rot="0" vert="horz" wrap="square" lIns="91440" tIns="45720" rIns="91440" bIns="45720" anchor="t" anchorCtr="0" upright="1">
+                                <a:noAutofit/>
+                              </wps:bodyPr>
+                            </wps:wsp>
+                            <wps:wsp>
+                              <wps:cNvPr id="398401175" name="Text Box 17"/>
+                              <wps:cNvSpPr txBox="1">
+                                <a:spLocks noChangeArrowheads="1"/>
+                              </wps:cNvSpPr>
+                              <wps:spPr bwMode="auto">
+                                <a:xfrm>
+                                  <a:off x="1473" y="719"/>
+                                  <a:ext cx="494" cy="602"/>
+                                </a:xfrm>
+                                <a:prstGeom prst="rect">
+                                  <a:avLst/>
+                                </a:prstGeom>
+                                <a:noFill/>
+                                <a:ln>
+                                  <a:noFill/>
+                                </a:ln>
+                                <a:extLst>
+                                  <a:ext uri="{909E8E84-426E-40DD-AFC4-6F175D3DCCD1}">
+                                    <a14:hiddenFill xmlns:a14="http://schemas.microsoft.com/office/drawing/2010/main">
+                                      <a:solidFill>
+                                        <a:srgbClr val="FFFFFF"/>
+                                      </a:solidFill>
+                                    </a14:hiddenFill>
+                                  </a:ext>
+                                  <a:ext uri="{91240B29-F687-4F45-9708-019B960494DF}">
+                                    <a14:hiddenLine xmlns:a14="http://schemas.microsoft.com/office/drawing/2010/main" w="9525">
+                                      <a:solidFill>
+                                        <a:srgbClr val="000000"/>
+                                      </a:solidFill>
+                                      <a:miter lim="800000"/>
+                                      <a:headEnd/>
+                                      <a:tailEnd/>
+                                    </a14:hiddenLine>
+                                  </a:ext>
+                                </a:extLst>
+                              </wps:spPr>
+                              <wps:txbx>
+                                <w:txbxContent>
+                                  <w:p>
+                                    <w:pPr>
+                                      <w:spacing w:after="0" w:line="240" w:lineRule="auto"/>
+                                      <w:rPr>
+                                        <w:b/>
+                                        <w:color w:val="FFFFFF" w:themeColor="background1"/>
+                                        <w:sz w:val="36"/>
+                                      </w:rPr>
+                                    </w:pPr>
+                                    <w:r>
+                                      <w:rPr>
+                                        <w:b/>
+                                        <w:color w:val="FFFFFF" w:themeColor="background1"/>
+                                        <w:sz w:val="36"/>
+                                      </w:rPr>
+                                      <w:t>2</w:t>
+                                    </w:r>
+                                  </w:p>
+                                </w:txbxContent>
+                              </wps:txbx>
+                              <wps:bodyPr rot="0" vert="horz" wrap="square" lIns="91440" tIns="45720" rIns="91440" bIns="45720" anchor="t" anchorCtr="0" upright="1">
+                                <a:noAutofit/>
+                              </wps:bodyPr>
+                            </wps:wsp>
+                          </wpg:wgp>
+                        </a:graphicData>
+                      </a:graphic>
+                      <wp14:sizeRelH relativeFrom="page">
+                        <wp14:pctWidth>0</wp14:pctWidth>
+                      </wp14:sizeRelH>
+                      <wp14:sizeRelV relativeFrom="page">
+                        <wp14:pctHeight>0</wp14:pctHeight>
+                      </wp14:sizeRelV>
+                    </wp:anchor>
+                  </w:drawing>
+                </mc:Choice>
+                <mc:Fallback>
+                  <w:pict>
+                    <v:group w14:anchorId="24E34BBE" id="Group 14" o:spid="_x0000_s1044" style="position:absolute;margin-left:161.9pt;margin-top:101.6pt;width:26.9pt;height:30.1pt;z-index:251811840" coordorigin="1429,719" coordsize="538,602" o:gfxdata="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">
+                      <v:oval id="Oval 16" o:spid="_x0000_s1045" style="position:absolute;left:1429;top:763;width:516;height:516;visibility:visible;mso-wrap-style:square;v-text-anchor:top" o:gfxdata="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" fillcolor="#156082 [3204]" strokecolor="#f2f2f2 [3041]" strokeweight="3pt">
+                        <v:shadow on="t" color="#0a2f40 [1604]" opacity=".5" offset="1pt"/>
+                      </v:oval>
+                      <v:shape id="Text Box 17" o:spid="_x0000_s1046" type="#_x0000_t202" style="position:absolute;left:1473;top:719;width:494;height:602;visibility:visible;mso-wrap-style:square;v-text-anchor:top" o:gfxdata="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" filled="f" stroked="f">
+                        <v:textbox>
+                          <w:txbxContent>
+                            <w:p>
+                              <w:pPr>
+                                <w:spacing w:after="0" w:line="240" w:lineRule="auto"/>
+                                <w:rPr>
+                                  <w:b/>
+                                  <w:color w:val="FFFFFF" w:themeColor="background1"/>
+                                  <w:sz w:val="36"/>
+                                </w:rPr>
+                              </w:pPr>
+                              <w:r>
+                                <w:rPr>
+                                  <w:b/>
+                                  <w:color w:val="FFFFFF" w:themeColor="background1"/>
+                                  <w:sz w:val="36"/>
+                                </w:rPr>
+                                <w:t>2</w:t>
+                              </w:r>
+                            </w:p>
+                          </w:txbxContent>
+                        </v:textbox>
+                      </v:shape>
+                    </v:group>
+                  </w:pict>
+                </mc:Fallback>
+              </mc:AlternateContent>
+            </w:r>
+            <w:r>
+              <w:rPr>
+                <w:b/>
+                <w:bCs/>
+                <w:noProof/>
+              </w:rPr>
+              <mc:AlternateContent>
+                <mc:Choice Requires="wps">
+                  <w:drawing>
+                    <wp:anchor distT="0" distB="0" distL="114300" distR="114300" simplePos="0" relativeHeight="251809792" behindDoc="0" locked="0" layoutInCell="1" allowOverlap="1" wp14:anchorId="3C28787A" wp14:editId="412B570B">
+                      <wp:simplePos x="0" y="0"/>
+                      <wp:positionH relativeFrom="column">
+                        <wp:posOffset>1222317</wp:posOffset>
+                      </wp:positionH>
+                      <wp:positionV relativeFrom="paragraph">
+                        <wp:posOffset>1515413</wp:posOffset>
+                      </wp:positionV>
+                      <wp:extent cx="731577" cy="45719"/>
+                      <wp:effectExtent l="38100" t="76200" r="0" b="126365"/>
+                      <wp:wrapNone/>
+                      <wp:docPr id="2064989314" name="Straight Arrow Connector 13"/>
+                      <wp:cNvGraphicFramePr>
+                        <a:graphicFrameLocks xmlns:a="http://schemas.openxmlformats.org/drawingml/2006/main"/>
+                      </wp:cNvGraphicFramePr>
+                      <a:graphic xmlns:a="http://schemas.openxmlformats.org/drawingml/2006/main">
+                        <a:graphicData uri="http://schemas.microsoft.com/office/word/2010/wordprocessingShape">
+                          <wps:wsp>
+                            <wps:cNvCnPr>
+                              <a:cxnSpLocks noChangeShapeType="1"/>
+                            </wps:cNvCnPr>
+                            <wps:spPr bwMode="auto">
+                              <a:xfrm flipH="1">
+                                <a:off x="0" y="0"/>
+                                <a:ext cx="731577" cy="45719"/>
+                              </a:xfrm>
+                              <a:prstGeom prst="straightConnector1">
+                                <a:avLst/>
+                              </a:prstGeom>
+                              <a:noFill/>
+                              <a:ln w="50800">
+                                <a:solidFill>
+                                  <a:srgbClr val="FF0000"/>
+                                </a:solidFill>
+                                <a:round/>
+                                <a:headEnd/>
+                                <a:tailEnd type="triangle" w="med" len="med"/>
+                              </a:ln>
+                              <a:extLst>
+                                <a:ext uri="{909E8E84-426E-40DD-AFC4-6F175D3DCCD1}">
+                                  <a14:hiddenFill xmlns:a14="http://schemas.microsoft.com/office/drawing/2010/main">
+                                    <a:noFill/>
+                                  </a14:hiddenFill>
+                                </a:ext>
+                              </a:extLst>
+                            </wps:spPr>
+                            <wps:bodyPr/>
+                          </wps:wsp>
+                        </a:graphicData>
+                      </a:graphic>
+                      <wp14:sizeRelH relativeFrom="page">
+                        <wp14:pctWidth>0</wp14:pctWidth>
+                      </wp14:sizeRelH>
+                      <wp14:sizeRelV relativeFrom="page">
+                        <wp14:pctHeight>0</wp14:pctHeight>
+                      </wp14:sizeRelV>
+                    </wp:anchor>
+                  </w:drawing>
+                </mc:Choice>
+                <mc:Fallback>
+                  <w:pict>
+                    <v:shape w14:anchorId="10B871BB" id="Straight Arrow Connector 13" o:spid="_x0000_s1026" type="#_x0000_t32" style="position:absolute;margin-left:96.25pt;margin-top:119.3pt;width:57.6pt;height:3.6pt;flip:x;z-index:251809792;visibility:visible;mso-wrap-style:square;mso-width-percent:0;mso-height-percent:0;mso-wrap-distance-left:9pt;mso-wrap-distance-top:0;mso-wrap-distance-right:9pt;mso-wrap-distance-bottom:0;mso-position-horizontal:absolute;mso-position-horizontal-relative:text;mso-position-vertical:absolute;mso-position-vertical-relative:text;mso-width-percent:0;mso-height-percent:0;mso-width-relative:page;mso-height-relative:page" o:gfxdata="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" strokecolor="red" strokeweight="4pt">
+                      <v:stroke endarrow="block"/>
+                    </v:shape>
+                  </w:pict>
+                </mc:Fallback>
+              </mc:AlternateContent>
+            </w:r>
+            <w:r>
+              <w:rPr>
+                <w:b/>
+                <w:bCs/>
+                <w:noProof/>
+              </w:rPr>
+              <mc:AlternateContent>
+                <mc:Choice Requires="wpg">
+                  <w:drawing>
+                    <wp:anchor distT="0" distB="0" distL="114300" distR="114300" simplePos="0" relativeHeight="251810816" behindDoc="0" locked="0" layoutInCell="1" allowOverlap="1" wp14:anchorId="0BA7B71D" wp14:editId="504CC6D8">
+                      <wp:simplePos x="0" y="0"/>
+                      <wp:positionH relativeFrom="column">
+                        <wp:posOffset>2516334</wp:posOffset>
+                      </wp:positionH>
+                      <wp:positionV relativeFrom="paragraph">
+                        <wp:posOffset>611117</wp:posOffset>
+                      </wp:positionV>
+                      <wp:extent cx="341630" cy="382270"/>
+                      <wp:effectExtent l="23495" t="635" r="25400" b="26670"/>
+                      <wp:wrapNone/>
+                      <wp:docPr id="1151748914" name="Group 14"/>
+                      <wp:cNvGraphicFramePr>
+                        <a:graphicFrameLocks xmlns:a="http://schemas.openxmlformats.org/drawingml/2006/main"/>
+                      </wp:cNvGraphicFramePr>
+                      <a:graphic xmlns:a="http://schemas.openxmlformats.org/drawingml/2006/main">
+                        <a:graphicData uri="http://schemas.microsoft.com/office/word/2010/wordprocessingGroup">
+                          <wpg:wgp>
+                            <wpg:cNvGrpSpPr>
+                              <a:grpSpLocks/>
+                            </wpg:cNvGrpSpPr>
+                            <wpg:grpSpPr bwMode="auto">
+                              <a:xfrm>
+                                <a:off x="0" y="0"/>
+                                <a:ext cx="341630" cy="382270"/>
+                                <a:chOff x="1429" y="719"/>
+                                <a:chExt cx="538" cy="602"/>
+                              </a:xfrm>
+                            </wpg:grpSpPr>
+                            <wps:wsp>
+                              <wps:cNvPr id="970553957" name="Oval 16"/>
+                              <wps:cNvSpPr>
+                                <a:spLocks noChangeArrowheads="1"/>
+                              </wps:cNvSpPr>
+                              <wps:spPr bwMode="auto">
+                                <a:xfrm>
+                                  <a:off x="1429" y="763"/>
+                                  <a:ext cx="516" cy="516"/>
+                                </a:xfrm>
+                                <a:prstGeom prst="ellipse">
+                                  <a:avLst/>
+                                </a:prstGeom>
+                                <a:solidFill>
+                                  <a:schemeClr val="accent1">
+                                    <a:lumMod val="100000"/>
+                                    <a:lumOff val="0"/>
+                                  </a:schemeClr>
+                                </a:solidFill>
+                                <a:ln w="38100">
+                                  <a:solidFill>
+                                    <a:schemeClr val="lt1">
+                                      <a:lumMod val="95000"/>
+                                      <a:lumOff val="0"/>
+                                    </a:schemeClr>
+                                  </a:solidFill>
+                                  <a:round/>
+                                  <a:headEnd/>
+                                  <a:tailEnd/>
+                                </a:ln>
+                                <a:effectLst>
+                                  <a:outerShdw dist="28398" dir="3806097" algn="ctr" rotWithShape="0">
+                                    <a:schemeClr val="accent1">
+                                      <a:lumMod val="50000"/>
+                                      <a:lumOff val="0"/>
+                                      <a:alpha val="50000"/>
+                                    </a:schemeClr>
+                                  </a:outerShdw>
+                                </a:effectLst>
+                              </wps:spPr>
+                              <wps:bodyPr rot="0" vert="horz" wrap="square" lIns="91440" tIns="45720" rIns="91440" bIns="45720" anchor="t" anchorCtr="0" upright="1">
+                                <a:noAutofit/>
+                              </wps:bodyPr>
+                            </wps:wsp>
+                            <wps:wsp>
+                              <wps:cNvPr id="1659444635" name="Text Box 17"/>
+                              <wps:cNvSpPr txBox="1">
+                                <a:spLocks noChangeArrowheads="1"/>
+                              </wps:cNvSpPr>
+                              <wps:spPr bwMode="auto">
+                                <a:xfrm>
+                                  <a:off x="1473" y="719"/>
+                                  <a:ext cx="494" cy="602"/>
+                                </a:xfrm>
+                                <a:prstGeom prst="rect">
+                                  <a:avLst/>
+                                </a:prstGeom>
+                                <a:noFill/>
+                                <a:ln>
+                                  <a:noFill/>
+                                </a:ln>
+                                <a:extLst>
+                                  <a:ext uri="{909E8E84-426E-40DD-AFC4-6F175D3DCCD1}">
+                                    <a14:hiddenFill xmlns:a14="http://schemas.microsoft.com/office/drawing/2010/main">
+                                      <a:solidFill>
+                                        <a:srgbClr val="FFFFFF"/>
+                                      </a:solidFill>
+                                    </a14:hiddenFill>
+                                  </a:ext>
+                                  <a:ext uri="{91240B29-F687-4F45-9708-019B960494DF}">
+                                    <a14:hiddenLine xmlns:a14="http://schemas.microsoft.com/office/drawing/2010/main" w="9525">
+                                      <a:solidFill>
+                                        <a:srgbClr val="000000"/>
+                                      </a:solidFill>
+                                      <a:miter lim="800000"/>
+                                      <a:headEnd/>
+                                      <a:tailEnd/>
+                                    </a14:hiddenLine>
+                                  </a:ext>
+                                </a:extLst>
+                              </wps:spPr>
+                              <wps:txbx>
+                                <w:txbxContent>
+                                  <w:p>
+                                    <w:pPr>
+                                      <w:spacing w:after="0" w:line="240" w:lineRule="auto"/>
+                                      <w:rPr>
+                                        <w:b/>
+                                        <w:color w:val="FFFFFF" w:themeColor="background1"/>
+                                        <w:sz w:val="36"/>
+                                      </w:rPr>
+                                    </w:pPr>
+                                    <w:r>
+                                      <w:rPr>
+                                        <w:b/>
+                                        <w:color w:val="FFFFFF" w:themeColor="background1"/>
+                                        <w:sz w:val="36"/>
+                                      </w:rPr>
+                                      <w:t>1</w:t>
+                                    </w:r>
+                                  </w:p>
+                                </w:txbxContent>
+                              </wps:txbx>
+                              <wps:bodyPr rot="0" vert="horz" wrap="square" lIns="91440" tIns="45720" rIns="91440" bIns="45720" anchor="t" anchorCtr="0" upright="1">
+                                <a:noAutofit/>
+                              </wps:bodyPr>
+                            </wps:wsp>
+                          </wpg:wgp>
+                        </a:graphicData>
+                      </a:graphic>
+                      <wp14:sizeRelH relativeFrom="page">
+                        <wp14:pctWidth>0</wp14:pctWidth>
+                      </wp14:sizeRelH>
+                      <wp14:sizeRelV relativeFrom="page">
+                        <wp14:pctHeight>0</wp14:pctHeight>
+                      </wp14:sizeRelV>
+                    </wp:anchor>
+                  </w:drawing>
+                </mc:Choice>
+                <mc:Fallback>
+                  <w:pict>
+                    <v:group w14:anchorId="0BA7B71D" id="_x0000_s1047" style="position:absolute;margin-left:198.15pt;margin-top:48.1pt;width:26.9pt;height:30.1pt;z-index:251810816" coordorigin="1429,719" coordsize="538,602" o:gfxdata="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">
+                      <v:oval id="Oval 16" o:spid="_x0000_s1048" style="position:absolute;left:1429;top:763;width:516;height:516;visibility:visible;mso-wrap-style:square;v-text-anchor:top" o:gfxdata="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" fillcolor="#156082 [3204]" strokecolor="#f2f2f2 [3041]" strokeweight="3pt">
+                        <v:shadow on="t" color="#0a2f40 [1604]" opacity=".5" offset="1pt"/>
+                      </v:oval>
+                      <v:shape id="Text Box 17" o:spid="_x0000_s1049" type="#_x0000_t202" style="position:absolute;left:1473;top:719;width:494;height:602;visibility:visible;mso-wrap-style:square;v-text-anchor:top" o:gfxdata="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" filled="f" stroked="f">
+                        <v:textbox>
+                          <w:txbxContent>
+                            <w:p>
+                              <w:pPr>
+                                <w:spacing w:after="0" w:line="240" w:lineRule="auto"/>
+                                <w:rPr>
+                                  <w:b/>
+                                  <w:color w:val="FFFFFF" w:themeColor="background1"/>
+                                  <w:sz w:val="36"/>
+                                </w:rPr>
+                              </w:pPr>
+                              <w:r>
+                                <w:rPr>
+                                  <w:b/>
+                                  <w:color w:val="FFFFFF" w:themeColor="background1"/>
+                                  <w:sz w:val="36"/>
+                                </w:rPr>
+                                <w:t>1</w:t>
+                              </w:r>
+                            </w:p>
+                          </w:txbxContent>
+                        </v:textbox>
+                      </v:shape>
+                    </v:group>
+                  </w:pict>
+                </mc:Fallback>
+              </mc:AlternateContent>
+            </w:r>
+            <w:r>
+              <w:rPr>
+                <w:b/>
+                <w:bCs/>
+              </w:rPr>
+              <w:drawing>
+                <wp:inline distT="0" distB="0" distL="0" distR="0" wp14:anchorId="788441F3" wp14:editId="3003F3D3">
+                  <wp:extent cx="1810003" cy="1762371"/>
+                  <wp:effectExtent l="0" t="0" r="0" b="9525"/>
+                  <wp:docPr id="115882852" name="Picture 1"/>
+                  <wp:cNvGraphicFramePr>
+                    <a:graphicFrameLocks xmlns:a="http://schemas.openxmlformats.org/drawingml/2006/main" noChangeAspect="1"/>
+                  </wp:cNvGraphicFramePr>
+                  <a:graphic xmlns:a="http://schemas.openxmlformats.org/drawingml/2006/main">
+                    <a:graphicData uri="http://schemas.openxmlformats.org/drawingml/2006/picture">
+                      <pic:pic xmlns:pic="http://schemas.openxmlformats.org/drawingml/2006/picture">
+                        <pic:nvPicPr>
+                          <pic:cNvPr id="115882852" name=""/>
+                          <pic:cNvPicPr/>
+                        </pic:nvPicPr>
+                        <pic:blipFill>
+                          <a:blip r:embed="rId29"/>
+                          <a:stretch>
+                            <a:fillRect/>
+                          </a:stretch>
+                        </pic:blipFill>
+                        <pic:spPr>
+                          <a:xfrm>
+                            <a:off x="0" y="0"/>
+                            <a:ext cx="1810003" cy="1762371"/>
+                          </a:xfrm>
+                          <a:prstGeom prst="rect">
+                            <a:avLst/>
+                          </a:prstGeom>
+                        </pic:spPr>
+                      </pic:pic>
+                    </a:graphicData>
+                  </a:graphic>
+                </wp:inline>
+              </w:drawing>
+            </w:r>
+          </w:p>
+          <w:p>
+            <w:pPr>
+              <w:rPr>
+                <w:b/>
+                <w:bCs/>
+              </w:rPr>
+            </w:pPr>
+          </w:p>
+          <w:p>
+            <w:pPr>
+              <w:rPr>
+                <w:b/>
+                <w:bCs/>
+              </w:rPr>
+            </w:pPr>
+            <w:r>
+              <w:rPr>
+                <w:b/>
+                <w:bCs/>
+                <w:noProof/>
+              </w:rPr>
+              <mc:AlternateContent>
+                <mc:Choice Requires="wps">
+                  <w:drawing>
+                    <wp:anchor distT="0" distB="0" distL="114300" distR="114300" simplePos="0" relativeHeight="251816960" behindDoc="0" locked="0" layoutInCell="1" allowOverlap="1" wp14:anchorId="7BC858F1" wp14:editId="037815DD">
+                      <wp:simplePos x="0" y="0"/>
+                      <wp:positionH relativeFrom="column">
+                        <wp:posOffset>1039495</wp:posOffset>
+                      </wp:positionH>
+                      <wp:positionV relativeFrom="paragraph">
+                        <wp:posOffset>1267318</wp:posOffset>
+                      </wp:positionV>
+                      <wp:extent cx="2079416" cy="137615"/>
+                      <wp:effectExtent l="19050" t="114300" r="16510" b="53340"/>
+                      <wp:wrapNone/>
+                      <wp:docPr id="1294883092" name="Straight Arrow Connector 13"/>
+                      <wp:cNvGraphicFramePr>
+                        <a:graphicFrameLocks xmlns:a="http://schemas.openxmlformats.org/drawingml/2006/main"/>
+                      </wp:cNvGraphicFramePr>
+                      <a:graphic xmlns:a="http://schemas.openxmlformats.org/drawingml/2006/main">
+                        <a:graphicData uri="http://schemas.microsoft.com/office/word/2010/wordprocessingShape">
+                          <wps:wsp>
+                            <wps:cNvCnPr>
+                              <a:cxnSpLocks noChangeShapeType="1"/>
+                            </wps:cNvCnPr>
+                            <wps:spPr bwMode="auto">
+                              <a:xfrm flipH="1" flipV="1">
+                                <a:off x="0" y="0"/>
+                                <a:ext cx="2079416" cy="137615"/>
+                              </a:xfrm>
+                              <a:prstGeom prst="straightConnector1">
+                                <a:avLst/>
+                              </a:prstGeom>
+                              <a:noFill/>
+                              <a:ln w="50800">
+                                <a:solidFill>
+                                  <a:srgbClr val="FF0000"/>
+                                </a:solidFill>
+                                <a:round/>
+                                <a:headEnd/>
+                                <a:tailEnd type="triangle" w="med" len="med"/>
+                              </a:ln>
+                              <a:extLst>
+                                <a:ext uri="{909E8E84-426E-40DD-AFC4-6F175D3DCCD1}">
+                                  <a14:hiddenFill xmlns:a14="http://schemas.microsoft.com/office/drawing/2010/main">
+                                    <a:noFill/>
+                                  </a14:hiddenFill>
+                                </a:ext>
+                              </a:extLst>
+                            </wps:spPr>
+                            <wps:bodyPr/>
+                          </wps:wsp>
+                        </a:graphicData>
+                      </a:graphic>
+                      <wp14:sizeRelH relativeFrom="page">
+                        <wp14:pctWidth>0</wp14:pctWidth>
+                      </wp14:sizeRelH>
+                      <wp14:sizeRelV relativeFrom="page">
+                        <wp14:pctHeight>0</wp14:pctHeight>
+                      </wp14:sizeRelV>
+                    </wp:anchor>
+                  </w:drawing>
+                </mc:Choice>
+                <mc:Fallback>
+                  <w:pict>
+                    <v:shape w14:anchorId="2642B6C4" id="Straight Arrow Connector 13" o:spid="_x0000_s1026" type="#_x0000_t32" style="position:absolute;margin-left:81.85pt;margin-top:99.8pt;width:163.75pt;height:10.85pt;flip:x y;z-index:251816960;visibility:visible;mso-wrap-style:square;mso-width-percent:0;mso-height-percent:0;mso-wrap-distance-left:9pt;mso-wrap-distance-top:0;mso-wrap-distance-right:9pt;mso-wrap-distance-bottom:0;mso-position-horizontal:absolute;mso-position-horizontal-relative:text;mso-position-vertical:absolute;mso-position-vertical-relative:text;mso-width-percent:0;mso-height-percent:0;mso-width-relative:page;mso-height-relative:page" o:gfxdata="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" strokecolor="red" strokeweight="4pt">
+                      <v:stroke endarrow="block"/>
+                    </v:shape>
+                  </w:pict>
+                </mc:Fallback>
+              </mc:AlternateContent>
+            </w:r>
+            <w:r>
+              <w:rPr>
+                <w:b/>
+                <w:bCs/>
+                <w:noProof/>
+              </w:rPr>
+              <mc:AlternateContent>
+                <mc:Choice Requires="wpg">
+                  <w:drawing>
+                    <wp:anchor distT="0" distB="0" distL="114300" distR="114300" simplePos="0" relativeHeight="251815936" behindDoc="0" locked="0" layoutInCell="1" allowOverlap="1" wp14:anchorId="5D840476" wp14:editId="6797EF5F">
+                      <wp:simplePos x="0" y="0"/>
+                      <wp:positionH relativeFrom="column">
+                        <wp:posOffset>3221023</wp:posOffset>
+                      </wp:positionH>
+                      <wp:positionV relativeFrom="paragraph">
+                        <wp:posOffset>1099915</wp:posOffset>
+                      </wp:positionV>
+                      <wp:extent cx="341630" cy="382270"/>
+                      <wp:effectExtent l="23495" t="635" r="25400" b="26670"/>
+                      <wp:wrapNone/>
+                      <wp:docPr id="1592454526" name="Group 14"/>
+                      <wp:cNvGraphicFramePr>
+                        <a:graphicFrameLocks xmlns:a="http://schemas.openxmlformats.org/drawingml/2006/main"/>
+                      </wp:cNvGraphicFramePr>
+                      <a:graphic xmlns:a="http://schemas.openxmlformats.org/drawingml/2006/main">
+                        <a:graphicData uri="http://schemas.microsoft.com/office/word/2010/wordprocessingGroup">
+                          <wpg:wgp>
+                            <wpg:cNvGrpSpPr>
+                              <a:grpSpLocks/>
+                            </wpg:cNvGrpSpPr>
+                            <wpg:grpSpPr bwMode="auto">
+                              <a:xfrm>
+                                <a:off x="0" y="0"/>
+                                <a:ext cx="341630" cy="382270"/>
+                                <a:chOff x="1429" y="719"/>
+                                <a:chExt cx="538" cy="602"/>
+                              </a:xfrm>
+                            </wpg:grpSpPr>
+                            <wps:wsp>
+                              <wps:cNvPr id="307375678" name="Oval 16"/>
+                              <wps:cNvSpPr>
+                                <a:spLocks noChangeArrowheads="1"/>
+                              </wps:cNvSpPr>
+                              <wps:spPr bwMode="auto">
+                                <a:xfrm>
+                                  <a:off x="1429" y="763"/>
+                                  <a:ext cx="516" cy="516"/>
+                                </a:xfrm>
+                                <a:prstGeom prst="ellipse">
+                                  <a:avLst/>
+                                </a:prstGeom>
+                                <a:solidFill>
+                                  <a:schemeClr val="accent1">
+                                    <a:lumMod val="100000"/>
+                                    <a:lumOff val="0"/>
+                                  </a:schemeClr>
+                                </a:solidFill>
+                                <a:ln w="38100">
+                                  <a:solidFill>
+                                    <a:schemeClr val="lt1">
+                                      <a:lumMod val="95000"/>
+                                      <a:lumOff val="0"/>
+                                    </a:schemeClr>
+                                  </a:solidFill>
+                                  <a:round/>
+                                  <a:headEnd/>
+                                  <a:tailEnd/>
+                                </a:ln>
+                                <a:effectLst>
+                                  <a:outerShdw dist="28398" dir="3806097" algn="ctr" rotWithShape="0">
+                                    <a:schemeClr val="accent1">
+                                      <a:lumMod val="50000"/>
+                                      <a:lumOff val="0"/>
+                                      <a:alpha val="50000"/>
+                                    </a:schemeClr>
+                                  </a:outerShdw>
+                                </a:effectLst>
+                              </wps:spPr>
+                              <wps:bodyPr rot="0" vert="horz" wrap="square" lIns="91440" tIns="45720" rIns="91440" bIns="45720" anchor="t" anchorCtr="0" upright="1">
+                                <a:noAutofit/>
+                              </wps:bodyPr>
+                            </wps:wsp>
+                            <wps:wsp>
+                              <wps:cNvPr id="432536221" name="Text Box 17"/>
+                              <wps:cNvSpPr txBox="1">
+                                <a:spLocks noChangeArrowheads="1"/>
+                              </wps:cNvSpPr>
+                              <wps:spPr bwMode="auto">
+                                <a:xfrm>
+                                  <a:off x="1473" y="719"/>
+                                  <a:ext cx="494" cy="602"/>
+                                </a:xfrm>
+                                <a:prstGeom prst="rect">
+                                  <a:avLst/>
+                                </a:prstGeom>
+                                <a:noFill/>
+                                <a:ln>
+                                  <a:noFill/>
+                                </a:ln>
+                                <a:extLst>
+                                  <a:ext uri="{909E8E84-426E-40DD-AFC4-6F175D3DCCD1}">
+                                    <a14:hiddenFill xmlns:a14="http://schemas.microsoft.com/office/drawing/2010/main">
+                                      <a:solidFill>
+                                        <a:srgbClr val="FFFFFF"/>
+                                      </a:solidFill>
+                                    </a14:hiddenFill>
+                                  </a:ext>
+                                  <a:ext uri="{91240B29-F687-4F45-9708-019B960494DF}">
+                                    <a14:hiddenLine xmlns:a14="http://schemas.microsoft.com/office/drawing/2010/main" w="9525">
+                                      <a:solidFill>
+                                        <a:srgbClr val="000000"/>
+                                      </a:solidFill>
+                                      <a:miter lim="800000"/>
+                                      <a:headEnd/>
+                                      <a:tailEnd/>
+                                    </a14:hiddenLine>
+                                  </a:ext>
+                                </a:extLst>
+                              </wps:spPr>
+                              <wps:txbx>
+                                <w:txbxContent>
+                                  <w:p>
+                                    <w:pPr>
+                                      <w:spacing w:after="0" w:line="240" w:lineRule="auto"/>
+                                      <w:rPr>
+                                        <w:b/>
+                                        <w:color w:val="FFFFFF" w:themeColor="background1"/>
+                                        <w:sz w:val="36"/>
+                                      </w:rPr>
+                                    </w:pPr>
+                                    <w:r>
+                                      <w:rPr>
+                                        <w:b/>
+                                        <w:color w:val="FFFFFF" w:themeColor="background1"/>
+                                        <w:sz w:val="36"/>
+                                      </w:rPr>
+                                      <w:t>4</w:t>
+                                    </w:r>
+                                  </w:p>
+                                </w:txbxContent>
+                              </wps:txbx>
+                              <wps:bodyPr rot="0" vert="horz" wrap="square" lIns="91440" tIns="45720" rIns="91440" bIns="45720" anchor="t" anchorCtr="0" upright="1">
+                                <a:noAutofit/>
+                              </wps:bodyPr>
+                            </wps:wsp>
+                          </wpg:wgp>
+                        </a:graphicData>
+                      </a:graphic>
+                      <wp14:sizeRelH relativeFrom="page">
+                        <wp14:pctWidth>0</wp14:pctWidth>
+                      </wp14:sizeRelH>
+                      <wp14:sizeRelV relativeFrom="page">
+                        <wp14:pctHeight>0</wp14:pctHeight>
+                      </wp14:sizeRelV>
+                    </wp:anchor>
+                  </w:drawing>
+                </mc:Choice>
+                <mc:Fallback>
+                  <w:pict>
+                    <v:group w14:anchorId="5D840476" id="_x0000_s1050" style="position:absolute;margin-left:253.6pt;margin-top:86.6pt;width:26.9pt;height:30.1pt;z-index:251815936" coordorigin="1429,719" coordsize="538,602" o:gfxdata="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">
+                      <v:oval id="Oval 16" o:spid="_x0000_s1051" style="position:absolute;left:1429;top:763;width:516;height:516;visibility:visible;mso-wrap-style:square;v-text-anchor:top" o:gfxdata="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" fillcolor="#156082 [3204]" strokecolor="#f2f2f2 [3041]" strokeweight="3pt">
+                        <v:shadow on="t" color="#0a2f40 [1604]" opacity=".5" offset="1pt"/>
+                      </v:oval>
+                      <v:shape id="Text Box 17" o:spid="_x0000_s1052" type="#_x0000_t202" style="position:absolute;left:1473;top:719;width:494;height:602;visibility:visible;mso-wrap-style:square;v-text-anchor:top" o:gfxdata="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" filled="f" stroked="f">
+                        <v:textbox>
+                          <w:txbxContent>
+                            <w:p>
+                              <w:pPr>
+                                <w:spacing w:after="0" w:line="240" w:lineRule="auto"/>
+                                <w:rPr>
+                                  <w:b/>
+                                  <w:color w:val="FFFFFF" w:themeColor="background1"/>
+                                  <w:sz w:val="36"/>
+                                </w:rPr>
+                              </w:pPr>
+                              <w:r>
+                                <w:rPr>
+                                  <w:b/>
+                                  <w:color w:val="FFFFFF" w:themeColor="background1"/>
+                                  <w:sz w:val="36"/>
+                                </w:rPr>
+                                <w:t>4</w:t>
+                              </w:r>
+                            </w:p>
+                          </w:txbxContent>
+                        </v:textbox>
+                      </v:shape>
+                    </v:group>
+                  </w:pict>
+                </mc:Fallback>
+              </mc:AlternateContent>
+            </w:r>
+            <w:r>
+              <w:rPr>
+                <w:b/>
+                <w:bCs/>
+                <w:noProof/>
+              </w:rPr>
+              <mc:AlternateContent>
+                <mc:Choice Requires="wps">
+                  <w:drawing>
+                    <wp:anchor distT="0" distB="0" distL="114300" distR="114300" simplePos="0" relativeHeight="251814912" behindDoc="0" locked="0" layoutInCell="1" allowOverlap="1" wp14:anchorId="16E348A7" wp14:editId="26E1D452">
+                      <wp:simplePos x="0" y="0"/>
+                      <wp:positionH relativeFrom="column">
+                        <wp:posOffset>1220896</wp:posOffset>
+                      </wp:positionH>
+                      <wp:positionV relativeFrom="paragraph">
+                        <wp:posOffset>551948</wp:posOffset>
+                      </wp:positionV>
+                      <wp:extent cx="1898404" cy="45719"/>
+                      <wp:effectExtent l="38100" t="76200" r="0" b="145415"/>
+                      <wp:wrapNone/>
+                      <wp:docPr id="211932809" name="Straight Arrow Connector 13"/>
+                      <wp:cNvGraphicFramePr>
+                        <a:graphicFrameLocks xmlns:a="http://schemas.openxmlformats.org/drawingml/2006/main"/>
+                      </wp:cNvGraphicFramePr>
+                      <a:graphic xmlns:a="http://schemas.openxmlformats.org/drawingml/2006/main">
+                        <a:graphicData uri="http://schemas.microsoft.com/office/word/2010/wordprocessingShape">
+                          <wps:wsp>
+                            <wps:cNvCnPr>
+                              <a:cxnSpLocks noChangeShapeType="1"/>
+                            </wps:cNvCnPr>
+                            <wps:spPr bwMode="auto">
+                              <a:xfrm flipH="1">
+                                <a:off x="0" y="0"/>
+                                <a:ext cx="1898404" cy="45719"/>
+                              </a:xfrm>
+                              <a:prstGeom prst="straightConnector1">
+                                <a:avLst/>
+                              </a:prstGeom>
+                              <a:noFill/>
+                              <a:ln w="50800">
+                                <a:solidFill>
+                                  <a:srgbClr val="FF0000"/>
+                                </a:solidFill>
+                                <a:round/>
+                                <a:headEnd/>
+                                <a:tailEnd type="triangle" w="med" len="med"/>
+                              </a:ln>
+                              <a:extLst>
+                                <a:ext uri="{909E8E84-426E-40DD-AFC4-6F175D3DCCD1}">
+                                  <a14:hiddenFill xmlns:a14="http://schemas.microsoft.com/office/drawing/2010/main">
+                                    <a:noFill/>
+                                  </a14:hiddenFill>
+                                </a:ext>
+                              </a:extLst>
+                            </wps:spPr>
+                            <wps:bodyPr/>
+                          </wps:wsp>
+                        </a:graphicData>
+                      </a:graphic>
+                      <wp14:sizeRelH relativeFrom="page">
+                        <wp14:pctWidth>0</wp14:pctWidth>
+                      </wp14:sizeRelH>
+                      <wp14:sizeRelV relativeFrom="page">
+                        <wp14:pctHeight>0</wp14:pctHeight>
+                      </wp14:sizeRelV>
+                    </wp:anchor>
+                  </w:drawing>
+                </mc:Choice>
+                <mc:Fallback>
+                  <w:pict>
+                    <v:shape w14:anchorId="3C615501" id="Straight Arrow Connector 13" o:spid="_x0000_s1026" type="#_x0000_t32" style="position:absolute;margin-left:96.15pt;margin-top:43.45pt;width:149.5pt;height:3.6pt;flip:x;z-index:251814912;visibility:visible;mso-wrap-style:square;mso-width-percent:0;mso-height-percent:0;mso-wrap-distance-left:9pt;mso-wrap-distance-top:0;mso-wrap-distance-right:9pt;mso-wrap-distance-bottom:0;mso-position-horizontal:absolute;mso-position-horizontal-relative:text;mso-position-vertical:absolute;mso-position-vertical-relative:text;mso-width-percent:0;mso-height-percent:0;mso-width-relative:page;mso-height-relative:page" o:gfxdata="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" strokecolor="red" strokeweight="4pt">
+                      <v:stroke endarrow="block"/>
+                    </v:shape>
+                  </w:pict>
+                </mc:Fallback>
+              </mc:AlternateContent>
+            </w:r>
+            <w:r>
+              <w:rPr>
+                <w:b/>
+                <w:bCs/>
+                <w:noProof/>
+              </w:rPr>
+              <mc:AlternateContent>
+                <mc:Choice Requires="wpg">
+                  <w:drawing>
+                    <wp:anchor distT="0" distB="0" distL="114300" distR="114300" simplePos="0" relativeHeight="251812864" behindDoc="0" locked="0" layoutInCell="1" allowOverlap="1" wp14:anchorId="35F80845" wp14:editId="08C9E4F8">
+                      <wp:simplePos x="0" y="0"/>
+                      <wp:positionH relativeFrom="column">
+                        <wp:posOffset>3234993</wp:posOffset>
+                      </wp:positionH>
+                      <wp:positionV relativeFrom="paragraph">
+                        <wp:posOffset>356870</wp:posOffset>
+                      </wp:positionV>
+                      <wp:extent cx="341630" cy="382270"/>
+                      <wp:effectExtent l="23495" t="635" r="25400" b="26670"/>
+                      <wp:wrapNone/>
+                      <wp:docPr id="221217395" name="Group 14"/>
+                      <wp:cNvGraphicFramePr>
+                        <a:graphicFrameLocks xmlns:a="http://schemas.openxmlformats.org/drawingml/2006/main"/>
+                      </wp:cNvGraphicFramePr>
+                      <a:graphic xmlns:a="http://schemas.openxmlformats.org/drawingml/2006/main">
+                        <a:graphicData uri="http://schemas.microsoft.com/office/word/2010/wordprocessingGroup">
+                          <wpg:wgp>
+                            <wpg:cNvGrpSpPr>
+                              <a:grpSpLocks/>
+                            </wpg:cNvGrpSpPr>
+                            <wpg:grpSpPr bwMode="auto">
+                              <a:xfrm>
+                                <a:off x="0" y="0"/>
+                                <a:ext cx="341630" cy="382270"/>
+                                <a:chOff x="1429" y="719"/>
+                                <a:chExt cx="538" cy="602"/>
+                              </a:xfrm>
+                            </wpg:grpSpPr>
+                            <wps:wsp>
+                              <wps:cNvPr id="843058838" name="Oval 16"/>
+                              <wps:cNvSpPr>
+                                <a:spLocks noChangeArrowheads="1"/>
+                              </wps:cNvSpPr>
+                              <wps:spPr bwMode="auto">
+                                <a:xfrm>
+                                  <a:off x="1429" y="763"/>
+                                  <a:ext cx="516" cy="516"/>
+                                </a:xfrm>
+                                <a:prstGeom prst="ellipse">
+                                  <a:avLst/>
+                                </a:prstGeom>
+                                <a:solidFill>
+                                  <a:schemeClr val="accent1">
+                                    <a:lumMod val="100000"/>
+                                    <a:lumOff val="0"/>
+                                  </a:schemeClr>
+                                </a:solidFill>
+                                <a:ln w="38100">
+                                  <a:solidFill>
+                                    <a:schemeClr val="lt1">
+                                      <a:lumMod val="95000"/>
+                                      <a:lumOff val="0"/>
+                                    </a:schemeClr>
+                                  </a:solidFill>
+                                  <a:round/>
+                                  <a:headEnd/>
+                                  <a:tailEnd/>
+                                </a:ln>
+                                <a:effectLst>
+                                  <a:outerShdw dist="28398" dir="3806097" algn="ctr" rotWithShape="0">
+                                    <a:schemeClr val="accent1">
+                                      <a:lumMod val="50000"/>
+                                      <a:lumOff val="0"/>
+                                      <a:alpha val="50000"/>
+                                    </a:schemeClr>
+                                  </a:outerShdw>
+                                </a:effectLst>
+                              </wps:spPr>
+                              <wps:bodyPr rot="0" vert="horz" wrap="square" lIns="91440" tIns="45720" rIns="91440" bIns="45720" anchor="t" anchorCtr="0" upright="1">
+                                <a:noAutofit/>
+                              </wps:bodyPr>
+                            </wps:wsp>
+                            <wps:wsp>
+                              <wps:cNvPr id="1519232964" name="Text Box 17"/>
+                              <wps:cNvSpPr txBox="1">
+                                <a:spLocks noChangeArrowheads="1"/>
+                              </wps:cNvSpPr>
+                              <wps:spPr bwMode="auto">
+                                <a:xfrm>
+                                  <a:off x="1473" y="719"/>
+                                  <a:ext cx="494" cy="602"/>
+                                </a:xfrm>
+                                <a:prstGeom prst="rect">
+                                  <a:avLst/>
+                                </a:prstGeom>
+                                <a:noFill/>
+                                <a:ln>
+                                  <a:noFill/>
+                                </a:ln>
+                                <a:extLst>
+                                  <a:ext uri="{909E8E84-426E-40DD-AFC4-6F175D3DCCD1}">
+                                    <a14:hiddenFill xmlns:a14="http://schemas.microsoft.com/office/drawing/2010/main">
+                                      <a:solidFill>
+                                        <a:srgbClr val="FFFFFF"/>
+                                      </a:solidFill>
+                                    </a14:hiddenFill>
+                                  </a:ext>
+                                  <a:ext uri="{91240B29-F687-4F45-9708-019B960494DF}">
+                                    <a14:hiddenLine xmlns:a14="http://schemas.microsoft.com/office/drawing/2010/main" w="9525">
+                                      <a:solidFill>
+                                        <a:srgbClr val="000000"/>
+                                      </a:solidFill>
+                                      <a:miter lim="800000"/>
+                                      <a:headEnd/>
+                                      <a:tailEnd/>
+                                    </a14:hiddenLine>
+                                  </a:ext>
+                                </a:extLst>
+                              </wps:spPr>
+                              <wps:txbx>
+                                <w:txbxContent>
+                                  <w:p>
+                                    <w:pPr>
+                                      <w:spacing w:after="0" w:line="240" w:lineRule="auto"/>
+                                      <w:rPr>
+                                        <w:b/>
+                                        <w:color w:val="FFFFFF" w:themeColor="background1"/>
+                                        <w:sz w:val="36"/>
+                                      </w:rPr>
+                                    </w:pPr>
+                                    <w:r>
+                                      <w:rPr>
+                                        <w:b/>
+                                        <w:color w:val="FFFFFF" w:themeColor="background1"/>
+                                        <w:sz w:val="36"/>
+                                      </w:rPr>
+                                      <w:t>3</w:t>
+                                    </w:r>
+                                  </w:p>
+                                </w:txbxContent>
+                              </wps:txbx>
+                              <wps:bodyPr rot="0" vert="horz" wrap="square" lIns="91440" tIns="45720" rIns="91440" bIns="45720" anchor="t" anchorCtr="0" upright="1">
+                                <a:noAutofit/>
+                              </wps:bodyPr>
+                            </wps:wsp>
+                          </wpg:wgp>
+                        </a:graphicData>
+                      </a:graphic>
+                      <wp14:sizeRelH relativeFrom="page">
+                        <wp14:pctWidth>0</wp14:pctWidth>
+                      </wp14:sizeRelH>
+                      <wp14:sizeRelV relativeFrom="page">
+                        <wp14:pctHeight>0</wp14:pctHeight>
+                      </wp14:sizeRelV>
+                    </wp:anchor>
+                  </w:drawing>
+                </mc:Choice>
+                <mc:Fallback>
+                  <w:pict>
+                    <v:group w14:anchorId="35F80845" id="_x0000_s1053" style="position:absolute;margin-left:254.7pt;margin-top:28.1pt;width:26.9pt;height:30.1pt;z-index:251812864" coordorigin="1429,719" coordsize="538,602" o:gfxdata="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">
+                      <v:oval id="Oval 16" o:spid="_x0000_s1054" style="position:absolute;left:1429;top:763;width:516;height:516;visibility:visible;mso-wrap-style:square;v-text-anchor:top" o:gfxdata="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" fillcolor="#156082 [3204]" strokecolor="#f2f2f2 [3041]" strokeweight="3pt">
+                        <v:shadow on="t" color="#0a2f40 [1604]" opacity=".5" offset="1pt"/>
+                      </v:oval>
+                      <v:shape id="Text Box 17" o:spid="_x0000_s1055" type="#_x0000_t202" style="position:absolute;left:1473;top:719;width:494;height:602;visibility:visible;mso-wrap-style:square;v-text-anchor:top" o:gfxdata="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" filled="f" stroked="f">
+                        <v:textbox>
+                          <w:txbxContent>
+                            <w:p>
+                              <w:pPr>
+                                <w:spacing w:after="0" w:line="240" w:lineRule="auto"/>
+                                <w:rPr>
+                                  <w:b/>
+                                  <w:color w:val="FFFFFF" w:themeColor="background1"/>
+                                  <w:sz w:val="36"/>
+                                </w:rPr>
+                              </w:pPr>
+                              <w:r>
+                                <w:rPr>
+                                  <w:b/>
+                                  <w:color w:val="FFFFFF" w:themeColor="background1"/>
+                                  <w:sz w:val="36"/>
+                                </w:rPr>
+                                <w:t>3</w:t>
+                              </w:r>
+                            </w:p>
+                          </w:txbxContent>
+                        </v:textbox>
+                      </v:shape>
+                    </v:group>
+                  </w:pict>
+                </mc:Fallback>
+              </mc:AlternateContent>
+            </w:r>
+            <w:r>
+              <w:rPr>
+                <w:b/>
+                <w:bCs/>
+              </w:rPr>
+              <w:drawing>
+                <wp:inline distT="0" distB="0" distL="0" distR="0" wp14:anchorId="4686C99C" wp14:editId="29CBB1C9">
+                  <wp:extent cx="2857899" cy="1648055"/>
+                  <wp:effectExtent l="0" t="0" r="0" b="9525"/>
+                  <wp:docPr id="407137227" name="Picture 1"/>
+                  <wp:cNvGraphicFramePr>
+                    <a:graphicFrameLocks xmlns:a="http://schemas.openxmlformats.org/drawingml/2006/main" noChangeAspect="1"/>
+                  </wp:cNvGraphicFramePr>
+                  <a:graphic xmlns:a="http://schemas.openxmlformats.org/drawingml/2006/main">
+                    <a:graphicData uri="http://schemas.openxmlformats.org/drawingml/2006/picture">
+                      <pic:pic xmlns:pic="http://schemas.openxmlformats.org/drawingml/2006/picture">
+                        <pic:nvPicPr>
+                          <pic:cNvPr id="407137227" name=""/>
+                          <pic:cNvPicPr/>
+                        </pic:nvPicPr>
+                        <pic:blipFill>
+                          <a:blip r:embed="rId30"/>
+                          <a:stretch>
+                            <a:fillRect/>
+                          </a:stretch>
+                        </pic:blipFill>
+                        <pic:spPr>
+                          <a:xfrm>
+                            <a:off x="0" y="0"/>
+                            <a:ext cx="2857899" cy="1648055"/>
+                          </a:xfrm>
+                          <a:prstGeom prst="rect">
+                            <a:avLst/>
+                          </a:prstGeom>
+                        </pic:spPr>
+                      </pic:pic>
+                    </a:graphicData>
+                  </a:graphic>
+                </wp:inline>
+              </w:drawing>
+            </w:r>
+          </w:p>
+          <w:p>
+            <w:pPr>
+              <w:rPr>
+                <w:b/>
+                <w:bCs/>
+              </w:rPr>
+            </w:pPr>
+          </w:p>
+        </w:tc>
+        <w:tc>
+          <w:tcPr>
+            <w:tcW w:w="9495" w:type="dxa"/>
+          </w:tcPr>
+          <w:p>
+            <w:pPr>
+              <w:pStyle w:val="ListParagraph"/>
+            </w:pPr>
+          </w:p>
+          <w:p>
+            <w:pPr>
+              <w:pStyle w:val="ListParagraph"/>
+            </w:pPr>
+          </w:p>
+          <w:p/>
+          <w:p>
+            <w:pPr>
+              <w:pStyle w:val="ListParagraph"/>
+              <w:numPr>
+                <w:ilvl w:val="0"/>
+                <w:numId w:val="1"/>
+              </w:numPr>
+              <w:spacing w:after="160" w:line="278" w:lineRule="auto"/>
+              <w:ind w:left="318" w:hanging="284"/>
+            </w:pPr>
+            <w:r>
+              <w:t>In een variabele kan een getal of een tekst gestopt worden</w:t>
+            </w:r>
+          </w:p>
+          <w:p>
+            <w:pPr>
+              <w:pStyle w:val="ListParagraph"/>
+              <w:spacing w:after="160" w:line="278" w:lineRule="auto"/>
+              <w:ind w:left="318"/>
+            </w:pPr>
+            <w:r>
+              <w:drawing>
+                <wp:inline distT="0" distB="0" distL="0" distR="0" wp14:anchorId="1C8A72F4" wp14:editId="0668C8F2">
+                  <wp:extent cx="2942942" cy="573518"/>
+                  <wp:effectExtent l="0" t="0" r="0" b="0"/>
+                  <wp:docPr id="1217946421" name="Picture 1"/>
+                  <wp:cNvGraphicFramePr>
+                    <a:graphicFrameLocks xmlns:a="http://schemas.openxmlformats.org/drawingml/2006/main" noChangeAspect="1"/>
+                  </wp:cNvGraphicFramePr>
+                  <a:graphic xmlns:a="http://schemas.openxmlformats.org/drawingml/2006/main">
+                    <a:graphicData uri="http://schemas.openxmlformats.org/drawingml/2006/picture">
+                      <pic:pic xmlns:pic="http://schemas.openxmlformats.org/drawingml/2006/picture">
+                        <pic:nvPicPr>
+                          <pic:cNvPr id="1217946421" name=""/>
+                          <pic:cNvPicPr/>
+                        </pic:nvPicPr>
+                        <pic:blipFill>
+                          <a:blip r:embed="rId31"/>
+                          <a:stretch>
+                            <a:fillRect/>
+                          </a:stretch>
+                        </pic:blipFill>
+                        <pic:spPr>
+                          <a:xfrm>
+                            <a:off x="0" y="0"/>
+                            <a:ext cx="2985582" cy="581828"/>
+                          </a:xfrm>
+                          <a:prstGeom prst="rect">
+                            <a:avLst/>
+                          </a:prstGeom>
+                        </pic:spPr>
+                      </pic:pic>
+                    </a:graphicData>
+                  </a:graphic>
+                </wp:inline>
+              </w:drawing>
+            </w:r>
+          </w:p>
+          <w:p>
+            <w:pPr>
+              <w:pStyle w:val="ListParagraph"/>
+              <w:numPr>
+                <w:ilvl w:val="0"/>
+                <w:numId w:val="1"/>
+              </w:numPr>
+              <w:spacing w:after="160" w:line="278" w:lineRule="auto"/>
+              <w:ind w:left="318" w:hanging="284"/>
+            </w:pPr>
+            <w:r>
+              <w:t xml:space="preserve">Die kun je ook veranderen, b.v. </w:t>
+            </w:r>
+            <w:r>
+              <w:br/>
+            </w:r>
+            <w:r>
+              <w:drawing>
+                <wp:inline distT="0" distB="0" distL="0" distR="0" wp14:anchorId="7529736C" wp14:editId="65C47718">
+                  <wp:extent cx="3485072" cy="487769"/>
+                  <wp:effectExtent l="0" t="0" r="1270" b="7620"/>
+                  <wp:docPr id="1349463361" name="Picture 1"/>
+                  <wp:cNvGraphicFramePr>
+                    <a:graphicFrameLocks xmlns:a="http://schemas.openxmlformats.org/drawingml/2006/main" noChangeAspect="1"/>
+                  </wp:cNvGraphicFramePr>
+                  <a:graphic xmlns:a="http://schemas.openxmlformats.org/drawingml/2006/main">
+                    <a:graphicData uri="http://schemas.openxmlformats.org/drawingml/2006/picture">
+                      <pic:pic xmlns:pic="http://schemas.openxmlformats.org/drawingml/2006/picture">
+                        <pic:nvPicPr>
+                          <pic:cNvPr id="1349463361" name=""/>
+                          <pic:cNvPicPr/>
+                        </pic:nvPicPr>
+                        <pic:blipFill>
+                          <a:blip r:embed="rId32"/>
+                          <a:stretch>
+                            <a:fillRect/>
+                          </a:stretch>
+                        </pic:blipFill>
+                        <pic:spPr>
+                          <a:xfrm>
+                            <a:off x="0" y="0"/>
+                            <a:ext cx="3602184" cy="504160"/>
+                          </a:xfrm>
+                          <a:prstGeom prst="rect">
+                            <a:avLst/>
+                          </a:prstGeom>
+                        </pic:spPr>
+                      </pic:pic>
+                    </a:graphicData>
+                  </a:graphic>
+                </wp:inline>
+              </w:drawing>
+            </w:r>
+          </w:p>
+          <w:p>
+            <w:pPr>
+              <w:pStyle w:val="ListParagraph"/>
+              <w:numPr>
+                <w:ilvl w:val="0"/>
+                <w:numId w:val="1"/>
+              </w:numPr>
+              <w:spacing w:after="160" w:line="278" w:lineRule="auto"/>
+              <w:ind w:left="318" w:hanging="284"/>
+            </w:pPr>
+            <w:r>
+              <w:t xml:space="preserve">En je kunt de </w:t>
+            </w:r>
+            <w:proofErr w:type="spellStart"/>
+            <w:r>
+              <w:t>variable</w:t>
+            </w:r>
+            <w:proofErr w:type="spellEnd"/>
+            <w:r>
+              <w:t xml:space="preserve"> gebruiken, b.v. </w:t>
+            </w:r>
+          </w:p>
+          <w:p>
+            <w:pPr>
+              <w:pStyle w:val="ListParagraph"/>
+              <w:spacing w:after="160" w:line="278" w:lineRule="auto"/>
+              <w:ind w:left="318"/>
+            </w:pPr>
+            <w:r>
+              <w:drawing>
+                <wp:inline distT="0" distB="0" distL="0" distR="0" wp14:anchorId="319D0CDA" wp14:editId="477D578C">
+                  <wp:extent cx="3689409" cy="945690"/>
+                  <wp:effectExtent l="0" t="0" r="6350" b="6985"/>
+                  <wp:docPr id="591714368" name="Picture 1"/>
+                  <wp:cNvGraphicFramePr>
+                    <a:graphicFrameLocks xmlns:a="http://schemas.openxmlformats.org/drawingml/2006/main" noChangeAspect="1"/>
+                  </wp:cNvGraphicFramePr>
+                  <a:graphic xmlns:a="http://schemas.openxmlformats.org/drawingml/2006/main">
+                    <a:graphicData uri="http://schemas.openxmlformats.org/drawingml/2006/picture">
+                      <pic:pic xmlns:pic="http://schemas.openxmlformats.org/drawingml/2006/picture">
+                        <pic:nvPicPr>
+                          <pic:cNvPr id="591714368" name=""/>
+                          <pic:cNvPicPr/>
+                        </pic:nvPicPr>
+                        <pic:blipFill>
+                          <a:blip r:embed="rId33"/>
+                          <a:stretch>
+                            <a:fillRect/>
+                          </a:stretch>
+                        </pic:blipFill>
+                        <pic:spPr>
+                          <a:xfrm>
+                            <a:off x="0" y="0"/>
+                            <a:ext cx="3745063" cy="959956"/>
+                          </a:xfrm>
+                          <a:prstGeom prst="rect">
+                            <a:avLst/>
+                          </a:prstGeom>
+                        </pic:spPr>
+                      </pic:pic>
+                    </a:graphicData>
+                  </a:graphic>
+                </wp:inline>
+              </w:drawing>
+            </w:r>
+          </w:p>
+          <w:p/>
+        </w:tc>
+      </w:tr>
+    </w:tbl>
+    <w:p>
+      <w:r>
+        <w:br w:type="page"/>
+      </w:r>
+    </w:p>
+    <w:tbl>
+      <w:tblPr>
+        <w:tblStyle w:val="TableGrid"/>
+        <w:tblpPr w:leftFromText="141" w:rightFromText="141" w:vertAnchor="page" w:horzAnchor="margin" w:tblpXSpec="center" w:tblpY="1441"/>
+        <w:tblW w:w="15586" w:type="dxa"/>
+        <w:tblLook w:val="04A0" w:firstRow="1" w:lastRow="0" w:firstColumn="1" w:lastColumn="0" w:noHBand="0" w:noVBand="1"/>
+      </w:tblPr>
+      <w:tblGrid>
+        <w:gridCol w:w="7507"/>
+        <w:gridCol w:w="3333"/>
+        <w:gridCol w:w="4746"/>
+      </w:tblGrid>
+      <w:tr>
+        <w:tc>
+          <w:tcPr>
+            <w:tcW w:w="15586" w:type="dxa"/>
+            <w:gridSpan w:val="3"/>
+          </w:tcPr>
+          <w:p>
+            <w:pPr>
+              <w:jc w:val="center"/>
+              <w:rPr>
+                <w:noProof/>
+                <w:lang w:eastAsia="nl-NL"/>
+              </w:rPr>
+            </w:pPr>
+            <w:r>
+              <w:rPr>
+                <w:b/>
+                <w:bCs/>
+                <w:sz w:val="48"/>
+                <w:szCs w:val="48"/>
+              </w:rPr>
+              <w:lastRenderedPageBreak/>
+              <w:t>Opdracht 9B:</w:t>
+            </w:r>
+            <w:r>
+              <w:rPr>
+                <w:b/>
+                <w:bCs/>
+                <w:sz w:val="48"/>
+                <w:szCs w:val="48"/>
+              </w:rPr>
+              <w:t xml:space="preserve"> Spiraal</w:t>
+            </w:r>
+            <w:r>
+              <w:rPr>
+                <w:noProof/>
+                <w:lang w:eastAsia="nl-NL"/>
+              </w:rPr>
+              <w:t xml:space="preserve"> </w:t>
+            </w:r>
+          </w:p>
+        </w:tc>
+      </w:tr>
+      <w:tr>
+        <w:tc>
+          <w:tcPr>
+            <w:tcW w:w="7507" w:type="dxa"/>
+          </w:tcPr>
+          <w:p>
+            <w:pPr>
+              <w:rPr>
+                <w:b/>
+                <w:bCs/>
+              </w:rPr>
+            </w:pPr>
+          </w:p>
+          <w:p>
+            <w:pPr>
+              <w:rPr>
+                <w:b/>
+                <w:bCs/>
+              </w:rPr>
+            </w:pPr>
+            <w:r>
+              <w:rPr>
+                <w:b/>
+                <w:bCs/>
+              </w:rPr>
+              <w:drawing>
+                <wp:inline distT="0" distB="0" distL="0" distR="0" wp14:anchorId="4739A3EC" wp14:editId="2CE9F5A9">
+                  <wp:extent cx="4580627" cy="2863722"/>
+                  <wp:effectExtent l="0" t="0" r="0" b="0"/>
+                  <wp:docPr id="1643295151" name="Picture 1"/>
+                  <wp:cNvGraphicFramePr>
+                    <a:graphicFrameLocks xmlns:a="http://schemas.openxmlformats.org/drawingml/2006/main" noChangeAspect="1"/>
+                  </wp:cNvGraphicFramePr>
+                  <a:graphic xmlns:a="http://schemas.openxmlformats.org/drawingml/2006/main">
+                    <a:graphicData uri="http://schemas.openxmlformats.org/drawingml/2006/picture">
+                      <pic:pic xmlns:pic="http://schemas.openxmlformats.org/drawingml/2006/picture">
+                        <pic:nvPicPr>
+                          <pic:cNvPr id="1643295151" name=""/>
+                          <pic:cNvPicPr/>
+                        </pic:nvPicPr>
+                        <pic:blipFill>
+                          <a:blip r:embed="rId34"/>
+                          <a:stretch>
+                            <a:fillRect/>
+                          </a:stretch>
+                        </pic:blipFill>
+                        <pic:spPr>
+                          <a:xfrm>
+                            <a:off x="0" y="0"/>
+                            <a:ext cx="4619157" cy="2887810"/>
+                          </a:xfrm>
+                          <a:prstGeom prst="rect">
+                            <a:avLst/>
+                          </a:prstGeom>
+                        </pic:spPr>
+                      </pic:pic>
+                    </a:graphicData>
+                  </a:graphic>
+                </wp:inline>
+              </w:drawing>
+            </w:r>
+          </w:p>
+        </w:tc>
+        <w:tc>
+          <w:tcPr>
+            <w:tcW w:w="3341" w:type="dxa"/>
+          </w:tcPr>
+          <w:p>
+            <w:pPr>
+              <w:pStyle w:val="ListParagraph"/>
+            </w:pPr>
+          </w:p>
+          <w:p>
+            <w:pPr>
+              <w:pStyle w:val="ListParagraph"/>
+            </w:pPr>
+          </w:p>
+          <w:p/>
+          <w:p>
+            <w:pPr>
+              <w:pStyle w:val="ListParagraph"/>
+              <w:numPr>
+                <w:ilvl w:val="0"/>
+                <w:numId w:val="1"/>
+              </w:numPr>
+              <w:spacing w:after="160" w:line="278" w:lineRule="auto"/>
+              <w:ind w:left="318" w:hanging="284"/>
+            </w:pPr>
+            <w:r>
+              <w:t>Neem een smalle satijnsteek</w:t>
+            </w:r>
+          </w:p>
+          <w:p>
+            <w:pPr>
+              <w:pStyle w:val="ListParagraph"/>
+              <w:numPr>
+                <w:ilvl w:val="0"/>
+                <w:numId w:val="1"/>
+              </w:numPr>
+              <w:spacing w:after="160" w:line="278" w:lineRule="auto"/>
+              <w:ind w:left="318" w:hanging="284"/>
+            </w:pPr>
+            <w:r>
+              <w:t xml:space="preserve">Start met </w:t>
+            </w:r>
+            <w:r>
+              <w:t>het</w:t>
+            </w:r>
+            <w:r>
+              <w:t xml:space="preserve"> </w:t>
+            </w:r>
+            <w:r>
+              <w:rPr>
+                <w:i/>
+                <w:iCs/>
+              </w:rPr>
+              <w:t>Aantal Steken</w:t>
+            </w:r>
+            <w:r>
+              <w:t xml:space="preserve"> op</w:t>
+            </w:r>
+            <w:r>
+              <w:t xml:space="preserve"> 1</w:t>
+            </w:r>
+          </w:p>
+          <w:p>
+            <w:pPr>
+              <w:pStyle w:val="ListParagraph"/>
+              <w:numPr>
+                <w:ilvl w:val="0"/>
+                <w:numId w:val="1"/>
+              </w:numPr>
+              <w:spacing w:after="160" w:line="278" w:lineRule="auto"/>
+              <w:ind w:left="318" w:hanging="284"/>
+            </w:pPr>
+            <w:r>
+              <w:t>Herhaal 23 keer</w:t>
+            </w:r>
+          </w:p>
+          <w:p>
+            <w:pPr>
+              <w:pStyle w:val="ListParagraph"/>
+              <w:spacing w:after="160" w:line="278" w:lineRule="auto"/>
+              <w:ind w:left="318"/>
+            </w:pPr>
+          </w:p>
+          <w:p>
+            <w:pPr>
+              <w:pStyle w:val="ListParagraph"/>
+              <w:numPr>
+                <w:ilvl w:val="0"/>
+                <w:numId w:val="1"/>
+              </w:numPr>
+              <w:spacing w:after="160" w:line="278" w:lineRule="auto"/>
+              <w:ind w:left="600" w:hanging="284"/>
+            </w:pPr>
+            <w:r>
+              <w:t xml:space="preserve">Herhaal </w:t>
+            </w:r>
+            <w:r>
+              <w:rPr>
+                <w:i/>
+                <w:iCs/>
+              </w:rPr>
+              <w:t>Aantal Steken</w:t>
+            </w:r>
+            <w:r>
+              <w:t xml:space="preserve"> keer</w:t>
+            </w:r>
+          </w:p>
+          <w:p>
+            <w:pPr>
+              <w:pStyle w:val="ListParagraph"/>
+              <w:numPr>
+                <w:ilvl w:val="0"/>
+                <w:numId w:val="1"/>
+              </w:numPr>
+              <w:spacing w:after="160" w:line="278" w:lineRule="auto"/>
+              <w:ind w:left="883" w:hanging="284"/>
+            </w:pPr>
+            <w:r>
+              <w:t>Neem 20 stappen</w:t>
+            </w:r>
+          </w:p>
+          <w:p>
+            <w:pPr>
+              <w:pStyle w:val="ListParagraph"/>
+              <w:spacing w:after="160" w:line="278" w:lineRule="auto"/>
+              <w:ind w:left="318"/>
+            </w:pPr>
+          </w:p>
+          <w:p>
+            <w:pPr>
+              <w:pStyle w:val="ListParagraph"/>
+              <w:numPr>
+                <w:ilvl w:val="0"/>
+                <w:numId w:val="1"/>
+              </w:numPr>
+              <w:spacing w:after="160" w:line="278" w:lineRule="auto"/>
+              <w:ind w:left="600" w:hanging="284"/>
+            </w:pPr>
+            <w:r>
+              <w:t>Draai 120 graden</w:t>
+            </w:r>
+          </w:p>
+          <w:p>
+            <w:pPr>
+              <w:pStyle w:val="ListParagraph"/>
+              <w:numPr>
+                <w:ilvl w:val="0"/>
+                <w:numId w:val="1"/>
+              </w:numPr>
+              <w:spacing w:after="160" w:line="278" w:lineRule="auto"/>
+              <w:ind w:left="600" w:hanging="284"/>
+            </w:pPr>
+            <w:r>
+              <w:t xml:space="preserve">Verander </w:t>
+            </w:r>
+            <w:proofErr w:type="spellStart"/>
+            <w:r>
+              <w:t>stitches</w:t>
+            </w:r>
+            <w:proofErr w:type="spellEnd"/>
+            <w:r>
+              <w:t xml:space="preserve"> met 1</w:t>
+            </w:r>
+          </w:p>
+          <w:p>
+            <w:pPr>
+              <w:ind w:left="34"/>
+            </w:pPr>
+          </w:p>
+        </w:tc>
+        <w:tc>
+          <w:tcPr>
+            <w:tcW w:w="4738" w:type="dxa"/>
+          </w:tcPr>
+          <w:p>
+            <w:pPr>
+              <w:pStyle w:val="ListParagraph"/>
+            </w:pPr>
+            <w:r>
+              <w:drawing>
+                <wp:inline distT="0" distB="0" distL="0" distR="0" wp14:anchorId="51FE00B1" wp14:editId="441B10A9">
+                  <wp:extent cx="2414586" cy="2220799"/>
+                  <wp:effectExtent l="0" t="0" r="5080" b="8255"/>
+                  <wp:docPr id="134239318" name="Picture 1"/>
+                  <wp:cNvGraphicFramePr>
+                    <a:graphicFrameLocks xmlns:a="http://schemas.openxmlformats.org/drawingml/2006/main" noChangeAspect="1"/>
+                  </wp:cNvGraphicFramePr>
+                  <a:graphic xmlns:a="http://schemas.openxmlformats.org/drawingml/2006/main">
+                    <a:graphicData uri="http://schemas.openxmlformats.org/drawingml/2006/picture">
+                      <pic:pic xmlns:pic="http://schemas.openxmlformats.org/drawingml/2006/picture">
+                        <pic:nvPicPr>
+                          <pic:cNvPr id="134239318" name=""/>
+                          <pic:cNvPicPr/>
+                        </pic:nvPicPr>
+                        <pic:blipFill>
+                          <a:blip r:embed="rId35"/>
+                          <a:stretch>
+                            <a:fillRect/>
+                          </a:stretch>
+                        </pic:blipFill>
+                        <pic:spPr>
+                          <a:xfrm>
+                            <a:off x="0" y="0"/>
+                            <a:ext cx="2430129" cy="2235095"/>
+                          </a:xfrm>
+                          <a:prstGeom prst="rect">
+                            <a:avLst/>
+                          </a:prstGeom>
+                        </pic:spPr>
+                      </pic:pic>
+                    </a:graphicData>
+                  </a:graphic>
+                </wp:inline>
+              </w:drawing>
+            </w:r>
+          </w:p>
+        </w:tc>
+      </w:tr>
+    </w:tbl>
+    <w:p>
+      <w:pPr>
+        <w:rPr>
+          <w:b/>
+          <w:bCs/>
+        </w:rPr>
+      </w:pPr>
+    </w:p>
+    <w:p>
+      <w:pPr>
+        <w:rPr>
+          <w:b/>
+          <w:bCs/>
+        </w:rPr>
+      </w:pPr>
+      <w:r>
+        <w:rPr>
+          <w:b/>
+          <w:bCs/>
+        </w:rPr>
+        <w:t>Probeer zelf uit</w:t>
+      </w:r>
+      <w:r>
+        <w:rPr>
+          <w:b/>
+          <w:bCs/>
+        </w:rPr>
+        <w:t xml:space="preserve"> </w:t>
+      </w:r>
+      <w:r>
+        <w:rPr>
+          <w:b/>
+          <w:bCs/>
+        </w:rPr>
+        <w:t>en let steeds op de grootte en het aantal steken</w:t>
+      </w:r>
+      <w:r>
+        <w:rPr>
+          <w:b/>
+          <w:bCs/>
+        </w:rPr>
+        <w:t>:</w:t>
+      </w:r>
+    </w:p>
+    <w:p>
+      <w:pPr>
+        <w:pStyle w:val="ListParagraph"/>
+        <w:numPr>
+          <w:ilvl w:val="0"/>
+          <w:numId w:val="2"/>
+        </w:numPr>
+      </w:pPr>
+      <w:r>
+        <w:t xml:space="preserve">Start met maak </w:t>
+      </w:r>
+      <w:r>
+        <w:rPr>
+          <w:i/>
+          <w:iCs/>
+        </w:rPr>
+        <w:t>Aantal Steken</w:t>
+      </w:r>
+      <w:r>
+        <w:t xml:space="preserve"> = 5</w:t>
+      </w:r>
+    </w:p>
+    <w:p>
+      <w:pPr>
+        <w:pStyle w:val="ListParagraph"/>
+        <w:numPr>
+          <w:ilvl w:val="0"/>
+          <w:numId w:val="2"/>
+        </w:numPr>
+      </w:pPr>
+      <w:r>
+        <w:t>Verander de draai van 120 graden</w:t>
+      </w:r>
+    </w:p>
+    <w:p>
+      <w:pPr>
+        <w:pStyle w:val="ListParagraph"/>
+        <w:numPr>
+          <w:ilvl w:val="0"/>
+          <w:numId w:val="2"/>
+        </w:numPr>
+      </w:pPr>
+      <w:r>
         <w:t xml:space="preserve">Verander de </w:t>
       </w:r>
-      <w:proofErr w:type="spellStart"/>
-      <w:r>
-        <w:t>stitches</w:t>
-      </w:r>
-      <w:proofErr w:type="spellEnd"/>
+      <w:r>
+        <w:rPr>
+          <w:i/>
+          <w:iCs/>
+        </w:rPr>
+        <w:t>Aantal Steken</w:t>
+      </w:r>
       <w:r>
         <w:t xml:space="preserve"> met 2</w:t>
       </w:r>
     </w:p>
+    <w:p>
+      <w:pPr>
+        <w:rPr>
+          <w:b/>
+          <w:bCs/>
+        </w:rPr>
+      </w:pPr>
+    </w:p>
+    <w:p>
+      <w:pPr>
+        <w:rPr>
+          <w:b/>
+          <w:bCs/>
+        </w:rPr>
+      </w:pPr>
+      <w:r>
+        <w:rPr>
+          <w:b/>
+          <w:bCs/>
+        </w:rPr>
+        <w:br w:type="page"/>
+      </w:r>
+    </w:p>
+    <w:p/>
     <w:tbl>
       <w:tblPr>
         <w:tblStyle w:val="TableGrid"/>
@@ -4737,7 +8626,7 @@
                           </pic:cNvPicPr>
                         </pic:nvPicPr>
                         <pic:blipFill>
-                          <a:blip r:embed="rId11">
+                          <a:blip r:embed="rId36">
                             <a:extLst>
                               <a:ext uri="{28A0092B-C50C-407E-A947-70E740481C1C}">
                                 <a14:useLocalDpi xmlns:a14="http://schemas.microsoft.com/office/drawing/2010/main" val="0"/>
@@ -4842,7 +8731,7 @@
                           <pic:cNvPicPr/>
                         </pic:nvPicPr>
                         <pic:blipFill rotWithShape="1">
-                          <a:blip r:embed="rId27">
+                          <a:blip r:embed="rId37">
                             <a:extLst>
                               <a:ext uri="{28A0092B-C50C-407E-A947-70E740481C1C}">
                                 <a14:useLocalDpi xmlns:a14="http://schemas.microsoft.com/office/drawing/2010/main" val="0"/>
@@ -4954,7 +8843,7 @@
                           <pic:cNvPicPr/>
                         </pic:nvPicPr>
                         <pic:blipFill rotWithShape="1">
-                          <a:blip r:embed="rId28" cstate="print">
+                          <a:blip r:embed="rId38" cstate="print">
                             <a:extLst>
                               <a:ext uri="{28A0092B-C50C-407E-A947-70E740481C1C}">
                                 <a14:useLocalDpi xmlns:a14="http://schemas.microsoft.com/office/drawing/2010/main" val="0"/>
@@ -5067,7 +8956,7 @@
                           <pic:cNvPicPr/>
                         </pic:nvPicPr>
                         <pic:blipFill>
-                          <a:blip r:embed="rId29">
+                          <a:blip r:embed="rId39">
                             <a:extLst>
                               <a:ext uri="{28A0092B-C50C-407E-A947-70E740481C1C}">
                                 <a14:useLocalDpi xmlns:a14="http://schemas.microsoft.com/office/drawing/2010/main" val="0"/>
@@ -5195,7 +9084,7 @@
                           <pic:cNvPicPr/>
                         </pic:nvPicPr>
                         <pic:blipFill>
-                          <a:blip r:embed="rId30">
+                          <a:blip r:embed="rId40">
                             <a:extLst>
                               <a:ext uri="{28A0092B-C50C-407E-A947-70E740481C1C}">
                                 <a14:useLocalDpi xmlns:a14="http://schemas.microsoft.com/office/drawing/2010/main" val="0"/>
@@ -5264,7 +9153,13 @@
               </w:rPr>
             </w:pPr>
             <w:r>
-              <w:t xml:space="preserve">Als je hem laat borduren, moet hij extra op een usb gezet worden als </w:t>
+              <w:t xml:space="preserve">Als je hem laat borduren, moet hij extra op een usb </w:t>
+            </w:r>
+            <w:r>
+              <w:t xml:space="preserve">stick </w:t>
+            </w:r>
+            <w:r>
+              <w:t xml:space="preserve">gezet worden als </w:t>
             </w:r>
             <w:r>
               <w:rPr>
@@ -5334,7 +9229,7 @@
                           <pic:cNvPicPr/>
                         </pic:nvPicPr>
                         <pic:blipFill>
-                          <a:blip r:embed="rId31">
+                          <a:blip r:embed="rId41">
                             <a:extLst>
                               <a:ext uri="{28A0092B-C50C-407E-A947-70E740481C1C}">
                                 <a14:useLocalDpi xmlns:a14="http://schemas.microsoft.com/office/drawing/2010/main" val="0"/>
@@ -5431,79 +9326,16 @@
         </w:tc>
       </w:tr>
     </w:tbl>
-    <w:p/>
     <w:p>
       <w:pPr>
         <w:sectPr>
-          <w:headerReference w:type="default" r:id="rId32"/>
-          <w:footerReference w:type="default" r:id="rId33"/>
+          <w:footerReference w:type="default" r:id="rId42"/>
           <w:pgSz w:w="16838" w:h="11906" w:orient="landscape"/>
-          <w:pgMar w:top="1135" w:right="536" w:bottom="1276" w:left="1417" w:header="708" w:footer="708" w:gutter="0"/>
+          <w:pgMar w:top="1134" w:right="794" w:bottom="851" w:left="1191" w:header="709" w:footer="709" w:gutter="0"/>
           <w:cols w:space="708"/>
           <w:docGrid w:linePitch="360"/>
         </w:sectPr>
       </w:pPr>
-      <w:r>
-        <w:rPr>
-          <w:noProof/>
-        </w:rPr>
-        <w:lastRenderedPageBreak/>
-        <w:drawing>
-          <wp:anchor distT="0" distB="0" distL="114300" distR="114300" simplePos="0" relativeHeight="251746304" behindDoc="0" locked="0" layoutInCell="1" allowOverlap="1" wp14:anchorId="3D0AACE1" wp14:editId="62D58346">
-            <wp:simplePos x="0" y="0"/>
-            <wp:positionH relativeFrom="column">
-              <wp:posOffset>-548140</wp:posOffset>
-            </wp:positionH>
-            <wp:positionV relativeFrom="paragraph">
-              <wp:posOffset>514</wp:posOffset>
-            </wp:positionV>
-            <wp:extent cx="10029190" cy="5885180"/>
-            <wp:effectExtent l="0" t="0" r="0" b="1270"/>
-            <wp:wrapSquare wrapText="bothSides"/>
-            <wp:docPr id="1261692670" name="Afbeelding 1" descr="Afbeelding met tekst, schermopname, lijn, diagram&#10;&#10;Automatisch gegenereerde beschrijving"/>
-            <wp:cNvGraphicFramePr>
-              <a:graphicFrameLocks xmlns:a="http://schemas.openxmlformats.org/drawingml/2006/main" noChangeAspect="1"/>
-            </wp:cNvGraphicFramePr>
-            <a:graphic xmlns:a="http://schemas.openxmlformats.org/drawingml/2006/main">
-              <a:graphicData uri="http://schemas.openxmlformats.org/drawingml/2006/picture">
-                <pic:pic xmlns:pic="http://schemas.openxmlformats.org/drawingml/2006/picture">
-                  <pic:nvPicPr>
-                    <pic:cNvPr id="1261692670" name="Afbeelding 1" descr="Afbeelding met tekst, schermopname, lijn, diagram&#10;&#10;Automatisch gegenereerde beschrijving"/>
-                    <pic:cNvPicPr/>
-                  </pic:nvPicPr>
-                  <pic:blipFill>
-                    <a:blip r:embed="rId34">
-                      <a:extLst>
-                        <a:ext uri="{28A0092B-C50C-407E-A947-70E740481C1C}">
-                          <a14:useLocalDpi xmlns:a14="http://schemas.microsoft.com/office/drawing/2010/main" val="0"/>
-                        </a:ext>
-                      </a:extLst>
-                    </a:blip>
-                    <a:stretch>
-                      <a:fillRect/>
-                    </a:stretch>
-                  </pic:blipFill>
-                  <pic:spPr>
-                    <a:xfrm>
-                      <a:off x="0" y="0"/>
-                      <a:ext cx="10029190" cy="5885180"/>
-                    </a:xfrm>
-                    <a:prstGeom prst="rect">
-                      <a:avLst/>
-                    </a:prstGeom>
-                  </pic:spPr>
-                </pic:pic>
-              </a:graphicData>
-            </a:graphic>
-            <wp14:sizeRelH relativeFrom="margin">
-              <wp14:pctWidth>0</wp14:pctWidth>
-            </wp14:sizeRelH>
-            <wp14:sizeRelV relativeFrom="margin">
-              <wp14:pctHeight>0</wp14:pctHeight>
-            </wp14:sizeRelV>
-          </wp:anchor>
-        </w:drawing>
-      </w:r>
     </w:p>
     <w:p>
       <w:pPr>
@@ -5515,7 +9347,7 @@
     </w:p>
     <w:sectPr>
       <w:pgSz w:w="11906" w:h="16838"/>
-      <w:pgMar w:top="536" w:right="1276" w:bottom="1417" w:left="1135" w:header="708" w:footer="708" w:gutter="0"/>
+      <w:pgMar w:top="536" w:right="794" w:bottom="1417" w:left="1191" w:header="708" w:footer="708" w:gutter="0"/>
       <w:cols w:space="708"/>
       <w:docGrid w:linePitch="360"/>
     </w:sectPr>
@@ -5573,7 +9405,17 @@
           <w:p>
             <w:pPr>
               <w:pStyle w:val="Footer"/>
+              <w:tabs>
+                <w:tab w:val="clear" w:pos="4536"/>
+                <w:tab w:val="clear" w:pos="9072"/>
+                <w:tab w:val="center" w:pos="7371"/>
+                <w:tab w:val="right" w:pos="14459"/>
+              </w:tabs>
               <w:ind w:left="-851"/>
+              <w:rPr>
+                <w:b/>
+                <w:bCs/>
+              </w:rPr>
             </w:pPr>
             <w:r>
               <w:t xml:space="preserve">Pagina </w:t>
@@ -5665,7 +9507,7 @@
                 <w:b/>
                 <w:bCs/>
               </w:rPr>
-              <w:t xml:space="preserve">                 Weekendschool - Pauline Maas &amp; Hans de Jong</w:t>
+              <w:t>Weekendschool - Pauline Maas &amp; Hans de Jong</w:t>
             </w:r>
             <w:r>
               <w:rPr>
@@ -5679,50 +9521,56 @@
                 <w:b/>
                 <w:bCs/>
               </w:rPr>
+              <w:fldChar w:fldCharType="begin"/>
+            </w:r>
+            <w:r>
+              <w:rPr>
+                <w:b/>
+                <w:bCs/>
+              </w:rPr>
+              <w:instrText xml:space="preserve"> TIME \@ "d MMMM yyyy" </w:instrText>
+            </w:r>
+            <w:r>
+              <w:rPr>
+                <w:b/>
+                <w:bCs/>
+              </w:rPr>
+              <w:fldChar w:fldCharType="separate"/>
+            </w:r>
+            <w:r>
+              <w:rPr>
+                <w:b/>
+                <w:bCs/>
+                <w:noProof/>
+              </w:rPr>
+              <w:t>3 december 2025</w:t>
+            </w:r>
+            <w:r>
+              <w:rPr>
+                <w:b/>
+                <w:bCs/>
+              </w:rPr>
+              <w:fldChar w:fldCharType="end"/>
+            </w:r>
+          </w:p>
+          <w:p>
+            <w:pPr>
+              <w:pStyle w:val="Footer"/>
+              <w:tabs>
+                <w:tab w:val="clear" w:pos="4536"/>
+                <w:tab w:val="clear" w:pos="9072"/>
+                <w:tab w:val="center" w:pos="7371"/>
+                <w:tab w:val="right" w:pos="14459"/>
+              </w:tabs>
+              <w:ind w:left="-851"/>
+            </w:pPr>
+            <w:r>
+              <w:rPr>
+                <w:b/>
+                <w:bCs/>
+              </w:rPr>
               <w:tab/>
-            </w:r>
-            <w:r>
-              <w:rPr>
-                <w:b/>
-                <w:bCs/>
-              </w:rPr>
-              <w:tab/>
-            </w:r>
-            <w:r>
-              <w:rPr>
-                <w:b/>
-                <w:bCs/>
-              </w:rPr>
-              <w:fldChar w:fldCharType="begin"/>
-            </w:r>
-            <w:r>
-              <w:rPr>
-                <w:b/>
-                <w:bCs/>
-              </w:rPr>
-              <w:instrText xml:space="preserve"> TIME \@ "d MMMM yyyy" </w:instrText>
-            </w:r>
-            <w:r>
-              <w:rPr>
-                <w:b/>
-                <w:bCs/>
-              </w:rPr>
-              <w:fldChar w:fldCharType="separate"/>
-            </w:r>
-            <w:r>
-              <w:rPr>
-                <w:b/>
-                <w:bCs/>
-                <w:noProof/>
-              </w:rPr>
-              <w:t>28 november 2025</w:t>
-            </w:r>
-            <w:r>
-              <w:rPr>
-                <w:b/>
-                <w:bCs/>
-              </w:rPr>
-              <w:fldChar w:fldCharType="end"/>
+              <w:t>Leerlingenhandleiding Borduren v0.1</w:t>
             </w:r>
           </w:p>
         </w:sdtContent>
@@ -5762,50 +9610,98 @@
 </w:footnotes>
 </file>
 
-<file path=word/header1.xml><?xml version="1.0" encoding="utf-8"?>
-<w:hdr xmlns:wpc="http://schemas.microsoft.com/office/word/2010/wordprocessingCanvas" xmlns:cx="http://schemas.microsoft.com/office/drawing/2014/chartex" xmlns:cx1="http://schemas.microsoft.com/office/drawing/2015/9/8/chartex" xmlns:cx2="http://schemas.microsoft.com/office/drawing/2015/10/21/chartex" xmlns:cx3="http://schemas.microsoft.com/office/drawing/2016/5/9/chartex" xmlns:cx4="http://schemas.microsoft.com/office/drawing/2016/5/10/chartex" xmlns:cx5="http://schemas.microsoft.com/office/drawing/2016/5/11/chartex" xmlns:cx6="http://schemas.microsoft.com/office/drawing/2016/5/12/chartex" xmlns:cx7="http://schemas.microsoft.com/office/drawing/2016/5/13/chartex" xmlns:cx8="http://schemas.microsoft.com/office/drawing/2016/5/14/chartex" xmlns:mc="http://schemas.openxmlformats.org/markup-compatibility/2006" xmlns:aink="http://schemas.microsoft.com/office/drawing/2016/ink" xmlns:am3d="http://schemas.microsoft.com/office/drawing/2017/model3d" xmlns:o="urn:schemas-microsoft-com:office:office" xmlns:oel="http://schemas.microsoft.com/office/2019/extlst" xmlns:r="http://schemas.openxmlformats.org/officeDocument/2006/relationships" xmlns:m="http://schemas.openxmlformats.org/officeDocument/2006/math" xmlns:v="urn:schemas-microsoft-com:vml" xmlns:wp14="http://schemas.microsoft.com/office/word/2010/wordprocessingDrawing" xmlns:wp="http://schemas.openxmlformats.org/drawingml/2006/wordprocessingDrawing" xmlns:w10="urn:schemas-microsoft-com:office:word" xmlns:w="http://schemas.openxmlformats.org/wordprocessingml/2006/main" xmlns:w14="http://schemas.microsoft.com/office/word/2010/wordml" xmlns:w15="http://schemas.microsoft.com/office/word/2012/wordml" xmlns:w16cex="http://schemas.microsoft.com/office/word/2018/wordml/cex" xmlns:w16cid="http://schemas.microsoft.com/office/word/2016/wordml/cid" xmlns:w16="http://schemas.microsoft.com/office/word/2018/wordml" xmlns:w16du="http://schemas.microsoft.com/office/word/2023/wordml/word16du" xmlns:w16sdtdh="http://schemas.microsoft.com/office/word/2020/wordml/sdtdatahash" xmlns:w16sdtfl="http://schemas.microsoft.com/office/word/2024/wordml/sdtformatlock" xmlns:w16se="http://schemas.microsoft.com/office/word/2015/wordml/symex" xmlns:wpg="http://schemas.microsoft.com/office/word/2010/wordprocessingGroup" xmlns:wpi="http://schemas.microsoft.com/office/word/2010/wordprocessingInk" xmlns:wne="http://schemas.microsoft.com/office/word/2006/wordml" xmlns:wps="http://schemas.microsoft.com/office/word/2010/wordprocessingShape" mc:Ignorable="w14 w15 w16se w16cid w16 w16cex w16sdtdh w16sdtfl w16du wp14">
-  <w:p>
-    <w:pPr>
-      <w:pStyle w:val="Header"/>
-      <w:ind w:left="-851"/>
-      <w:rPr>
-        <w:b/>
-        <w:bCs/>
-      </w:rPr>
-    </w:pPr>
-    <w:r>
-      <w:rPr>
-        <w:b/>
-        <w:bCs/>
-      </w:rPr>
-      <w:t>TurtleStitch Lesmateriaal</w:t>
-    </w:r>
-    <w:r>
-      <w:rPr>
-        <w:b/>
-        <w:bCs/>
-      </w:rPr>
-      <w:t xml:space="preserve"> - </w:t>
-    </w:r>
-    <w:r>
-      <w:rPr>
-        <w:b/>
-        <w:bCs/>
-      </w:rPr>
-      <w:t xml:space="preserve">Programmeer je borduurwerk – Leerlingen handleiding    </w:t>
-    </w:r>
-  </w:p>
-  <w:p>
-    <w:pPr>
-      <w:pStyle w:val="Header"/>
-    </w:pPr>
-  </w:p>
-</w:hdr>
-</file>
-
 <file path=word/numbering.xml><?xml version="1.0" encoding="utf-8"?>
 <w:numbering xmlns:wpc="http://schemas.microsoft.com/office/word/2010/wordprocessingCanvas" xmlns:cx="http://schemas.microsoft.com/office/drawing/2014/chartex" xmlns:cx1="http://schemas.microsoft.com/office/drawing/2015/9/8/chartex" xmlns:cx2="http://schemas.microsoft.com/office/drawing/2015/10/21/chartex" xmlns:cx3="http://schemas.microsoft.com/office/drawing/2016/5/9/chartex" xmlns:cx4="http://schemas.microsoft.com/office/drawing/2016/5/10/chartex" xmlns:cx5="http://schemas.microsoft.com/office/drawing/2016/5/11/chartex" xmlns:cx6="http://schemas.microsoft.com/office/drawing/2016/5/12/chartex" xmlns:cx7="http://schemas.microsoft.com/office/drawing/2016/5/13/chartex" xmlns:cx8="http://schemas.microsoft.com/office/drawing/2016/5/14/chartex" xmlns:mc="http://schemas.openxmlformats.org/markup-compatibility/2006" xmlns:aink="http://schemas.microsoft.com/office/drawing/2016/ink" xmlns:am3d="http://schemas.microsoft.com/office/drawing/2017/model3d" xmlns:o="urn:schemas-microsoft-com:office:office" xmlns:oel="http://schemas.microsoft.com/office/2019/extlst" xmlns:r="http://schemas.openxmlformats.org/officeDocument/2006/relationships" xmlns:m="http://schemas.openxmlformats.org/officeDocument/2006/math" xmlns:v="urn:schemas-microsoft-com:vml" xmlns:wp14="http://schemas.microsoft.com/office/word/2010/wordprocessingDrawing" xmlns:wp="http://schemas.openxmlformats.org/drawingml/2006/wordprocessingDrawing" xmlns:w10="urn:schemas-microsoft-com:office:word" xmlns:w="http://schemas.openxmlformats.org/wordprocessingml/2006/main" xmlns:w14="http://schemas.microsoft.com/office/word/2010/wordml" xmlns:w15="http://schemas.microsoft.com/office/word/2012/wordml" xmlns:w16cex="http://schemas.microsoft.com/office/word/2018/wordml/cex" xmlns:w16cid="http://schemas.microsoft.com/office/word/2016/wordml/cid" xmlns:w16="http://schemas.microsoft.com/office/word/2018/wordml" xmlns:w16du="http://schemas.microsoft.com/office/word/2023/wordml/word16du" xmlns:w16sdtdh="http://schemas.microsoft.com/office/word/2020/wordml/sdtdatahash" xmlns:w16sdtfl="http://schemas.microsoft.com/office/word/2024/wordml/sdtformatlock" xmlns:w16se="http://schemas.microsoft.com/office/word/2015/wordml/symex" xmlns:wpg="http://schemas.microsoft.com/office/word/2010/wordprocessingGroup" xmlns:wpi="http://schemas.microsoft.com/office/word/2010/wordprocessingInk" xmlns:wne="http://schemas.microsoft.com/office/word/2006/wordml" xmlns:wps="http://schemas.microsoft.com/office/word/2010/wordprocessingShape" mc:Ignorable="w14 w15 w16se w16cid w16 w16cex w16sdtdh w16sdtfl w16du wp14">
   <w:abstractNum w:abstractNumId="0" w15:restartNumberingAfterBreak="0">
+    <w:nsid w:val="02A05AB4"/>
+    <w:multiLevelType w:val="hybridMultilevel"/>
+    <w:tmpl w:val="CA6C45B2"/>
+    <w:lvl w:ilvl="0" w:tplc="0413000F">
+      <w:start w:val="1"/>
+      <w:numFmt w:val="decimal"/>
+      <w:lvlText w:val="%1."/>
+      <w:lvlJc w:val="left"/>
+      <w:pPr>
+        <w:ind w:left="720" w:hanging="360"/>
+      </w:pPr>
+      <w:rPr>
+        <w:rFonts w:hint="default"/>
+      </w:rPr>
+    </w:lvl>
+    <w:lvl w:ilvl="1" w:tplc="04130019" w:tentative="1">
+      <w:start w:val="1"/>
+      <w:numFmt w:val="lowerLetter"/>
+      <w:lvlText w:val="%2."/>
+      <w:lvlJc w:val="left"/>
+      <w:pPr>
+        <w:ind w:left="1440" w:hanging="360"/>
+      </w:pPr>
+    </w:lvl>
+    <w:lvl w:ilvl="2" w:tplc="0413001B" w:tentative="1">
+      <w:start w:val="1"/>
+      <w:numFmt w:val="lowerRoman"/>
+      <w:lvlText w:val="%3."/>
+      <w:lvlJc w:val="right"/>
+      <w:pPr>
+        <w:ind w:left="2160" w:hanging="180"/>
+      </w:pPr>
+    </w:lvl>
+    <w:lvl w:ilvl="3" w:tplc="0413000F" w:tentative="1">
+      <w:start w:val="1"/>
+      <w:numFmt w:val="decimal"/>
+      <w:lvlText w:val="%4."/>
+      <w:lvlJc w:val="left"/>
+      <w:pPr>
+        <w:ind w:left="2880" w:hanging="360"/>
+      </w:pPr>
+    </w:lvl>
+    <w:lvl w:ilvl="4" w:tplc="04130019" w:tentative="1">
+      <w:start w:val="1"/>
+      <w:numFmt w:val="lowerLetter"/>
+      <w:lvlText w:val="%5."/>
+      <w:lvlJc w:val="left"/>
+      <w:pPr>
+        <w:ind w:left="3600" w:hanging="360"/>
+      </w:pPr>
+    </w:lvl>
+    <w:lvl w:ilvl="5" w:tplc="0413001B" w:tentative="1">
+      <w:start w:val="1"/>
+      <w:numFmt w:val="lowerRoman"/>
+      <w:lvlText w:val="%6."/>
+      <w:lvlJc w:val="right"/>
+      <w:pPr>
+        <w:ind w:left="4320" w:hanging="180"/>
+      </w:pPr>
+    </w:lvl>
+    <w:lvl w:ilvl="6" w:tplc="0413000F" w:tentative="1">
+      <w:start w:val="1"/>
+      <w:numFmt w:val="decimal"/>
+      <w:lvlText w:val="%7."/>
+      <w:lvlJc w:val="left"/>
+      <w:pPr>
+        <w:ind w:left="5040" w:hanging="360"/>
+      </w:pPr>
+    </w:lvl>
+    <w:lvl w:ilvl="7" w:tplc="04130019" w:tentative="1">
+      <w:start w:val="1"/>
+      <w:numFmt w:val="lowerLetter"/>
+      <w:lvlText w:val="%8."/>
+      <w:lvlJc w:val="left"/>
+      <w:pPr>
+        <w:ind w:left="5760" w:hanging="360"/>
+      </w:pPr>
+    </w:lvl>
+    <w:lvl w:ilvl="8" w:tplc="0413001B" w:tentative="1">
+      <w:start w:val="1"/>
+      <w:numFmt w:val="lowerRoman"/>
+      <w:lvlText w:val="%9."/>
+      <w:lvlJc w:val="right"/>
+      <w:pPr>
+        <w:ind w:left="6480" w:hanging="180"/>
+      </w:pPr>
+    </w:lvl>
+  </w:abstractNum>
+  <w:abstractNum w:abstractNumId="1" w15:restartNumberingAfterBreak="0">
     <w:nsid w:val="155B7860"/>
     <w:multiLevelType w:val="hybridMultilevel"/>
     <w:tmpl w:val="BA24A812"/>
@@ -5917,7 +9813,7 @@
       </w:rPr>
     </w:lvl>
   </w:abstractNum>
-  <w:abstractNum w:abstractNumId="1" w15:restartNumberingAfterBreak="0">
+  <w:abstractNum w:abstractNumId="2" w15:restartNumberingAfterBreak="0">
     <w:nsid w:val="2B767765"/>
     <w:multiLevelType w:val="hybridMultilevel"/>
     <w:tmpl w:val="566AB108"/>
@@ -6003,7 +9899,7 @@
       </w:pPr>
     </w:lvl>
   </w:abstractNum>
-  <w:abstractNum w:abstractNumId="2" w15:restartNumberingAfterBreak="0">
+  <w:abstractNum w:abstractNumId="3" w15:restartNumberingAfterBreak="0">
     <w:nsid w:val="2EA93A9A"/>
     <w:multiLevelType w:val="hybridMultilevel"/>
     <w:tmpl w:val="C1F2112E"/>
@@ -6116,7 +10012,120 @@
       </w:rPr>
     </w:lvl>
   </w:abstractNum>
-  <w:abstractNum w:abstractNumId="3" w15:restartNumberingAfterBreak="0">
+  <w:abstractNum w:abstractNumId="4" w15:restartNumberingAfterBreak="0">
+    <w:nsid w:val="343C1F77"/>
+    <w:multiLevelType w:val="hybridMultilevel"/>
+    <w:tmpl w:val="87BCA4B6"/>
+    <w:lvl w:ilvl="0" w:tplc="04130001">
+      <w:start w:val="1"/>
+      <w:numFmt w:val="bullet"/>
+      <w:lvlText w:val=""/>
+      <w:lvlJc w:val="left"/>
+      <w:pPr>
+        <w:ind w:left="720" w:hanging="360"/>
+      </w:pPr>
+      <w:rPr>
+        <w:rFonts w:ascii="Symbol" w:hAnsi="Symbol" w:hint="default"/>
+      </w:rPr>
+    </w:lvl>
+    <w:lvl w:ilvl="1" w:tplc="04130003" w:tentative="1">
+      <w:start w:val="1"/>
+      <w:numFmt w:val="bullet"/>
+      <w:lvlText w:val="o"/>
+      <w:lvlJc w:val="left"/>
+      <w:pPr>
+        <w:ind w:left="1440" w:hanging="360"/>
+      </w:pPr>
+      <w:rPr>
+        <w:rFonts w:ascii="Courier New" w:hAnsi="Courier New" w:cs="Courier New" w:hint="default"/>
+      </w:rPr>
+    </w:lvl>
+    <w:lvl w:ilvl="2" w:tplc="04130005" w:tentative="1">
+      <w:start w:val="1"/>
+      <w:numFmt w:val="bullet"/>
+      <w:lvlText w:val=""/>
+      <w:lvlJc w:val="left"/>
+      <w:pPr>
+        <w:ind w:left="2160" w:hanging="360"/>
+      </w:pPr>
+      <w:rPr>
+        <w:rFonts w:ascii="Wingdings" w:hAnsi="Wingdings" w:hint="default"/>
+      </w:rPr>
+    </w:lvl>
+    <w:lvl w:ilvl="3" w:tplc="04130001" w:tentative="1">
+      <w:start w:val="1"/>
+      <w:numFmt w:val="bullet"/>
+      <w:lvlText w:val=""/>
+      <w:lvlJc w:val="left"/>
+      <w:pPr>
+        <w:ind w:left="2880" w:hanging="360"/>
+      </w:pPr>
+      <w:rPr>
+        <w:rFonts w:ascii="Symbol" w:hAnsi="Symbol" w:hint="default"/>
+      </w:rPr>
+    </w:lvl>
+    <w:lvl w:ilvl="4" w:tplc="04130003" w:tentative="1">
+      <w:start w:val="1"/>
+      <w:numFmt w:val="bullet"/>
+      <w:lvlText w:val="o"/>
+      <w:lvlJc w:val="left"/>
+      <w:pPr>
+        <w:ind w:left="3600" w:hanging="360"/>
+      </w:pPr>
+      <w:rPr>
+        <w:rFonts w:ascii="Courier New" w:hAnsi="Courier New" w:cs="Courier New" w:hint="default"/>
+      </w:rPr>
+    </w:lvl>
+    <w:lvl w:ilvl="5" w:tplc="04130005" w:tentative="1">
+      <w:start w:val="1"/>
+      <w:numFmt w:val="bullet"/>
+      <w:lvlText w:val=""/>
+      <w:lvlJc w:val="left"/>
+      <w:pPr>
+        <w:ind w:left="4320" w:hanging="360"/>
+      </w:pPr>
+      <w:rPr>
+        <w:rFonts w:ascii="Wingdings" w:hAnsi="Wingdings" w:hint="default"/>
+      </w:rPr>
+    </w:lvl>
+    <w:lvl w:ilvl="6" w:tplc="04130001" w:tentative="1">
+      <w:start w:val="1"/>
+      <w:numFmt w:val="bullet"/>
+      <w:lvlText w:val=""/>
+      <w:lvlJc w:val="left"/>
+      <w:pPr>
+        <w:ind w:left="5040" w:hanging="360"/>
+      </w:pPr>
+      <w:rPr>
+        <w:rFonts w:ascii="Symbol" w:hAnsi="Symbol" w:hint="default"/>
+      </w:rPr>
+    </w:lvl>
+    <w:lvl w:ilvl="7" w:tplc="04130003" w:tentative="1">
+      <w:start w:val="1"/>
+      <w:numFmt w:val="bullet"/>
+      <w:lvlText w:val="o"/>
+      <w:lvlJc w:val="left"/>
+      <w:pPr>
+        <w:ind w:left="5760" w:hanging="360"/>
+      </w:pPr>
+      <w:rPr>
+        <w:rFonts w:ascii="Courier New" w:hAnsi="Courier New" w:cs="Courier New" w:hint="default"/>
+      </w:rPr>
+    </w:lvl>
+    <w:lvl w:ilvl="8" w:tplc="04130005" w:tentative="1">
+      <w:start w:val="1"/>
+      <w:numFmt w:val="bullet"/>
+      <w:lvlText w:val=""/>
+      <w:lvlJc w:val="left"/>
+      <w:pPr>
+        <w:ind w:left="6480" w:hanging="360"/>
+      </w:pPr>
+      <w:rPr>
+        <w:rFonts w:ascii="Wingdings" w:hAnsi="Wingdings" w:hint="default"/>
+      </w:rPr>
+    </w:lvl>
+  </w:abstractNum>
+  <w:abstractNum w:abstractNumId="5" w15:restartNumberingAfterBreak="0">
     <w:nsid w:val="4DE93A49"/>
     <w:multiLevelType w:val="hybridMultilevel"/>
     <w:tmpl w:val="DDD0F96E"/>
@@ -6228,7 +10237,7 @@
       </w:rPr>
     </w:lvl>
   </w:abstractNum>
-  <w:abstractNum w:abstractNumId="4" w15:restartNumberingAfterBreak="0">
+  <w:abstractNum w:abstractNumId="6" w15:restartNumberingAfterBreak="0">
     <w:nsid w:val="5DD90F59"/>
     <w:multiLevelType w:val="hybridMultilevel"/>
     <w:tmpl w:val="742EA21A"/>
@@ -6342,19 +10351,25 @@
     </w:lvl>
   </w:abstractNum>
   <w:num w:numId="1" w16cid:durableId="1052844068">
-    <w:abstractNumId w:val="4"/>
+    <w:abstractNumId w:val="6"/>
   </w:num>
   <w:num w:numId="2" w16cid:durableId="248928964">
+    <w:abstractNumId w:val="3"/>
+  </w:num>
+  <w:num w:numId="3" w16cid:durableId="2127432339">
+    <w:abstractNumId w:val="5"/>
+  </w:num>
+  <w:num w:numId="4" w16cid:durableId="342124228">
     <w:abstractNumId w:val="2"/>
   </w:num>
-  <w:num w:numId="3" w16cid:durableId="2127432339">
-    <w:abstractNumId w:val="3"/>
-  </w:num>
-  <w:num w:numId="4" w16cid:durableId="342124228">
+  <w:num w:numId="5" w16cid:durableId="2142456506">
     <w:abstractNumId w:val="1"/>
   </w:num>
-  <w:num w:numId="5" w16cid:durableId="2142456506">
+  <w:num w:numId="6" w16cid:durableId="1549680920">
     <w:abstractNumId w:val="0"/>
+  </w:num>
+  <w:num w:numId="7" w16cid:durableId="394547109">
+    <w:abstractNumId w:val="4"/>
   </w:num>
 </w:numbering>
 </file>
@@ -7349,6 +11364,74 @@
       <w:spacing w:after="0" w:line="240" w:lineRule="auto"/>
     </w:pPr>
   </w:style>
+  <w:style w:type="character" w:styleId="CommentReference">
+    <w:name w:val="annotation reference"/>
+    <w:basedOn w:val="DefaultParagraphFont"/>
+    <w:uiPriority w:val="99"/>
+    <w:semiHidden/>
+    <w:unhideWhenUsed/>
+    <w:rsid w:val="004E45B1"/>
+    <w:rPr>
+      <w:sz w:val="16"/>
+      <w:szCs w:val="16"/>
+    </w:rPr>
+  </w:style>
+  <w:style w:type="paragraph" w:styleId="CommentText">
+    <w:name w:val="annotation text"/>
+    <w:basedOn w:val="Normal"/>
+    <w:link w:val="CommentTextChar"/>
+    <w:uiPriority w:val="99"/>
+    <w:semiHidden/>
+    <w:unhideWhenUsed/>
+    <w:rsid w:val="004E45B1"/>
+    <w:pPr>
+      <w:spacing w:line="240" w:lineRule="auto"/>
+    </w:pPr>
+    <w:rPr>
+      <w:sz w:val="20"/>
+      <w:szCs w:val="20"/>
+    </w:rPr>
+  </w:style>
+  <w:style w:type="character" w:customStyle="1" w:styleId="CommentTextChar">
+    <w:name w:val="Comment Text Char"/>
+    <w:basedOn w:val="DefaultParagraphFont"/>
+    <w:link w:val="CommentText"/>
+    <w:uiPriority w:val="99"/>
+    <w:semiHidden/>
+    <w:rsid w:val="004E45B1"/>
+    <w:rPr>
+      <w:sz w:val="20"/>
+      <w:szCs w:val="20"/>
+    </w:rPr>
+  </w:style>
+  <w:style w:type="paragraph" w:styleId="CommentSubject">
+    <w:name w:val="annotation subject"/>
+    <w:basedOn w:val="CommentText"/>
+    <w:next w:val="CommentText"/>
+    <w:link w:val="CommentSubjectChar"/>
+    <w:uiPriority w:val="99"/>
+    <w:semiHidden/>
+    <w:unhideWhenUsed/>
+    <w:rsid w:val="004E45B1"/>
+    <w:rPr>
+      <w:b/>
+      <w:bCs/>
+    </w:rPr>
+  </w:style>
+  <w:style w:type="character" w:customStyle="1" w:styleId="CommentSubjectChar">
+    <w:name w:val="Comment Subject Char"/>
+    <w:basedOn w:val="CommentTextChar"/>
+    <w:link w:val="CommentSubject"/>
+    <w:uiPriority w:val="99"/>
+    <w:semiHidden/>
+    <w:rsid w:val="004E45B1"/>
+    <w:rPr>
+      <w:b/>
+      <w:bCs/>
+      <w:sz w:val="20"/>
+      <w:szCs w:val="20"/>
+    </w:rPr>
+  </w:style>
 </w:styles>
 </file>
 

--- a/Handleidingen/Borduren - leerlingenhandleiding v0.1.docx
+++ b/Handleidingen/Borduren - leerlingenhandleiding v0.1.docx
@@ -629,10 +629,7 @@
                               <w:t>heet</w:t>
                             </w:r>
                             <w:r>
-                              <w:t xml:space="preserve"> </w:t>
-                            </w:r>
-                            <w:r>
-                              <w:t>het speelveld of podium</w:t>
+                              <w:t xml:space="preserve"> het speelveld of podium</w:t>
                             </w:r>
                           </w:p>
                         </w:txbxContent>
@@ -702,7 +699,7 @@
                   <v:h position="#0,#1"/>
                 </v:handles>
               </v:shapetype>
-              <v:shape id="Speech Bubble: Rectangle with Corners Rounded 1" o:spid="_x0000_s1026" type="#_x0000_t62" style="position:absolute;margin-left:478.25pt;margin-top:163.55pt;width:137.75pt;height:42.95pt;z-index:251762688;visibility:visible;mso-wrap-style:square;mso-width-percent:0;mso-height-percent:0;mso-wrap-distance-left:9pt;mso-wrap-distance-top:0;mso-wrap-distance-right:9pt;mso-wrap-distance-bottom:0;mso-position-horizontal:absolute;mso-position-horizontal-relative:text;mso-position-vertical:absolute;mso-position-vertical-relative:text;mso-width-percent:0;mso-height-percent:0;mso-width-relative:margin;mso-height-relative:margin;v-text-anchor:middle" o:gfxdata="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" adj="16452,18808" fillcolor="#156082 [3204]" strokecolor="#030e13 [484]" strokeweight="1pt">
+              <v:shape id="Speech Bubble: Rectangle with Corners Rounded 1" o:spid="_x0000_s1026" type="#_x0000_t62" style="position:absolute;margin-left:478.25pt;margin-top:163.55pt;width:137.75pt;height:42.95pt;z-index:251762688;visibility:visible;mso-wrap-style:square;mso-width-percent:0;mso-height-percent:0;mso-wrap-distance-left:9pt;mso-wrap-distance-top:0;mso-wrap-distance-right:9pt;mso-wrap-distance-bottom:0;mso-position-horizontal:absolute;mso-position-horizontal-relative:text;mso-position-vertical:absolute;mso-position-vertical-relative:text;mso-width-percent:0;mso-height-percent:0;mso-width-relative:margin;mso-height-relative:margin;v-text-anchor:middle" o:gfxdata="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" adj="16452,18808" fillcolor="#156082 [3204]" strokecolor="#030e13 [484]" strokeweight="1pt">
                 <v:textbox>
                   <w:txbxContent>
                     <w:p>
@@ -716,10 +713,7 @@
                         <w:t>heet</w:t>
                       </w:r>
                       <w:r>
-                        <w:t xml:space="preserve"> </w:t>
-                      </w:r>
-                      <w:r>
-                        <w:t>het speelveld of podium</w:t>
+                        <w:t xml:space="preserve"> het speelveld of podium</w:t>
                       </w:r>
                     </w:p>
                   </w:txbxContent>
@@ -814,7 +808,7 @@
           </mc:Choice>
           <mc:Fallback>
             <w:pict>
-              <v:shape w14:anchorId="52D0FBE6" id="_x0000_s1027" type="#_x0000_t62" style="position:absolute;margin-left:421.8pt;margin-top:55.55pt;width:116.8pt;height:27.9pt;z-index:251760640;visibility:visible;mso-wrap-style:square;mso-width-percent:0;mso-height-percent:0;mso-wrap-distance-left:9pt;mso-wrap-distance-top:0;mso-wrap-distance-right:9pt;mso-wrap-distance-bottom:0;mso-position-horizontal:absolute;mso-position-horizontal-relative:text;mso-position-vertical:absolute;mso-position-vertical-relative:text;mso-width-percent:0;mso-height-percent:0;mso-width-relative:margin;mso-height-relative:margin;v-text-anchor:middle" o:gfxdata="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" adj="23706,47992" fillcolor="#156082 [3204]" strokecolor="#030e13 [484]" strokeweight="1pt">
+              <v:shape w14:anchorId="52D0FBE6" id="_x0000_s1027" type="#_x0000_t62" style="position:absolute;margin-left:421.8pt;margin-top:55.55pt;width:116.8pt;height:27.9pt;z-index:251760640;visibility:visible;mso-wrap-style:square;mso-width-percent:0;mso-height-percent:0;mso-wrap-distance-left:9pt;mso-wrap-distance-top:0;mso-wrap-distance-right:9pt;mso-wrap-distance-bottom:0;mso-position-horizontal:absolute;mso-position-horizontal-relative:text;mso-position-vertical:absolute;mso-position-vertical-relative:text;mso-width-percent:0;mso-height-percent:0;mso-width-relative:margin;mso-height-relative:margin;v-text-anchor:middle" o:gfxdata="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" adj="23706,47992" fillcolor="#156082 [3204]" strokecolor="#030e13 [484]" strokeweight="1pt">
                 <v:textbox>
                   <w:txbxContent>
                     <w:p>
@@ -922,7 +916,7 @@
           </mc:Choice>
           <mc:Fallback>
             <w:pict>
-              <v:shape w14:anchorId="133DA357" id="_x0000_s1028" type="#_x0000_t62" style="position:absolute;margin-left:180.05pt;margin-top:30.3pt;width:146.1pt;height:45.65pt;z-index:251756544;visibility:visible;mso-wrap-style:square;mso-width-percent:0;mso-height-percent:0;mso-wrap-distance-left:9pt;mso-wrap-distance-top:0;mso-wrap-distance-right:9pt;mso-wrap-distance-bottom:0;mso-position-horizontal:absolute;mso-position-horizontal-relative:text;mso-position-vertical:absolute;mso-position-vertical-relative:text;mso-width-percent:0;mso-height-percent:0;mso-width-relative:margin;mso-height-relative:margin;v-text-anchor:middle" o:gfxdata="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" adj="-7071,13976" fillcolor="#156082 [3204]" strokecolor="#030e13 [484]" strokeweight="1pt">
+              <v:shape w14:anchorId="133DA357" id="_x0000_s1028" type="#_x0000_t62" style="position:absolute;margin-left:180.05pt;margin-top:30.3pt;width:146.1pt;height:45.65pt;z-index:251756544;visibility:visible;mso-wrap-style:square;mso-width-percent:0;mso-height-percent:0;mso-wrap-distance-left:9pt;mso-wrap-distance-top:0;mso-wrap-distance-right:9pt;mso-wrap-distance-bottom:0;mso-position-horizontal:absolute;mso-position-horizontal-relative:text;mso-position-vertical:absolute;mso-position-vertical-relative:text;mso-width-percent:0;mso-height-percent:0;mso-width-relative:margin;mso-height-relative:margin;v-text-anchor:middle" o:gfxdata="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" adj="-7071,13976" fillcolor="#156082 [3204]" strokecolor="#030e13 [484]" strokeweight="1pt">
                 <v:textbox>
                   <w:txbxContent>
                     <w:p>
@@ -1030,7 +1024,7 @@
           </mc:Choice>
           <mc:Fallback>
             <w:pict>
-              <v:shape w14:anchorId="63C87116" id="_x0000_s1029" type="#_x0000_t62" style="position:absolute;margin-left:233.75pt;margin-top:257.9pt;width:165.2pt;height:65.45pt;z-index:251758592;visibility:visible;mso-wrap-style:square;mso-width-percent:0;mso-height-percent:0;mso-wrap-distance-left:9pt;mso-wrap-distance-top:0;mso-wrap-distance-right:9pt;mso-wrap-distance-bottom:0;mso-position-horizontal:absolute;mso-position-horizontal-relative:text;mso-position-vertical:absolute;mso-position-vertical-relative:text;mso-width-percent:0;mso-height-percent:0;mso-width-relative:margin;mso-height-relative:margin;v-text-anchor:middle" o:gfxdata="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" adj="12319,-48620" fillcolor="#156082 [3204]" strokecolor="#030e13 [484]" strokeweight="1pt">
+              <v:shape w14:anchorId="63C87116" id="_x0000_s1029" type="#_x0000_t62" style="position:absolute;margin-left:233.75pt;margin-top:257.9pt;width:165.2pt;height:65.45pt;z-index:251758592;visibility:visible;mso-wrap-style:square;mso-width-percent:0;mso-height-percent:0;mso-wrap-distance-left:9pt;mso-wrap-distance-top:0;mso-wrap-distance-right:9pt;mso-wrap-distance-bottom:0;mso-position-horizontal:absolute;mso-position-horizontal-relative:text;mso-position-vertical:absolute;mso-position-vertical-relative:text;mso-width-percent:0;mso-height-percent:0;mso-width-relative:margin;mso-height-relative:margin;v-text-anchor:middle" o:gfxdata="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" adj="12319,-48620" fillcolor="#156082 [3204]" strokecolor="#030e13 [484]" strokeweight="1pt">
                 <v:textbox>
                   <w:txbxContent>
                     <w:p>
@@ -1153,7 +1147,7 @@
           </mc:Choice>
           <mc:Fallback>
             <w:pict>
-              <v:shape w14:anchorId="7386C8B3" id="_x0000_s1030" type="#_x0000_t62" style="position:absolute;margin-left:149.95pt;margin-top:160.8pt;width:165.2pt;height:88.45pt;z-index:251754496;visibility:visible;mso-wrap-style:square;mso-width-percent:0;mso-height-percent:0;mso-wrap-distance-left:9pt;mso-wrap-distance-top:0;mso-wrap-distance-right:9pt;mso-wrap-distance-bottom:0;mso-position-horizontal:absolute;mso-position-horizontal-relative:text;mso-position-vertical:absolute;mso-position-vertical-relative:text;mso-width-percent:0;mso-height-percent:0;mso-width-relative:margin;mso-height-relative:margin;v-text-anchor:middle" o:gfxdata="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" adj="10563,-12285" fillcolor="#156082 [3204]" strokecolor="#030e13 [484]" strokeweight="1pt">
+              <v:shape w14:anchorId="7386C8B3" id="_x0000_s1030" type="#_x0000_t62" style="position:absolute;margin-left:149.95pt;margin-top:160.8pt;width:165.2pt;height:88.45pt;z-index:251754496;visibility:visible;mso-wrap-style:square;mso-width-percent:0;mso-height-percent:0;mso-wrap-distance-left:9pt;mso-wrap-distance-top:0;mso-wrap-distance-right:9pt;mso-wrap-distance-bottom:0;mso-position-horizontal:absolute;mso-position-horizontal-relative:text;mso-position-vertical:absolute;mso-position-vertical-relative:text;mso-width-percent:0;mso-height-percent:0;mso-width-relative:margin;mso-height-relative:margin;v-text-anchor:middle" o:gfxdata="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" adj="10563,-12285" fillcolor="#156082 [3204]" strokecolor="#030e13 [484]" strokeweight="1pt">
                 <v:textbox>
                   <w:txbxContent>
                     <w:p>
@@ -1192,6 +1186,9 @@
         </mc:AlternateContent>
       </w:r>
       <w:r>
+        <w:rPr>
+          <w:noProof/>
+        </w:rPr>
         <w:drawing>
           <wp:inline distT="0" distB="0" distL="0" distR="0" wp14:anchorId="13BADA48" wp14:editId="5089E64B">
             <wp:extent cx="8905993" cy="4926842"/>
@@ -1332,7 +1329,7 @@
                 <v:stroke joinstyle="miter"/>
                 <v:path gradientshapeok="t" o:connecttype="rect"/>
               </v:shapetype>
-              <v:shape id="Text Box 3" o:spid="_x0000_s1031" type="#_x0000_t202" style="position:absolute;margin-left:86.55pt;margin-top:258.5pt;width:148.25pt;height:22.95pt;rotation:-90;z-index:251779072;visibility:visible;mso-wrap-style:square;mso-width-percent:0;mso-height-percent:0;mso-wrap-distance-left:9pt;mso-wrap-distance-top:0;mso-wrap-distance-right:9pt;mso-wrap-distance-bottom:0;mso-position-horizontal:absolute;mso-position-horizontal-relative:text;mso-position-vertical:absolute;mso-position-vertical-relative:text;mso-width-percent:0;mso-height-percent:0;mso-width-relative:margin;mso-height-relative:margin;v-text-anchor:top" o:gfxdata="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" filled="f" stroked="f" strokeweight=".5pt">
+              <v:shape id="Text Box 3" o:spid="_x0000_s1031" type="#_x0000_t202" style="position:absolute;margin-left:86.55pt;margin-top:258.5pt;width:148.25pt;height:22.95pt;rotation:-90;z-index:251779072;visibility:visible;mso-wrap-style:square;mso-width-percent:0;mso-height-percent:0;mso-wrap-distance-left:9pt;mso-wrap-distance-top:0;mso-wrap-distance-right:9pt;mso-wrap-distance-bottom:0;mso-position-horizontal:absolute;mso-position-horizontal-relative:text;mso-position-vertical:absolute;mso-position-vertical-relative:text;mso-width-percent:0;mso-height-percent:0;mso-width-relative:margin;mso-height-relative:margin;v-text-anchor:top" o:gfxdata="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" filled="f" stroked="f" strokeweight=".5pt">
                 <v:textbox>
                   <w:txbxContent>
                     <w:p>
@@ -1527,7 +1524,7 @@
                   <v:h position="#0,#1" xrange="0,21600" yrange="0,10800"/>
                 </v:handles>
               </v:shapetype>
-              <v:shape id="Arrow: Right 6" o:spid="_x0000_s1032" type="#_x0000_t13" style="position:absolute;margin-left:206.05pt;margin-top:184.5pt;width:74.7pt;height:35.05pt;rotation:180;z-index:251789312;visibility:visible;mso-wrap-style:square;mso-height-percent:0;mso-wrap-distance-left:9pt;mso-wrap-distance-top:0;mso-wrap-distance-right:9pt;mso-wrap-distance-bottom:0;mso-position-horizontal:absolute;mso-position-horizontal-relative:text;mso-position-vertical:absolute;mso-position-vertical-relative:text;mso-height-percent:0;mso-height-relative:margin;v-text-anchor:middle" o:gfxdata="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" adj="16533" fillcolor="yellow" strokecolor="#030e13 [484]" strokeweight="1pt">
+              <v:shape id="Arrow: Right 6" o:spid="_x0000_s1032" type="#_x0000_t13" style="position:absolute;margin-left:206.05pt;margin-top:184.5pt;width:74.7pt;height:35.05pt;rotation:180;z-index:251789312;visibility:visible;mso-wrap-style:square;mso-height-percent:0;mso-wrap-distance-left:9pt;mso-wrap-distance-top:0;mso-wrap-distance-right:9pt;mso-wrap-distance-bottom:0;mso-position-horizontal:absolute;mso-position-horizontal-relative:text;mso-position-vertical:absolute;mso-position-vertical-relative:text;mso-height-percent:0;mso-height-relative:margin;v-text-anchor:middle" o:gfxdata="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" adj="16533" fillcolor="yellow" strokecolor="#030e13 [484]" strokeweight="1pt">
                 <v:textbox inset="0,0,0,0">
                   <w:txbxContent>
                     <w:p>
@@ -1644,7 +1641,7 @@
           </mc:Choice>
           <mc:Fallback>
             <w:pict>
-              <v:shape w14:anchorId="08B2BAB2" id="_x0000_s1033" type="#_x0000_t13" style="position:absolute;margin-left:280.65pt;margin-top:109.3pt;width:74.7pt;height:35.05pt;rotation:-90;z-index:251787264;visibility:visible;mso-wrap-style:square;mso-height-percent:0;mso-wrap-distance-left:9pt;mso-wrap-distance-top:0;mso-wrap-distance-right:9pt;mso-wrap-distance-bottom:0;mso-position-horizontal:absolute;mso-position-horizontal-relative:text;mso-position-vertical:absolute;mso-position-vertical-relative:text;mso-height-percent:0;mso-height-relative:margin;v-text-anchor:middle" o:gfxdata="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" adj="16533" fillcolor="yellow" strokecolor="#030e13 [484]" strokeweight="1pt">
+              <v:shape w14:anchorId="08B2BAB2" id="_x0000_s1033" type="#_x0000_t13" style="position:absolute;margin-left:280.65pt;margin-top:109.3pt;width:74.7pt;height:35.05pt;rotation:-90;z-index:251787264;visibility:visible;mso-wrap-style:square;mso-height-percent:0;mso-wrap-distance-left:9pt;mso-wrap-distance-top:0;mso-wrap-distance-right:9pt;mso-wrap-distance-bottom:0;mso-position-horizontal:absolute;mso-position-horizontal-relative:text;mso-position-vertical:absolute;mso-position-vertical-relative:text;mso-height-percent:0;mso-height-relative:margin;v-text-anchor:middle" o:gfxdata="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" adj="16533" fillcolor="yellow" strokecolor="#030e13 [484]" strokeweight="1pt">
                 <v:textbox inset="0,0,0,0">
                   <w:txbxContent>
                     <w:p>
@@ -1764,7 +1761,7 @@
           </mc:Choice>
           <mc:Fallback>
             <w:pict>
-              <v:shape w14:anchorId="3A330AB6" id="_x0000_s1034" type="#_x0000_t13" style="position:absolute;margin-left:280.9pt;margin-top:260.4pt;width:74.55pt;height:35.15pt;rotation:90;z-index:251785216;visibility:visible;mso-wrap-style:square;mso-width-percent:0;mso-height-percent:0;mso-wrap-distance-left:9pt;mso-wrap-distance-top:0;mso-wrap-distance-right:9pt;mso-wrap-distance-bottom:0;mso-position-horizontal:absolute;mso-position-horizontal-relative:text;mso-position-vertical:absolute;mso-position-vertical-relative:text;mso-width-percent:0;mso-height-percent:0;mso-width-relative:margin;mso-height-relative:margin;v-text-anchor:middle" o:gfxdata="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" adj="16508" fillcolor="yellow" strokecolor="#030e13 [484]" strokeweight="1pt">
+              <v:shape w14:anchorId="3A330AB6" id="_x0000_s1034" type="#_x0000_t13" style="position:absolute;margin-left:280.9pt;margin-top:260.4pt;width:74.55pt;height:35.15pt;rotation:90;z-index:251785216;visibility:visible;mso-wrap-style:square;mso-width-percent:0;mso-height-percent:0;mso-wrap-distance-left:9pt;mso-wrap-distance-top:0;mso-wrap-distance-right:9pt;mso-wrap-distance-bottom:0;mso-position-horizontal:absolute;mso-position-horizontal-relative:text;mso-position-vertical:absolute;mso-position-vertical-relative:text;mso-width-percent:0;mso-height-percent:0;mso-width-relative:margin;mso-height-relative:margin;v-text-anchor:middle" o:gfxdata="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" adj="16508" fillcolor="yellow" strokecolor="#030e13 [484]" strokeweight="1pt">
                 <v:textbox inset="0,0,0,0">
                   <w:txbxContent>
                     <w:p>
@@ -1927,7 +1924,7 @@
           </mc:Choice>
           <mc:Fallback>
             <w:pict>
-              <v:shape w14:anchorId="761A9C3E" id="_x0000_s1035" type="#_x0000_t202" style="position:absolute;margin-left:253.1pt;margin-top:53.15pt;width:148.3pt;height:22.95pt;z-index:251774976;visibility:visible;mso-wrap-style:square;mso-width-percent:0;mso-height-percent:0;mso-wrap-distance-left:9pt;mso-wrap-distance-top:0;mso-wrap-distance-right:9pt;mso-wrap-distance-bottom:0;mso-position-horizontal:absolute;mso-position-horizontal-relative:text;mso-position-vertical:absolute;mso-position-vertical-relative:text;mso-width-percent:0;mso-height-percent:0;mso-width-relative:margin;mso-height-relative:margin;v-text-anchor:top" o:gfxdata="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" filled="f" stroked="f" strokeweight=".5pt">
+              <v:shape w14:anchorId="761A9C3E" id="_x0000_s1035" type="#_x0000_t202" style="position:absolute;margin-left:253.1pt;margin-top:53.15pt;width:148.3pt;height:22.95pt;z-index:251774976;visibility:visible;mso-wrap-style:square;mso-width-percent:0;mso-height-percent:0;mso-wrap-distance-left:9pt;mso-wrap-distance-top:0;mso-wrap-distance-right:9pt;mso-wrap-distance-bottom:0;mso-position-horizontal:absolute;mso-position-horizontal-relative:text;mso-position-vertical:absolute;mso-position-vertical-relative:text;mso-width-percent:0;mso-height-percent:0;mso-width-relative:margin;mso-height-relative:margin;v-text-anchor:top" o:gfxdata="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" filled="f" stroked="f" strokeweight=".5pt">
                 <v:textbox>
                   <w:txbxContent>
                     <w:p>
@@ -2029,7 +2026,7 @@
           </mc:Choice>
           <mc:Fallback>
             <w:pict>
-              <v:shape w14:anchorId="3DC4D6D7" id="_x0000_s1036" type="#_x0000_t13" style="position:absolute;margin-left:357.85pt;margin-top:183.3pt;width:74.7pt;height:35.05pt;z-index:251783168;visibility:visible;mso-wrap-style:square;mso-height-percent:0;mso-wrap-distance-left:9pt;mso-wrap-distance-top:0;mso-wrap-distance-right:9pt;mso-wrap-distance-bottom:0;mso-position-horizontal:absolute;mso-position-horizontal-relative:text;mso-position-vertical:absolute;mso-position-vertical-relative:text;mso-height-percent:0;mso-height-relative:margin;v-text-anchor:middle" o:gfxdata="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" adj="16533" fillcolor="yellow" strokecolor="#030e13 [484]" strokeweight="1pt">
+              <v:shape w14:anchorId="3DC4D6D7" id="_x0000_s1036" type="#_x0000_t13" style="position:absolute;margin-left:357.85pt;margin-top:183.3pt;width:74.7pt;height:35.05pt;z-index:251783168;visibility:visible;mso-wrap-style:square;mso-height-percent:0;mso-wrap-distance-left:9pt;mso-wrap-distance-top:0;mso-wrap-distance-right:9pt;mso-wrap-distance-bottom:0;mso-position-horizontal:absolute;mso-position-horizontal-relative:text;mso-position-vertical:absolute;mso-position-vertical-relative:text;mso-height-percent:0;mso-height-relative:margin;v-text-anchor:middle" o:gfxdata="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" adj="16533" fillcolor="yellow" strokecolor="#030e13 [484]" strokeweight="1pt">
                 <v:textbox inset="0,0,0,0">
                   <w:txbxContent>
                     <w:p>
@@ -2148,7 +2145,7 @@
           </mc:Choice>
           <mc:Fallback>
             <w:pict>
-              <v:shape w14:anchorId="3D0C7341" id="_x0000_s1037" type="#_x0000_t62" style="position:absolute;margin-left:367.95pt;margin-top:277.3pt;width:124.9pt;height:40.5pt;z-index:251772928;visibility:visible;mso-wrap-style:square;mso-width-percent:0;mso-height-percent:0;mso-wrap-distance-left:9pt;mso-wrap-distance-top:0;mso-wrap-distance-right:9pt;mso-wrap-distance-bottom:0;mso-position-horizontal:absolute;mso-position-horizontal-relative:text;mso-position-vertical:absolute;mso-position-vertical-relative:text;mso-width-percent:0;mso-height-percent:0;mso-width-relative:margin;mso-height-relative:margin;v-text-anchor:middle" o:gfxdata="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" adj="-8402,-40863" fillcolor="#156082 [3204]" strokecolor="#030e13 [484]" strokeweight="1pt">
+              <v:shape w14:anchorId="3D0C7341" id="_x0000_s1037" type="#_x0000_t62" style="position:absolute;margin-left:367.95pt;margin-top:277.3pt;width:124.9pt;height:40.5pt;z-index:251772928;visibility:visible;mso-wrap-style:square;mso-width-percent:0;mso-height-percent:0;mso-wrap-distance-left:9pt;mso-wrap-distance-top:0;mso-wrap-distance-right:9pt;mso-wrap-distance-bottom:0;mso-position-horizontal:absolute;mso-position-horizontal-relative:text;mso-position-vertical:absolute;mso-position-vertical-relative:text;mso-width-percent:0;mso-height-percent:0;mso-width-relative:margin;mso-height-relative:margin;v-text-anchor:middle" o:gfxdata="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" adj="-8402,-40863" fillcolor="#156082 [3204]" strokecolor="#030e13 [484]" strokeweight="1pt">
                 <v:textbox inset="1mm,1mm,1mm,1mm">
                   <w:txbxContent>
                     <w:p>
@@ -2456,13 +2453,7 @@
                               <w:jc w:val="center"/>
                             </w:pPr>
                             <w:r>
-                              <w:t xml:space="preserve">X = -250, Y = </w:t>
-                            </w:r>
-                            <w:r>
-                              <w:t>-</w:t>
-                            </w:r>
-                            <w:r>
-                              <w:t>250</w:t>
+                              <w:t>X = -250, Y = -250</w:t>
                             </w:r>
                           </w:p>
                           <w:p>
@@ -2480,13 +2471,7 @@
                               <w:jc w:val="center"/>
                             </w:pPr>
                             <w:r>
-                              <w:t xml:space="preserve">X = -5 cm, Y = </w:t>
-                            </w:r>
-                            <w:r>
-                              <w:t>-</w:t>
-                            </w:r>
-                            <w:r>
-                              <w:t>5 cm</w:t>
+                              <w:t>X = -5 cm, Y = -5 cm</w:t>
                             </w:r>
                           </w:p>
                         </w:txbxContent>
@@ -2511,7 +2496,7 @@
           </mc:Choice>
           <mc:Fallback>
             <w:pict>
-              <v:shape w14:anchorId="059BA9E5" id="_x0000_s1040" type="#_x0000_t62" style="position:absolute;margin-left:-24.15pt;margin-top:279.6pt;width:124.9pt;height:79.25pt;z-index:251770880;visibility:visible;mso-wrap-style:square;mso-width-percent:0;mso-height-percent:0;mso-wrap-distance-left:9pt;mso-wrap-distance-top:0;mso-wrap-distance-right:9pt;mso-wrap-distance-bottom:0;mso-position-horizontal:absolute;mso-position-horizontal-relative:text;mso-position-vertical:absolute;mso-position-vertical-relative:text;mso-width-percent:0;mso-height-percent:0;mso-width-relative:margin;mso-height-relative:margin;v-text-anchor:middle" o:gfxdata="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" adj="27094,29729" fillcolor="#156082 [3204]" strokecolor="#030e13 [484]" strokeweight="1pt">
+              <v:shape w14:anchorId="059BA9E5" id="_x0000_s1040" type="#_x0000_t62" style="position:absolute;margin-left:-24.15pt;margin-top:279.6pt;width:124.9pt;height:79.25pt;z-index:251770880;visibility:visible;mso-wrap-style:square;mso-width-percent:0;mso-height-percent:0;mso-wrap-distance-left:9pt;mso-wrap-distance-top:0;mso-wrap-distance-right:9pt;mso-wrap-distance-bottom:0;mso-position-horizontal:absolute;mso-position-horizontal-relative:text;mso-position-vertical:absolute;mso-position-vertical-relative:text;mso-width-percent:0;mso-height-percent:0;mso-width-relative:margin;mso-height-relative:margin;v-text-anchor:middle" o:gfxdata="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" adj="27094,29729" fillcolor="#156082 [3204]" strokecolor="#030e13 [484]" strokeweight="1pt">
                 <v:textbox inset="1mm,1mm,1mm,1mm">
                   <w:txbxContent>
                     <w:p>
@@ -2529,13 +2514,7 @@
                         <w:jc w:val="center"/>
                       </w:pPr>
                       <w:r>
-                        <w:t xml:space="preserve">X = -250, Y = </w:t>
-                      </w:r>
-                      <w:r>
-                        <w:t>-</w:t>
-                      </w:r>
-                      <w:r>
-                        <w:t>250</w:t>
+                        <w:t>X = -250, Y = -250</w:t>
                       </w:r>
                     </w:p>
                     <w:p>
@@ -2553,13 +2532,7 @@
                         <w:jc w:val="center"/>
                       </w:pPr>
                       <w:r>
-                        <w:t xml:space="preserve">X = -5 cm, Y = </w:t>
-                      </w:r>
-                      <w:r>
-                        <w:t>-</w:t>
-                      </w:r>
-                      <w:r>
-                        <w:t>5 cm</w:t>
+                        <w:t>X = -5 cm, Y = -5 cm</w:t>
                       </w:r>
                     </w:p>
                   </w:txbxContent>
@@ -2639,13 +2612,7 @@
                               <w:jc w:val="center"/>
                             </w:pPr>
                             <w:r>
-                              <w:t xml:space="preserve">X = 250, Y = </w:t>
-                            </w:r>
-                            <w:r>
-                              <w:t>-</w:t>
-                            </w:r>
-                            <w:r>
-                              <w:t>250</w:t>
+                              <w:t>X = 250, Y = -250</w:t>
                             </w:r>
                           </w:p>
                           <w:p>
@@ -2663,13 +2630,7 @@
                               <w:jc w:val="center"/>
                             </w:pPr>
                             <w:r>
-                              <w:t xml:space="preserve">X = 5 cm, Y = </w:t>
-                            </w:r>
-                            <w:r>
-                              <w:t>-</w:t>
-                            </w:r>
-                            <w:r>
-                              <w:t>5 cm</w:t>
+                              <w:t>X = 5 cm, Y = -5 cm</w:t>
                             </w:r>
                           </w:p>
                         </w:txbxContent>
@@ -2694,7 +2655,7 @@
           </mc:Choice>
           <mc:Fallback>
             <w:pict>
-              <v:shape w14:anchorId="560B75B9" id="_x0000_s1041" type="#_x0000_t62" style="position:absolute;margin-left:544.2pt;margin-top:279.6pt;width:124.9pt;height:79.25pt;z-index:251768832;visibility:visible;mso-wrap-style:square;mso-width-percent:0;mso-height-percent:0;mso-wrap-distance-left:9pt;mso-wrap-distance-top:0;mso-wrap-distance-right:9pt;mso-wrap-distance-bottom:0;mso-position-horizontal:absolute;mso-position-horizontal-relative:text;mso-position-vertical:absolute;mso-position-vertical-relative:text;mso-width-percent:0;mso-height-percent:0;mso-width-relative:margin;mso-height-relative:margin;v-text-anchor:middle" o:gfxdata="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" adj="-6636,29730" fillcolor="#156082 [3204]" strokecolor="#030e13 [484]" strokeweight="1pt">
+              <v:shape w14:anchorId="560B75B9" id="_x0000_s1041" type="#_x0000_t62" style="position:absolute;margin-left:544.2pt;margin-top:279.6pt;width:124.9pt;height:79.25pt;z-index:251768832;visibility:visible;mso-wrap-style:square;mso-width-percent:0;mso-height-percent:0;mso-wrap-distance-left:9pt;mso-wrap-distance-top:0;mso-wrap-distance-right:9pt;mso-wrap-distance-bottom:0;mso-position-horizontal:absolute;mso-position-horizontal-relative:text;mso-position-vertical:absolute;mso-position-vertical-relative:text;mso-width-percent:0;mso-height-percent:0;mso-width-relative:margin;mso-height-relative:margin;v-text-anchor:middle" o:gfxdata="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" adj="-6636,29730" fillcolor="#156082 [3204]" strokecolor="#030e13 [484]" strokeweight="1pt">
                 <v:textbox inset="1mm,1mm,1mm,1mm">
                   <w:txbxContent>
                     <w:p>
@@ -2712,13 +2673,7 @@
                         <w:jc w:val="center"/>
                       </w:pPr>
                       <w:r>
-                        <w:t xml:space="preserve">X = 250, Y = </w:t>
-                      </w:r>
-                      <w:r>
-                        <w:t>-</w:t>
-                      </w:r>
-                      <w:r>
-                        <w:t>250</w:t>
+                        <w:t>X = 250, Y = -250</w:t>
                       </w:r>
                     </w:p>
                     <w:p>
@@ -2736,13 +2691,7 @@
                         <w:jc w:val="center"/>
                       </w:pPr>
                       <w:r>
-                        <w:t xml:space="preserve">X = 5 cm, Y = </w:t>
-                      </w:r>
-                      <w:r>
-                        <w:t>-</w:t>
-                      </w:r>
-                      <w:r>
-                        <w:t>5 cm</w:t>
+                        <w:t>X = 5 cm, Y = -5 cm</w:t>
                       </w:r>
                     </w:p>
                   </w:txbxContent>
@@ -2865,7 +2814,7 @@
           </mc:Choice>
           <mc:Fallback>
             <w:pict>
-              <v:shape w14:anchorId="3C866BB5" id="_x0000_s1042" type="#_x0000_t62" style="position:absolute;margin-left:543.8pt;margin-top:46.2pt;width:124.9pt;height:79.25pt;z-index:251766784;visibility:visible;mso-wrap-style:square;mso-width-percent:0;mso-height-percent:0;mso-wrap-distance-left:9pt;mso-wrap-distance-top:0;mso-wrap-distance-right:9pt;mso-wrap-distance-bottom:0;mso-position-horizontal:absolute;mso-position-horizontal-relative:text;mso-position-vertical:absolute;mso-position-vertical-relative:text;mso-width-percent:0;mso-height-percent:0;mso-width-relative:margin;mso-height-relative:margin;v-text-anchor:middle" o:gfxdata="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" adj="-6637,-7908" fillcolor="#156082 [3204]" strokecolor="#030e13 [484]" strokeweight="1pt">
+              <v:shape w14:anchorId="3C866BB5" id="_x0000_s1042" type="#_x0000_t62" style="position:absolute;margin-left:543.8pt;margin-top:46.2pt;width:124.9pt;height:79.25pt;z-index:251766784;visibility:visible;mso-wrap-style:square;mso-width-percent:0;mso-height-percent:0;mso-wrap-distance-left:9pt;mso-wrap-distance-top:0;mso-wrap-distance-right:9pt;mso-wrap-distance-bottom:0;mso-position-horizontal:absolute;mso-position-horizontal-relative:text;mso-position-vertical:absolute;mso-position-vertical-relative:text;mso-width-percent:0;mso-height-percent:0;mso-width-relative:margin;mso-height-relative:margin;v-text-anchor:middle" o:gfxdata="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" adj="-6637,-7908" fillcolor="#156082 [3204]" strokecolor="#030e13 [484]" strokeweight="1pt">
                 <v:textbox inset="1mm,1mm,1mm,1mm">
                   <w:txbxContent>
                     <w:p>
@@ -3048,7 +2997,7 @@
           </mc:Choice>
           <mc:Fallback>
             <w:pict>
-              <v:shape w14:anchorId="036A3DD1" id="_x0000_s1043" type="#_x0000_t62" style="position:absolute;margin-left:-24.15pt;margin-top:53.05pt;width:124.9pt;height:79.25pt;z-index:251764736;visibility:visible;mso-wrap-style:square;mso-width-percent:0;mso-height-percent:0;mso-wrap-distance-left:9pt;mso-wrap-distance-top:0;mso-wrap-distance-right:9pt;mso-wrap-distance-bottom:0;mso-position-horizontal:absolute;mso-position-horizontal-relative:text;mso-position-vertical:absolute;mso-position-vertical-relative:text;mso-width-percent:0;mso-height-percent:0;mso-width-relative:margin;mso-height-relative:margin;v-text-anchor:middle" o:gfxdata="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" adj="27280,-9958" fillcolor="#156082 [3204]" strokecolor="#030e13 [484]" strokeweight="1pt">
+              <v:shape w14:anchorId="036A3DD1" id="_x0000_s1043" type="#_x0000_t62" style="position:absolute;margin-left:-24.15pt;margin-top:53.05pt;width:124.9pt;height:79.25pt;z-index:251764736;visibility:visible;mso-wrap-style:square;mso-width-percent:0;mso-height-percent:0;mso-wrap-distance-left:9pt;mso-wrap-distance-top:0;mso-wrap-distance-right:9pt;mso-wrap-distance-bottom:0;mso-position-horizontal:absolute;mso-position-horizontal-relative:text;mso-position-vertical:absolute;mso-position-vertical-relative:text;mso-width-percent:0;mso-height-percent:0;mso-width-relative:margin;mso-height-relative:margin;v-text-anchor:middle" o:gfxdata="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" adj="27280,-9958" fillcolor="#156082 [3204]" strokecolor="#030e13 [484]" strokeweight="1pt">
                 <v:textbox inset="1mm,1mm,1mm,1mm">
                   <w:txbxContent>
                     <w:p>
@@ -3122,6 +3071,9 @@
         <w:t xml:space="preserve">                                     </w:t>
       </w:r>
       <w:r>
+        <w:rPr>
+          <w:noProof/>
+        </w:rPr>
         <w:drawing>
           <wp:inline distT="0" distB="0" distL="0" distR="0" wp14:anchorId="0EC9593F" wp14:editId="0F3BF8BA">
             <wp:extent cx="5595326" cy="5076639"/>
@@ -3625,6 +3577,9 @@
         <w:pStyle w:val="ListParagraph"/>
       </w:pPr>
       <w:r>
+        <w:rPr>
+          <w:noProof/>
+        </w:rPr>
         <w:drawing>
           <wp:inline distT="0" distB="0" distL="0" distR="0" wp14:anchorId="3A369B4F" wp14:editId="5BF0F1E6">
             <wp:extent cx="962159" cy="276264"/>
@@ -3671,6 +3626,9 @@
         <w:t xml:space="preserve">        </w:t>
       </w:r>
       <w:r>
+        <w:rPr>
+          <w:noProof/>
+        </w:rPr>
         <w:drawing>
           <wp:inline distT="0" distB="0" distL="0" distR="0" wp14:anchorId="53268B02" wp14:editId="08AFAC8A">
             <wp:extent cx="457264" cy="285790"/>
@@ -3950,6 +3908,7 @@
               <w:rPr>
                 <w:b/>
                 <w:bCs/>
+                <w:noProof/>
               </w:rPr>
               <w:drawing>
                 <wp:inline distT="0" distB="0" distL="0" distR="0" wp14:anchorId="55764676" wp14:editId="3579FEF4">
@@ -4306,6 +4265,7 @@
               <w:rPr>
                 <w:b/>
                 <w:bCs/>
+                <w:noProof/>
               </w:rPr>
               <w:drawing>
                 <wp:inline distT="0" distB="0" distL="0" distR="0" wp14:anchorId="3EC50C61" wp14:editId="7B95B044">
@@ -4457,6 +4417,7 @@
               <w:rPr>
                 <w:b/>
                 <w:bCs/>
+                <w:noProof/>
               </w:rPr>
               <w:drawing>
                 <wp:inline distT="0" distB="0" distL="0" distR="0" wp14:anchorId="37A88392" wp14:editId="294267FB">
@@ -4662,6 +4623,9 @@
               <w:pStyle w:val="ListParagraph"/>
             </w:pPr>
             <w:r>
+              <w:rPr>
+                <w:noProof/>
+              </w:rPr>
               <w:drawing>
                 <wp:inline distT="0" distB="0" distL="0" distR="0" wp14:anchorId="04414A8B" wp14:editId="1F6278EB">
                   <wp:extent cx="2418687" cy="2374711"/>
@@ -4831,6 +4795,7 @@
               <w:rPr>
                 <w:b/>
                 <w:bCs/>
+                <w:noProof/>
               </w:rPr>
               <w:drawing>
                 <wp:inline distT="0" distB="0" distL="0" distR="0" wp14:anchorId="7829A9DA" wp14:editId="5F3DEEAE">
@@ -4990,6 +4955,9 @@
               <w:pStyle w:val="ListParagraph"/>
             </w:pPr>
             <w:r>
+              <w:rPr>
+                <w:noProof/>
+              </w:rPr>
               <w:drawing>
                 <wp:inline distT="0" distB="0" distL="0" distR="0" wp14:anchorId="44512573" wp14:editId="6DF9EE73">
                   <wp:extent cx="2121121" cy="2176818"/>
@@ -5175,6 +5143,7 @@
               <w:rPr>
                 <w:b/>
                 <w:bCs/>
+                <w:noProof/>
               </w:rPr>
               <w:drawing>
                 <wp:inline distT="0" distB="0" distL="0" distR="0" wp14:anchorId="77225929" wp14:editId="4B669E5A">
@@ -5397,6 +5366,7 @@
               <w:rPr>
                 <w:b/>
                 <w:bCs/>
+                <w:noProof/>
               </w:rPr>
               <w:drawing>
                 <wp:inline distT="0" distB="0" distL="0" distR="0" wp14:anchorId="59DCFBC1" wp14:editId="44451A15">
@@ -5865,14 +5835,7 @@
           <w:b/>
           <w:bCs/>
         </w:rPr>
-        <w:t xml:space="preserve"> </w:t>
-      </w:r>
-      <w:r>
-        <w:rPr>
-          <w:b/>
-          <w:bCs/>
-        </w:rPr>
-        <w:t>en let steeds op de grootte en het aantal steken</w:t>
+        <w:t xml:space="preserve"> en let steeds op de grootte en het aantal steken</w:t>
       </w:r>
       <w:r>
         <w:rPr>
@@ -5976,6 +5939,7 @@
               <w:rPr>
                 <w:b/>
                 <w:bCs/>
+                <w:noProof/>
               </w:rPr>
               <w:drawing>
                 <wp:inline distT="0" distB="0" distL="0" distR="0" wp14:anchorId="2B0C4F41" wp14:editId="3121E7C7">
@@ -6322,6 +6286,7 @@
               <w:rPr>
                 <w:b/>
                 <w:bCs/>
+                <w:noProof/>
               </w:rPr>
               <w:drawing>
                 <wp:inline distT="0" distB="0" distL="0" distR="0" wp14:anchorId="039E1698" wp14:editId="5136771B">
@@ -6471,6 +6436,9 @@
               <w:pStyle w:val="ListParagraph"/>
             </w:pPr>
             <w:r>
+              <w:rPr>
+                <w:noProof/>
+              </w:rPr>
               <w:drawing>
                 <wp:inline distT="0" distB="0" distL="0" distR="0" wp14:anchorId="3592B1B2" wp14:editId="104493BC">
                   <wp:extent cx="2281574" cy="2276068"/>
@@ -7236,6 +7204,7 @@
               <w:rPr>
                 <w:b/>
                 <w:bCs/>
+                <w:noProof/>
               </w:rPr>
               <w:drawing>
                 <wp:inline distT="0" distB="0" distL="0" distR="0" wp14:anchorId="788441F3" wp14:editId="3003F3D3">
@@ -7831,6 +7800,7 @@
               <w:rPr>
                 <w:b/>
                 <w:bCs/>
+                <w:noProof/>
               </w:rPr>
               <w:drawing>
                 <wp:inline distT="0" distB="0" distL="0" distR="0" wp14:anchorId="4686C99C" wp14:editId="29CBB1C9">
@@ -7914,6 +7884,9 @@
               <w:ind w:left="318"/>
             </w:pPr>
             <w:r>
+              <w:rPr>
+                <w:noProof/>
+              </w:rPr>
               <w:drawing>
                 <wp:inline distT="0" distB="0" distL="0" distR="0" wp14:anchorId="1C8A72F4" wp14:editId="0668C8F2">
                   <wp:extent cx="2942942" cy="573518"/>
@@ -7968,6 +7941,9 @@
               <w:br/>
             </w:r>
             <w:r>
+              <w:rPr>
+                <w:noProof/>
+              </w:rPr>
               <w:drawing>
                 <wp:inline distT="0" distB="0" distL="0" distR="0" wp14:anchorId="7529736C" wp14:editId="65C47718">
                   <wp:extent cx="3485072" cy="487769"/>
@@ -8034,6 +8010,9 @@
               <w:ind w:left="318"/>
             </w:pPr>
             <w:r>
+              <w:rPr>
+                <w:noProof/>
+              </w:rPr>
               <w:drawing>
                 <wp:inline distT="0" distB="0" distL="0" distR="0" wp14:anchorId="319D0CDA" wp14:editId="477D578C">
                   <wp:extent cx="3689409" cy="945690"/>
@@ -8159,6 +8138,7 @@
               <w:rPr>
                 <w:b/>
                 <w:bCs/>
+                <w:noProof/>
               </w:rPr>
               <w:drawing>
                 <wp:inline distT="0" distB="0" distL="0" distR="0" wp14:anchorId="4739A3EC" wp14:editId="2CE9F5A9">
@@ -8377,6 +8357,9 @@
               <w:pStyle w:val="ListParagraph"/>
             </w:pPr>
             <w:r>
+              <w:rPr>
+                <w:noProof/>
+              </w:rPr>
               <w:drawing>
                 <wp:inline distT="0" distB="0" distL="0" distR="0" wp14:anchorId="51FE00B1" wp14:editId="441B10A9">
                   <wp:extent cx="2414586" cy="2220799"/>
@@ -8444,14 +8427,7 @@
           <w:b/>
           <w:bCs/>
         </w:rPr>
-        <w:t xml:space="preserve"> </w:t>
-      </w:r>
-      <w:r>
-        <w:rPr>
-          <w:b/>
-          <w:bCs/>
-        </w:rPr>
-        <w:t>en let steeds op de grootte en het aantal steken</w:t>
+        <w:t xml:space="preserve"> en let steeds op de grootte en het aantal steken</w:t>
       </w:r>
       <w:r>
         <w:rPr>
@@ -8540,36 +8516,42 @@
         <w:br w:type="page"/>
       </w:r>
     </w:p>
-    <w:p/>
     <w:tbl>
       <w:tblPr>
         <w:tblStyle w:val="TableGrid"/>
-        <w:tblpPr w:leftFromText="141" w:rightFromText="141" w:vertAnchor="page" w:horzAnchor="margin" w:tblpXSpec="center" w:tblpY="1456"/>
-        <w:tblW w:w="15588" w:type="dxa"/>
+        <w:tblpPr w:leftFromText="141" w:rightFromText="141" w:vertAnchor="page" w:horzAnchor="margin" w:tblpXSpec="center" w:tblpY="1441"/>
+        <w:tblW w:w="15586" w:type="dxa"/>
         <w:tblLook w:val="04A0" w:firstRow="1" w:lastRow="0" w:firstColumn="1" w:lastColumn="0" w:noHBand="0" w:noVBand="1"/>
       </w:tblPr>
       <w:tblGrid>
-        <w:gridCol w:w="4267"/>
-        <w:gridCol w:w="3666"/>
-        <w:gridCol w:w="3126"/>
-        <w:gridCol w:w="4529"/>
+        <w:gridCol w:w="7501"/>
+        <w:gridCol w:w="3339"/>
+        <w:gridCol w:w="4746"/>
       </w:tblGrid>
       <w:tr>
         <w:tc>
           <w:tcPr>
-            <w:tcW w:w="15588" w:type="dxa"/>
-            <w:gridSpan w:val="4"/>
+            <w:tcW w:w="15586" w:type="dxa"/>
+            <w:gridSpan w:val="3"/>
           </w:tcPr>
           <w:p>
             <w:pPr>
               <w:jc w:val="center"/>
+              <w:rPr>
+                <w:noProof/>
+                <w:lang w:eastAsia="nl-NL"/>
+              </w:rPr>
+            </w:pPr>
+            <w:r>
               <w:rPr>
                 <w:b/>
                 <w:bCs/>
                 <w:sz w:val="48"/>
                 <w:szCs w:val="48"/>
               </w:rPr>
-            </w:pPr>
+              <w:lastRenderedPageBreak/>
+              <w:t xml:space="preserve">Opdracht </w:t>
+            </w:r>
             <w:r>
               <w:rPr>
                 <w:b/>
@@ -8577,8 +8559,41 @@
                 <w:sz w:val="48"/>
                 <w:szCs w:val="48"/>
               </w:rPr>
-              <w:lastRenderedPageBreak/>
-              <w:t>Tips voor TurtleStitch</w:t>
+              <w:t>10A</w:t>
+            </w:r>
+            <w:r>
+              <w:rPr>
+                <w:b/>
+                <w:bCs/>
+                <w:sz w:val="48"/>
+                <w:szCs w:val="48"/>
+              </w:rPr>
+              <w:t>:</w:t>
+            </w:r>
+            <w:r>
+              <w:rPr>
+                <w:b/>
+                <w:bCs/>
+                <w:sz w:val="48"/>
+                <w:szCs w:val="48"/>
+              </w:rPr>
+              <w:t xml:space="preserve"> </w:t>
+            </w:r>
+            <w:r>
+              <w:rPr>
+                <w:b/>
+                <w:bCs/>
+                <w:sz w:val="48"/>
+                <w:szCs w:val="48"/>
+              </w:rPr>
+              <w:t>Variabelen voor tekst</w:t>
+            </w:r>
+            <w:r>
+              <w:rPr>
+                <w:noProof/>
+                <w:lang w:eastAsia="nl-NL"/>
+              </w:rPr>
+              <w:t xml:space="preserve"> </w:t>
             </w:r>
           </w:p>
         </w:tc>
@@ -8586,7 +8601,7 @@
       <w:tr>
         <w:tc>
           <w:tcPr>
-            <w:tcW w:w="4267" w:type="dxa"/>
+            <w:tcW w:w="7507" w:type="dxa"/>
           </w:tcPr>
           <w:p>
             <w:pPr>
@@ -8595,24 +8610,200 @@
                 <w:bCs/>
               </w:rPr>
             </w:pPr>
+          </w:p>
+          <w:p>
+            <w:r>
+              <w:t>Maak</w:t>
+            </w:r>
+            <w:r>
+              <w:t xml:space="preserve"> de variabelen Tekst en Teksthoogte</w:t>
+            </w:r>
+          </w:p>
+          <w:p>
+            <w:r>
+              <w:t>Hint: Kijk bij opdracht 9A hoe je variabelen maakt.</w:t>
+            </w:r>
+          </w:p>
+          <w:p/>
+        </w:tc>
+        <w:tc>
+          <w:tcPr>
+            <w:tcW w:w="3341" w:type="dxa"/>
+          </w:tcPr>
+          <w:p>
+            <w:pPr>
+              <w:pStyle w:val="ListParagraph"/>
+            </w:pPr>
+          </w:p>
+          <w:p>
+            <w:pPr>
+              <w:pStyle w:val="ListParagraph"/>
+            </w:pPr>
+          </w:p>
+          <w:p/>
+          <w:p>
+            <w:pPr>
+              <w:pStyle w:val="ListParagraph"/>
+              <w:numPr>
+                <w:ilvl w:val="0"/>
+                <w:numId w:val="1"/>
+              </w:numPr>
+              <w:spacing w:after="160" w:line="278" w:lineRule="auto"/>
+              <w:ind w:left="318" w:hanging="284"/>
+            </w:pPr>
+            <w:r>
+              <w:t>Neem een smalle satijnsteek</w:t>
+            </w:r>
+          </w:p>
+          <w:p>
+            <w:pPr>
+              <w:pStyle w:val="ListParagraph"/>
+              <w:numPr>
+                <w:ilvl w:val="0"/>
+                <w:numId w:val="1"/>
+              </w:numPr>
+              <w:spacing w:after="160" w:line="278" w:lineRule="auto"/>
+              <w:ind w:left="318" w:hanging="284"/>
+            </w:pPr>
+            <w:r>
+              <w:t xml:space="preserve">Start met het </w:t>
+            </w:r>
+            <w:r>
+              <w:rPr>
+                <w:i/>
+                <w:iCs/>
+              </w:rPr>
+              <w:t>Aantal Steken</w:t>
+            </w:r>
+            <w:r>
+              <w:t xml:space="preserve"> op 1</w:t>
+            </w:r>
+          </w:p>
+          <w:p>
+            <w:pPr>
+              <w:pStyle w:val="ListParagraph"/>
+              <w:numPr>
+                <w:ilvl w:val="0"/>
+                <w:numId w:val="1"/>
+              </w:numPr>
+              <w:spacing w:after="160" w:line="278" w:lineRule="auto"/>
+              <w:ind w:left="318" w:hanging="284"/>
+            </w:pPr>
+            <w:r>
+              <w:t>Herhaal 23 keer</w:t>
+            </w:r>
+          </w:p>
+          <w:p>
+            <w:pPr>
+              <w:pStyle w:val="ListParagraph"/>
+              <w:spacing w:after="160" w:line="278" w:lineRule="auto"/>
+              <w:ind w:left="318"/>
+            </w:pPr>
+          </w:p>
+          <w:p>
+            <w:pPr>
+              <w:pStyle w:val="ListParagraph"/>
+              <w:numPr>
+                <w:ilvl w:val="0"/>
+                <w:numId w:val="1"/>
+              </w:numPr>
+              <w:spacing w:after="160" w:line="278" w:lineRule="auto"/>
+              <w:ind w:left="600" w:hanging="284"/>
+            </w:pPr>
+            <w:r>
+              <w:t xml:space="preserve">Herhaal </w:t>
+            </w:r>
+            <w:r>
+              <w:rPr>
+                <w:i/>
+                <w:iCs/>
+              </w:rPr>
+              <w:t>Aantal Steken</w:t>
+            </w:r>
+            <w:r>
+              <w:t xml:space="preserve"> keer</w:t>
+            </w:r>
+          </w:p>
+          <w:p>
+            <w:pPr>
+              <w:pStyle w:val="ListParagraph"/>
+              <w:numPr>
+                <w:ilvl w:val="0"/>
+                <w:numId w:val="1"/>
+              </w:numPr>
+              <w:spacing w:after="160" w:line="278" w:lineRule="auto"/>
+              <w:ind w:left="883" w:hanging="284"/>
+            </w:pPr>
+            <w:r>
+              <w:t>Neem 20 stappen</w:t>
+            </w:r>
+          </w:p>
+          <w:p>
+            <w:pPr>
+              <w:pStyle w:val="ListParagraph"/>
+              <w:spacing w:after="160" w:line="278" w:lineRule="auto"/>
+              <w:ind w:left="318"/>
+            </w:pPr>
+          </w:p>
+          <w:p>
+            <w:pPr>
+              <w:pStyle w:val="ListParagraph"/>
+              <w:numPr>
+                <w:ilvl w:val="0"/>
+                <w:numId w:val="1"/>
+              </w:numPr>
+              <w:spacing w:after="160" w:line="278" w:lineRule="auto"/>
+              <w:ind w:left="600" w:hanging="284"/>
+            </w:pPr>
+            <w:r>
+              <w:t>Draai 120 graden</w:t>
+            </w:r>
+          </w:p>
+          <w:p>
+            <w:pPr>
+              <w:pStyle w:val="ListParagraph"/>
+              <w:numPr>
+                <w:ilvl w:val="0"/>
+                <w:numId w:val="1"/>
+              </w:numPr>
+              <w:spacing w:after="160" w:line="278" w:lineRule="auto"/>
+              <w:ind w:left="600" w:hanging="284"/>
+            </w:pPr>
+            <w:r>
+              <w:t xml:space="preserve">Verander </w:t>
+            </w:r>
+            <w:proofErr w:type="spellStart"/>
+            <w:r>
+              <w:t>stitches</w:t>
+            </w:r>
+            <w:proofErr w:type="spellEnd"/>
+            <w:r>
+              <w:t xml:space="preserve"> met 1</w:t>
+            </w:r>
+          </w:p>
+          <w:p>
+            <w:pPr>
+              <w:ind w:left="34"/>
+            </w:pPr>
+          </w:p>
+        </w:tc>
+        <w:tc>
+          <w:tcPr>
+            <w:tcW w:w="4738" w:type="dxa"/>
+          </w:tcPr>
+          <w:p>
+            <w:pPr>
+              <w:pStyle w:val="ListParagraph"/>
+            </w:pPr>
             <w:r>
               <w:rPr>
                 <w:noProof/>
-                <w:lang w:eastAsia="nl-NL"/>
               </w:rPr>
               <w:drawing>
-                <wp:anchor distT="0" distB="0" distL="114300" distR="114300" simplePos="0" relativeHeight="251751424" behindDoc="0" locked="0" layoutInCell="1" allowOverlap="1" wp14:anchorId="4E4C183C" wp14:editId="584A9D59">
-                  <wp:simplePos x="0" y="0"/>
-                  <wp:positionH relativeFrom="column">
-                    <wp:posOffset>-4445</wp:posOffset>
-                  </wp:positionH>
-                  <wp:positionV relativeFrom="paragraph">
-                    <wp:posOffset>103220</wp:posOffset>
-                  </wp:positionV>
-                  <wp:extent cx="2562225" cy="1036955"/>
-                  <wp:effectExtent l="0" t="0" r="9525" b="0"/>
-                  <wp:wrapSquare wrapText="bothSides"/>
-                  <wp:docPr id="218104312" name="Afbeelding 4" descr="Afbeelding met tekst, schermopname, Lettertype, nummer&#10;&#10;Automatisch gegenereerde beschrijving"/>
+                <wp:inline distT="0" distB="0" distL="0" distR="0" wp14:anchorId="7CDC3F26" wp14:editId="286F85E0">
+                  <wp:extent cx="2414586" cy="2220799"/>
+                  <wp:effectExtent l="0" t="0" r="5080" b="8255"/>
+                  <wp:docPr id="1265083214" name="Picture 1"/>
                   <wp:cNvGraphicFramePr>
                     <a:graphicFrameLocks xmlns:a="http://schemas.openxmlformats.org/drawingml/2006/main" noChangeAspect="1"/>
                   </wp:cNvGraphicFramePr>
@@ -8620,349 +8811,11 @@
                     <a:graphicData uri="http://schemas.openxmlformats.org/drawingml/2006/picture">
                       <pic:pic xmlns:pic="http://schemas.openxmlformats.org/drawingml/2006/picture">
                         <pic:nvPicPr>
-                          <pic:cNvPr id="1440866997" name="Afbeelding 4" descr="Afbeelding met tekst, schermopname, Lettertype, nummer&#10;&#10;Automatisch gegenereerde beschrijving"/>
-                          <pic:cNvPicPr>
-                            <a:picLocks noChangeAspect="1" noChangeArrowheads="1"/>
-                          </pic:cNvPicPr>
-                        </pic:nvPicPr>
-                        <pic:blipFill>
-                          <a:blip r:embed="rId36">
-                            <a:extLst>
-                              <a:ext uri="{28A0092B-C50C-407E-A947-70E740481C1C}">
-                                <a14:useLocalDpi xmlns:a14="http://schemas.microsoft.com/office/drawing/2010/main" val="0"/>
-                              </a:ext>
-                            </a:extLst>
-                          </a:blip>
-                          <a:srcRect/>
-                          <a:stretch>
-                            <a:fillRect/>
-                          </a:stretch>
-                        </pic:blipFill>
-                        <pic:spPr bwMode="auto">
-                          <a:xfrm>
-                            <a:off x="0" y="0"/>
-                            <a:ext cx="2562225" cy="1036955"/>
-                          </a:xfrm>
-                          <a:prstGeom prst="rect">
-                            <a:avLst/>
-                          </a:prstGeom>
-                          <a:noFill/>
-                          <a:ln>
-                            <a:noFill/>
-                          </a:ln>
-                        </pic:spPr>
-                      </pic:pic>
-                    </a:graphicData>
-                  </a:graphic>
-                  <wp14:sizeRelH relativeFrom="margin">
-                    <wp14:pctWidth>0</wp14:pctWidth>
-                  </wp14:sizeRelH>
-                  <wp14:sizeRelV relativeFrom="margin">
-                    <wp14:pctHeight>0</wp14:pctHeight>
-                  </wp14:sizeRelV>
-                </wp:anchor>
-              </w:drawing>
-            </w:r>
-          </w:p>
-        </w:tc>
-        <w:tc>
-          <w:tcPr>
-            <w:tcW w:w="3666" w:type="dxa"/>
-          </w:tcPr>
-          <w:p>
-            <w:pPr>
-              <w:pStyle w:val="ListParagraph"/>
-            </w:pPr>
-          </w:p>
-          <w:p>
-            <w:pPr>
-              <w:pStyle w:val="ListParagraph"/>
-              <w:ind w:left="157"/>
-            </w:pPr>
-            <w:r>
-              <w:t xml:space="preserve">Klik op een blok om het runnen en gebruik hierna altijd </w:t>
-            </w:r>
-            <w:r>
-              <w:rPr>
-                <w:b/>
-                <w:bCs/>
-              </w:rPr>
-              <w:t>reset</w:t>
-            </w:r>
-            <w:r>
-              <w:t xml:space="preserve"> om het een ander blok te runnen</w:t>
-            </w:r>
-          </w:p>
-        </w:tc>
-        <w:tc>
-          <w:tcPr>
-            <w:tcW w:w="3126" w:type="dxa"/>
-          </w:tcPr>
-          <w:p>
-            <w:pPr>
-              <w:pStyle w:val="ListParagraph"/>
-            </w:pPr>
-            <w:r>
-              <w:rPr>
-                <w:noProof/>
-                <w:lang w:eastAsia="nl-NL"/>
-              </w:rPr>
-              <w:drawing>
-                <wp:anchor distT="0" distB="0" distL="114300" distR="114300" simplePos="0" relativeHeight="251748352" behindDoc="1" locked="0" layoutInCell="1" allowOverlap="1" wp14:anchorId="41833A38" wp14:editId="625D5CD8">
-                  <wp:simplePos x="0" y="0"/>
-                  <wp:positionH relativeFrom="column">
-                    <wp:posOffset>-88199</wp:posOffset>
-                  </wp:positionH>
-                  <wp:positionV relativeFrom="paragraph">
-                    <wp:posOffset>307975</wp:posOffset>
-                  </wp:positionV>
-                  <wp:extent cx="2032824" cy="709684"/>
-                  <wp:effectExtent l="0" t="0" r="5715" b="0"/>
-                  <wp:wrapNone/>
-                  <wp:docPr id="1058187431" name="Afbeelding 1"/>
-                  <wp:cNvGraphicFramePr>
-                    <a:graphicFrameLocks xmlns:a="http://schemas.openxmlformats.org/drawingml/2006/main" noChangeAspect="1"/>
-                  </wp:cNvGraphicFramePr>
-                  <a:graphic xmlns:a="http://schemas.openxmlformats.org/drawingml/2006/main">
-                    <a:graphicData uri="http://schemas.openxmlformats.org/drawingml/2006/picture">
-                      <pic:pic xmlns:pic="http://schemas.openxmlformats.org/drawingml/2006/picture">
-                        <pic:nvPicPr>
-                          <pic:cNvPr id="1058187431" name=""/>
-                          <pic:cNvPicPr/>
-                        </pic:nvPicPr>
-                        <pic:blipFill rotWithShape="1">
-                          <a:blip r:embed="rId37">
-                            <a:extLst>
-                              <a:ext uri="{28A0092B-C50C-407E-A947-70E740481C1C}">
-                                <a14:useLocalDpi xmlns:a14="http://schemas.microsoft.com/office/drawing/2010/main" val="0"/>
-                              </a:ext>
-                            </a:extLst>
-                          </a:blip>
-                          <a:srcRect l="20877" t="32184" r="12552" b="-8"/>
-                          <a:stretch/>
-                        </pic:blipFill>
-                        <pic:spPr bwMode="auto">
-                          <a:xfrm>
-                            <a:off x="0" y="0"/>
-                            <a:ext cx="2032824" cy="709684"/>
-                          </a:xfrm>
-                          <a:prstGeom prst="rect">
-                            <a:avLst/>
-                          </a:prstGeom>
-                          <a:ln>
-                            <a:noFill/>
-                          </a:ln>
-                          <a:extLst>
-                            <a:ext uri="{53640926-AAD7-44D8-BBD7-CCE9431645EC}">
-                              <a14:shadowObscured xmlns:a14="http://schemas.microsoft.com/office/drawing/2010/main"/>
-                            </a:ext>
-                          </a:extLst>
-                        </pic:spPr>
-                      </pic:pic>
-                    </a:graphicData>
-                  </a:graphic>
-                  <wp14:sizeRelH relativeFrom="margin">
-                    <wp14:pctWidth>0</wp14:pctWidth>
-                  </wp14:sizeRelH>
-                  <wp14:sizeRelV relativeFrom="margin">
-                    <wp14:pctHeight>0</wp14:pctHeight>
-                  </wp14:sizeRelV>
-                </wp:anchor>
-              </w:drawing>
-            </w:r>
-          </w:p>
-        </w:tc>
-        <w:tc>
-          <w:tcPr>
-            <w:tcW w:w="4529" w:type="dxa"/>
-          </w:tcPr>
-          <w:p>
-            <w:pPr>
-              <w:pStyle w:val="ListParagraph"/>
-            </w:pPr>
-          </w:p>
-          <w:p>
-            <w:pPr>
-              <w:pStyle w:val="ListParagraph"/>
-              <w:ind w:left="14"/>
-            </w:pPr>
-            <w:r>
-              <w:t xml:space="preserve">Je kunt je programma sneller laten runnen door de </w:t>
-            </w:r>
-            <w:r>
-              <w:rPr>
-                <w:b/>
-                <w:bCs/>
-              </w:rPr>
-              <w:t>turbomodus</w:t>
-            </w:r>
-            <w:r>
-              <w:t xml:space="preserve"> aan te zetten. </w:t>
-            </w:r>
-          </w:p>
-        </w:tc>
-      </w:tr>
-      <w:tr>
-        <w:tc>
-          <w:tcPr>
-            <w:tcW w:w="4267" w:type="dxa"/>
-          </w:tcPr>
-          <w:p>
-            <w:pPr>
-              <w:rPr>
-                <w:b/>
-                <w:bCs/>
-              </w:rPr>
-            </w:pPr>
-            <w:r>
-              <w:rPr>
-                <w:noProof/>
-                <w:lang w:eastAsia="nl-NL"/>
-              </w:rPr>
-              <w:drawing>
-                <wp:anchor distT="0" distB="0" distL="114300" distR="114300" simplePos="0" relativeHeight="251752448" behindDoc="0" locked="0" layoutInCell="1" allowOverlap="1" wp14:anchorId="32BFB6E4" wp14:editId="7FD81C4B">
-                  <wp:simplePos x="0" y="0"/>
-                  <wp:positionH relativeFrom="column">
-                    <wp:posOffset>172976</wp:posOffset>
-                  </wp:positionH>
-                  <wp:positionV relativeFrom="paragraph">
-                    <wp:posOffset>122829</wp:posOffset>
-                  </wp:positionV>
-                  <wp:extent cx="2294890" cy="1364615"/>
-                  <wp:effectExtent l="0" t="0" r="0" b="6985"/>
-                  <wp:wrapSquare wrapText="bothSides"/>
-                  <wp:docPr id="350246917" name="Afbeelding 1" descr="Afbeelding met tekst, lijn, schermopname&#10;&#10;Automatisch gegenereerde beschrijving"/>
-                  <wp:cNvGraphicFramePr>
-                    <a:graphicFrameLocks xmlns:a="http://schemas.openxmlformats.org/drawingml/2006/main" noChangeAspect="1"/>
-                  </wp:cNvGraphicFramePr>
-                  <a:graphic xmlns:a="http://schemas.openxmlformats.org/drawingml/2006/main">
-                    <a:graphicData uri="http://schemas.openxmlformats.org/drawingml/2006/picture">
-                      <pic:pic xmlns:pic="http://schemas.openxmlformats.org/drawingml/2006/picture">
-                        <pic:nvPicPr>
-                          <pic:cNvPr id="350246917" name="Afbeelding 1" descr="Afbeelding met tekst, lijn, schermopname&#10;&#10;Automatisch gegenereerde beschrijving"/>
-                          <pic:cNvPicPr/>
-                        </pic:nvPicPr>
-                        <pic:blipFill rotWithShape="1">
-                          <a:blip r:embed="rId38" cstate="print">
-                            <a:extLst>
-                              <a:ext uri="{28A0092B-C50C-407E-A947-70E740481C1C}">
-                                <a14:useLocalDpi xmlns:a14="http://schemas.microsoft.com/office/drawing/2010/main" val="0"/>
-                              </a:ext>
-                            </a:extLst>
-                          </a:blip>
-                          <a:srcRect r="17172" b="16609"/>
-                          <a:stretch/>
-                        </pic:blipFill>
-                        <pic:spPr bwMode="auto">
-                          <a:xfrm>
-                            <a:off x="0" y="0"/>
-                            <a:ext cx="2294890" cy="1364615"/>
-                          </a:xfrm>
-                          <a:prstGeom prst="rect">
-                            <a:avLst/>
-                          </a:prstGeom>
-                          <a:ln>
-                            <a:noFill/>
-                          </a:ln>
-                          <a:extLst>
-                            <a:ext uri="{53640926-AAD7-44D8-BBD7-CCE9431645EC}">
-                              <a14:shadowObscured xmlns:a14="http://schemas.microsoft.com/office/drawing/2010/main"/>
-                            </a:ext>
-                          </a:extLst>
-                        </pic:spPr>
-                      </pic:pic>
-                    </a:graphicData>
-                  </a:graphic>
-                  <wp14:sizeRelH relativeFrom="margin">
-                    <wp14:pctWidth>0</wp14:pctWidth>
-                  </wp14:sizeRelH>
-                  <wp14:sizeRelV relativeFrom="margin">
-                    <wp14:pctHeight>0</wp14:pctHeight>
-                  </wp14:sizeRelV>
-                </wp:anchor>
-              </w:drawing>
-            </w:r>
-          </w:p>
-        </w:tc>
-        <w:tc>
-          <w:tcPr>
-            <w:tcW w:w="3666" w:type="dxa"/>
-          </w:tcPr>
-          <w:p>
-            <w:pPr>
-              <w:pStyle w:val="ListParagraph"/>
-            </w:pPr>
-          </w:p>
-          <w:p>
-            <w:pPr>
-              <w:pStyle w:val="ListParagraph"/>
-              <w:ind w:left="157"/>
-            </w:pPr>
-          </w:p>
-          <w:p>
-            <w:pPr>
-              <w:pStyle w:val="ListParagraph"/>
-              <w:ind w:left="157"/>
-            </w:pPr>
-            <w:r>
-              <w:t xml:space="preserve">Je kunt het in </w:t>
-            </w:r>
-            <w:r>
-              <w:rPr>
-                <w:b/>
-                <w:bCs/>
-              </w:rPr>
-              <w:t>groot</w:t>
-            </w:r>
-            <w:r>
-              <w:t xml:space="preserve"> scherm zien, door weer op die knop te klikken ben je weer terug</w:t>
-            </w:r>
-          </w:p>
-        </w:tc>
-        <w:tc>
-          <w:tcPr>
-            <w:tcW w:w="3126" w:type="dxa"/>
-          </w:tcPr>
-          <w:p>
-            <w:pPr>
-              <w:pStyle w:val="ListParagraph"/>
-            </w:pPr>
-            <w:r>
-              <w:rPr>
-                <w:noProof/>
-                <w:lang w:eastAsia="nl-NL"/>
-              </w:rPr>
-              <w:drawing>
-                <wp:anchor distT="0" distB="0" distL="114300" distR="114300" simplePos="0" relativeHeight="251749376" behindDoc="1" locked="0" layoutInCell="1" allowOverlap="1" wp14:anchorId="20C276CA" wp14:editId="5F53DB81">
-                  <wp:simplePos x="0" y="0"/>
-                  <wp:positionH relativeFrom="column">
-                    <wp:posOffset>103174</wp:posOffset>
-                  </wp:positionH>
-                  <wp:positionV relativeFrom="paragraph">
-                    <wp:posOffset>518160</wp:posOffset>
-                  </wp:positionV>
-                  <wp:extent cx="1650365" cy="731520"/>
-                  <wp:effectExtent l="0" t="0" r="6985" b="0"/>
-                  <wp:wrapSquare wrapText="bothSides"/>
-                  <wp:docPr id="1619455689" name="Afbeelding 1" descr="Afbeelding met tekst, lijn, schermopname, Lettertype&#10;&#10;Automatisch gegenereerde beschrijving"/>
-                  <wp:cNvGraphicFramePr>
-                    <a:graphicFrameLocks xmlns:a="http://schemas.openxmlformats.org/drawingml/2006/main" noChangeAspect="1"/>
-                  </wp:cNvGraphicFramePr>
-                  <a:graphic xmlns:a="http://schemas.openxmlformats.org/drawingml/2006/main">
-                    <a:graphicData uri="http://schemas.openxmlformats.org/drawingml/2006/picture">
-                      <pic:pic xmlns:pic="http://schemas.openxmlformats.org/drawingml/2006/picture">
-                        <pic:nvPicPr>
-                          <pic:cNvPr id="1619455689" name="Afbeelding 1" descr="Afbeelding met tekst, lijn, schermopname, Lettertype&#10;&#10;Automatisch gegenereerde beschrijving"/>
+                          <pic:cNvPr id="134239318" name=""/>
                           <pic:cNvPicPr/>
                         </pic:nvPicPr>
                         <pic:blipFill>
-                          <a:blip r:embed="rId39">
-                            <a:extLst>
-                              <a:ext uri="{28A0092B-C50C-407E-A947-70E740481C1C}">
-                                <a14:useLocalDpi xmlns:a14="http://schemas.microsoft.com/office/drawing/2010/main" val="0"/>
-                              </a:ext>
-                            </a:extLst>
-                          </a:blip>
+                          <a:blip r:embed="rId35"/>
                           <a:stretch>
                             <a:fillRect/>
                           </a:stretch>
@@ -8970,7 +8823,7 @@
                         <pic:spPr>
                           <a:xfrm>
                             <a:off x="0" y="0"/>
-                            <a:ext cx="1650365" cy="731520"/>
+                            <a:ext cx="2430129" cy="2235095"/>
                           </a:xfrm>
                           <a:prstGeom prst="rect">
                             <a:avLst/>
@@ -8979,100 +8832,200 @@
                       </pic:pic>
                     </a:graphicData>
                   </a:graphic>
-                  <wp14:sizeRelH relativeFrom="margin">
-                    <wp14:pctWidth>0</wp14:pctWidth>
-                  </wp14:sizeRelH>
-                  <wp14:sizeRelV relativeFrom="margin">
-                    <wp14:pctHeight>0</wp14:pctHeight>
-                  </wp14:sizeRelV>
-                </wp:anchor>
+                </wp:inline>
               </w:drawing>
             </w:r>
           </w:p>
         </w:tc>
+      </w:tr>
+    </w:tbl>
+    <w:p>
+      <w:pPr>
+        <w:rPr>
+          <w:b/>
+          <w:bCs/>
+        </w:rPr>
+      </w:pPr>
+      <w:r>
+        <w:rPr>
+          <w:b/>
+          <w:bCs/>
+        </w:rPr>
+        <w:br w:type="page"/>
+      </w:r>
+    </w:p>
+    <w:tbl>
+      <w:tblPr>
+        <w:tblStyle w:val="TableGrid"/>
+        <w:tblpPr w:leftFromText="141" w:rightFromText="141" w:vertAnchor="page" w:horzAnchor="margin" w:tblpXSpec="center" w:tblpY="1441"/>
+        <w:tblW w:w="15586" w:type="dxa"/>
+        <w:tblLook w:val="04A0" w:firstRow="1" w:lastRow="0" w:firstColumn="1" w:lastColumn="0" w:noHBand="0" w:noVBand="1"/>
+      </w:tblPr>
+      <w:tblGrid>
+        <w:gridCol w:w="7582"/>
+        <w:gridCol w:w="3324"/>
+        <w:gridCol w:w="4680"/>
+      </w:tblGrid>
+      <w:tr>
         <w:tc>
           <w:tcPr>
-            <w:tcW w:w="4529" w:type="dxa"/>
+            <w:tcW w:w="15586" w:type="dxa"/>
+            <w:gridSpan w:val="3"/>
           </w:tcPr>
           <w:p>
             <w:pPr>
-              <w:pStyle w:val="ListParagraph"/>
-            </w:pPr>
-          </w:p>
-          <w:p>
-            <w:pPr>
-              <w:pStyle w:val="ListParagraph"/>
-              <w:ind w:left="0"/>
-            </w:pPr>
-          </w:p>
-          <w:p>
-            <w:pPr>
-              <w:pStyle w:val="ListParagraph"/>
-              <w:ind w:left="0"/>
-            </w:pPr>
-            <w:r>
-              <w:t xml:space="preserve">Je patroon is maximaal </w:t>
-            </w:r>
-            <w:r>
-              <w:rPr>
-                <w:b/>
-                <w:bCs/>
-              </w:rPr>
-              <w:t>10 bij 10 cm</w:t>
-            </w:r>
-            <w:r>
-              <w:t>.</w:t>
-            </w:r>
-            <w:r>
+              <w:jc w:val="center"/>
+              <w:rPr>
+                <w:noProof/>
+                <w:lang w:eastAsia="nl-NL"/>
+              </w:rPr>
+            </w:pPr>
+            <w:r>
+              <w:rPr>
+                <w:b/>
+                <w:bCs/>
+                <w:sz w:val="48"/>
+                <w:szCs w:val="48"/>
+              </w:rPr>
+              <w:lastRenderedPageBreak/>
+              <w:t xml:space="preserve">Opdracht </w:t>
+            </w:r>
+            <w:r>
+              <w:rPr>
+                <w:b/>
+                <w:bCs/>
+                <w:sz w:val="48"/>
+                <w:szCs w:val="48"/>
+              </w:rPr>
+              <w:t>10A</w:t>
+            </w:r>
+            <w:r>
+              <w:rPr>
+                <w:b/>
+                <w:bCs/>
+                <w:sz w:val="48"/>
+                <w:szCs w:val="48"/>
+              </w:rPr>
+              <w:t>:</w:t>
+            </w:r>
+            <w:r>
+              <w:rPr>
+                <w:b/>
+                <w:bCs/>
+                <w:sz w:val="48"/>
+                <w:szCs w:val="48"/>
+              </w:rPr>
+              <w:t xml:space="preserve"> Variabelen voor tekst</w:t>
+            </w:r>
+            <w:r>
+              <w:rPr>
+                <w:noProof/>
+                <w:lang w:eastAsia="nl-NL"/>
+              </w:rPr>
               <w:t xml:space="preserve"> </w:t>
             </w:r>
-          </w:p>
-          <w:p>
-            <w:pPr>
-              <w:pStyle w:val="ListParagraph"/>
-              <w:ind w:left="0"/>
-            </w:pPr>
-            <w:r>
-              <w:t xml:space="preserve">Hij past anders niet in het borduurraam van de machine. </w:t>
-            </w:r>
-          </w:p>
-          <w:p>
-            <w:pPr>
-              <w:pStyle w:val="ListParagraph"/>
-              <w:ind w:left="0"/>
-            </w:pPr>
           </w:p>
         </w:tc>
       </w:tr>
       <w:tr>
         <w:tc>
           <w:tcPr>
-            <w:tcW w:w="4267" w:type="dxa"/>
+            <w:tcW w:w="7507" w:type="dxa"/>
           </w:tcPr>
           <w:p>
             <w:pPr>
               <w:rPr>
-                <w:noProof/>
-              </w:rPr>
-            </w:pPr>
-            <w:r>
-              <w:rPr>
-                <w:noProof/>
-                <w:lang w:eastAsia="nl-NL"/>
-              </w:rPr>
+                <w:b/>
+                <w:bCs/>
+              </w:rPr>
+            </w:pPr>
+          </w:p>
+          <w:p>
+            <w:pPr>
+              <w:rPr>
+                <w:sz w:val="28"/>
+                <w:szCs w:val="28"/>
+              </w:rPr>
+            </w:pPr>
+            <w:r>
+              <w:rPr>
+                <w:sz w:val="28"/>
+                <w:szCs w:val="28"/>
+              </w:rPr>
+              <w:t xml:space="preserve">Maak de variabelen </w:t>
+            </w:r>
+            <w:r>
+              <w:rPr>
+                <w:b/>
+                <w:bCs/>
+                <w:sz w:val="28"/>
+                <w:szCs w:val="28"/>
+              </w:rPr>
+              <w:t>Tekst</w:t>
+            </w:r>
+            <w:r>
+              <w:rPr>
+                <w:sz w:val="28"/>
+                <w:szCs w:val="28"/>
+              </w:rPr>
+              <w:t xml:space="preserve"> en </w:t>
+            </w:r>
+            <w:r>
+              <w:rPr>
+                <w:b/>
+                <w:bCs/>
+                <w:sz w:val="28"/>
+                <w:szCs w:val="28"/>
+              </w:rPr>
+              <w:t>Teksthoogte</w:t>
+            </w:r>
+          </w:p>
+          <w:p>
+            <w:pPr>
+              <w:rPr>
+                <w:sz w:val="28"/>
+                <w:szCs w:val="28"/>
+              </w:rPr>
+            </w:pPr>
+            <w:r>
+              <w:rPr>
+                <w:sz w:val="28"/>
+                <w:szCs w:val="28"/>
+              </w:rPr>
+              <w:t>Hint: Kijk bij opdracht 9A hoe je variabelen maakt.</w:t>
+            </w:r>
+          </w:p>
+          <w:p>
+            <w:pPr>
+              <w:rPr>
+                <w:sz w:val="28"/>
+                <w:szCs w:val="28"/>
+              </w:rPr>
+            </w:pPr>
+          </w:p>
+          <w:p>
+            <w:pPr>
+              <w:rPr>
+                <w:sz w:val="28"/>
+                <w:szCs w:val="28"/>
+              </w:rPr>
+            </w:pPr>
+            <w:r>
+              <w:rPr>
+                <w:sz w:val="28"/>
+                <w:szCs w:val="28"/>
+              </w:rPr>
+              <w:t xml:space="preserve">Maak deze blokken: </w:t>
+            </w:r>
+          </w:p>
+          <w:p/>
+          <w:p>
+            <w:r>
               <w:drawing>
-                <wp:anchor distT="0" distB="0" distL="114300" distR="114300" simplePos="0" relativeHeight="251753472" behindDoc="0" locked="0" layoutInCell="1" allowOverlap="1" wp14:anchorId="2F18BF94" wp14:editId="637A50D4">
-                  <wp:simplePos x="0" y="0"/>
-                  <wp:positionH relativeFrom="column">
-                    <wp:posOffset>155955</wp:posOffset>
-                  </wp:positionH>
-                  <wp:positionV relativeFrom="paragraph">
-                    <wp:posOffset>155575</wp:posOffset>
-                  </wp:positionV>
-                  <wp:extent cx="2401570" cy="1597025"/>
-                  <wp:effectExtent l="0" t="0" r="0" b="3175"/>
-                  <wp:wrapSquare wrapText="bothSides"/>
-                  <wp:docPr id="1822784734" name="Afbeelding 1" descr="Afbeelding met tekst, schermopname, Lettertype, nummer&#10;&#10;Automatisch gegenereerde beschrijving"/>
+                <wp:inline distT="0" distB="0" distL="0" distR="0" wp14:anchorId="488925B9" wp14:editId="50790E63">
+                  <wp:extent cx="4677428" cy="1581371"/>
+                  <wp:effectExtent l="0" t="0" r="0" b="0"/>
+                  <wp:docPr id="175085802" name="Picture 1"/>
                   <wp:cNvGraphicFramePr>
                     <a:graphicFrameLocks xmlns:a="http://schemas.openxmlformats.org/drawingml/2006/main" noChangeAspect="1"/>
                   </wp:cNvGraphicFramePr>
@@ -9080,17 +9033,11 @@
                     <a:graphicData uri="http://schemas.openxmlformats.org/drawingml/2006/picture">
                       <pic:pic xmlns:pic="http://schemas.openxmlformats.org/drawingml/2006/picture">
                         <pic:nvPicPr>
-                          <pic:cNvPr id="1822784734" name="Afbeelding 1" descr="Afbeelding met tekst, schermopname, Lettertype, nummer&#10;&#10;Automatisch gegenereerde beschrijving"/>
+                          <pic:cNvPr id="175085802" name=""/>
                           <pic:cNvPicPr/>
                         </pic:nvPicPr>
                         <pic:blipFill>
-                          <a:blip r:embed="rId40">
-                            <a:extLst>
-                              <a:ext uri="{28A0092B-C50C-407E-A947-70E740481C1C}">
-                                <a14:useLocalDpi xmlns:a14="http://schemas.microsoft.com/office/drawing/2010/main" val="0"/>
-                              </a:ext>
-                            </a:extLst>
-                          </a:blip>
+                          <a:blip r:embed="rId36"/>
                           <a:stretch>
                             <a:fillRect/>
                           </a:stretch>
@@ -9098,7 +9045,7 @@
                         <pic:spPr>
                           <a:xfrm>
                             <a:off x="0" y="0"/>
-                            <a:ext cx="2401570" cy="1597025"/>
+                            <a:ext cx="4677428" cy="1581371"/>
                           </a:xfrm>
                           <a:prstGeom prst="rect">
                             <a:avLst/>
@@ -9107,117 +9054,212 @@
                       </pic:pic>
                     </a:graphicData>
                   </a:graphic>
-                  <wp14:sizeRelH relativeFrom="margin">
-                    <wp14:pctWidth>0</wp14:pctWidth>
-                  </wp14:sizeRelH>
-                  <wp14:sizeRelV relativeFrom="margin">
-                    <wp14:pctHeight>0</wp14:pctHeight>
-                  </wp14:sizeRelV>
-                </wp:anchor>
+                </wp:inline>
               </w:drawing>
             </w:r>
           </w:p>
         </w:tc>
         <w:tc>
           <w:tcPr>
-            <w:tcW w:w="3666" w:type="dxa"/>
+            <w:tcW w:w="3341" w:type="dxa"/>
           </w:tcPr>
           <w:p>
             <w:pPr>
               <w:pStyle w:val="ListParagraph"/>
-              <w:ind w:left="157"/>
-            </w:pPr>
-          </w:p>
-          <w:p>
-            <w:pPr>
-              <w:pStyle w:val="ListParagraph"/>
-              <w:ind w:left="157"/>
-            </w:pPr>
-            <w:r>
-              <w:t>Sla je bestand altijd op. Alles wordt zo online opgeslagen en je kunt elkaars projecten dan ook bekijken.</w:t>
-            </w:r>
-          </w:p>
-          <w:p>
-            <w:pPr>
-              <w:pStyle w:val="ListParagraph"/>
-              <w:ind w:left="157"/>
-            </w:pPr>
-          </w:p>
-          <w:p>
-            <w:pPr>
-              <w:pStyle w:val="ListParagraph"/>
-              <w:ind w:left="157"/>
-              <w:rPr>
-                <w:b/>
-                <w:bCs/>
-              </w:rPr>
-            </w:pPr>
-            <w:r>
-              <w:t xml:space="preserve">Als je hem laat borduren, moet hij extra op een usb </w:t>
-            </w:r>
-            <w:r>
-              <w:t xml:space="preserve">stick </w:t>
-            </w:r>
-            <w:r>
-              <w:t xml:space="preserve">gezet worden als </w:t>
-            </w:r>
-            <w:r>
-              <w:rPr>
-                <w:b/>
-                <w:bCs/>
-              </w:rPr>
-              <w:t>.</w:t>
-            </w:r>
-            <w:proofErr w:type="spellStart"/>
-            <w:r>
-              <w:rPr>
-                <w:b/>
-                <w:bCs/>
-              </w:rPr>
-              <w:t>dst</w:t>
-            </w:r>
-            <w:proofErr w:type="spellEnd"/>
-            <w:r>
-              <w:rPr>
-                <w:b/>
-                <w:bCs/>
-              </w:rPr>
-              <w:t xml:space="preserve">. </w:t>
-            </w:r>
-          </w:p>
-          <w:p>
-            <w:pPr>
-              <w:pStyle w:val="ListParagraph"/>
-              <w:ind w:left="157"/>
+            </w:pPr>
+          </w:p>
+          <w:p/>
+          <w:p>
+            <w:pPr>
+              <w:pStyle w:val="ListParagraph"/>
+              <w:numPr>
+                <w:ilvl w:val="0"/>
+                <w:numId w:val="1"/>
+              </w:numPr>
+              <w:spacing w:after="160" w:line="278" w:lineRule="auto"/>
+              <w:ind w:left="600" w:hanging="284"/>
+            </w:pPr>
+            <w:r>
+              <w:t>We hebben straks (in opdracht 10C) twee keer de tekst en twee keer de teksthoogte nodig</w:t>
+            </w:r>
+          </w:p>
+          <w:p>
+            <w:pPr>
+              <w:pStyle w:val="ListParagraph"/>
+              <w:numPr>
+                <w:ilvl w:val="0"/>
+                <w:numId w:val="1"/>
+              </w:numPr>
+              <w:spacing w:after="160" w:line="278" w:lineRule="auto"/>
+              <w:ind w:left="600" w:hanging="284"/>
+            </w:pPr>
+            <w:r>
+              <w:t>Als we iets moeten veranderen dan moeten we dat op twee plaatsen doen.</w:t>
+            </w:r>
+          </w:p>
+          <w:p>
+            <w:pPr>
+              <w:pStyle w:val="ListParagraph"/>
+              <w:numPr>
+                <w:ilvl w:val="0"/>
+                <w:numId w:val="1"/>
+              </w:numPr>
+              <w:spacing w:after="160" w:line="278" w:lineRule="auto"/>
+              <w:ind w:left="600" w:hanging="284"/>
+            </w:pPr>
+            <w:r>
+              <w:t xml:space="preserve">Dat willen we niet, want dat geeft fouten. </w:t>
+            </w:r>
+          </w:p>
+          <w:p>
+            <w:pPr>
+              <w:pStyle w:val="ListParagraph"/>
+              <w:numPr>
+                <w:ilvl w:val="0"/>
+                <w:numId w:val="1"/>
+              </w:numPr>
+              <w:spacing w:after="160" w:line="278" w:lineRule="auto"/>
+              <w:ind w:left="600" w:hanging="284"/>
+            </w:pPr>
+            <w:r>
+              <w:t>Dat lossen we op met de variabelen.</w:t>
+            </w:r>
+          </w:p>
+          <w:p>
+            <w:pPr>
+              <w:ind w:left="34"/>
             </w:pPr>
           </w:p>
         </w:tc>
         <w:tc>
           <w:tcPr>
-            <w:tcW w:w="3126" w:type="dxa"/>
+            <w:tcW w:w="4738" w:type="dxa"/>
           </w:tcPr>
           <w:p>
             <w:pPr>
               <w:pStyle w:val="ListParagraph"/>
             </w:pPr>
-            <w:r>
+          </w:p>
+        </w:tc>
+      </w:tr>
+    </w:tbl>
+    <w:p>
+      <w:pPr>
+        <w:rPr>
+          <w:b/>
+          <w:bCs/>
+        </w:rPr>
+      </w:pPr>
+    </w:p>
+    <w:p>
+      <w:r>
+        <w:br w:type="page"/>
+      </w:r>
+    </w:p>
+    <w:tbl>
+      <w:tblPr>
+        <w:tblStyle w:val="TableGrid"/>
+        <w:tblpPr w:leftFromText="141" w:rightFromText="141" w:vertAnchor="page" w:horzAnchor="margin" w:tblpXSpec="center" w:tblpY="1441"/>
+        <w:tblW w:w="15586" w:type="dxa"/>
+        <w:tblLook w:val="04A0" w:firstRow="1" w:lastRow="0" w:firstColumn="1" w:lastColumn="0" w:noHBand="0" w:noVBand="1"/>
+      </w:tblPr>
+      <w:tblGrid>
+        <w:gridCol w:w="6878"/>
+        <w:gridCol w:w="2762"/>
+        <w:gridCol w:w="5946"/>
+      </w:tblGrid>
+      <w:tr>
+        <w:tc>
+          <w:tcPr>
+            <w:tcW w:w="15586" w:type="dxa"/>
+            <w:gridSpan w:val="3"/>
+          </w:tcPr>
+          <w:p>
+            <w:pPr>
+              <w:jc w:val="center"/>
               <w:rPr>
                 <w:noProof/>
                 <w:lang w:eastAsia="nl-NL"/>
               </w:rPr>
+            </w:pPr>
+            <w:r>
+              <w:rPr>
+                <w:b/>
+                <w:bCs/>
+                <w:sz w:val="48"/>
+                <w:szCs w:val="48"/>
+              </w:rPr>
+              <w:lastRenderedPageBreak/>
+              <w:t xml:space="preserve">Opdracht </w:t>
+            </w:r>
+            <w:r>
+              <w:rPr>
+                <w:b/>
+                <w:bCs/>
+                <w:sz w:val="48"/>
+                <w:szCs w:val="48"/>
+              </w:rPr>
+              <w:t>10</w:t>
+            </w:r>
+            <w:r>
+              <w:rPr>
+                <w:b/>
+                <w:bCs/>
+                <w:sz w:val="48"/>
+                <w:szCs w:val="48"/>
+              </w:rPr>
+              <w:t>B</w:t>
+            </w:r>
+            <w:r>
+              <w:rPr>
+                <w:b/>
+                <w:bCs/>
+                <w:sz w:val="48"/>
+                <w:szCs w:val="48"/>
+              </w:rPr>
+              <w:t>:</w:t>
+            </w:r>
+            <w:r>
+              <w:rPr>
+                <w:b/>
+                <w:bCs/>
+                <w:sz w:val="48"/>
+                <w:szCs w:val="48"/>
+              </w:rPr>
+              <w:t xml:space="preserve"> </w:t>
+            </w:r>
+            <w:r>
+              <w:rPr>
+                <w:b/>
+                <w:bCs/>
+                <w:sz w:val="48"/>
+                <w:szCs w:val="48"/>
+              </w:rPr>
+              <w:t>Een figuur voor boven de tekst</w:t>
+            </w:r>
+          </w:p>
+        </w:tc>
+      </w:tr>
+      <w:tr>
+        <w:tc>
+          <w:tcPr>
+            <w:tcW w:w="7507" w:type="dxa"/>
+          </w:tcPr>
+          <w:p>
+            <w:pPr>
+              <w:rPr>
+                <w:b/>
+                <w:bCs/>
+              </w:rPr>
+            </w:pPr>
+          </w:p>
+          <w:p>
+            <w:r>
               <w:drawing>
-                <wp:anchor distT="0" distB="0" distL="114300" distR="114300" simplePos="0" relativeHeight="251750400" behindDoc="1" locked="0" layoutInCell="1" allowOverlap="1" wp14:anchorId="667BBA77" wp14:editId="33AD6530">
-                  <wp:simplePos x="0" y="0"/>
-                  <wp:positionH relativeFrom="column">
-                    <wp:posOffset>212090</wp:posOffset>
-                  </wp:positionH>
-                  <wp:positionV relativeFrom="paragraph">
-                    <wp:posOffset>155575</wp:posOffset>
-                  </wp:positionV>
-                  <wp:extent cx="1497965" cy="1487170"/>
-                  <wp:effectExtent l="0" t="0" r="6985" b="0"/>
-                  <wp:wrapSquare wrapText="bothSides"/>
-                  <wp:docPr id="859283555" name="Afbeelding 1" descr="Afbeelding met tekst, schermopname&#10;&#10;Automatisch gegenereerde beschrijving"/>
+                <wp:inline distT="0" distB="0" distL="0" distR="0" wp14:anchorId="2D478293" wp14:editId="113425D7">
+                  <wp:extent cx="3623094" cy="4307336"/>
+                  <wp:effectExtent l="0" t="0" r="0" b="0"/>
+                  <wp:docPr id="1033650960" name="Picture 1"/>
                   <wp:cNvGraphicFramePr>
                     <a:graphicFrameLocks xmlns:a="http://schemas.openxmlformats.org/drawingml/2006/main" noChangeAspect="1"/>
                   </wp:cNvGraphicFramePr>
@@ -9225,17 +9267,11 @@
                     <a:graphicData uri="http://schemas.openxmlformats.org/drawingml/2006/picture">
                       <pic:pic xmlns:pic="http://schemas.openxmlformats.org/drawingml/2006/picture">
                         <pic:nvPicPr>
-                          <pic:cNvPr id="859283555" name="Afbeelding 1" descr="Afbeelding met tekst, schermopname&#10;&#10;Automatisch gegenereerde beschrijving"/>
+                          <pic:cNvPr id="1033650960" name=""/>
                           <pic:cNvPicPr/>
                         </pic:nvPicPr>
                         <pic:blipFill>
-                          <a:blip r:embed="rId41">
-                            <a:extLst>
-                              <a:ext uri="{28A0092B-C50C-407E-A947-70E740481C1C}">
-                                <a14:useLocalDpi xmlns:a14="http://schemas.microsoft.com/office/drawing/2010/main" val="0"/>
-                              </a:ext>
-                            </a:extLst>
-                          </a:blip>
+                          <a:blip r:embed="rId37"/>
                           <a:stretch>
                             <a:fillRect/>
                           </a:stretch>
@@ -9243,7 +9279,7 @@
                         <pic:spPr>
                           <a:xfrm>
                             <a:off x="0" y="0"/>
-                            <a:ext cx="1497965" cy="1487170"/>
+                            <a:ext cx="3630369" cy="4315985"/>
                           </a:xfrm>
                           <a:prstGeom prst="rect">
                             <a:avLst/>
@@ -9252,84 +9288,497 @@
                       </pic:pic>
                     </a:graphicData>
                   </a:graphic>
-                  <wp14:sizeRelH relativeFrom="margin">
-                    <wp14:pctWidth>0</wp14:pctWidth>
-                  </wp14:sizeRelH>
-                  <wp14:sizeRelV relativeFrom="margin">
-                    <wp14:pctHeight>0</wp14:pctHeight>
-                  </wp14:sizeRelV>
-                </wp:anchor>
+                </wp:inline>
               </w:drawing>
             </w:r>
           </w:p>
         </w:tc>
         <w:tc>
           <w:tcPr>
-            <w:tcW w:w="4529" w:type="dxa"/>
+            <w:tcW w:w="3341" w:type="dxa"/>
           </w:tcPr>
           <w:p>
             <w:pPr>
               <w:pStyle w:val="ListParagraph"/>
-              <w:ind w:left="14"/>
-            </w:pPr>
-          </w:p>
-          <w:p>
-            <w:pPr>
-              <w:pStyle w:val="ListParagraph"/>
-              <w:ind w:left="14"/>
-            </w:pPr>
-          </w:p>
-          <w:p>
-            <w:pPr>
-              <w:pStyle w:val="ListParagraph"/>
-              <w:ind w:left="14"/>
-            </w:pPr>
-            <w:r>
-              <w:t xml:space="preserve">Kies bij je naam voor </w:t>
-            </w:r>
-            <w:proofErr w:type="spellStart"/>
-            <w:r>
-              <w:rPr>
-                <w:b/>
-                <w:bCs/>
-              </w:rPr>
-              <w:t>my</w:t>
-            </w:r>
-            <w:proofErr w:type="spellEnd"/>
-            <w:r>
-              <w:rPr>
-                <w:b/>
-                <w:bCs/>
-              </w:rPr>
-              <w:t xml:space="preserve"> </w:t>
-            </w:r>
-            <w:proofErr w:type="spellStart"/>
-            <w:r>
-              <w:rPr>
-                <w:b/>
-                <w:bCs/>
-              </w:rPr>
-              <w:t>groups</w:t>
-            </w:r>
-            <w:proofErr w:type="spellEnd"/>
-            <w:r>
-              <w:rPr>
-                <w:b/>
-                <w:bCs/>
-              </w:rPr>
-              <w:t>,</w:t>
-            </w:r>
-            <w:r>
-              <w:t xml:space="preserve"> om elkaars projecten te zien. </w:t>
+            </w:pPr>
+          </w:p>
+          <w:p>
+            <w:pPr>
+              <w:pStyle w:val="ListParagraph"/>
+            </w:pPr>
+          </w:p>
+          <w:p/>
+          <w:p>
+            <w:pPr>
+              <w:pStyle w:val="ListParagraph"/>
+              <w:numPr>
+                <w:ilvl w:val="0"/>
+                <w:numId w:val="1"/>
+              </w:numPr>
+              <w:spacing w:after="160" w:line="278" w:lineRule="auto"/>
+              <w:ind w:left="318" w:hanging="284"/>
+            </w:pPr>
+            <w:r>
+              <w:t xml:space="preserve">Neem een </w:t>
+            </w:r>
+            <w:r>
+              <w:t>lijnsteek</w:t>
+            </w:r>
+          </w:p>
+          <w:p>
+            <w:pPr>
+              <w:pStyle w:val="ListParagraph"/>
+              <w:numPr>
+                <w:ilvl w:val="0"/>
+                <w:numId w:val="1"/>
+              </w:numPr>
+              <w:spacing w:after="160" w:line="278" w:lineRule="auto"/>
+              <w:ind w:left="316" w:hanging="284"/>
+            </w:pPr>
+            <w:r>
+              <w:t>Geef de variabelen alvast een waarde</w:t>
+            </w:r>
+          </w:p>
+          <w:p>
+            <w:pPr>
+              <w:pStyle w:val="ListParagraph"/>
+              <w:numPr>
+                <w:ilvl w:val="0"/>
+                <w:numId w:val="1"/>
+              </w:numPr>
+              <w:spacing w:after="160" w:line="278" w:lineRule="auto"/>
+              <w:ind w:left="316" w:hanging="284"/>
+            </w:pPr>
+            <w:r>
+              <w:t>Herhaal 12 keer</w:t>
+            </w:r>
+            <w:r>
+              <w:br/>
+            </w:r>
+          </w:p>
+          <w:p>
+            <w:pPr>
+              <w:pStyle w:val="ListParagraph"/>
+              <w:numPr>
+                <w:ilvl w:val="0"/>
+                <w:numId w:val="1"/>
+              </w:numPr>
+              <w:spacing w:after="160" w:line="278" w:lineRule="auto"/>
+              <w:ind w:left="600" w:hanging="284"/>
+            </w:pPr>
+            <w:r>
+              <w:t>Herhaal 24 keer</w:t>
+            </w:r>
+          </w:p>
+          <w:p>
+            <w:pPr>
+              <w:pStyle w:val="ListParagraph"/>
+              <w:numPr>
+                <w:ilvl w:val="0"/>
+                <w:numId w:val="1"/>
+              </w:numPr>
+              <w:spacing w:after="160" w:line="278" w:lineRule="auto"/>
+              <w:ind w:left="883" w:hanging="284"/>
+            </w:pPr>
+            <w:r>
+              <w:t>Neem 25 stappen</w:t>
+            </w:r>
+          </w:p>
+          <w:p>
+            <w:pPr>
+              <w:pStyle w:val="ListParagraph"/>
+              <w:numPr>
+                <w:ilvl w:val="0"/>
+                <w:numId w:val="1"/>
+              </w:numPr>
+              <w:spacing w:after="160" w:line="278" w:lineRule="auto"/>
+              <w:ind w:left="883" w:hanging="284"/>
+            </w:pPr>
+            <w:r>
+              <w:t>Draai 15 graden</w:t>
+            </w:r>
+            <w:r>
+              <w:br/>
+            </w:r>
+          </w:p>
+          <w:p>
+            <w:pPr>
+              <w:pStyle w:val="ListParagraph"/>
+              <w:numPr>
+                <w:ilvl w:val="0"/>
+                <w:numId w:val="1"/>
+              </w:numPr>
+            </w:pPr>
+            <w:r>
+              <w:t>Draai 30 graden</w:t>
+            </w:r>
+          </w:p>
+          <w:p>
+            <w:pPr>
+              <w:pStyle w:val="ListParagraph"/>
+              <w:numPr>
+                <w:ilvl w:val="0"/>
+                <w:numId w:val="1"/>
+              </w:numPr>
+            </w:pPr>
+            <w:r>
+              <w:t>Neem 4 stappen</w:t>
+            </w:r>
+          </w:p>
+          <w:p>
+            <w:pPr>
+              <w:ind w:left="34"/>
+            </w:pPr>
+          </w:p>
+        </w:tc>
+        <w:tc>
+          <w:tcPr>
+            <w:tcW w:w="4738" w:type="dxa"/>
+          </w:tcPr>
+          <w:p>
+            <w:r>
+              <w:drawing>
+                <wp:inline distT="0" distB="0" distL="0" distR="0" wp14:anchorId="03977C53" wp14:editId="4FD0A4E0">
+                  <wp:extent cx="3630333" cy="3493698"/>
+                  <wp:effectExtent l="0" t="0" r="8255" b="0"/>
+                  <wp:docPr id="1931896235" name="Picture 1"/>
+                  <wp:cNvGraphicFramePr>
+                    <a:graphicFrameLocks xmlns:a="http://schemas.openxmlformats.org/drawingml/2006/main" noChangeAspect="1"/>
+                  </wp:cNvGraphicFramePr>
+                  <a:graphic xmlns:a="http://schemas.openxmlformats.org/drawingml/2006/main">
+                    <a:graphicData uri="http://schemas.openxmlformats.org/drawingml/2006/picture">
+                      <pic:pic xmlns:pic="http://schemas.openxmlformats.org/drawingml/2006/picture">
+                        <pic:nvPicPr>
+                          <pic:cNvPr id="1931896235" name=""/>
+                          <pic:cNvPicPr/>
+                        </pic:nvPicPr>
+                        <pic:blipFill>
+                          <a:blip r:embed="rId38"/>
+                          <a:stretch>
+                            <a:fillRect/>
+                          </a:stretch>
+                        </pic:blipFill>
+                        <pic:spPr>
+                          <a:xfrm>
+                            <a:off x="0" y="0"/>
+                            <a:ext cx="3651927" cy="3514479"/>
+                          </a:xfrm>
+                          <a:prstGeom prst="rect">
+                            <a:avLst/>
+                          </a:prstGeom>
+                        </pic:spPr>
+                      </pic:pic>
+                    </a:graphicData>
+                  </a:graphic>
+                </wp:inline>
+              </w:drawing>
+            </w:r>
+          </w:p>
+        </w:tc>
+      </w:tr>
+    </w:tbl>
+    <w:p/>
+    <w:p>
+      <w:r>
+        <w:br w:type="page"/>
+      </w:r>
+    </w:p>
+    <w:tbl>
+      <w:tblPr>
+        <w:tblStyle w:val="TableGrid"/>
+        <w:tblpPr w:leftFromText="141" w:rightFromText="141" w:vertAnchor="page" w:horzAnchor="margin" w:tblpXSpec="center" w:tblpY="1441"/>
+        <w:tblW w:w="15586" w:type="dxa"/>
+        <w:tblLook w:val="04A0" w:firstRow="1" w:lastRow="0" w:firstColumn="1" w:lastColumn="0" w:noHBand="0" w:noVBand="1"/>
+      </w:tblPr>
+      <w:tblGrid>
+        <w:gridCol w:w="8108"/>
+        <w:gridCol w:w="2924"/>
+        <w:gridCol w:w="4554"/>
+      </w:tblGrid>
+      <w:tr>
+        <w:tc>
+          <w:tcPr>
+            <w:tcW w:w="15586" w:type="dxa"/>
+            <w:gridSpan w:val="3"/>
+          </w:tcPr>
+          <w:p>
+            <w:pPr>
+              <w:jc w:val="center"/>
+              <w:rPr>
+                <w:noProof/>
+                <w:lang w:eastAsia="nl-NL"/>
+              </w:rPr>
+            </w:pPr>
+            <w:r>
+              <w:rPr>
+                <w:b/>
+                <w:bCs/>
+                <w:sz w:val="48"/>
+                <w:szCs w:val="48"/>
+              </w:rPr>
+              <w:lastRenderedPageBreak/>
+              <w:t xml:space="preserve">Opdracht </w:t>
+            </w:r>
+            <w:r>
+              <w:rPr>
+                <w:b/>
+                <w:bCs/>
+                <w:sz w:val="48"/>
+                <w:szCs w:val="48"/>
+              </w:rPr>
+              <w:t>10</w:t>
+            </w:r>
+            <w:r>
+              <w:rPr>
+                <w:b/>
+                <w:bCs/>
+                <w:sz w:val="48"/>
+                <w:szCs w:val="48"/>
+              </w:rPr>
+              <w:t>C: spring naar een andere plaats en schrijf de tekst in het midden</w:t>
+            </w:r>
+          </w:p>
+        </w:tc>
+      </w:tr>
+      <w:tr>
+        <w:tc>
+          <w:tcPr>
+            <w:tcW w:w="7507" w:type="dxa"/>
+          </w:tcPr>
+          <w:p>
+            <w:pPr>
+              <w:rPr>
+                <w:b/>
+                <w:bCs/>
+              </w:rPr>
+            </w:pPr>
+          </w:p>
+          <w:p>
+            <w:pPr>
+              <w:rPr>
+                <w:sz w:val="28"/>
+                <w:szCs w:val="28"/>
+              </w:rPr>
+            </w:pPr>
+            <w:r>
+              <w:rPr>
+                <w:sz w:val="28"/>
+                <w:szCs w:val="28"/>
+              </w:rPr>
+              <w:t>Plak</w:t>
+            </w:r>
+            <w:r>
+              <w:rPr>
+                <w:sz w:val="28"/>
+                <w:szCs w:val="28"/>
+              </w:rPr>
+              <w:t xml:space="preserve"> deze blokken onder de blokken van Opdracht 10B</w:t>
+            </w:r>
+          </w:p>
+          <w:p>
+            <w:pPr>
+              <w:rPr>
+                <w:sz w:val="28"/>
+                <w:szCs w:val="28"/>
+              </w:rPr>
+            </w:pPr>
+          </w:p>
+          <w:p>
+            <w:r>
+              <w:drawing>
+                <wp:inline distT="0" distB="0" distL="0" distR="0" wp14:anchorId="34384D8F" wp14:editId="02A1C06A">
+                  <wp:extent cx="5011947" cy="1810664"/>
+                  <wp:effectExtent l="0" t="0" r="0" b="0"/>
+                  <wp:docPr id="2003258613" name="Picture 1"/>
+                  <wp:cNvGraphicFramePr>
+                    <a:graphicFrameLocks xmlns:a="http://schemas.openxmlformats.org/drawingml/2006/main" noChangeAspect="1"/>
+                  </wp:cNvGraphicFramePr>
+                  <a:graphic xmlns:a="http://schemas.openxmlformats.org/drawingml/2006/main">
+                    <a:graphicData uri="http://schemas.openxmlformats.org/drawingml/2006/picture">
+                      <pic:pic xmlns:pic="http://schemas.openxmlformats.org/drawingml/2006/picture">
+                        <pic:nvPicPr>
+                          <pic:cNvPr id="2003258613" name=""/>
+                          <pic:cNvPicPr/>
+                        </pic:nvPicPr>
+                        <pic:blipFill>
+                          <a:blip r:embed="rId39"/>
+                          <a:stretch>
+                            <a:fillRect/>
+                          </a:stretch>
+                        </pic:blipFill>
+                        <pic:spPr>
+                          <a:xfrm>
+                            <a:off x="0" y="0"/>
+                            <a:ext cx="5036304" cy="1819463"/>
+                          </a:xfrm>
+                          <a:prstGeom prst="rect">
+                            <a:avLst/>
+                          </a:prstGeom>
+                        </pic:spPr>
+                      </pic:pic>
+                    </a:graphicData>
+                  </a:graphic>
+                </wp:inline>
+              </w:drawing>
+            </w:r>
+          </w:p>
+        </w:tc>
+        <w:tc>
+          <w:tcPr>
+            <w:tcW w:w="3341" w:type="dxa"/>
+          </w:tcPr>
+          <w:p>
+            <w:pPr>
+              <w:pStyle w:val="ListParagraph"/>
+              <w:numPr>
+                <w:ilvl w:val="0"/>
+                <w:numId w:val="1"/>
+              </w:numPr>
+              <w:spacing w:after="160" w:line="278" w:lineRule="auto"/>
+              <w:ind w:left="347" w:hanging="284"/>
+            </w:pPr>
+            <w:r>
+              <w:t>Maak een knoopsteek om te zorgen dat het borduurwerk niet uit elkaar valt als je straks de sprongsteken afknipt</w:t>
+            </w:r>
+          </w:p>
+          <w:p>
+            <w:pPr>
+              <w:pStyle w:val="ListParagraph"/>
+              <w:numPr>
+                <w:ilvl w:val="0"/>
+                <w:numId w:val="1"/>
+              </w:numPr>
+              <w:spacing w:after="160" w:line="278" w:lineRule="auto"/>
+              <w:ind w:left="347" w:hanging="284"/>
+            </w:pPr>
+            <w:r>
+              <w:t>Sprongsteek aan:</w:t>
+            </w:r>
+            <w:r>
+              <w:br/>
+              <w:t>Naald gaat omhoog</w:t>
+            </w:r>
+          </w:p>
+          <w:p>
+            <w:pPr>
+              <w:pStyle w:val="ListParagraph"/>
+              <w:numPr>
+                <w:ilvl w:val="0"/>
+                <w:numId w:val="1"/>
+              </w:numPr>
+              <w:spacing w:after="160" w:line="278" w:lineRule="auto"/>
+              <w:ind w:left="347" w:hanging="284"/>
+            </w:pPr>
+            <w:r>
+              <w:t>Ga de helft (daarom de 2) van de lengte van de tekst naar links (daarom min). En ga naar onder de figuur.</w:t>
+            </w:r>
+          </w:p>
+          <w:p>
+            <w:pPr>
+              <w:pStyle w:val="ListParagraph"/>
+              <w:numPr>
+                <w:ilvl w:val="0"/>
+                <w:numId w:val="1"/>
+              </w:numPr>
+              <w:spacing w:after="160" w:line="278" w:lineRule="auto"/>
+              <w:ind w:left="347" w:hanging="284"/>
+            </w:pPr>
+            <w:r>
+              <w:t>Maak weer een knoopsteek</w:t>
+            </w:r>
+          </w:p>
+          <w:p>
+            <w:pPr>
+              <w:pStyle w:val="ListParagraph"/>
+              <w:numPr>
+                <w:ilvl w:val="0"/>
+                <w:numId w:val="1"/>
+              </w:numPr>
+              <w:spacing w:after="160" w:line="278" w:lineRule="auto"/>
+              <w:ind w:left="347" w:hanging="284"/>
+            </w:pPr>
+            <w:r>
+              <w:t>Schrijf de tekst</w:t>
+            </w:r>
+          </w:p>
+          <w:p>
+            <w:pPr>
+              <w:pStyle w:val="ListParagraph"/>
+              <w:numPr>
+                <w:ilvl w:val="0"/>
+                <w:numId w:val="1"/>
+              </w:numPr>
+              <w:spacing w:after="160" w:line="278" w:lineRule="auto"/>
+              <w:ind w:left="347" w:hanging="284"/>
+            </w:pPr>
+            <w:r>
+              <w:t>En tot slot nog een knoopsteek</w:t>
+            </w:r>
+          </w:p>
+          <w:p>
+            <w:pPr>
+              <w:ind w:left="34"/>
+            </w:pPr>
+          </w:p>
+        </w:tc>
+        <w:tc>
+          <w:tcPr>
+            <w:tcW w:w="4738" w:type="dxa"/>
+          </w:tcPr>
+          <w:p>
+            <w:pPr>
+              <w:pStyle w:val="ListParagraph"/>
+            </w:pPr>
+            <w:r>
+              <w:drawing>
+                <wp:inline distT="0" distB="0" distL="0" distR="0" wp14:anchorId="0260FD13" wp14:editId="60D5BBA9">
+                  <wp:extent cx="1997056" cy="2260445"/>
+                  <wp:effectExtent l="0" t="0" r="3810" b="6985"/>
+                  <wp:docPr id="1436427089" name="Picture 1"/>
+                  <wp:cNvGraphicFramePr>
+                    <a:graphicFrameLocks xmlns:a="http://schemas.openxmlformats.org/drawingml/2006/main" noChangeAspect="1"/>
+                  </wp:cNvGraphicFramePr>
+                  <a:graphic xmlns:a="http://schemas.openxmlformats.org/drawingml/2006/main">
+                    <a:graphicData uri="http://schemas.openxmlformats.org/drawingml/2006/picture">
+                      <pic:pic xmlns:pic="http://schemas.openxmlformats.org/drawingml/2006/picture">
+                        <pic:nvPicPr>
+                          <pic:cNvPr id="1436427089" name=""/>
+                          <pic:cNvPicPr/>
+                        </pic:nvPicPr>
+                        <pic:blipFill>
+                          <a:blip r:embed="rId40"/>
+                          <a:stretch>
+                            <a:fillRect/>
+                          </a:stretch>
+                        </pic:blipFill>
+                        <pic:spPr>
+                          <a:xfrm>
+                            <a:off x="0" y="0"/>
+                            <a:ext cx="2027658" cy="2295084"/>
+                          </a:xfrm>
+                          <a:prstGeom prst="rect">
+                            <a:avLst/>
+                          </a:prstGeom>
+                        </pic:spPr>
+                      </pic:pic>
+                    </a:graphicData>
+                  </a:graphic>
+                </wp:inline>
+              </w:drawing>
             </w:r>
           </w:p>
         </w:tc>
       </w:tr>
     </w:tbl>
     <w:p>
+      <w:r>
+        <w:br w:type="page"/>
+      </w:r>
+    </w:p>
+    <w:p>
       <w:pPr>
         <w:sectPr>
-          <w:footerReference w:type="default" r:id="rId42"/>
+          <w:footerReference w:type="default" r:id="rId41"/>
           <w:pgSz w:w="16838" w:h="11906" w:orient="landscape"/>
           <w:pgMar w:top="1134" w:right="794" w:bottom="851" w:left="1191" w:header="709" w:footer="709" w:gutter="0"/>
           <w:cols w:space="708"/>
@@ -9346,8 +9795,8 @@
       </w:pPr>
     </w:p>
     <w:sectPr>
-      <w:pgSz w:w="11906" w:h="16838"/>
-      <w:pgMar w:top="536" w:right="794" w:bottom="1417" w:left="1191" w:header="708" w:footer="708" w:gutter="0"/>
+      <w:pgSz w:w="16838" w:h="11906" w:orient="landscape"/>
+      <w:pgMar w:top="794" w:right="1417" w:bottom="1191" w:left="536" w:header="708" w:footer="708" w:gutter="0"/>
       <w:cols w:space="708"/>
       <w:docGrid w:linePitch="360"/>
     </w:sectPr>
@@ -10240,7 +10689,7 @@
   <w:abstractNum w:abstractNumId="6" w15:restartNumberingAfterBreak="0">
     <w:nsid w:val="5DD90F59"/>
     <w:multiLevelType w:val="hybridMultilevel"/>
-    <w:tmpl w:val="742EA21A"/>
+    <w:tmpl w:val="FA34503A"/>
     <w:lvl w:ilvl="0" w:tplc="04130001">
       <w:start w:val="1"/>
       <w:numFmt w:val="bullet"/>
@@ -10774,7 +11223,7 @@
   <w:style w:type="paragraph" w:default="1" w:styleId="Normal">
     <w:name w:val="Normal"/>
     <w:qFormat/>
-    <w:rsid w:val="008C0BFF"/>
+    <w:rsid w:val="005C2D3A"/>
   </w:style>
   <w:style w:type="paragraph" w:styleId="Heading1">
     <w:name w:val="heading 1"/>
@@ -10978,7 +11427,6 @@
   <w:style w:type="character" w:default="1" w:styleId="DefaultParagraphFont">
     <w:name w:val="Default Paragraph Font"/>
     <w:uiPriority w:val="1"/>
-    <w:semiHidden/>
     <w:unhideWhenUsed/>
   </w:style>
   <w:style w:type="table" w:default="1" w:styleId="TableNormal">
